--- a/docs/files/vik/vik_6M2026_en.docx
+++ b/docs/files/vik/vik_6M2026_en.docx
@@ -1653,7 +1653,7 @@
                 <w:color w:val="1B7F3B"/>
                 <w:sz w:val="17"/>
               </w:rPr>
-              <w:t>▲ 9,012.5 % vs 6M2025</w:t>
+              <w:t>▲ 7.21 EURm vs 6M2025</w:t>
             </w:r>
           </w:p>
         </w:tc>

--- a/docs/files/vik/vik_6M2026_en.docx
+++ b/docs/files/vik/vik_6M2026_en.docx
@@ -2565,24 +2565,10 @@
         <w:rPr>
           <w:sz w:val="24"/>
         </w:rPr>
-        <w:t xml:space="preserve">☐ </w:t>
+        <w:t xml:space="preserve">☑ </w:t>
       </w:r>
       <w:r>
         <w:t>Yes, the company is not in the list of sanctions (add a screenshot)</w:t>
-      </w:r>
-    </w:p>
-    <w:p>
-      <w:pPr>
-        <w:spacing w:after="0"/>
-        <w:ind w:left="397"/>
-      </w:pPr>
-      <w:r>
-        <w:rPr>
-          <w:b/>
-          <w:color w:val="B42318"/>
-          <w:sz w:val="19"/>
-        </w:rPr>
-        <w:t>Needs review</w:t>
       </w:r>
     </w:p>
     <w:p>
@@ -2602,7 +2588,7 @@
           <w:color w:val="333333"/>
           <w:sz w:val="19"/>
         </w:rPr>
-        <w:t>Automatic check against the EU, UN, US OFAC and UK consolidated sanctions lists.</w:t>
+        <w:t>Not found on the EU, UN, UK, US OFAC consolidated sanctions lists (automatic check 2026-10-22).</w:t>
       </w:r>
     </w:p>
     <w:p>

--- a/docs/files/vik/vik_6M2026_en.docx
+++ b/docs/files/vik/vik_6M2026_en.docx
@@ -2,112 +2,287 @@
 <file path=word/document.xml><?xml version="1.0" encoding="utf-8"?>
 <w:document xmlns:wpc="http://schemas.microsoft.com/office/word/2010/wordprocessingCanvas" xmlns:mo="http://schemas.microsoft.com/office/mac/office/2008/main" xmlns:mc="http://schemas.openxmlformats.org/markup-compatibility/2006" xmlns:mv="urn:schemas-microsoft-com:mac:vml" xmlns:o="urn:schemas-microsoft-com:office:office" xmlns:r="http://schemas.openxmlformats.org/officeDocument/2006/relationships" xmlns:m="http://schemas.openxmlformats.org/officeDocument/2006/math" xmlns:v="urn:schemas-microsoft-com:vml" xmlns:wp14="http://schemas.microsoft.com/office/word/2010/wordprocessingDrawing" xmlns:wp="http://schemas.openxmlformats.org/drawingml/2006/wordprocessingDrawing" xmlns:w10="urn:schemas-microsoft-com:office:word" xmlns:w="http://schemas.openxmlformats.org/wordprocessingml/2006/main" xmlns:w14="http://schemas.microsoft.com/office/word/2010/wordml" xmlns:wpg="http://schemas.microsoft.com/office/word/2010/wordprocessingGroup" xmlns:wpi="http://schemas.microsoft.com/office/word/2010/wordprocessingInk" xmlns:wne="http://schemas.microsoft.com/office/word/2006/wordml" xmlns:wps="http://schemas.microsoft.com/office/word/2010/wordprocessingShape" mc:Ignorable="w14 wp14">
   <w:body>
+    <w:tbl>
+      <w:tblPr>
+        <w:tblW w:w="9639" w:type="dxa"/>
+        <w:tblBorders>
+          <w:top w:val="nil"/>
+          <w:left w:val="nil"/>
+          <w:bottom w:val="nil"/>
+          <w:right w:val="nil"/>
+          <w:insideH w:val="nil"/>
+          <w:insideV w:val="nil"/>
+        </w:tblBorders>
+        <w:tblLayout w:type="fixed"/>
+        <w:tblCellMar>
+          <w:top w:w="260" w:type="dxa"/>
+          <w:left w:w="280" w:type="dxa"/>
+          <w:bottom w:w="260" w:type="dxa"/>
+          <w:right w:w="280" w:type="dxa"/>
+        </w:tblCellMar>
+        <w:tblLook w:firstColumn="1" w:firstRow="1" w:lastColumn="0" w:lastRow="0" w:noHBand="0" w:noVBand="1" w:val="04A0"/>
+      </w:tblPr>
+      <w:tblGrid>
+        <w:gridCol w:w="7030"/>
+        <w:gridCol w:w="2608"/>
+      </w:tblGrid>
+      <w:tr>
+        <w:tc>
+          <w:tcPr>
+            <w:tcW w:type="dxa" w:w="7030"/>
+            <w:shd w:val="clear" w:color="auto" w:fill="1F4E79"/>
+          </w:tcPr>
+          <w:p>
+            <w:pPr>
+              <w:spacing w:before="0" w:after="0"/>
+            </w:pPr>
+            <w:r>
+              <w:rPr>
+                <w:b/>
+                <w:caps/>
+                <w:color w:val="AFC6DD"/>
+                <w:sz w:val="17"/>
+              </w:rPr>
+              <w:t>Issuer review · 6M2026</w:t>
+            </w:r>
+          </w:p>
+          <w:p>
+            <w:pPr>
+              <w:spacing w:before="40" w:after="0"/>
+            </w:pPr>
+            <w:r>
+              <w:rPr>
+                <w:b/>
+                <w:color w:val="FFFFFF"/>
+                <w:sz w:val="40"/>
+              </w:rPr>
+              <w:t>Valstybės investicinis kapitalas (VIK)</w:t>
+            </w:r>
+          </w:p>
+        </w:tc>
+        <w:tc>
+          <w:tcPr>
+            <w:tcW w:type="dxa" w:w="2608"/>
+            <w:shd w:val="clear" w:color="auto" w:fill="1F4E79"/>
+          </w:tcPr>
+          <w:p>
+            <w:pPr>
+              <w:spacing w:before="280" w:after="0"/>
+              <w:jc w:val="right"/>
+            </w:pPr>
+            <w:r>
+              <w:rPr>
+                <w:b/>
+                <w:color w:val="1B7F3B"/>
+                <w:sz w:val="19"/>
+                <w:shd w:val="clear" w:color="auto" w:fill="E3F3E8"/>
+              </w:rPr>
+              <w:t xml:space="preserve">  ●  OK  </w:t>
+            </w:r>
+          </w:p>
+        </w:tc>
+      </w:tr>
+    </w:tbl>
     <w:p>
       <w:pPr>
-        <w:spacing w:after="0"/>
+        <w:pBdr>
+          <w:top w:val="single" w:sz="12" w:color="2A78D6" w:space="0"/>
+        </w:pBdr>
+        <w:spacing w:before="0" w:after="200" w:line="120" w:lineRule="auto"/>
       </w:pPr>
-      <w:r>
-        <w:rPr>
-          <w:b/>
-          <w:color w:val="1F4E79"/>
-          <w:sz w:val="48"/>
-        </w:rPr>
-        <w:t>Valstybės investicinis kapitalas (VIK)</w:t>
-      </w:r>
-    </w:p>
-    <w:p>
-      <w:r>
-        <w:rPr>
-          <w:color w:val="5F6B7A"/>
-          <w:sz w:val="24"/>
-        </w:rPr>
-        <w:t>Issuer review · 6M2026</w:t>
-      </w:r>
-    </w:p>
-    <w:p>
-      <w:pPr>
-        <w:spacing w:after="0"/>
-      </w:pPr>
-      <w:r>
-        <w:rPr>
-          <w:b/>
-          <w:sz w:val="19"/>
-        </w:rPr>
-        <w:t xml:space="preserve">Analysis date: </w:t>
-      </w:r>
-      <w:r>
-        <w:rPr>
-          <w:b w:val="0"/>
-          <w:sz w:val="19"/>
-        </w:rPr>
-        <w:t>2026-10-22</w:t>
-      </w:r>
-    </w:p>
-    <w:p>
-      <w:pPr>
-        <w:spacing w:after="0"/>
-      </w:pPr>
-      <w:r>
-        <w:rPr>
-          <w:b/>
-          <w:sz w:val="19"/>
-        </w:rPr>
-        <w:t xml:space="preserve">Rating: </w:t>
-      </w:r>
-      <w:r>
-        <w:rPr>
-          <w:b w:val="0"/>
-          <w:sz w:val="19"/>
-        </w:rPr>
-        <w:t>Fitch A+ on the EUR 400m bond programme, linked to Lithuania's rating through the state guarantee</w:t>
-      </w:r>
-      <w:hyperlink r:id="rId10">
-        <w:r>
-          <w:rPr>
-            <w:color w:val="2A78D6"/>
-            <w:vertAlign w:val="superscript"/>
-            <w:sz w:val="16"/>
-          </w:rPr>
-          <w:t xml:space="preserve">1</w:t>
-        </w:r>
-      </w:hyperlink>
-    </w:p>
-    <w:p>
-      <w:pPr>
-        <w:spacing w:after="0"/>
-      </w:pPr>
-      <w:r>
-        <w:rPr>
-          <w:b/>
-          <w:sz w:val="19"/>
-        </w:rPr>
-        <w:t xml:space="preserve">Next report: </w:t>
-      </w:r>
-      <w:r>
-        <w:rPr>
-          <w:b w:val="0"/>
-          <w:sz w:val="19"/>
-        </w:rPr>
-        <w:t>9M 2026 interim report - expected November 2026</w:t>
-      </w:r>
     </w:p>
     <w:tbl>
       <w:tblPr>
-        <w:tblW w:type="auto" w:w="0"/>
+        <w:tblW w:w="9639" w:type="dxa"/>
+        <w:tblBorders>
+          <w:top w:val="nil"/>
+          <w:left w:val="nil"/>
+          <w:bottom w:val="nil"/>
+          <w:right w:val="nil"/>
+          <w:insideH w:val="nil"/>
+          <w:insideV w:val="nil"/>
+        </w:tblBorders>
+        <w:tblLayout w:type="fixed"/>
+        <w:tblCellMar>
+          <w:top w:w="0" w:type="dxa"/>
+          <w:left w:w="0" w:type="dxa"/>
+          <w:bottom w:w="120" w:type="dxa"/>
+          <w:right w:w="160" w:type="dxa"/>
+        </w:tblCellMar>
         <w:tblLook w:firstColumn="1" w:firstRow="1" w:lastColumn="0" w:lastRow="0" w:noHBand="0" w:noVBand="1" w:val="04A0"/>
       </w:tblPr>
       <w:tblGrid>
-        <w:gridCol w:w="9972"/>
+        <w:gridCol w:w="3213"/>
+        <w:gridCol w:w="3213"/>
+        <w:gridCol w:w="3213"/>
+      </w:tblGrid>
+      <w:tr>
+        <w:tc>
+          <w:tcPr>
+            <w:tcW w:type="dxa" w:w="3213"/>
+            <w:tcBorders>
+              <w:top w:val="nil"/>
+              <w:left w:val="nil"/>
+              <w:bottom w:val="single" w:sz="4" w:color="C9D3DE" w:space="0"/>
+              <w:right w:val="nil"/>
+            </w:tcBorders>
+          </w:tcPr>
+          <w:p>
+            <w:pPr>
+              <w:spacing w:before="0" w:after="20"/>
+            </w:pPr>
+            <w:r>
+              <w:rPr>
+                <w:b/>
+                <w:caps/>
+                <w:color w:val="5F6B7A"/>
+                <w:sz w:val="15"/>
+              </w:rPr>
+              <w:t>Analysis date</w:t>
+            </w:r>
+          </w:p>
+          <w:p>
+            <w:pPr>
+              <w:spacing w:before="0" w:after="0"/>
+            </w:pPr>
+            <w:r>
+              <w:rPr>
+                <w:b w:val="0"/>
+                <w:sz w:val="19"/>
+              </w:rPr>
+              <w:t>2026-10-22</w:t>
+            </w:r>
+          </w:p>
+        </w:tc>
+        <w:tc>
+          <w:tcPr>
+            <w:tcW w:type="dxa" w:w="3213"/>
+            <w:tcBorders>
+              <w:top w:val="nil"/>
+              <w:left w:val="nil"/>
+              <w:bottom w:val="single" w:sz="4" w:color="C9D3DE" w:space="0"/>
+              <w:right w:val="nil"/>
+            </w:tcBorders>
+          </w:tcPr>
+          <w:p>
+            <w:pPr>
+              <w:spacing w:before="0" w:after="20"/>
+            </w:pPr>
+            <w:r>
+              <w:rPr>
+                <w:b/>
+                <w:caps/>
+                <w:color w:val="5F6B7A"/>
+                <w:sz w:val="15"/>
+              </w:rPr>
+              <w:t>Rating</w:t>
+            </w:r>
+          </w:p>
+          <w:p>
+            <w:pPr>
+              <w:spacing w:before="0" w:after="0"/>
+            </w:pPr>
+            <w:r>
+              <w:rPr>
+                <w:b w:val="0"/>
+                <w:sz w:val="19"/>
+              </w:rPr>
+              <w:t>Fitch A+ on the EUR 400m bond programme, linked to Lithuania's rating through the state guarantee</w:t>
+            </w:r>
+            <w:hyperlink r:id="rId12">
+              <w:r>
+                <w:rPr>
+                  <w:color w:val="2A78D6"/>
+                  <w:vertAlign w:val="superscript"/>
+                  <w:sz w:val="16"/>
+                </w:rPr>
+                <w:t xml:space="preserve">1</w:t>
+              </w:r>
+            </w:hyperlink>
+          </w:p>
+        </w:tc>
+        <w:tc>
+          <w:tcPr>
+            <w:tcW w:type="dxa" w:w="3213"/>
+            <w:tcBorders>
+              <w:top w:val="nil"/>
+              <w:left w:val="nil"/>
+              <w:bottom w:val="single" w:sz="4" w:color="C9D3DE" w:space="0"/>
+              <w:right w:val="nil"/>
+            </w:tcBorders>
+          </w:tcPr>
+          <w:p>
+            <w:pPr>
+              <w:spacing w:before="0" w:after="20"/>
+            </w:pPr>
+            <w:r>
+              <w:rPr>
+                <w:b/>
+                <w:caps/>
+                <w:color w:val="5F6B7A"/>
+                <w:sz w:val="15"/>
+              </w:rPr>
+              <w:t>Next report</w:t>
+            </w:r>
+          </w:p>
+          <w:p>
+            <w:pPr>
+              <w:spacing w:before="0" w:after="0"/>
+            </w:pPr>
+            <w:r>
+              <w:rPr>
+                <w:b w:val="0"/>
+                <w:sz w:val="19"/>
+              </w:rPr>
+              <w:t>9M 2026 interim report - expected November 2026</w:t>
+            </w:r>
+          </w:p>
+        </w:tc>
+      </w:tr>
+    </w:tbl>
+    <w:p>
+      <w:pPr>
+        <w:spacing w:before="0" w:after="80"/>
+      </w:pPr>
+    </w:p>
+    <w:tbl>
+      <w:tblPr>
+        <w:tblW w:w="9639" w:type="dxa"/>
+        <w:tblBorders>
+          <w:top w:val="nil"/>
+          <w:left w:val="nil"/>
+          <w:bottom w:val="nil"/>
+          <w:right w:val="nil"/>
+          <w:insideH w:val="nil"/>
+          <w:insideV w:val="nil"/>
+        </w:tblBorders>
+        <w:tblLayout w:type="fixed"/>
+        <w:tblCellMar>
+          <w:top w:w="180" w:type="dxa"/>
+          <w:left w:w="260" w:type="dxa"/>
+          <w:bottom w:w="200" w:type="dxa"/>
+          <w:right w:w="260" w:type="dxa"/>
+        </w:tblCellMar>
+        <w:tblLook w:firstColumn="1" w:firstRow="1" w:lastColumn="0" w:lastRow="0" w:noHBand="0" w:noVBand="1" w:val="04A0"/>
+      </w:tblPr>
+      <w:tblGrid>
+        <w:gridCol w:w="9639"/>
       </w:tblGrid>
       <w:tr>
         <w:tc>
           <w:tcPr>
             <w:tcW w:type="dxa" w:w="9638"/>
+            <w:tcBorders>
+              <w:top w:val="nil"/>
+              <w:left w:val="single" w:sz="24" w:color="1B7F3B" w:space="0"/>
+              <w:bottom w:val="nil"/>
+              <w:right w:val="nil"/>
+            </w:tcBorders>
             <w:shd w:val="clear" w:color="auto" w:fill="E3F3E8"/>
           </w:tcPr>
           <w:p>
             <w:pPr>
-              <w:spacing w:before="60" w:after="60"/>
+              <w:spacing w:before="0" w:after="0" w:line="276" w:lineRule="auto"/>
             </w:pPr>
             <w:r>
               <w:rPr>
@@ -125,7 +300,7 @@
               </w:rPr>
               <w:t xml:space="preserve"> VIK is 100% state-owned and Fitch rates its bond programme A+, linked to the state guarantee</w:t>
             </w:r>
-            <w:hyperlink r:id="rId11">
+            <w:hyperlink r:id="rId13">
               <w:r>
                 <w:rPr>
                   <w:color w:val="2A78D6"/>
@@ -143,7 +318,7 @@
               </w:rPr>
               <w:t>. 1H profit EUR 7.1m, equity ratio 70% (calculated by the tool)</w:t>
             </w:r>
-            <w:hyperlink r:id="rId12">
+            <w:hyperlink r:id="rId14">
               <w:r>
                 <w:rPr>
                   <w:color w:val="2A78D6"/>
@@ -167,63 +342,101 @@
     </w:tbl>
     <w:p>
       <w:pPr>
-        <w:spacing w:after="0"/>
+        <w:spacing w:before="0" w:after="120"/>
       </w:pPr>
     </w:p>
     <w:tbl>
       <w:tblPr>
-        <w:tblW w:type="auto" w:w="0"/>
-        <w:jc w:val="center"/>
+        <w:tblW w:w="9639" w:type="dxa"/>
+        <w:tblBorders>
+          <w:top w:val="nil"/>
+          <w:left w:val="nil"/>
+          <w:bottom w:val="nil"/>
+          <w:right w:val="nil"/>
+          <w:insideH w:val="nil"/>
+          <w:insideV w:val="nil"/>
+        </w:tblBorders>
+        <w:tblLayout w:type="fixed"/>
+        <w:tblCellMar>
+          <w:top w:w="150" w:type="dxa"/>
+          <w:left w:w="170" w:type="dxa"/>
+          <w:bottom w:w="150" w:type="dxa"/>
+          <w:right w:w="100" w:type="dxa"/>
+        </w:tblCellMar>
         <w:tblLook w:firstColumn="1" w:firstRow="1" w:lastColumn="0" w:lastRow="0" w:noHBand="0" w:noVBand="1" w:val="04A0"/>
-        <w:tblBorders>
-          <w:top w:val="single" w:sz="4" w:color="FFFFFF"/>
-          <w:left w:val="nil"/>
-          <w:bottom w:val="single" w:sz="4" w:color="FFFFFF"/>
-          <w:right w:val="nil"/>
-          <w:insideH w:val="single" w:sz="4" w:color="FFFFFF"/>
-          <w:insideV w:val="nil"/>
-        </w:tblBorders>
       </w:tblPr>
       <w:tblGrid>
-        <w:gridCol w:w="2493"/>
-        <w:gridCol w:w="2493"/>
-        <w:gridCol w:w="2493"/>
-        <w:gridCol w:w="2493"/>
+        <w:gridCol w:w="2260"/>
+        <w:gridCol w:w="198"/>
+        <w:gridCol w:w="2260"/>
+        <w:gridCol w:w="198"/>
+        <w:gridCol w:w="2260"/>
+        <w:gridCol w:w="198"/>
+        <w:gridCol w:w="2260"/>
       </w:tblGrid>
       <w:tr>
         <w:tc>
           <w:tcPr>
-            <w:tcW w:type="dxa" w:w="2493"/>
-            <w:shd w:val="clear" w:color="auto" w:fill="EAF1F8"/>
+            <w:tcW w:type="dxa" w:w="2261"/>
+            <w:tcBorders>
+              <w:top w:val="single" w:sz="18" w:color="2A78D6" w:space="0"/>
+              <w:left w:val="single" w:sz="4" w:color="C9D3DE" w:space="0"/>
+              <w:bottom w:val="single" w:sz="4" w:color="C9D3DE" w:space="0"/>
+              <w:right w:val="single" w:sz="4" w:color="C9D3DE" w:space="0"/>
+            </w:tcBorders>
           </w:tcPr>
           <w:p>
-            <w:r/>
+            <w:pPr>
+              <w:spacing w:before="0" w:after="60"/>
+            </w:pPr>
             <w:r>
               <w:rPr>
+                <w:b/>
+                <w:caps/>
                 <w:color w:val="5F6B7A"/>
-                <w:sz w:val="16"/>
+                <w:sz w:val="14"/>
               </w:rPr>
-              <w:t>Total assets (6M2026)</w:t>
+              <w:t>Total assets</w:t>
+            </w:r>
+            <w:r>
+              <w:rPr>
+                <w:b w:val="0"/>
+                <w:color w:val="5F6B7A"/>
+                <w:sz w:val="14"/>
+              </w:rPr>
+              <w:t xml:space="preserve">  ·  6M2026</w:t>
             </w:r>
           </w:p>
           <w:p>
             <w:pPr>
-              <w:spacing w:after="0"/>
+              <w:spacing w:before="0" w:after="20"/>
             </w:pPr>
             <w:r>
               <w:rPr>
                 <w:b/>
                 <w:color w:val="1F4E79"/>
-                <w:sz w:val="26"/>
+                <w:sz w:val="34"/>
               </w:rPr>
-              <w:t>169.4 EUR m</w:t>
+              <w:t>169.4</w:t>
+            </w:r>
+            <w:r>
+              <w:rPr>
+                <w:b w:val="0"/>
+                <w:color w:val="5F6B7A"/>
+                <w:sz w:val="18"/>
+              </w:rPr>
+              <w:t xml:space="preserve"> EUR m</w:t>
             </w:r>
           </w:p>
           <w:p>
+            <w:pPr>
+              <w:spacing w:before="0" w:after="0"/>
+            </w:pPr>
             <w:r>
               <w:rPr>
+                <w:b w:val="0"/>
                 <w:color w:val="5F6B7A"/>
-                <w:sz w:val="16"/>
+                <w:sz w:val="15"/>
               </w:rPr>
               <w:t>▼ 7.4 % vs 6M2025</w:t>
             </w:r>
@@ -231,37 +444,72 @@
         </w:tc>
         <w:tc>
           <w:tcPr>
-            <w:tcW w:type="dxa" w:w="2493"/>
-            <w:shd w:val="clear" w:color="auto" w:fill="EAF1F8"/>
+            <w:tcW w:type="dxa" w:w="198"/>
+          </w:tcPr>
+          <w:p/>
+        </w:tc>
+        <w:tc>
+          <w:tcPr>
+            <w:tcW w:type="dxa" w:w="2261"/>
+            <w:tcBorders>
+              <w:top w:val="single" w:sz="18" w:color="2A78D6" w:space="0"/>
+              <w:left w:val="single" w:sz="4" w:color="C9D3DE" w:space="0"/>
+              <w:bottom w:val="single" w:sz="4" w:color="C9D3DE" w:space="0"/>
+              <w:right w:val="single" w:sz="4" w:color="C9D3DE" w:space="0"/>
+            </w:tcBorders>
           </w:tcPr>
           <w:p>
-            <w:r/>
+            <w:pPr>
+              <w:spacing w:before="0" w:after="60"/>
+            </w:pPr>
             <w:r>
               <w:rPr>
+                <w:b/>
+                <w:caps/>
                 <w:color w:val="5F6B7A"/>
-                <w:sz w:val="16"/>
+                <w:sz w:val="14"/>
               </w:rPr>
-              <w:t>Equity (6M2026)</w:t>
+              <w:t>Equity</w:t>
+            </w:r>
+            <w:r>
+              <w:rPr>
+                <w:b w:val="0"/>
+                <w:color w:val="5F6B7A"/>
+                <w:sz w:val="14"/>
+              </w:rPr>
+              <w:t xml:space="preserve">  ·  6M2026</w:t>
             </w:r>
           </w:p>
           <w:p>
             <w:pPr>
-              <w:spacing w:after="0"/>
+              <w:spacing w:before="0" w:after="20"/>
             </w:pPr>
             <w:r>
               <w:rPr>
                 <w:b/>
                 <w:color w:val="1F4E79"/>
-                <w:sz w:val="26"/>
+                <w:sz w:val="34"/>
               </w:rPr>
-              <w:t>118.9 EUR m</w:t>
+              <w:t>118.9</w:t>
+            </w:r>
+            <w:r>
+              <w:rPr>
+                <w:b w:val="0"/>
+                <w:color w:val="5F6B7A"/>
+                <w:sz w:val="18"/>
+              </w:rPr>
+              <w:t xml:space="preserve"> EUR m</w:t>
             </w:r>
           </w:p>
           <w:p>
+            <w:pPr>
+              <w:spacing w:before="0" w:after="0"/>
+            </w:pPr>
             <w:r>
               <w:rPr>
+                <w:b w:val="0"/>
                 <w:color w:val="5F6B7A"/>
-                <w:sz w:val="16"/>
+                <w:sz w:val="15"/>
               </w:rPr>
               <w:t>▲ 10.2 % vs 6M2025</w:t>
             </w:r>
@@ -269,37 +517,72 @@
         </w:tc>
         <w:tc>
           <w:tcPr>
-            <w:tcW w:type="dxa" w:w="2493"/>
-            <w:shd w:val="clear" w:color="auto" w:fill="EAF1F8"/>
+            <w:tcW w:type="dxa" w:w="198"/>
+          </w:tcPr>
+          <w:p/>
+        </w:tc>
+        <w:tc>
+          <w:tcPr>
+            <w:tcW w:type="dxa" w:w="2261"/>
+            <w:tcBorders>
+              <w:top w:val="single" w:sz="18" w:color="2A78D6" w:space="0"/>
+              <w:left w:val="single" w:sz="4" w:color="C9D3DE" w:space="0"/>
+              <w:bottom w:val="single" w:sz="4" w:color="C9D3DE" w:space="0"/>
+              <w:right w:val="single" w:sz="4" w:color="C9D3DE" w:space="0"/>
+            </w:tcBorders>
           </w:tcPr>
           <w:p>
-            <w:r/>
+            <w:pPr>
+              <w:spacing w:before="0" w:after="60"/>
+            </w:pPr>
             <w:r>
               <w:rPr>
+                <w:b/>
+                <w:caps/>
                 <w:color w:val="5F6B7A"/>
-                <w:sz w:val="16"/>
+                <w:sz w:val="14"/>
               </w:rPr>
-              <w:t>Equity ratio (6M2026)</w:t>
+              <w:t>Equity ratio</w:t>
+            </w:r>
+            <w:r>
+              <w:rPr>
+                <w:b w:val="0"/>
+                <w:color w:val="5F6B7A"/>
+                <w:sz w:val="14"/>
+              </w:rPr>
+              <w:t xml:space="preserve">  ·  6M2026</w:t>
             </w:r>
           </w:p>
           <w:p>
             <w:pPr>
-              <w:spacing w:after="0"/>
+              <w:spacing w:before="0" w:after="20"/>
             </w:pPr>
             <w:r>
               <w:rPr>
                 <w:b/>
                 <w:color w:val="1F4E79"/>
-                <w:sz w:val="26"/>
+                <w:sz w:val="34"/>
               </w:rPr>
-              <w:t>70.1%</w:t>
+              <w:t>70.1</w:t>
+            </w:r>
+            <w:r>
+              <w:rPr>
+                <w:b w:val="0"/>
+                <w:color w:val="5F6B7A"/>
+                <w:sz w:val="18"/>
+              </w:rPr>
+              <w:t xml:space="preserve"> %</w:t>
             </w:r>
           </w:p>
           <w:p>
+            <w:pPr>
+              <w:spacing w:before="0" w:after="0"/>
+            </w:pPr>
             <w:r>
               <w:rPr>
+                <w:b w:val="0"/>
                 <w:color w:val="5F6B7A"/>
-                <w:sz w:val="16"/>
+                <w:sz w:val="15"/>
               </w:rPr>
               <w:t>▲ 11.1 p. p. vs 6M2025</w:t>
             </w:r>
@@ -307,37 +590,72 @@
         </w:tc>
         <w:tc>
           <w:tcPr>
-            <w:tcW w:type="dxa" w:w="2493"/>
-            <w:shd w:val="clear" w:color="auto" w:fill="EAF1F8"/>
+            <w:tcW w:type="dxa" w:w="198"/>
+          </w:tcPr>
+          <w:p/>
+        </w:tc>
+        <w:tc>
+          <w:tcPr>
+            <w:tcW w:type="dxa" w:w="2261"/>
+            <w:tcBorders>
+              <w:top w:val="single" w:sz="18" w:color="2A78D6" w:space="0"/>
+              <w:left w:val="single" w:sz="4" w:color="C9D3DE" w:space="0"/>
+              <w:bottom w:val="single" w:sz="4" w:color="C9D3DE" w:space="0"/>
+              <w:right w:val="single" w:sz="4" w:color="C9D3DE" w:space="0"/>
+            </w:tcBorders>
           </w:tcPr>
           <w:p>
-            <w:r/>
+            <w:pPr>
+              <w:spacing w:before="0" w:after="60"/>
+            </w:pPr>
             <w:r>
               <w:rPr>
+                <w:b/>
+                <w:caps/>
                 <w:color w:val="5F6B7A"/>
-                <w:sz w:val="16"/>
+                <w:sz w:val="14"/>
               </w:rPr>
-              <w:t>Net profit (6M2026)</w:t>
+              <w:t>Net profit</w:t>
+            </w:r>
+            <w:r>
+              <w:rPr>
+                <w:b w:val="0"/>
+                <w:color w:val="5F6B7A"/>
+                <w:sz w:val="14"/>
+              </w:rPr>
+              <w:t xml:space="preserve">  ·  6M2026</w:t>
             </w:r>
           </w:p>
           <w:p>
             <w:pPr>
-              <w:spacing w:after="0"/>
+              <w:spacing w:before="0" w:after="20"/>
             </w:pPr>
             <w:r>
               <w:rPr>
                 <w:b/>
                 <w:color w:val="1F4E79"/>
-                <w:sz w:val="26"/>
+                <w:sz w:val="34"/>
               </w:rPr>
-              <w:t>7.13 EUR m</w:t>
+              <w:t>7.13</w:t>
+            </w:r>
+            <w:r>
+              <w:rPr>
+                <w:b w:val="0"/>
+                <w:color w:val="5F6B7A"/>
+                <w:sz w:val="18"/>
+              </w:rPr>
+              <w:t xml:space="preserve"> EUR m</w:t>
             </w:r>
           </w:p>
           <w:p>
+            <w:pPr>
+              <w:spacing w:before="0" w:after="0"/>
+            </w:pPr>
             <w:r>
               <w:rPr>
+                <w:b w:val="0"/>
                 <w:color w:val="5F6B7A"/>
-                <w:sz w:val="16"/>
+                <w:sz w:val="15"/>
               </w:rPr>
               <w:t>▲ 9,012.5 % vs 6M2025</w:t>
             </w:r>
@@ -347,11 +665,29 @@
     </w:tbl>
     <w:p>
       <w:pPr>
-        <w:spacing w:before="280" w:after="80"/>
+        <w:spacing w:before="0" w:after="40"/>
+      </w:pPr>
+    </w:p>
+    <w:p>
+      <w:pPr>
+        <w:keepNext/>
         <w:pBdr>
-          <w:bottom w:val="single" w:sz="6" w:color="C9D3DE" w:space="2"/>
+          <w:bottom w:val="single" w:sz="8" w:color="1F4E79" w:space="4"/>
         </w:pBdr>
+        <w:tabs>
+          <w:tab w:pos="482" w:val="left"/>
+        </w:tabs>
+        <w:spacing w:before="360" w:after="160"/>
       </w:pPr>
+      <w:r>
+        <w:rPr>
+          <w:b/>
+          <w:color w:val="2A78D6"/>
+          <w:sz w:val="18"/>
+        </w:rPr>
+        <w:t>01</w:t>
+        <w:tab/>
+      </w:r>
       <w:r>
         <w:rPr>
           <w:b/>
@@ -363,9 +699,21 @@
     </w:p>
     <w:p>
       <w:pPr>
-        <w:pStyle w:val="ListBullet"/>
-        <w:spacing w:after="60"/>
+        <w:tabs>
+          <w:tab w:pos="255" w:val="left"/>
+        </w:tabs>
+        <w:spacing w:before="0" w:after="80"/>
+        <w:ind w:left="255" w:hanging="255"/>
       </w:pPr>
+      <w:r>
+        <w:rPr>
+          <w:b/>
+          <w:color w:val="2A78D6"/>
+          <w:sz w:val="20"/>
+        </w:rPr>
+        <w:t>▪</w:t>
+        <w:tab/>
+      </w:r>
       <w:r>
         <w:rPr>
           <w:b/>
@@ -378,7 +726,7 @@
         </w:rPr>
         <w:t xml:space="preserve"> VIK finances Lithuania's defence industry and other strategic sectors; its main project is the Rheinmetall ammunition plant in Baisogala (VIK investment up to EUR 71.05m)</w:t>
       </w:r>
-      <w:hyperlink r:id="rId13">
+      <w:hyperlink r:id="rId15">
         <w:r>
           <w:rPr>
             <w:color w:val="2A78D6"/>
@@ -395,7 +743,7 @@
         </w:rPr>
         <w:t>,</w:t>
       </w:r>
-      <w:hyperlink r:id="rId14">
+      <w:hyperlink r:id="rId16">
         <w:r>
           <w:rPr>
             <w:color w:val="2A78D6"/>
@@ -414,9 +762,21 @@
     </w:p>
     <w:p>
       <w:pPr>
-        <w:pStyle w:val="ListBullet"/>
-        <w:spacing w:after="60"/>
+        <w:tabs>
+          <w:tab w:pos="255" w:val="left"/>
+        </w:tabs>
+        <w:spacing w:before="0" w:after="80"/>
+        <w:ind w:left="255" w:hanging="255"/>
       </w:pPr>
+      <w:r>
+        <w:rPr>
+          <w:b/>
+          <w:color w:val="2A78D6"/>
+          <w:sz w:val="20"/>
+        </w:rPr>
+        <w:t>▪</w:t>
+        <w:tab/>
+      </w:r>
       <w:r>
         <w:rPr>
           <w:b/>
@@ -429,7 +789,7 @@
         </w:rPr>
         <w:t xml:space="preserve"> Fitch rates the bond programme A+, the highest so far</w:t>
       </w:r>
-      <w:hyperlink r:id="rId10">
+      <w:hyperlink r:id="rId12">
         <w:r>
           <w:rPr>
             <w:color w:val="2A78D6"/>
@@ -448,9 +808,21 @@
     </w:p>
     <w:p>
       <w:pPr>
-        <w:pStyle w:val="ListBullet"/>
-        <w:spacing w:after="60"/>
+        <w:tabs>
+          <w:tab w:pos="255" w:val="left"/>
+        </w:tabs>
+        <w:spacing w:before="0" w:after="80"/>
+        <w:ind w:left="255" w:hanging="255"/>
       </w:pPr>
+      <w:r>
+        <w:rPr>
+          <w:b/>
+          <w:color w:val="2A78D6"/>
+          <w:sz w:val="20"/>
+        </w:rPr>
+        <w:t>▪</w:t>
+        <w:tab/>
+      </w:r>
       <w:r>
         <w:rPr>
           <w:b/>
@@ -463,7 +835,7 @@
         </w:rPr>
         <w:t xml:space="preserve"> EUR 120.5m (60%) of the EUR 200m returned so far, the rest by mid-2028; another EUR 22m received on 2026-07-02</w:t>
       </w:r>
-      <w:hyperlink r:id="rId15">
+      <w:hyperlink r:id="rId17">
         <w:r>
           <w:rPr>
             <w:color w:val="2A78D6"/>
@@ -480,7 +852,7 @@
         </w:rPr>
         <w:t>,</w:t>
       </w:r>
-      <w:hyperlink r:id="rId16">
+      <w:hyperlink r:id="rId18">
         <w:r>
           <w:rPr>
             <w:color w:val="2A78D6"/>
@@ -499,9 +871,21 @@
     </w:p>
     <w:p>
       <w:pPr>
-        <w:pStyle w:val="ListBullet"/>
-        <w:spacing w:after="60"/>
+        <w:tabs>
+          <w:tab w:pos="255" w:val="left"/>
+        </w:tabs>
+        <w:spacing w:before="0" w:after="80"/>
+        <w:ind w:left="255" w:hanging="255"/>
       </w:pPr>
+      <w:r>
+        <w:rPr>
+          <w:b/>
+          <w:color w:val="2A78D6"/>
+          <w:sz w:val="20"/>
+        </w:rPr>
+        <w:t>▪</w:t>
+        <w:tab/>
+      </w:r>
       <w:r>
         <w:rPr>
           <w:b/>
@@ -514,7 +898,7 @@
         </w:rPr>
         <w:t xml:space="preserve"> EUR 75m of the EUR 125m of bonds issued has already been redeemed</w:t>
       </w:r>
-      <w:hyperlink r:id="rId14">
+      <w:hyperlink r:id="rId16">
         <w:r>
           <w:rPr>
             <w:color w:val="2A78D6"/>
@@ -533,11 +917,24 @@
     </w:p>
     <w:p>
       <w:pPr>
-        <w:spacing w:before="280" w:after="80"/>
+        <w:keepNext/>
         <w:pBdr>
-          <w:bottom w:val="single" w:sz="6" w:color="C9D3DE" w:space="2"/>
+          <w:bottom w:val="single" w:sz="8" w:color="1F4E79" w:space="4"/>
         </w:pBdr>
+        <w:tabs>
+          <w:tab w:pos="482" w:val="left"/>
+        </w:tabs>
+        <w:spacing w:before="360" w:after="160"/>
       </w:pPr>
+      <w:r>
+        <w:rPr>
+          <w:b/>
+          <w:color w:val="2A78D6"/>
+          <w:sz w:val="18"/>
+        </w:rPr>
+        <w:t>02</w:t>
+        <w:tab/>
+      </w:r>
       <w:r>
         <w:rPr>
           <w:b/>
@@ -549,37 +946,53 @@
     </w:p>
     <w:tbl>
       <w:tblPr>
-        <w:tblW w:type="auto" w:w="0"/>
+        <w:tblW w:w="9639" w:type="dxa"/>
+        <w:tblBorders>
+          <w:top w:val="nil"/>
+          <w:left w:val="nil"/>
+          <w:bottom w:val="nil"/>
+          <w:right w:val="nil"/>
+          <w:insideH w:val="nil"/>
+          <w:insideV w:val="nil"/>
+        </w:tblBorders>
+        <w:tblLayout w:type="fixed"/>
+        <w:tblCellMar>
+          <w:top w:w="70" w:type="dxa"/>
+          <w:left w:w="100" w:type="dxa"/>
+          <w:bottom w:w="70" w:type="dxa"/>
+          <w:right w:w="100" w:type="dxa"/>
+        </w:tblCellMar>
         <w:tblLook w:firstColumn="1" w:firstRow="1" w:lastColumn="0" w:lastRow="0" w:noHBand="0" w:noVBand="1" w:val="04A0"/>
-        <w:tblBorders>
-          <w:top w:val="single" w:sz="4" w:color="C9D3DE"/>
-          <w:left w:val="nil"/>
-          <w:bottom w:val="single" w:sz="4" w:color="C9D3DE"/>
-          <w:right w:val="nil"/>
-          <w:insideH w:val="single" w:sz="4" w:color="C9D3DE"/>
-          <w:insideV w:val="nil"/>
-        </w:tblBorders>
       </w:tblPr>
       <w:tblGrid>
-        <w:gridCol w:w="1994"/>
-        <w:gridCol w:w="1994"/>
-        <w:gridCol w:w="1994"/>
-        <w:gridCol w:w="1994"/>
-        <w:gridCol w:w="1994"/>
+        <w:gridCol w:w="1701"/>
+        <w:gridCol w:w="2608"/>
+        <w:gridCol w:w="963"/>
+        <w:gridCol w:w="1304"/>
+        <w:gridCol w:w="3061"/>
       </w:tblGrid>
       <w:tr>
         <w:tc>
           <w:tcPr>
             <w:tcW w:type="dxa" w:w="1701"/>
-            <w:shd w:val="clear" w:color="auto" w:fill="1F4E79"/>
+            <w:tcBorders>
+              <w:top w:val="single" w:sz="12" w:color="1F4E79" w:space="0"/>
+              <w:left w:val="nil"/>
+              <w:bottom w:val="single" w:sz="4" w:color="C9D3DE" w:space="0"/>
+              <w:right w:val="nil"/>
+            </w:tcBorders>
+            <w:shd w:val="clear" w:color="auto" w:fill="EAF1F8"/>
           </w:tcPr>
           <w:p>
-            <w:r/>
+            <w:pPr>
+              <w:spacing w:before="0" w:after="0"/>
+            </w:pPr>
             <w:r>
               <w:rPr>
                 <w:b/>
-                <w:color w:val="FFFFFF"/>
-                <w:sz w:val="17"/>
+                <w:caps/>
+                <w:color w:val="1F4E79"/>
+                <w:sz w:val="16"/>
               </w:rPr>
               <w:t>ISIN</w:t>
             </w:r>
@@ -588,15 +1001,24 @@
         <w:tc>
           <w:tcPr>
             <w:tcW w:type="dxa" w:w="2608"/>
-            <w:shd w:val="clear" w:color="auto" w:fill="1F4E79"/>
+            <w:tcBorders>
+              <w:top w:val="single" w:sz="12" w:color="1F4E79" w:space="0"/>
+              <w:left w:val="nil"/>
+              <w:bottom w:val="single" w:sz="4" w:color="C9D3DE" w:space="0"/>
+              <w:right w:val="nil"/>
+            </w:tcBorders>
+            <w:shd w:val="clear" w:color="auto" w:fill="EAF1F8"/>
           </w:tcPr>
           <w:p>
-            <w:r/>
+            <w:pPr>
+              <w:spacing w:before="0" w:after="0"/>
+            </w:pPr>
             <w:r>
               <w:rPr>
                 <w:b/>
-                <w:color w:val="FFFFFF"/>
-                <w:sz w:val="17"/>
+                <w:caps/>
+                <w:color w:val="1F4E79"/>
+                <w:sz w:val="16"/>
               </w:rPr>
               <w:t>Instrument</w:t>
             </w:r>
@@ -605,18 +1027,25 @@
         <w:tc>
           <w:tcPr>
             <w:tcW w:type="dxa" w:w="964"/>
-            <w:shd w:val="clear" w:color="auto" w:fill="1F4E79"/>
+            <w:tcBorders>
+              <w:top w:val="single" w:sz="12" w:color="1F4E79" w:space="0"/>
+              <w:left w:val="nil"/>
+              <w:bottom w:val="single" w:sz="4" w:color="C9D3DE" w:space="0"/>
+              <w:right w:val="nil"/>
+            </w:tcBorders>
+            <w:shd w:val="clear" w:color="auto" w:fill="EAF1F8"/>
           </w:tcPr>
           <w:p>
             <w:pPr>
+              <w:spacing w:before="0" w:after="0"/>
               <w:jc w:val="right"/>
             </w:pPr>
-            <w:r/>
             <w:r>
               <w:rPr>
                 <w:b/>
-                <w:color w:val="FFFFFF"/>
-                <w:sz w:val="17"/>
+                <w:caps/>
+                <w:color w:val="1F4E79"/>
+                <w:sz w:val="16"/>
               </w:rPr>
               <w:t>Coupon</w:t>
             </w:r>
@@ -625,15 +1054,24 @@
         <w:tc>
           <w:tcPr>
             <w:tcW w:type="dxa" w:w="1304"/>
-            <w:shd w:val="clear" w:color="auto" w:fill="1F4E79"/>
+            <w:tcBorders>
+              <w:top w:val="single" w:sz="12" w:color="1F4E79" w:space="0"/>
+              <w:left w:val="nil"/>
+              <w:bottom w:val="single" w:sz="4" w:color="C9D3DE" w:space="0"/>
+              <w:right w:val="nil"/>
+            </w:tcBorders>
+            <w:shd w:val="clear" w:color="auto" w:fill="EAF1F8"/>
           </w:tcPr>
           <w:p>
-            <w:r/>
+            <w:pPr>
+              <w:spacing w:before="0" w:after="0"/>
+            </w:pPr>
             <w:r>
               <w:rPr>
                 <w:b/>
-                <w:color w:val="FFFFFF"/>
-                <w:sz w:val="17"/>
+                <w:caps/>
+                <w:color w:val="1F4E79"/>
+                <w:sz w:val="16"/>
               </w:rPr>
               <w:t>Maturity</w:t>
             </w:r>
@@ -642,15 +1080,24 @@
         <w:tc>
           <w:tcPr>
             <w:tcW w:type="dxa" w:w="3061"/>
-            <w:shd w:val="clear" w:color="auto" w:fill="1F4E79"/>
+            <w:tcBorders>
+              <w:top w:val="single" w:sz="12" w:color="1F4E79" w:space="0"/>
+              <w:left w:val="nil"/>
+              <w:bottom w:val="single" w:sz="4" w:color="C9D3DE" w:space="0"/>
+              <w:right w:val="nil"/>
+            </w:tcBorders>
+            <w:shd w:val="clear" w:color="auto" w:fill="EAF1F8"/>
           </w:tcPr>
           <w:p>
-            <w:r/>
+            <w:pPr>
+              <w:spacing w:before="0" w:after="0"/>
+            </w:pPr>
             <w:r>
               <w:rPr>
                 <w:b/>
-                <w:color w:val="FFFFFF"/>
-                <w:sz w:val="17"/>
+                <w:caps/>
+                <w:color w:val="1F4E79"/>
+                <w:sz w:val="16"/>
               </w:rPr>
               <w:t>Note</w:t>
             </w:r>
@@ -661,12 +1108,17 @@
         <w:tc>
           <w:tcPr>
             <w:tcW w:type="dxa" w:w="1701"/>
+            <w:tcBorders>
+              <w:top w:val="nil"/>
+              <w:left w:val="nil"/>
+              <w:bottom w:val="single" w:sz="4" w:color="DDE3EA" w:space="0"/>
+              <w:right w:val="nil"/>
+            </w:tcBorders>
           </w:tcPr>
           <w:p>
             <w:pPr>
-              <w:spacing w:after="0"/>
+              <w:spacing w:before="0" w:after="0"/>
             </w:pPr>
-            <w:r/>
             <w:r>
               <w:rPr>
                 <w:b w:val="0"/>
@@ -679,12 +1131,17 @@
         <w:tc>
           <w:tcPr>
             <w:tcW w:type="dxa" w:w="2608"/>
+            <w:tcBorders>
+              <w:top w:val="nil"/>
+              <w:left w:val="nil"/>
+              <w:bottom w:val="single" w:sz="4" w:color="DDE3EA" w:space="0"/>
+              <w:right w:val="nil"/>
+            </w:tcBorders>
           </w:tcPr>
           <w:p>
             <w:pPr>
-              <w:spacing w:after="0"/>
+              <w:spacing w:before="0" w:after="0"/>
             </w:pPr>
-            <w:r/>
             <w:r>
               <w:rPr>
                 <w:b w:val="0"/>
@@ -697,13 +1154,18 @@
         <w:tc>
           <w:tcPr>
             <w:tcW w:type="dxa" w:w="964"/>
+            <w:tcBorders>
+              <w:top w:val="nil"/>
+              <w:left w:val="nil"/>
+              <w:bottom w:val="single" w:sz="4" w:color="DDE3EA" w:space="0"/>
+              <w:right w:val="nil"/>
+            </w:tcBorders>
           </w:tcPr>
           <w:p>
             <w:pPr>
-              <w:spacing w:after="0"/>
+              <w:spacing w:before="0" w:after="0"/>
               <w:jc w:val="right"/>
             </w:pPr>
-            <w:r/>
             <w:r>
               <w:rPr>
                 <w:b w:val="0"/>
@@ -716,12 +1178,17 @@
         <w:tc>
           <w:tcPr>
             <w:tcW w:type="dxa" w:w="1304"/>
+            <w:tcBorders>
+              <w:top w:val="nil"/>
+              <w:left w:val="nil"/>
+              <w:bottom w:val="single" w:sz="4" w:color="DDE3EA" w:space="0"/>
+              <w:right w:val="nil"/>
+            </w:tcBorders>
           </w:tcPr>
           <w:p>
             <w:pPr>
-              <w:spacing w:after="0"/>
+              <w:spacing w:before="0" w:after="0"/>
             </w:pPr>
-            <w:r/>
             <w:r>
               <w:rPr>
                 <w:b w:val="0"/>
@@ -734,12 +1201,17 @@
         <w:tc>
           <w:tcPr>
             <w:tcW w:type="dxa" w:w="3061"/>
+            <w:tcBorders>
+              <w:top w:val="nil"/>
+              <w:left w:val="nil"/>
+              <w:bottom w:val="single" w:sz="4" w:color="DDE3EA" w:space="0"/>
+              <w:right w:val="nil"/>
+            </w:tcBorders>
           </w:tcPr>
           <w:p>
             <w:pPr>
-              <w:spacing w:after="0"/>
+              <w:spacing w:before="0" w:after="0"/>
             </w:pPr>
-            <w:r/>
             <w:r>
               <w:rPr>
                 <w:b w:val="0"/>
@@ -754,13 +1226,17 @@
         <w:tc>
           <w:tcPr>
             <w:tcW w:type="dxa" w:w="1701"/>
-            <w:shd w:val="clear" w:color="auto" w:fill="F6F8FA"/>
+            <w:tcBorders>
+              <w:top w:val="nil"/>
+              <w:left w:val="nil"/>
+              <w:bottom w:val="single" w:sz="4" w:color="DDE3EA" w:space="0"/>
+              <w:right w:val="nil"/>
+            </w:tcBorders>
           </w:tcPr>
           <w:p>
             <w:pPr>
-              <w:spacing w:after="0"/>
+              <w:spacing w:before="0" w:after="0"/>
             </w:pPr>
-            <w:r/>
             <w:r>
               <w:rPr>
                 <w:b w:val="0"/>
@@ -773,13 +1249,17 @@
         <w:tc>
           <w:tcPr>
             <w:tcW w:type="dxa" w:w="2608"/>
-            <w:shd w:val="clear" w:color="auto" w:fill="F6F8FA"/>
+            <w:tcBorders>
+              <w:top w:val="nil"/>
+              <w:left w:val="nil"/>
+              <w:bottom w:val="single" w:sz="4" w:color="DDE3EA" w:space="0"/>
+              <w:right w:val="nil"/>
+            </w:tcBorders>
           </w:tcPr>
           <w:p>
             <w:pPr>
-              <w:spacing w:after="0"/>
+              <w:spacing w:before="0" w:after="0"/>
             </w:pPr>
-            <w:r/>
             <w:r>
               <w:rPr>
                 <w:b w:val="0"/>
@@ -792,14 +1272,18 @@
         <w:tc>
           <w:tcPr>
             <w:tcW w:type="dxa" w:w="964"/>
-            <w:shd w:val="clear" w:color="auto" w:fill="F6F8FA"/>
+            <w:tcBorders>
+              <w:top w:val="nil"/>
+              <w:left w:val="nil"/>
+              <w:bottom w:val="single" w:sz="4" w:color="DDE3EA" w:space="0"/>
+              <w:right w:val="nil"/>
+            </w:tcBorders>
           </w:tcPr>
           <w:p>
             <w:pPr>
-              <w:spacing w:after="0"/>
+              <w:spacing w:before="0" w:after="0"/>
               <w:jc w:val="right"/>
             </w:pPr>
-            <w:r/>
             <w:r>
               <w:rPr>
                 <w:b w:val="0"/>
@@ -812,13 +1296,17 @@
         <w:tc>
           <w:tcPr>
             <w:tcW w:type="dxa" w:w="1304"/>
-            <w:shd w:val="clear" w:color="auto" w:fill="F6F8FA"/>
+            <w:tcBorders>
+              <w:top w:val="nil"/>
+              <w:left w:val="nil"/>
+              <w:bottom w:val="single" w:sz="4" w:color="DDE3EA" w:space="0"/>
+              <w:right w:val="nil"/>
+            </w:tcBorders>
           </w:tcPr>
           <w:p>
             <w:pPr>
-              <w:spacing w:after="0"/>
+              <w:spacing w:before="0" w:after="0"/>
             </w:pPr>
-            <w:r/>
             <w:r>
               <w:rPr>
                 <w:b w:val="0"/>
@@ -831,13 +1319,17 @@
         <w:tc>
           <w:tcPr>
             <w:tcW w:type="dxa" w:w="3061"/>
-            <w:shd w:val="clear" w:color="auto" w:fill="F6F8FA"/>
+            <w:tcBorders>
+              <w:top w:val="nil"/>
+              <w:left w:val="nil"/>
+              <w:bottom w:val="single" w:sz="4" w:color="DDE3EA" w:space="0"/>
+              <w:right w:val="nil"/>
+            </w:tcBorders>
           </w:tcPr>
           <w:p>
             <w:pPr>
-              <w:spacing w:after="0"/>
+              <w:spacing w:before="0" w:after="0"/>
             </w:pPr>
-            <w:r/>
             <w:r>
               <w:rPr>
                 <w:b w:val="0"/>
@@ -851,11 +1343,29 @@
     </w:tbl>
     <w:p>
       <w:pPr>
-        <w:spacing w:before="280" w:after="80"/>
+        <w:spacing w:before="0" w:after="40"/>
+      </w:pPr>
+    </w:p>
+    <w:p>
+      <w:pPr>
+        <w:keepNext/>
         <w:pBdr>
-          <w:bottom w:val="single" w:sz="6" w:color="C9D3DE" w:space="2"/>
+          <w:bottom w:val="single" w:sz="8" w:color="1F4E79" w:space="4"/>
         </w:pBdr>
+        <w:tabs>
+          <w:tab w:pos="482" w:val="left"/>
+        </w:tabs>
+        <w:spacing w:before="360" w:after="160"/>
       </w:pPr>
+      <w:r>
+        <w:rPr>
+          <w:b/>
+          <w:color w:val="2A78D6"/>
+          <w:sz w:val="18"/>
+        </w:rPr>
+        <w:t>03</w:t>
+        <w:tab/>
+      </w:r>
       <w:r>
         <w:rPr>
           <w:b/>
@@ -867,38 +1377,54 @@
     </w:p>
     <w:tbl>
       <w:tblPr>
-        <w:tblW w:type="auto" w:w="0"/>
+        <w:tblW w:w="9639" w:type="dxa"/>
+        <w:tblBorders>
+          <w:top w:val="nil"/>
+          <w:left w:val="nil"/>
+          <w:bottom w:val="nil"/>
+          <w:right w:val="nil"/>
+          <w:insideH w:val="nil"/>
+          <w:insideV w:val="nil"/>
+        </w:tblBorders>
+        <w:tblLayout w:type="fixed"/>
+        <w:tblCellMar>
+          <w:top w:w="70" w:type="dxa"/>
+          <w:left w:w="100" w:type="dxa"/>
+          <w:bottom w:w="70" w:type="dxa"/>
+          <w:right w:w="100" w:type="dxa"/>
+        </w:tblCellMar>
         <w:tblLook w:firstColumn="1" w:firstRow="1" w:lastColumn="0" w:lastRow="0" w:noHBand="0" w:noVBand="1" w:val="04A0"/>
-        <w:tblBorders>
-          <w:top w:val="single" w:sz="4" w:color="C9D3DE"/>
-          <w:left w:val="nil"/>
-          <w:bottom w:val="single" w:sz="4" w:color="C9D3DE"/>
-          <w:right w:val="nil"/>
-          <w:insideH w:val="single" w:sz="4" w:color="C9D3DE"/>
-          <w:insideV w:val="nil"/>
-        </w:tblBorders>
       </w:tblPr>
       <w:tblGrid>
-        <w:gridCol w:w="1662"/>
-        <w:gridCol w:w="1662"/>
-        <w:gridCol w:w="1662"/>
-        <w:gridCol w:w="1662"/>
-        <w:gridCol w:w="1662"/>
-        <w:gridCol w:w="1662"/>
+        <w:gridCol w:w="2864"/>
+        <w:gridCol w:w="1156"/>
+        <w:gridCol w:w="1156"/>
+        <w:gridCol w:w="1156"/>
+        <w:gridCol w:w="1156"/>
+        <w:gridCol w:w="2148"/>
       </w:tblGrid>
       <w:tr>
         <w:tc>
           <w:tcPr>
-            <w:tcW w:type="dxa" w:w="2948"/>
-            <w:shd w:val="clear" w:color="auto" w:fill="1F4E79"/>
+            <w:tcW w:type="dxa" w:w="2864"/>
+            <w:tcBorders>
+              <w:top w:val="single" w:sz="12" w:color="1F4E79" w:space="0"/>
+              <w:left w:val="nil"/>
+              <w:bottom w:val="single" w:sz="4" w:color="C9D3DE" w:space="0"/>
+              <w:right w:val="nil"/>
+            </w:tcBorders>
+            <w:shd w:val="clear" w:color="auto" w:fill="EAF1F8"/>
           </w:tcPr>
           <w:p>
-            <w:r/>
+            <w:pPr>
+              <w:spacing w:before="0" w:after="0"/>
+            </w:pPr>
             <w:r>
               <w:rPr>
                 <w:b/>
-                <w:color w:val="FFFFFF"/>
-                <w:sz w:val="17"/>
+                <w:caps/>
+                <w:color w:val="1F4E79"/>
+                <w:sz w:val="16"/>
               </w:rPr>
               <w:t>Metric</w:t>
             </w:r>
@@ -906,19 +1432,26 @@
         </w:tc>
         <w:tc>
           <w:tcPr>
-            <w:tcW w:type="dxa" w:w="1191"/>
-            <w:shd w:val="clear" w:color="auto" w:fill="1F4E79"/>
+            <w:tcW w:type="dxa" w:w="1157"/>
+            <w:tcBorders>
+              <w:top w:val="single" w:sz="12" w:color="1F4E79" w:space="0"/>
+              <w:left w:val="nil"/>
+              <w:bottom w:val="single" w:sz="4" w:color="C9D3DE" w:space="0"/>
+              <w:right w:val="nil"/>
+            </w:tcBorders>
+            <w:shd w:val="clear" w:color="auto" w:fill="EAF1F8"/>
           </w:tcPr>
           <w:p>
             <w:pPr>
+              <w:spacing w:before="0" w:after="0"/>
               <w:jc w:val="right"/>
             </w:pPr>
-            <w:r/>
             <w:r>
               <w:rPr>
                 <w:b/>
-                <w:color w:val="FFFFFF"/>
-                <w:sz w:val="17"/>
+                <w:caps/>
+                <w:color w:val="1F4E79"/>
+                <w:sz w:val="16"/>
               </w:rPr>
               <w:t>FY2024</w:t>
             </w:r>
@@ -926,19 +1459,26 @@
         </w:tc>
         <w:tc>
           <w:tcPr>
-            <w:tcW w:type="dxa" w:w="1191"/>
-            <w:shd w:val="clear" w:color="auto" w:fill="1F4E79"/>
+            <w:tcW w:type="dxa" w:w="1157"/>
+            <w:tcBorders>
+              <w:top w:val="single" w:sz="12" w:color="1F4E79" w:space="0"/>
+              <w:left w:val="nil"/>
+              <w:bottom w:val="single" w:sz="4" w:color="C9D3DE" w:space="0"/>
+              <w:right w:val="nil"/>
+            </w:tcBorders>
+            <w:shd w:val="clear" w:color="auto" w:fill="EAF1F8"/>
           </w:tcPr>
           <w:p>
             <w:pPr>
+              <w:spacing w:before="0" w:after="0"/>
               <w:jc w:val="right"/>
             </w:pPr>
-            <w:r/>
             <w:r>
               <w:rPr>
                 <w:b/>
-                <w:color w:val="FFFFFF"/>
-                <w:sz w:val="17"/>
+                <w:caps/>
+                <w:color w:val="1F4E79"/>
+                <w:sz w:val="16"/>
               </w:rPr>
               <w:t>FY2025</w:t>
             </w:r>
@@ -946,19 +1486,26 @@
         </w:tc>
         <w:tc>
           <w:tcPr>
-            <w:tcW w:type="dxa" w:w="1191"/>
-            <w:shd w:val="clear" w:color="auto" w:fill="1F4E79"/>
+            <w:tcW w:type="dxa" w:w="1157"/>
+            <w:tcBorders>
+              <w:top w:val="single" w:sz="12" w:color="1F4E79" w:space="0"/>
+              <w:left w:val="nil"/>
+              <w:bottom w:val="single" w:sz="4" w:color="C9D3DE" w:space="0"/>
+              <w:right w:val="nil"/>
+            </w:tcBorders>
+            <w:shd w:val="clear" w:color="auto" w:fill="EAF1F8"/>
           </w:tcPr>
           <w:p>
             <w:pPr>
+              <w:spacing w:before="0" w:after="0"/>
               <w:jc w:val="right"/>
             </w:pPr>
-            <w:r/>
             <w:r>
               <w:rPr>
                 <w:b/>
-                <w:color w:val="FFFFFF"/>
-                <w:sz w:val="17"/>
+                <w:caps/>
+                <w:color w:val="1F4E79"/>
+                <w:sz w:val="16"/>
               </w:rPr>
               <w:t>6M2025</w:t>
             </w:r>
@@ -966,19 +1513,26 @@
         </w:tc>
         <w:tc>
           <w:tcPr>
-            <w:tcW w:type="dxa" w:w="1191"/>
-            <w:shd w:val="clear" w:color="auto" w:fill="1F4E79"/>
+            <w:tcW w:type="dxa" w:w="1157"/>
+            <w:tcBorders>
+              <w:top w:val="single" w:sz="12" w:color="1F4E79" w:space="0"/>
+              <w:left w:val="nil"/>
+              <w:bottom w:val="single" w:sz="4" w:color="C9D3DE" w:space="0"/>
+              <w:right w:val="nil"/>
+            </w:tcBorders>
+            <w:shd w:val="clear" w:color="auto" w:fill="EAF1F8"/>
           </w:tcPr>
           <w:p>
             <w:pPr>
+              <w:spacing w:before="0" w:after="0"/>
               <w:jc w:val="right"/>
             </w:pPr>
-            <w:r/>
             <w:r>
               <w:rPr>
                 <w:b/>
-                <w:color w:val="FFFFFF"/>
-                <w:sz w:val="17"/>
+                <w:caps/>
+                <w:color w:val="1F4E79"/>
+                <w:sz w:val="16"/>
               </w:rPr>
               <w:t>6M2026</w:t>
             </w:r>
@@ -986,19 +1540,26 @@
         </w:tc>
         <w:tc>
           <w:tcPr>
-            <w:tcW w:type="dxa" w:w="2211"/>
-            <w:shd w:val="clear" w:color="auto" w:fill="1F4E79"/>
+            <w:tcW w:type="dxa" w:w="2148"/>
+            <w:tcBorders>
+              <w:top w:val="single" w:sz="12" w:color="1F4E79" w:space="0"/>
+              <w:left w:val="nil"/>
+              <w:bottom w:val="single" w:sz="4" w:color="C9D3DE" w:space="0"/>
+              <w:right w:val="nil"/>
+            </w:tcBorders>
+            <w:shd w:val="clear" w:color="auto" w:fill="EAF1F8"/>
           </w:tcPr>
           <w:p>
             <w:pPr>
+              <w:spacing w:before="0" w:after="0"/>
               <w:jc w:val="right"/>
             </w:pPr>
-            <w:r/>
             <w:r>
               <w:rPr>
                 <w:b/>
-                <w:color w:val="FFFFFF"/>
-                <w:sz w:val="17"/>
+                <w:caps/>
+                <w:color w:val="1F4E79"/>
+                <w:sz w:val="16"/>
               </w:rPr>
               <w:t>Change</w:t>
             </w:r>
@@ -1008,13 +1569,18 @@
       <w:tr>
         <w:tc>
           <w:tcPr>
-            <w:tcW w:type="dxa" w:w="2948"/>
+            <w:tcW w:type="dxa" w:w="2864"/>
+            <w:tcBorders>
+              <w:top w:val="nil"/>
+              <w:left w:val="nil"/>
+              <w:bottom w:val="single" w:sz="4" w:color="DDE3EA" w:space="0"/>
+              <w:right w:val="nil"/>
+            </w:tcBorders>
           </w:tcPr>
           <w:p>
             <w:pPr>
-              <w:spacing w:after="0"/>
+              <w:spacing w:before="0" w:after="0"/>
             </w:pPr>
-            <w:r/>
             <w:r>
               <w:rPr>
                 <w:b w:val="0"/>
@@ -1022,7 +1588,7 @@
               </w:rPr>
               <w:t>Total assets, EUR m</w:t>
             </w:r>
-            <w:hyperlink r:id="rId17">
+            <w:hyperlink r:id="rId19">
               <w:r>
                 <w:rPr>
                   <w:color w:val="2A78D6"/>
@@ -1039,7 +1605,7 @@
               </w:rPr>
               <w:t>,</w:t>
             </w:r>
-            <w:hyperlink r:id="rId18">
+            <w:hyperlink r:id="rId20">
               <w:r>
                 <w:rPr>
                   <w:color w:val="2A78D6"/>
@@ -1056,7 +1622,7 @@
               </w:rPr>
               <w:t>,</w:t>
             </w:r>
-            <w:hyperlink r:id="rId12">
+            <w:hyperlink r:id="rId14">
               <w:r>
                 <w:rPr>
                   <w:color w:val="2A78D6"/>
@@ -1070,14 +1636,19 @@
         </w:tc>
         <w:tc>
           <w:tcPr>
-            <w:tcW w:type="dxa" w:w="1191"/>
+            <w:tcW w:type="dxa" w:w="1157"/>
+            <w:tcBorders>
+              <w:top w:val="nil"/>
+              <w:left w:val="nil"/>
+              <w:bottom w:val="single" w:sz="4" w:color="DDE3EA" w:space="0"/>
+              <w:right w:val="nil"/>
+            </w:tcBorders>
           </w:tcPr>
           <w:p>
             <w:pPr>
-              <w:spacing w:after="0"/>
+              <w:spacing w:before="0" w:after="0"/>
               <w:jc w:val="right"/>
             </w:pPr>
-            <w:r/>
             <w:r>
               <w:rPr>
                 <w:b w:val="0"/>
@@ -1089,14 +1660,19 @@
         </w:tc>
         <w:tc>
           <w:tcPr>
-            <w:tcW w:type="dxa" w:w="1191"/>
+            <w:tcW w:type="dxa" w:w="1157"/>
+            <w:tcBorders>
+              <w:top w:val="nil"/>
+              <w:left w:val="nil"/>
+              <w:bottom w:val="single" w:sz="4" w:color="DDE3EA" w:space="0"/>
+              <w:right w:val="nil"/>
+            </w:tcBorders>
           </w:tcPr>
           <w:p>
             <w:pPr>
-              <w:spacing w:after="0"/>
+              <w:spacing w:before="0" w:after="0"/>
               <w:jc w:val="right"/>
             </w:pPr>
-            <w:r/>
             <w:r>
               <w:rPr>
                 <w:b w:val="0"/>
@@ -1108,14 +1684,19 @@
         </w:tc>
         <w:tc>
           <w:tcPr>
-            <w:tcW w:type="dxa" w:w="1191"/>
+            <w:tcW w:type="dxa" w:w="1157"/>
+            <w:tcBorders>
+              <w:top w:val="nil"/>
+              <w:left w:val="nil"/>
+              <w:bottom w:val="single" w:sz="4" w:color="DDE3EA" w:space="0"/>
+              <w:right w:val="nil"/>
+            </w:tcBorders>
           </w:tcPr>
           <w:p>
             <w:pPr>
-              <w:spacing w:after="0"/>
+              <w:spacing w:before="0" w:after="0"/>
               <w:jc w:val="right"/>
             </w:pPr>
-            <w:r/>
             <w:r>
               <w:rPr>
                 <w:b w:val="0"/>
@@ -1127,14 +1708,19 @@
         </w:tc>
         <w:tc>
           <w:tcPr>
-            <w:tcW w:type="dxa" w:w="1191"/>
+            <w:tcW w:type="dxa" w:w="1157"/>
+            <w:tcBorders>
+              <w:top w:val="nil"/>
+              <w:left w:val="nil"/>
+              <w:bottom w:val="single" w:sz="4" w:color="DDE3EA" w:space="0"/>
+              <w:right w:val="nil"/>
+            </w:tcBorders>
           </w:tcPr>
           <w:p>
             <w:pPr>
-              <w:spacing w:after="0"/>
+              <w:spacing w:before="0" w:after="0"/>
               <w:jc w:val="right"/>
             </w:pPr>
-            <w:r/>
             <w:r>
               <w:rPr>
                 <w:b w:val="0"/>
@@ -1146,14 +1732,19 @@
         </w:tc>
         <w:tc>
           <w:tcPr>
-            <w:tcW w:type="dxa" w:w="2211"/>
+            <w:tcW w:type="dxa" w:w="2148"/>
+            <w:tcBorders>
+              <w:top w:val="nil"/>
+              <w:left w:val="nil"/>
+              <w:bottom w:val="single" w:sz="4" w:color="DDE3EA" w:space="0"/>
+              <w:right w:val="nil"/>
+            </w:tcBorders>
           </w:tcPr>
           <w:p>
             <w:pPr>
-              <w:spacing w:after="0"/>
+              <w:spacing w:before="0" w:after="0"/>
               <w:jc w:val="right"/>
             </w:pPr>
-            <w:r/>
             <w:r>
               <w:rPr>
                 <w:b w:val="0"/>
@@ -1168,14 +1759,18 @@
       <w:tr>
         <w:tc>
           <w:tcPr>
-            <w:tcW w:type="dxa" w:w="2948"/>
-            <w:shd w:val="clear" w:color="auto" w:fill="F6F8FA"/>
+            <w:tcW w:type="dxa" w:w="2864"/>
+            <w:tcBorders>
+              <w:top w:val="nil"/>
+              <w:left w:val="nil"/>
+              <w:bottom w:val="single" w:sz="4" w:color="DDE3EA" w:space="0"/>
+              <w:right w:val="nil"/>
+            </w:tcBorders>
           </w:tcPr>
           <w:p>
             <w:pPr>
-              <w:spacing w:after="0"/>
+              <w:spacing w:before="0" w:after="0"/>
             </w:pPr>
-            <w:r/>
             <w:r>
               <w:rPr>
                 <w:b w:val="0"/>
@@ -1183,7 +1778,7 @@
               </w:rPr>
               <w:t>Equity, EUR m</w:t>
             </w:r>
-            <w:hyperlink r:id="rId17">
+            <w:hyperlink r:id="rId19">
               <w:r>
                 <w:rPr>
                   <w:color w:val="2A78D6"/>
@@ -1200,7 +1795,7 @@
               </w:rPr>
               <w:t>,</w:t>
             </w:r>
-            <w:hyperlink r:id="rId18">
+            <w:hyperlink r:id="rId20">
               <w:r>
                 <w:rPr>
                   <w:color w:val="2A78D6"/>
@@ -1217,7 +1812,7 @@
               </w:rPr>
               <w:t>,</w:t>
             </w:r>
-            <w:hyperlink r:id="rId12">
+            <w:hyperlink r:id="rId14">
               <w:r>
                 <w:rPr>
                   <w:color w:val="2A78D6"/>
@@ -1231,15 +1826,19 @@
         </w:tc>
         <w:tc>
           <w:tcPr>
-            <w:tcW w:type="dxa" w:w="1191"/>
-            <w:shd w:val="clear" w:color="auto" w:fill="F6F8FA"/>
+            <w:tcW w:type="dxa" w:w="1157"/>
+            <w:tcBorders>
+              <w:top w:val="nil"/>
+              <w:left w:val="nil"/>
+              <w:bottom w:val="single" w:sz="4" w:color="DDE3EA" w:space="0"/>
+              <w:right w:val="nil"/>
+            </w:tcBorders>
           </w:tcPr>
           <w:p>
             <w:pPr>
-              <w:spacing w:after="0"/>
+              <w:spacing w:before="0" w:after="0"/>
               <w:jc w:val="right"/>
             </w:pPr>
-            <w:r/>
             <w:r>
               <w:rPr>
                 <w:b w:val="0"/>
@@ -1251,15 +1850,19 @@
         </w:tc>
         <w:tc>
           <w:tcPr>
-            <w:tcW w:type="dxa" w:w="1191"/>
-            <w:shd w:val="clear" w:color="auto" w:fill="F6F8FA"/>
+            <w:tcW w:type="dxa" w:w="1157"/>
+            <w:tcBorders>
+              <w:top w:val="nil"/>
+              <w:left w:val="nil"/>
+              <w:bottom w:val="single" w:sz="4" w:color="DDE3EA" w:space="0"/>
+              <w:right w:val="nil"/>
+            </w:tcBorders>
           </w:tcPr>
           <w:p>
             <w:pPr>
-              <w:spacing w:after="0"/>
+              <w:spacing w:before="0" w:after="0"/>
               <w:jc w:val="right"/>
             </w:pPr>
-            <w:r/>
             <w:r>
               <w:rPr>
                 <w:b w:val="0"/>
@@ -1271,15 +1874,19 @@
         </w:tc>
         <w:tc>
           <w:tcPr>
-            <w:tcW w:type="dxa" w:w="1191"/>
-            <w:shd w:val="clear" w:color="auto" w:fill="F6F8FA"/>
+            <w:tcW w:type="dxa" w:w="1157"/>
+            <w:tcBorders>
+              <w:top w:val="nil"/>
+              <w:left w:val="nil"/>
+              <w:bottom w:val="single" w:sz="4" w:color="DDE3EA" w:space="0"/>
+              <w:right w:val="nil"/>
+            </w:tcBorders>
           </w:tcPr>
           <w:p>
             <w:pPr>
-              <w:spacing w:after="0"/>
+              <w:spacing w:before="0" w:after="0"/>
               <w:jc w:val="right"/>
             </w:pPr>
-            <w:r/>
             <w:r>
               <w:rPr>
                 <w:b w:val="0"/>
@@ -1291,15 +1898,19 @@
         </w:tc>
         <w:tc>
           <w:tcPr>
-            <w:tcW w:type="dxa" w:w="1191"/>
-            <w:shd w:val="clear" w:color="auto" w:fill="F6F8FA"/>
+            <w:tcW w:type="dxa" w:w="1157"/>
+            <w:tcBorders>
+              <w:top w:val="nil"/>
+              <w:left w:val="nil"/>
+              <w:bottom w:val="single" w:sz="4" w:color="DDE3EA" w:space="0"/>
+              <w:right w:val="nil"/>
+            </w:tcBorders>
           </w:tcPr>
           <w:p>
             <w:pPr>
-              <w:spacing w:after="0"/>
+              <w:spacing w:before="0" w:after="0"/>
               <w:jc w:val="right"/>
             </w:pPr>
-            <w:r/>
             <w:r>
               <w:rPr>
                 <w:b w:val="0"/>
@@ -1311,15 +1922,19 @@
         </w:tc>
         <w:tc>
           <w:tcPr>
-            <w:tcW w:type="dxa" w:w="2211"/>
-            <w:shd w:val="clear" w:color="auto" w:fill="F6F8FA"/>
+            <w:tcW w:type="dxa" w:w="2148"/>
+            <w:tcBorders>
+              <w:top w:val="nil"/>
+              <w:left w:val="nil"/>
+              <w:bottom w:val="single" w:sz="4" w:color="DDE3EA" w:space="0"/>
+              <w:right w:val="nil"/>
+            </w:tcBorders>
           </w:tcPr>
           <w:p>
             <w:pPr>
-              <w:spacing w:after="0"/>
+              <w:spacing w:before="0" w:after="0"/>
               <w:jc w:val="right"/>
             </w:pPr>
-            <w:r/>
             <w:r>
               <w:rPr>
                 <w:b/>
@@ -1334,13 +1949,18 @@
       <w:tr>
         <w:tc>
           <w:tcPr>
-            <w:tcW w:type="dxa" w:w="2948"/>
+            <w:tcW w:type="dxa" w:w="2864"/>
+            <w:tcBorders>
+              <w:top w:val="nil"/>
+              <w:left w:val="nil"/>
+              <w:bottom w:val="single" w:sz="4" w:color="DDE3EA" w:space="0"/>
+              <w:right w:val="nil"/>
+            </w:tcBorders>
           </w:tcPr>
           <w:p>
             <w:pPr>
-              <w:spacing w:after="0"/>
+              <w:spacing w:before="0" w:after="0"/>
             </w:pPr>
-            <w:r/>
             <w:r>
               <w:rPr>
                 <w:b w:val="0"/>
@@ -1348,7 +1968,7 @@
               </w:rPr>
               <w:t>Equity ratio</w:t>
             </w:r>
-            <w:hyperlink r:id="rId17">
+            <w:hyperlink r:id="rId19">
               <w:r>
                 <w:rPr>
                   <w:color w:val="2A78D6"/>
@@ -1365,7 +1985,7 @@
               </w:rPr>
               <w:t>,</w:t>
             </w:r>
-            <w:hyperlink r:id="rId18">
+            <w:hyperlink r:id="rId20">
               <w:r>
                 <w:rPr>
                   <w:color w:val="2A78D6"/>
@@ -1382,7 +2002,7 @@
               </w:rPr>
               <w:t>,</w:t>
             </w:r>
-            <w:hyperlink r:id="rId12">
+            <w:hyperlink r:id="rId14">
               <w:r>
                 <w:rPr>
                   <w:color w:val="2A78D6"/>
@@ -1396,14 +2016,19 @@
         </w:tc>
         <w:tc>
           <w:tcPr>
-            <w:tcW w:type="dxa" w:w="1191"/>
+            <w:tcW w:type="dxa" w:w="1157"/>
+            <w:tcBorders>
+              <w:top w:val="nil"/>
+              <w:left w:val="nil"/>
+              <w:bottom w:val="single" w:sz="4" w:color="DDE3EA" w:space="0"/>
+              <w:right w:val="nil"/>
+            </w:tcBorders>
           </w:tcPr>
           <w:p>
             <w:pPr>
-              <w:spacing w:after="0"/>
+              <w:spacing w:before="0" w:after="0"/>
               <w:jc w:val="right"/>
             </w:pPr>
-            <w:r/>
             <w:r>
               <w:rPr>
                 <w:b w:val="0"/>
@@ -1415,14 +2040,19 @@
         </w:tc>
         <w:tc>
           <w:tcPr>
-            <w:tcW w:type="dxa" w:w="1191"/>
+            <w:tcW w:type="dxa" w:w="1157"/>
+            <w:tcBorders>
+              <w:top w:val="nil"/>
+              <w:left w:val="nil"/>
+              <w:bottom w:val="single" w:sz="4" w:color="DDE3EA" w:space="0"/>
+              <w:right w:val="nil"/>
+            </w:tcBorders>
           </w:tcPr>
           <w:p>
             <w:pPr>
-              <w:spacing w:after="0"/>
+              <w:spacing w:before="0" w:after="0"/>
               <w:jc w:val="right"/>
             </w:pPr>
-            <w:r/>
             <w:r>
               <w:rPr>
                 <w:b w:val="0"/>
@@ -1434,14 +2064,19 @@
         </w:tc>
         <w:tc>
           <w:tcPr>
-            <w:tcW w:type="dxa" w:w="1191"/>
+            <w:tcW w:type="dxa" w:w="1157"/>
+            <w:tcBorders>
+              <w:top w:val="nil"/>
+              <w:left w:val="nil"/>
+              <w:bottom w:val="single" w:sz="4" w:color="DDE3EA" w:space="0"/>
+              <w:right w:val="nil"/>
+            </w:tcBorders>
           </w:tcPr>
           <w:p>
             <w:pPr>
-              <w:spacing w:after="0"/>
+              <w:spacing w:before="0" w:after="0"/>
               <w:jc w:val="right"/>
             </w:pPr>
-            <w:r/>
             <w:r>
               <w:rPr>
                 <w:b w:val="0"/>
@@ -1453,15 +2088,20 @@
         </w:tc>
         <w:tc>
           <w:tcPr>
-            <w:tcW w:type="dxa" w:w="1191"/>
+            <w:tcW w:type="dxa" w:w="1157"/>
+            <w:tcBorders>
+              <w:top w:val="nil"/>
+              <w:left w:val="nil"/>
+              <w:bottom w:val="single" w:sz="4" w:color="DDE3EA" w:space="0"/>
+              <w:right w:val="nil"/>
+            </w:tcBorders>
             <w:shd w:val="clear" w:color="auto" w:fill="E3F3E8"/>
           </w:tcPr>
           <w:p>
             <w:pPr>
-              <w:spacing w:after="0"/>
+              <w:spacing w:before="0" w:after="0"/>
               <w:jc w:val="right"/>
             </w:pPr>
-            <w:r/>
             <w:r>
               <w:rPr>
                 <w:b/>
@@ -1473,14 +2113,19 @@
         </w:tc>
         <w:tc>
           <w:tcPr>
-            <w:tcW w:type="dxa" w:w="2211"/>
+            <w:tcW w:type="dxa" w:w="2148"/>
+            <w:tcBorders>
+              <w:top w:val="nil"/>
+              <w:left w:val="nil"/>
+              <w:bottom w:val="single" w:sz="4" w:color="DDE3EA" w:space="0"/>
+              <w:right w:val="nil"/>
+            </w:tcBorders>
           </w:tcPr>
           <w:p>
             <w:pPr>
-              <w:spacing w:after="0"/>
+              <w:spacing w:before="0" w:after="0"/>
               <w:jc w:val="right"/>
             </w:pPr>
-            <w:r/>
             <w:r>
               <w:rPr>
                 <w:b/>
@@ -1495,14 +2140,18 @@
       <w:tr>
         <w:tc>
           <w:tcPr>
-            <w:tcW w:type="dxa" w:w="2948"/>
-            <w:shd w:val="clear" w:color="auto" w:fill="F6F8FA"/>
+            <w:tcW w:type="dxa" w:w="2864"/>
+            <w:tcBorders>
+              <w:top w:val="nil"/>
+              <w:left w:val="nil"/>
+              <w:bottom w:val="single" w:sz="4" w:color="DDE3EA" w:space="0"/>
+              <w:right w:val="nil"/>
+            </w:tcBorders>
           </w:tcPr>
           <w:p>
             <w:pPr>
-              <w:spacing w:after="0"/>
+              <w:spacing w:before="0" w:after="0"/>
             </w:pPr>
-            <w:r/>
             <w:r>
               <w:rPr>
                 <w:b w:val="0"/>
@@ -1510,7 +2159,7 @@
               </w:rPr>
               <w:t>Net profit, EUR m</w:t>
             </w:r>
-            <w:hyperlink r:id="rId17">
+            <w:hyperlink r:id="rId19">
               <w:r>
                 <w:rPr>
                   <w:color w:val="2A78D6"/>
@@ -1527,7 +2176,7 @@
               </w:rPr>
               <w:t>,</w:t>
             </w:r>
-            <w:hyperlink r:id="rId18">
+            <w:hyperlink r:id="rId20">
               <w:r>
                 <w:rPr>
                   <w:color w:val="2A78D6"/>
@@ -1544,7 +2193,7 @@
               </w:rPr>
               <w:t>,</w:t>
             </w:r>
-            <w:hyperlink r:id="rId12">
+            <w:hyperlink r:id="rId14">
               <w:r>
                 <w:rPr>
                   <w:color w:val="2A78D6"/>
@@ -1558,15 +2207,19 @@
         </w:tc>
         <w:tc>
           <w:tcPr>
-            <w:tcW w:type="dxa" w:w="1191"/>
-            <w:shd w:val="clear" w:color="auto" w:fill="F6F8FA"/>
+            <w:tcW w:type="dxa" w:w="1157"/>
+            <w:tcBorders>
+              <w:top w:val="nil"/>
+              <w:left w:val="nil"/>
+              <w:bottom w:val="single" w:sz="4" w:color="DDE3EA" w:space="0"/>
+              <w:right w:val="nil"/>
+            </w:tcBorders>
           </w:tcPr>
           <w:p>
             <w:pPr>
-              <w:spacing w:after="0"/>
+              <w:spacing w:before="0" w:after="0"/>
               <w:jc w:val="right"/>
             </w:pPr>
-            <w:r/>
             <w:r>
               <w:rPr>
                 <w:b w:val="0"/>
@@ -1578,15 +2231,19 @@
         </w:tc>
         <w:tc>
           <w:tcPr>
-            <w:tcW w:type="dxa" w:w="1191"/>
-            <w:shd w:val="clear" w:color="auto" w:fill="F6F8FA"/>
+            <w:tcW w:type="dxa" w:w="1157"/>
+            <w:tcBorders>
+              <w:top w:val="nil"/>
+              <w:left w:val="nil"/>
+              <w:bottom w:val="single" w:sz="4" w:color="DDE3EA" w:space="0"/>
+              <w:right w:val="nil"/>
+            </w:tcBorders>
           </w:tcPr>
           <w:p>
             <w:pPr>
-              <w:spacing w:after="0"/>
+              <w:spacing w:before="0" w:after="0"/>
               <w:jc w:val="right"/>
             </w:pPr>
-            <w:r/>
             <w:r>
               <w:rPr>
                 <w:b w:val="0"/>
@@ -1598,15 +2255,19 @@
         </w:tc>
         <w:tc>
           <w:tcPr>
-            <w:tcW w:type="dxa" w:w="1191"/>
-            <w:shd w:val="clear" w:color="auto" w:fill="F6F8FA"/>
+            <w:tcW w:type="dxa" w:w="1157"/>
+            <w:tcBorders>
+              <w:top w:val="nil"/>
+              <w:left w:val="nil"/>
+              <w:bottom w:val="single" w:sz="4" w:color="DDE3EA" w:space="0"/>
+              <w:right w:val="nil"/>
+            </w:tcBorders>
           </w:tcPr>
           <w:p>
             <w:pPr>
-              <w:spacing w:after="0"/>
+              <w:spacing w:before="0" w:after="0"/>
               <w:jc w:val="right"/>
             </w:pPr>
-            <w:r/>
             <w:r>
               <w:rPr>
                 <w:b w:val="0"/>
@@ -1618,15 +2279,19 @@
         </w:tc>
         <w:tc>
           <w:tcPr>
-            <w:tcW w:type="dxa" w:w="1191"/>
-            <w:shd w:val="clear" w:color="auto" w:fill="F6F8FA"/>
+            <w:tcW w:type="dxa" w:w="1157"/>
+            <w:tcBorders>
+              <w:top w:val="nil"/>
+              <w:left w:val="nil"/>
+              <w:bottom w:val="single" w:sz="4" w:color="DDE3EA" w:space="0"/>
+              <w:right w:val="nil"/>
+            </w:tcBorders>
           </w:tcPr>
           <w:p>
             <w:pPr>
-              <w:spacing w:after="0"/>
+              <w:spacing w:before="0" w:after="0"/>
               <w:jc w:val="right"/>
             </w:pPr>
-            <w:r/>
             <w:r>
               <w:rPr>
                 <w:b w:val="0"/>
@@ -1638,15 +2303,19 @@
         </w:tc>
         <w:tc>
           <w:tcPr>
-            <w:tcW w:type="dxa" w:w="2211"/>
-            <w:shd w:val="clear" w:color="auto" w:fill="F6F8FA"/>
+            <w:tcW w:type="dxa" w:w="2148"/>
+            <w:tcBorders>
+              <w:top w:val="nil"/>
+              <w:left w:val="nil"/>
+              <w:bottom w:val="single" w:sz="4" w:color="DDE3EA" w:space="0"/>
+              <w:right w:val="nil"/>
+            </w:tcBorders>
           </w:tcPr>
           <w:p>
             <w:pPr>
-              <w:spacing w:after="0"/>
+              <w:spacing w:before="0" w:after="0"/>
               <w:jc w:val="right"/>
             </w:pPr>
-            <w:r/>
             <w:r>
               <w:rPr>
                 <w:b/>
@@ -1660,9 +2329,17 @@
       </w:tr>
     </w:tbl>
     <w:p>
+      <w:pPr>
+        <w:spacing w:before="0" w:after="40"/>
+      </w:pPr>
+    </w:p>
+    <w:p>
+      <w:pPr>
+        <w:spacing w:before="40" w:after="60"/>
+      </w:pPr>
       <w:r>
         <w:rPr>
-          <w:i/>
+          <w:b w:val="0"/>
           <w:color w:val="5F6B7A"/>
           <w:sz w:val="16"/>
         </w:rPr>
@@ -1670,9 +2347,12 @@
       </w:r>
     </w:p>
     <w:p>
+      <w:pPr>
+        <w:spacing w:before="40" w:after="60"/>
+      </w:pPr>
       <w:r>
         <w:rPr>
-          <w:i/>
+          <w:b w:val="0"/>
           <w:color w:val="5F6B7A"/>
           <w:sz w:val="16"/>
         </w:rPr>
@@ -1696,7 +2376,7 @@
                     <pic:cNvPicPr/>
                   </pic:nvPicPr>
                   <pic:blipFill>
-                    <a:blip r:embed="rId19"/>
+                    <a:blip r:embed="rId21"/>
                     <a:stretch>
                       <a:fillRect/>
                     </a:stretch>
@@ -1717,11 +2397,24 @@
     </w:p>
     <w:p>
       <w:pPr>
-        <w:spacing w:before="280" w:after="80"/>
+        <w:keepNext/>
         <w:pBdr>
-          <w:bottom w:val="single" w:sz="6" w:color="C9D3DE" w:space="2"/>
+          <w:bottom w:val="single" w:sz="8" w:color="1F4E79" w:space="4"/>
         </w:pBdr>
+        <w:tabs>
+          <w:tab w:pos="482" w:val="left"/>
+        </w:tabs>
+        <w:spacing w:before="360" w:after="160"/>
       </w:pPr>
+      <w:r>
+        <w:rPr>
+          <w:b/>
+          <w:color w:val="2A78D6"/>
+          <w:sz w:val="18"/>
+        </w:rPr>
+        <w:t>04</w:t>
+        <w:tab/>
+      </w:r>
       <w:r>
         <w:rPr>
           <w:b/>
@@ -1733,16 +2426,28 @@
     </w:p>
     <w:p>
       <w:pPr>
-        <w:pStyle w:val="ListBullet"/>
-        <w:spacing w:after="60"/>
+        <w:tabs>
+          <w:tab w:pos="255" w:val="left"/>
+        </w:tabs>
+        <w:spacing w:before="0" w:after="80"/>
+        <w:ind w:left="255" w:hanging="255"/>
       </w:pPr>
+      <w:r>
+        <w:rPr>
+          <w:b/>
+          <w:color w:val="2A78D6"/>
+          <w:sz w:val="20"/>
+        </w:rPr>
+        <w:t>▪</w:t>
+        <w:tab/>
+      </w:r>
       <w:r>
         <w:rPr>
           <w:b w:val="0"/>
         </w:rPr>
         <w:t>In 2025 VIK bought 49% of EPSO-G Invest (EUR 36.3m), which owns 48% of Rheinmetall Defence Lietuva; plant construction started on 2025-11-04</w:t>
       </w:r>
-      <w:hyperlink r:id="rId14">
+      <w:hyperlink r:id="rId16">
         <w:r>
           <w:rPr>
             <w:color w:val="2A78D6"/>
@@ -1761,16 +2466,28 @@
     </w:p>
     <w:p>
       <w:pPr>
-        <w:pStyle w:val="ListBullet"/>
-        <w:spacing w:after="60"/>
+        <w:tabs>
+          <w:tab w:pos="255" w:val="left"/>
+        </w:tabs>
+        <w:spacing w:before="0" w:after="80"/>
+        <w:ind w:left="255" w:hanging="255"/>
       </w:pPr>
+      <w:r>
+        <w:rPr>
+          <w:b/>
+          <w:color w:val="2A78D6"/>
+          <w:sz w:val="20"/>
+        </w:rPr>
+        <w:t>▪</w:t>
+        <w:tab/>
+      </w:r>
       <w:r>
         <w:rPr>
           <w:b w:val="0"/>
         </w:rPr>
         <w:t>In 2026 a memorandum was signed with Rheinmetall Landsysteme and KNDS Deutschland on a ~EUR 50m maintenance centre in the Kaunas FEZ</w:t>
       </w:r>
-      <w:hyperlink r:id="rId10">
+      <w:hyperlink r:id="rId12">
         <w:r>
           <w:rPr>
             <w:color w:val="2A78D6"/>
@@ -1789,16 +2506,28 @@
     </w:p>
     <w:p>
       <w:pPr>
-        <w:pStyle w:val="ListBullet"/>
-        <w:spacing w:after="60"/>
+        <w:tabs>
+          <w:tab w:pos="255" w:val="left"/>
+        </w:tabs>
+        <w:spacing w:before="0" w:after="80"/>
+        <w:ind w:left="255" w:hanging="255"/>
       </w:pPr>
+      <w:r>
+        <w:rPr>
+          <w:b/>
+          <w:color w:val="2A78D6"/>
+          <w:sz w:val="20"/>
+        </w:rPr>
+        <w:t>▪</w:t>
+        <w:tab/>
+      </w:r>
       <w:r>
         <w:rPr>
           <w:b w:val="0"/>
         </w:rPr>
         <w:t>In February 2026 the shareholder decided to transfer VIK's shares to the state-controlled ILTE (Government approval needed)</w:t>
       </w:r>
-      <w:hyperlink r:id="rId20">
+      <w:hyperlink r:id="rId22">
         <w:r>
           <w:rPr>
             <w:color w:val="2A78D6"/>
@@ -1815,7 +2544,7 @@
         </w:rPr>
         <w:t>,</w:t>
       </w:r>
-      <w:hyperlink r:id="rId10">
+      <w:hyperlink r:id="rId12">
         <w:r>
           <w:rPr>
             <w:color w:val="2A78D6"/>
@@ -1834,11 +2563,24 @@
     </w:p>
     <w:p>
       <w:pPr>
-        <w:spacing w:before="280" w:after="80"/>
+        <w:keepNext/>
         <w:pBdr>
-          <w:bottom w:val="single" w:sz="6" w:color="C9D3DE" w:space="2"/>
+          <w:bottom w:val="single" w:sz="8" w:color="1F4E79" w:space="4"/>
         </w:pBdr>
+        <w:tabs>
+          <w:tab w:pos="482" w:val="left"/>
+        </w:tabs>
+        <w:spacing w:before="360" w:after="160"/>
       </w:pPr>
+      <w:r>
+        <w:rPr>
+          <w:b/>
+          <w:color w:val="2A78D6"/>
+          <w:sz w:val="18"/>
+        </w:rPr>
+        <w:t>05</w:t>
+        <w:tab/>
+      </w:r>
       <w:r>
         <w:rPr>
           <w:b/>
@@ -1850,16 +2592,28 @@
     </w:p>
     <w:p>
       <w:pPr>
-        <w:pStyle w:val="ListBullet"/>
-        <w:spacing w:after="60"/>
+        <w:tabs>
+          <w:tab w:pos="255" w:val="left"/>
+        </w:tabs>
+        <w:spacing w:before="0" w:after="80"/>
+        <w:ind w:left="255" w:hanging="255"/>
       </w:pPr>
+      <w:r>
+        <w:rPr>
+          <w:b/>
+          <w:color w:val="2A78D6"/>
+          <w:sz w:val="20"/>
+        </w:rPr>
+        <w:t>▪</w:t>
+        <w:tab/>
+      </w:r>
       <w:r>
         <w:rPr>
           <w:b w:val="0"/>
         </w:rPr>
         <w:t>Total assets EUR 169.4m, equity EUR 118.9m; 1H profit EUR 7.1m, mainly from an EUR 8.0m fair value gain</w:t>
       </w:r>
-      <w:hyperlink r:id="rId12">
+      <w:hyperlink r:id="rId14">
         <w:r>
           <w:rPr>
             <w:color w:val="2A78D6"/>
@@ -1878,9 +2632,21 @@
     </w:p>
     <w:p>
       <w:pPr>
-        <w:pStyle w:val="ListBullet"/>
-        <w:spacing w:after="60"/>
+        <w:tabs>
+          <w:tab w:pos="255" w:val="left"/>
+        </w:tabs>
+        <w:spacing w:before="0" w:after="80"/>
+        <w:ind w:left="255" w:hanging="255"/>
       </w:pPr>
+      <w:r>
+        <w:rPr>
+          <w:b/>
+          <w:color w:val="2A78D6"/>
+          <w:sz w:val="20"/>
+        </w:rPr>
+        <w:t>▪</w:t>
+        <w:tab/>
+      </w:r>
       <w:r>
         <w:rPr>
           <w:b/>
@@ -1893,7 +2659,7 @@
         </w:rPr>
         <w:t xml:space="preserve"> 8.1m); bonds outstanding at 2026-06-30 about EUR 50.6m (calculated by the tool)</w:t>
       </w:r>
-      <w:hyperlink r:id="rId18">
+      <w:hyperlink r:id="rId20">
         <w:r>
           <w:rPr>
             <w:color w:val="2A78D6"/>
@@ -1910,7 +2676,7 @@
         </w:rPr>
         <w:t>,</w:t>
       </w:r>
-      <w:hyperlink r:id="rId21">
+      <w:hyperlink r:id="rId23">
         <w:r>
           <w:rPr>
             <w:color w:val="2A78D6"/>
@@ -1927,7 +2693,7 @@
         </w:rPr>
         <w:t>,</w:t>
       </w:r>
-      <w:hyperlink r:id="rId12">
+      <w:hyperlink r:id="rId14">
         <w:r>
           <w:rPr>
             <w:color w:val="2A78D6"/>
@@ -1946,11 +2712,24 @@
     </w:p>
     <w:p>
       <w:pPr>
-        <w:spacing w:before="280" w:after="80"/>
+        <w:keepNext/>
         <w:pBdr>
-          <w:bottom w:val="single" w:sz="6" w:color="C9D3DE" w:space="2"/>
+          <w:bottom w:val="single" w:sz="8" w:color="1F4E79" w:space="4"/>
         </w:pBdr>
+        <w:tabs>
+          <w:tab w:pos="482" w:val="left"/>
+        </w:tabs>
+        <w:spacing w:before="360" w:after="160"/>
       </w:pPr>
+      <w:r>
+        <w:rPr>
+          <w:b/>
+          <w:color w:val="2A78D6"/>
+          <w:sz w:val="18"/>
+        </w:rPr>
+        <w:t>06</w:t>
+        <w:tab/>
+      </w:r>
       <w:r>
         <w:rPr>
           <w:b/>
@@ -1962,36 +2741,52 @@
     </w:p>
     <w:tbl>
       <w:tblPr>
-        <w:tblW w:type="auto" w:w="0"/>
+        <w:tblW w:w="9638" w:type="dxa"/>
+        <w:tblBorders>
+          <w:top w:val="nil"/>
+          <w:left w:val="nil"/>
+          <w:bottom w:val="nil"/>
+          <w:right w:val="nil"/>
+          <w:insideH w:val="nil"/>
+          <w:insideV w:val="nil"/>
+        </w:tblBorders>
+        <w:tblLayout w:type="fixed"/>
+        <w:tblCellMar>
+          <w:top w:w="70" w:type="dxa"/>
+          <w:left w:w="100" w:type="dxa"/>
+          <w:bottom w:w="70" w:type="dxa"/>
+          <w:right w:w="100" w:type="dxa"/>
+        </w:tblCellMar>
         <w:tblLook w:firstColumn="1" w:firstRow="1" w:lastColumn="0" w:lastRow="0" w:noHBand="0" w:noVBand="1" w:val="04A0"/>
-        <w:tblBorders>
-          <w:top w:val="single" w:sz="4" w:color="C9D3DE"/>
-          <w:left w:val="nil"/>
-          <w:bottom w:val="single" w:sz="4" w:color="C9D3DE"/>
-          <w:right w:val="nil"/>
-          <w:insideH w:val="single" w:sz="4" w:color="C9D3DE"/>
-          <w:insideV w:val="nil"/>
-        </w:tblBorders>
       </w:tblPr>
       <w:tblGrid>
-        <w:gridCol w:w="2493"/>
-        <w:gridCol w:w="2493"/>
-        <w:gridCol w:w="2493"/>
-        <w:gridCol w:w="2493"/>
+        <w:gridCol w:w="2577"/>
+        <w:gridCol w:w="2577"/>
+        <w:gridCol w:w="3138"/>
+        <w:gridCol w:w="1344"/>
       </w:tblGrid>
       <w:tr>
         <w:tc>
           <w:tcPr>
-            <w:tcW w:type="dxa" w:w="2608"/>
-            <w:shd w:val="clear" w:color="auto" w:fill="1F4E79"/>
+            <w:tcW w:type="dxa" w:w="2578"/>
+            <w:tcBorders>
+              <w:top w:val="single" w:sz="12" w:color="1F4E79" w:space="0"/>
+              <w:left w:val="nil"/>
+              <w:bottom w:val="single" w:sz="4" w:color="C9D3DE" w:space="0"/>
+              <w:right w:val="nil"/>
+            </w:tcBorders>
+            <w:shd w:val="clear" w:color="auto" w:fill="EAF1F8"/>
           </w:tcPr>
           <w:p>
-            <w:r/>
+            <w:pPr>
+              <w:spacing w:before="0" w:after="0"/>
+            </w:pPr>
             <w:r>
               <w:rPr>
                 <w:b/>
-                <w:color w:val="FFFFFF"/>
-                <w:sz w:val="17"/>
+                <w:caps/>
+                <w:color w:val="1F4E79"/>
+                <w:sz w:val="16"/>
               </w:rPr>
               <w:t>Plan / target</w:t>
             </w:r>
@@ -1999,16 +2794,25 @@
         </w:tc>
         <w:tc>
           <w:tcPr>
-            <w:tcW w:type="dxa" w:w="2608"/>
-            <w:shd w:val="clear" w:color="auto" w:fill="1F4E79"/>
+            <w:tcW w:type="dxa" w:w="2578"/>
+            <w:tcBorders>
+              <w:top w:val="single" w:sz="12" w:color="1F4E79" w:space="0"/>
+              <w:left w:val="nil"/>
+              <w:bottom w:val="single" w:sz="4" w:color="C9D3DE" w:space="0"/>
+              <w:right w:val="nil"/>
+            </w:tcBorders>
+            <w:shd w:val="clear" w:color="auto" w:fill="EAF1F8"/>
           </w:tcPr>
           <w:p>
-            <w:r/>
+            <w:pPr>
+              <w:spacing w:before="0" w:after="0"/>
+            </w:pPr>
             <w:r>
               <w:rPr>
                 <w:b/>
-                <w:color w:val="FFFFFF"/>
-                <w:sz w:val="17"/>
+                <w:caps/>
+                <w:color w:val="1F4E79"/>
+                <w:sz w:val="16"/>
               </w:rPr>
               <w:t>Outcome</w:t>
             </w:r>
@@ -2016,16 +2820,25 @@
         </w:tc>
         <w:tc>
           <w:tcPr>
-            <w:tcW w:type="dxa" w:w="3175"/>
-            <w:shd w:val="clear" w:color="auto" w:fill="1F4E79"/>
+            <w:tcW w:type="dxa" w:w="3138"/>
+            <w:tcBorders>
+              <w:top w:val="single" w:sz="12" w:color="1F4E79" w:space="0"/>
+              <w:left w:val="nil"/>
+              <w:bottom w:val="single" w:sz="4" w:color="C9D3DE" w:space="0"/>
+              <w:right w:val="nil"/>
+            </w:tcBorders>
+            <w:shd w:val="clear" w:color="auto" w:fill="EAF1F8"/>
           </w:tcPr>
           <w:p>
-            <w:r/>
+            <w:pPr>
+              <w:spacing w:before="0" w:after="0"/>
+            </w:pPr>
             <w:r>
               <w:rPr>
                 <w:b/>
-                <w:color w:val="FFFFFF"/>
-                <w:sz w:val="17"/>
+                <w:caps/>
+                <w:color w:val="1F4E79"/>
+                <w:sz w:val="16"/>
               </w:rPr>
               <w:t>What changed and why</w:t>
             </w:r>
@@ -2033,16 +2846,25 @@
         </w:tc>
         <w:tc>
           <w:tcPr>
-            <w:tcW w:type="dxa" w:w="1361"/>
-            <w:shd w:val="clear" w:color="auto" w:fill="1F4E79"/>
+            <w:tcW w:type="dxa" w:w="1345"/>
+            <w:tcBorders>
+              <w:top w:val="single" w:sz="12" w:color="1F4E79" w:space="0"/>
+              <w:left w:val="nil"/>
+              <w:bottom w:val="single" w:sz="4" w:color="C9D3DE" w:space="0"/>
+              <w:right w:val="nil"/>
+            </w:tcBorders>
+            <w:shd w:val="clear" w:color="auto" w:fill="EAF1F8"/>
           </w:tcPr>
           <w:p>
-            <w:r/>
+            <w:pPr>
+              <w:spacing w:before="0" w:after="0"/>
+            </w:pPr>
             <w:r>
               <w:rPr>
                 <w:b/>
-                <w:color w:val="FFFFFF"/>
-                <w:sz w:val="17"/>
+                <w:caps/>
+                <w:color w:val="1F4E79"/>
+                <w:sz w:val="16"/>
               </w:rPr>
               <w:t>Status</w:t>
             </w:r>
@@ -2052,13 +2874,18 @@
       <w:tr>
         <w:tc>
           <w:tcPr>
-            <w:tcW w:type="dxa" w:w="2608"/>
+            <w:tcW w:type="dxa" w:w="2578"/>
+            <w:tcBorders>
+              <w:top w:val="nil"/>
+              <w:left w:val="nil"/>
+              <w:bottom w:val="single" w:sz="4" w:color="DDE3EA" w:space="0"/>
+              <w:right w:val="nil"/>
+            </w:tcBorders>
           </w:tcPr>
           <w:p>
             <w:pPr>
-              <w:spacing w:after="0"/>
+              <w:spacing w:before="0" w:after="0"/>
             </w:pPr>
-            <w:r/>
             <w:r>
               <w:rPr>
                 <w:b w:val="0"/>
@@ -2070,13 +2897,18 @@
         </w:tc>
         <w:tc>
           <w:tcPr>
-            <w:tcW w:type="dxa" w:w="2608"/>
+            <w:tcW w:type="dxa" w:w="2578"/>
+            <w:tcBorders>
+              <w:top w:val="nil"/>
+              <w:left w:val="nil"/>
+              <w:bottom w:val="single" w:sz="4" w:color="DDE3EA" w:space="0"/>
+              <w:right w:val="nil"/>
+            </w:tcBorders>
           </w:tcPr>
           <w:p>
             <w:pPr>
-              <w:spacing w:after="0"/>
+              <w:spacing w:before="0" w:after="0"/>
             </w:pPr>
-            <w:r/>
             <w:r>
               <w:rPr>
                 <w:b w:val="0"/>
@@ -2084,7 +2916,7 @@
               </w:rPr>
               <w:t>EUR 120.5m (60%) returned</w:t>
             </w:r>
-            <w:hyperlink r:id="rId16">
+            <w:hyperlink r:id="rId18">
               <w:r>
                 <w:rPr>
                   <w:color w:val="2A78D6"/>
@@ -2101,7 +2933,7 @@
               </w:rPr>
               <w:t>,</w:t>
             </w:r>
-            <w:hyperlink r:id="rId15">
+            <w:hyperlink r:id="rId17">
               <w:r>
                 <w:rPr>
                   <w:color w:val="2A78D6"/>
@@ -2115,13 +2947,18 @@
         </w:tc>
         <w:tc>
           <w:tcPr>
-            <w:tcW w:type="dxa" w:w="3175"/>
+            <w:tcW w:type="dxa" w:w="3138"/>
+            <w:tcBorders>
+              <w:top w:val="nil"/>
+              <w:left w:val="nil"/>
+              <w:bottom w:val="single" w:sz="4" w:color="DDE3EA" w:space="0"/>
+              <w:right w:val="nil"/>
+            </w:tcBorders>
           </w:tcPr>
           <w:p>
             <w:pPr>
-              <w:spacing w:after="0"/>
+              <w:spacing w:before="0" w:after="0"/>
             </w:pPr>
-            <w:r/>
             <w:r>
               <w:rPr>
                 <w:b w:val="0"/>
@@ -2129,7 +2966,7 @@
               </w:rPr>
               <w:t>On track</w:t>
             </w:r>
-            <w:hyperlink r:id="rId15">
+            <w:hyperlink r:id="rId17">
               <w:r>
                 <w:rPr>
                   <w:color w:val="2A78D6"/>
@@ -2150,14 +2987,19 @@
         </w:tc>
         <w:tc>
           <w:tcPr>
-            <w:tcW w:type="dxa" w:w="1361"/>
+            <w:tcW w:type="dxa" w:w="1345"/>
+            <w:tcBorders>
+              <w:top w:val="nil"/>
+              <w:left w:val="nil"/>
+              <w:bottom w:val="single" w:sz="4" w:color="DDE3EA" w:space="0"/>
+              <w:right w:val="nil"/>
+            </w:tcBorders>
             <w:shd w:val="clear" w:color="auto" w:fill="EAF1F8"/>
           </w:tcPr>
           <w:p>
             <w:pPr>
-              <w:spacing w:after="0"/>
+              <w:spacing w:before="0" w:after="0"/>
             </w:pPr>
-            <w:r/>
             <w:r>
               <w:rPr>
                 <w:b/>
@@ -2171,14 +3013,18 @@
       <w:tr>
         <w:tc>
           <w:tcPr>
-            <w:tcW w:type="dxa" w:w="2608"/>
-            <w:shd w:val="clear" w:color="auto" w:fill="F6F8FA"/>
+            <w:tcW w:type="dxa" w:w="2578"/>
+            <w:tcBorders>
+              <w:top w:val="nil"/>
+              <w:left w:val="nil"/>
+              <w:bottom w:val="single" w:sz="4" w:color="DDE3EA" w:space="0"/>
+              <w:right w:val="nil"/>
+            </w:tcBorders>
           </w:tcPr>
           <w:p>
             <w:pPr>
-              <w:spacing w:after="0"/>
+              <w:spacing w:before="0" w:after="0"/>
             </w:pPr>
-            <w:r/>
             <w:r>
               <w:rPr>
                 <w:b w:val="0"/>
@@ -2190,14 +3036,18 @@
         </w:tc>
         <w:tc>
           <w:tcPr>
-            <w:tcW w:type="dxa" w:w="2608"/>
-            <w:shd w:val="clear" w:color="auto" w:fill="F6F8FA"/>
+            <w:tcW w:type="dxa" w:w="2578"/>
+            <w:tcBorders>
+              <w:top w:val="nil"/>
+              <w:left w:val="nil"/>
+              <w:bottom w:val="single" w:sz="4" w:color="DDE3EA" w:space="0"/>
+              <w:right w:val="nil"/>
+            </w:tcBorders>
           </w:tcPr>
           <w:p>
             <w:pPr>
-              <w:spacing w:after="0"/>
+              <w:spacing w:before="0" w:after="0"/>
             </w:pPr>
-            <w:r/>
             <w:r>
               <w:rPr>
                 <w:b w:val="0"/>
@@ -2205,7 +3055,7 @@
               </w:rPr>
               <w:t>EUR 36m invested in 2025; construction under way</w:t>
             </w:r>
-            <w:hyperlink r:id="rId14">
+            <w:hyperlink r:id="rId16">
               <w:r>
                 <w:rPr>
                   <w:color w:val="2A78D6"/>
@@ -2219,14 +3069,18 @@
         </w:tc>
         <w:tc>
           <w:tcPr>
-            <w:tcW w:type="dxa" w:w="3175"/>
-            <w:shd w:val="clear" w:color="auto" w:fill="F6F8FA"/>
+            <w:tcW w:type="dxa" w:w="3138"/>
+            <w:tcBorders>
+              <w:top w:val="nil"/>
+              <w:left w:val="nil"/>
+              <w:bottom w:val="single" w:sz="4" w:color="DDE3EA" w:space="0"/>
+              <w:right w:val="nil"/>
+            </w:tcBorders>
           </w:tcPr>
           <w:p>
             <w:pPr>
-              <w:spacing w:after="0"/>
+              <w:spacing w:before="0" w:after="0"/>
             </w:pPr>
-            <w:r/>
             <w:r>
               <w:rPr>
                 <w:b w:val="0"/>
@@ -2234,7 +3088,7 @@
               </w:rPr>
               <w:t>In progress; also financed by the EUR 25m defence bond</w:t>
             </w:r>
-            <w:hyperlink r:id="rId22">
+            <w:hyperlink r:id="rId24">
               <w:r>
                 <w:rPr>
                   <w:color w:val="2A78D6"/>
@@ -2255,14 +3109,19 @@
         </w:tc>
         <w:tc>
           <w:tcPr>
-            <w:tcW w:type="dxa" w:w="1361"/>
+            <w:tcW w:type="dxa" w:w="1345"/>
+            <w:tcBorders>
+              <w:top w:val="nil"/>
+              <w:left w:val="nil"/>
+              <w:bottom w:val="single" w:sz="4" w:color="DDE3EA" w:space="0"/>
+              <w:right w:val="nil"/>
+            </w:tcBorders>
             <w:shd w:val="clear" w:color="auto" w:fill="EAF1F8"/>
           </w:tcPr>
           <w:p>
             <w:pPr>
-              <w:spacing w:after="0"/>
+              <w:spacing w:before="0" w:after="0"/>
             </w:pPr>
-            <w:r/>
             <w:r>
               <w:rPr>
                 <w:b/>
@@ -2276,11 +3135,29 @@
     </w:tbl>
     <w:p>
       <w:pPr>
-        <w:spacing w:before="280" w:after="80"/>
+        <w:spacing w:before="0" w:after="40"/>
+      </w:pPr>
+    </w:p>
+    <w:p>
+      <w:pPr>
+        <w:keepNext/>
         <w:pBdr>
-          <w:bottom w:val="single" w:sz="6" w:color="C9D3DE" w:space="2"/>
+          <w:bottom w:val="single" w:sz="8" w:color="1F4E79" w:space="4"/>
         </w:pBdr>
+        <w:tabs>
+          <w:tab w:pos="482" w:val="left"/>
+        </w:tabs>
+        <w:spacing w:before="360" w:after="160"/>
       </w:pPr>
+      <w:r>
+        <w:rPr>
+          <w:b/>
+          <w:color w:val="2A78D6"/>
+          <w:sz w:val="18"/>
+        </w:rPr>
+        <w:t>07</w:t>
+        <w:tab/>
+      </w:r>
       <w:r>
         <w:rPr>
           <w:b/>
@@ -2292,9 +3169,21 @@
     </w:p>
     <w:p>
       <w:pPr>
-        <w:pStyle w:val="ListBullet"/>
-        <w:spacing w:after="60"/>
+        <w:tabs>
+          <w:tab w:pos="255" w:val="left"/>
+        </w:tabs>
+        <w:spacing w:before="0" w:after="80"/>
+        <w:ind w:left="255" w:hanging="255"/>
       </w:pPr>
+      <w:r>
+        <w:rPr>
+          <w:b/>
+          <w:color w:val="2A78D6"/>
+          <w:sz w:val="20"/>
+        </w:rPr>
+        <w:t>▪</w:t>
+        <w:tab/>
+      </w:r>
       <w:r>
         <w:rPr>
           <w:b/>
@@ -2307,7 +3196,7 @@
         </w:rPr>
         <w:t xml:space="preserve"> a 2.826% bond maturing 2027-06-30 (Nasdaq Vilnius since 2022-07-04) and a 3.119% defence bond, EUR 25m, issued 2025-09-24, maturing 2029-09-24, with proceeds fully allocated to the Rheinmetall project</w:t>
       </w:r>
-      <w:hyperlink r:id="rId23">
+      <w:hyperlink r:id="rId25">
         <w:r>
           <w:rPr>
             <w:color w:val="2A78D6"/>
@@ -2324,7 +3213,7 @@
         </w:rPr>
         <w:t>,</w:t>
       </w:r>
-      <w:hyperlink r:id="rId22">
+      <w:hyperlink r:id="rId24">
         <w:r>
           <w:rPr>
             <w:color w:val="2A78D6"/>
@@ -2343,9 +3232,21 @@
     </w:p>
     <w:p>
       <w:pPr>
-        <w:pStyle w:val="ListBullet"/>
-        <w:spacing w:after="60"/>
+        <w:tabs>
+          <w:tab w:pos="255" w:val="left"/>
+        </w:tabs>
+        <w:spacing w:before="0" w:after="80"/>
+        <w:ind w:left="255" w:hanging="255"/>
       </w:pPr>
+      <w:r>
+        <w:rPr>
+          <w:b/>
+          <w:color w:val="2A78D6"/>
+          <w:sz w:val="20"/>
+        </w:rPr>
+        <w:t>▪</w:t>
+        <w:tab/>
+      </w:r>
       <w:r>
         <w:rPr>
           <w:b/>
@@ -2358,7 +3259,7 @@
         </w:rPr>
         <w:t xml:space="preserve"> the bonds are backed by a state guarantee, so the Fitch A+ rating is linked to Lithuania's rating</w:t>
       </w:r>
-      <w:hyperlink r:id="rId15">
+      <w:hyperlink r:id="rId17">
         <w:r>
           <w:rPr>
             <w:color w:val="2A78D6"/>
@@ -2377,9 +3278,21 @@
     </w:p>
     <w:p>
       <w:pPr>
-        <w:pStyle w:val="ListBullet"/>
-        <w:spacing w:after="60"/>
+        <w:tabs>
+          <w:tab w:pos="255" w:val="left"/>
+        </w:tabs>
+        <w:spacing w:before="0" w:after="80"/>
+        <w:ind w:left="255" w:hanging="255"/>
       </w:pPr>
+      <w:r>
+        <w:rPr>
+          <w:b/>
+          <w:color w:val="2A78D6"/>
+          <w:sz w:val="20"/>
+        </w:rPr>
+        <w:t>▪</w:t>
+        <w:tab/>
+      </w:r>
       <w:r>
         <w:rPr>
           <w:b/>
@@ -2395,11 +3308,265 @@
     </w:p>
     <w:p>
       <w:pPr>
-        <w:spacing w:before="280" w:after="80"/>
+        <w:keepNext/>
         <w:pBdr>
-          <w:bottom w:val="single" w:sz="6" w:color="C9D3DE" w:space="2"/>
+          <w:bottom w:val="single" w:sz="8" w:color="1F4E79" w:space="4"/>
         </w:pBdr>
+        <w:tabs>
+          <w:tab w:pos="482" w:val="left"/>
+        </w:tabs>
+        <w:spacing w:before="360" w:after="160"/>
       </w:pPr>
+      <w:r>
+        <w:rPr>
+          <w:b/>
+          <w:color w:val="2A78D6"/>
+          <w:sz w:val="18"/>
+        </w:rPr>
+        <w:t>08</w:t>
+        <w:tab/>
+      </w:r>
+      <w:r>
+        <w:rPr>
+          <w:b/>
+          <w:color w:val="1F4E79"/>
+          <w:sz w:val="28"/>
+        </w:rPr>
+        <w:t>In the press</w:t>
+      </w:r>
+    </w:p>
+    <w:p>
+      <w:pPr>
+        <w:spacing w:before="40" w:after="60"/>
+      </w:pPr>
+      <w:r>
+        <w:rPr>
+          <w:b w:val="0"/>
+          <w:color w:val="5F6B7A"/>
+          <w:sz w:val="18"/>
+        </w:rPr>
+        <w:t>Automatic news scan (Google News, LT), 2026-07-24 – 2026-10-22: 2 articles.</w:t>
+      </w:r>
+    </w:p>
+    <w:tbl>
+      <w:tblPr>
+        <w:tblW w:w="9639" w:type="dxa"/>
+        <w:tblBorders>
+          <w:top w:val="nil"/>
+          <w:left w:val="nil"/>
+          <w:bottom w:val="nil"/>
+          <w:right w:val="nil"/>
+          <w:insideH w:val="nil"/>
+          <w:insideV w:val="nil"/>
+        </w:tblBorders>
+        <w:tblLayout w:type="fixed"/>
+        <w:tblCellMar>
+          <w:top w:w="80" w:type="dxa"/>
+          <w:left w:w="0" w:type="dxa"/>
+          <w:bottom w:w="80" w:type="dxa"/>
+          <w:right w:w="120" w:type="dxa"/>
+        </w:tblCellMar>
+        <w:tblLook w:firstColumn="1" w:firstRow="1" w:lastColumn="0" w:lastRow="0" w:noHBand="0" w:noVBand="1" w:val="04A0"/>
+      </w:tblPr>
+      <w:tblGrid>
+        <w:gridCol w:w="1020"/>
+        <w:gridCol w:w="1360"/>
+        <w:gridCol w:w="7257"/>
+      </w:tblGrid>
+      <w:tr>
+        <w:tc>
+          <w:tcPr>
+            <w:tcW w:type="dxa" w:w="1020"/>
+            <w:tcBorders>
+              <w:top w:val="nil"/>
+              <w:left w:val="nil"/>
+              <w:bottom w:val="single" w:sz="4" w:color="E3E8EE" w:space="0"/>
+              <w:right w:val="nil"/>
+            </w:tcBorders>
+          </w:tcPr>
+          <w:p>
+            <w:pPr>
+              <w:spacing w:before="0" w:after="0"/>
+            </w:pPr>
+            <w:r>
+              <w:rPr>
+                <w:b w:val="0"/>
+                <w:color w:val="1A1A1A"/>
+                <w:sz w:val="17"/>
+              </w:rPr>
+              <w:t>2026-09-23</w:t>
+            </w:r>
+          </w:p>
+        </w:tc>
+        <w:tc>
+          <w:tcPr>
+            <w:tcW w:type="dxa" w:w="1361"/>
+            <w:tcBorders>
+              <w:top w:val="nil"/>
+              <w:left w:val="nil"/>
+              <w:bottom w:val="single" w:sz="4" w:color="E3E8EE" w:space="0"/>
+              <w:right w:val="nil"/>
+            </w:tcBorders>
+          </w:tcPr>
+          <w:p>
+            <w:pPr>
+              <w:spacing w:before="0" w:after="0"/>
+            </w:pPr>
+            <w:r>
+              <w:rPr>
+                <w:b/>
+                <w:color w:val="5F6B7A"/>
+                <w:sz w:val="14"/>
+                <w:shd w:val="clear" w:color="auto" w:fill="F0F2F5"/>
+              </w:rPr>
+              <w:t xml:space="preserve"> OTHER </w:t>
+            </w:r>
+          </w:p>
+        </w:tc>
+        <w:tc>
+          <w:tcPr>
+            <w:tcW w:type="dxa" w:w="7257"/>
+            <w:tcBorders>
+              <w:top w:val="nil"/>
+              <w:left w:val="nil"/>
+              <w:bottom w:val="single" w:sz="4" w:color="E3E8EE" w:space="0"/>
+              <w:right w:val="nil"/>
+            </w:tcBorders>
+          </w:tcPr>
+          <w:p>
+            <w:pPr>
+              <w:spacing w:before="0" w:after="0"/>
+            </w:pPr>
+            <w:hyperlink r:id="rId26">
+              <w:r>
+                <w:rPr>
+                  <w:color w:val="1A1A1A"/>
+                  <w:sz w:val="18"/>
+                </w:rPr>
+                <w:t xml:space="preserve">bendrovei UAB „Valstybės investicinis kapitalas“ numatomas išskirtinis vaidmuo skatinant kapitalo rinkas bei mobilizuojant investicijas gynybos sektoriuje</w:t>
+              </w:r>
+            </w:hyperlink>
+            <w:r>
+              <w:rPr>
+                <w:b w:val="0"/>
+                <w:color w:val="5F6B7A"/>
+                <w:sz w:val="15"/>
+              </w:rPr>
+              <w:t xml:space="preserve">   Lietuvos Respublikos Vyriausybė</w:t>
+            </w:r>
+          </w:p>
+        </w:tc>
+      </w:tr>
+      <w:tr>
+        <w:tc>
+          <w:tcPr>
+            <w:tcW w:type="dxa" w:w="1020"/>
+            <w:tcBorders>
+              <w:top w:val="nil"/>
+              <w:left w:val="nil"/>
+              <w:bottom w:val="single" w:sz="4" w:color="E3E8EE" w:space="0"/>
+              <w:right w:val="nil"/>
+            </w:tcBorders>
+          </w:tcPr>
+          <w:p>
+            <w:pPr>
+              <w:spacing w:before="0" w:after="0"/>
+            </w:pPr>
+            <w:r>
+              <w:rPr>
+                <w:b w:val="0"/>
+                <w:color w:val="1A1A1A"/>
+                <w:sz w:val="17"/>
+              </w:rPr>
+              <w:t>2026-09-23</w:t>
+            </w:r>
+          </w:p>
+        </w:tc>
+        <w:tc>
+          <w:tcPr>
+            <w:tcW w:type="dxa" w:w="1361"/>
+            <w:tcBorders>
+              <w:top w:val="nil"/>
+              <w:left w:val="nil"/>
+              <w:bottom w:val="single" w:sz="4" w:color="E3E8EE" w:space="0"/>
+              <w:right w:val="nil"/>
+            </w:tcBorders>
+          </w:tcPr>
+          <w:p>
+            <w:pPr>
+              <w:spacing w:before="0" w:after="0"/>
+            </w:pPr>
+            <w:r>
+              <w:rPr>
+                <w:b/>
+                <w:color w:val="5F6B7A"/>
+                <w:sz w:val="14"/>
+                <w:shd w:val="clear" w:color="auto" w:fill="F0F2F5"/>
+              </w:rPr>
+              <w:t xml:space="preserve"> OTHER </w:t>
+            </w:r>
+          </w:p>
+        </w:tc>
+        <w:tc>
+          <w:tcPr>
+            <w:tcW w:type="dxa" w:w="7257"/>
+            <w:tcBorders>
+              <w:top w:val="nil"/>
+              <w:left w:val="nil"/>
+              <w:bottom w:val="single" w:sz="4" w:color="E3E8EE" w:space="0"/>
+              <w:right w:val="nil"/>
+            </w:tcBorders>
+          </w:tcPr>
+          <w:p>
+            <w:pPr>
+              <w:spacing w:before="0" w:after="0"/>
+            </w:pPr>
+            <w:hyperlink r:id="rId27">
+              <w:r>
+                <w:rPr>
+                  <w:color w:val="1A1A1A"/>
+                  <w:sz w:val="18"/>
+                </w:rPr>
+                <w:t xml:space="preserve">„Valstybės investicinis kapitalas“ nebus prijungtas prie ILTE</w:t>
+              </w:r>
+            </w:hyperlink>
+            <w:r>
+              <w:rPr>
+                <w:b w:val="0"/>
+                <w:color w:val="5F6B7A"/>
+                <w:sz w:val="15"/>
+              </w:rPr>
+              <w:t xml:space="preserve">   15min.lt</w:t>
+            </w:r>
+          </w:p>
+        </w:tc>
+      </w:tr>
+    </w:tbl>
+    <w:p>
+      <w:pPr>
+        <w:spacing w:before="0" w:after="40"/>
+      </w:pPr>
+    </w:p>
+    <w:p>
+      <w:pPr>
+        <w:keepNext/>
+        <w:pBdr>
+          <w:bottom w:val="single" w:sz="8" w:color="1F4E79" w:space="4"/>
+        </w:pBdr>
+        <w:tabs>
+          <w:tab w:pos="482" w:val="left"/>
+        </w:tabs>
+        <w:spacing w:before="360" w:after="160"/>
+      </w:pPr>
+      <w:r>
+        <w:rPr>
+          <w:b/>
+          <w:color w:val="2A78D6"/>
+          <w:sz w:val="18"/>
+        </w:rPr>
+        <w:t>09</w:t>
+        <w:tab/>
+      </w:r>
       <w:r>
         <w:rPr>
           <w:b/>
@@ -2411,870 +3578,1660 @@
     </w:p>
     <w:p>
       <w:pPr>
-        <w:spacing w:before="160"/>
+        <w:keepNext/>
+        <w:shd w:val="clear" w:color="auto" w:fill="EAF1F8"/>
+        <w:spacing w:before="200" w:after="80"/>
+        <w:ind w:left="85"/>
       </w:pPr>
       <w:r>
         <w:rPr>
           <w:b/>
-          <w:sz w:val="22"/>
+          <w:caps/>
+          <w:color w:val="1F4E79"/>
+          <w:sz w:val="19"/>
         </w:rPr>
         <w:t>Exclusionary screening (companies)</w:t>
       </w:r>
     </w:p>
+    <w:tbl>
+      <w:tblPr>
+        <w:tblW w:w="9639" w:type="dxa"/>
+        <w:tblBorders>
+          <w:top w:val="nil"/>
+          <w:left w:val="nil"/>
+          <w:bottom w:val="nil"/>
+          <w:right w:val="nil"/>
+          <w:insideH w:val="nil"/>
+          <w:insideV w:val="nil"/>
+        </w:tblBorders>
+        <w:tblLayout w:type="fixed"/>
+        <w:tblCellMar>
+          <w:top w:w="90" w:type="dxa"/>
+          <w:left w:w="0" w:type="dxa"/>
+          <w:bottom w:w="110" w:type="dxa"/>
+          <w:right w:w="0" w:type="dxa"/>
+        </w:tblCellMar>
+        <w:tblLook w:firstColumn="1" w:firstRow="1" w:lastColumn="0" w:lastRow="0" w:noHBand="0" w:noVBand="1" w:val="04A0"/>
+      </w:tblPr>
+      <w:tblGrid>
+        <w:gridCol w:w="340"/>
+        <w:gridCol w:w="9298"/>
+      </w:tblGrid>
+      <w:tr>
+        <w:tc>
+          <w:tcPr>
+            <w:tcW w:type="dxa" w:w="340"/>
+            <w:tcBorders>
+              <w:top w:val="nil"/>
+              <w:left w:val="nil"/>
+              <w:bottom w:val="single" w:sz="4" w:color="E3E8EE" w:space="0"/>
+              <w:right w:val="nil"/>
+            </w:tcBorders>
+          </w:tcPr>
+          <w:p>
+            <w:pPr>
+              <w:spacing w:before="0" w:after="0"/>
+            </w:pPr>
+            <w:r>
+              <w:rPr>
+                <w:rFonts w:ascii="Segoe UI Symbol" w:hAnsi="Segoe UI Symbol"/>
+                <w:b w:val="0"/>
+                <w:color w:val="1B7F3B"/>
+                <w:sz w:val="24"/>
+              </w:rPr>
+              <w:t>☑</w:t>
+            </w:r>
+          </w:p>
+        </w:tc>
+        <w:tc>
+          <w:tcPr>
+            <w:tcW w:type="dxa" w:w="9298"/>
+            <w:tcBorders>
+              <w:top w:val="nil"/>
+              <w:left w:val="nil"/>
+              <w:bottom w:val="single" w:sz="4" w:color="E3E8EE" w:space="0"/>
+              <w:right w:val="nil"/>
+            </w:tcBorders>
+          </w:tcPr>
+          <w:p>
+            <w:pPr>
+              <w:spacing w:before="0" w:after="40"/>
+            </w:pPr>
+            <w:r>
+              <w:rPr>
+                <w:b/>
+                <w:color w:val="1A1A1A"/>
+                <w:sz w:val="19"/>
+              </w:rPr>
+              <w:t>Yes, the company is not involved in excluded sectors: controversial and nuclear weapons, tobacco, gambling and restricted sectors in fossil fuel</w:t>
+            </w:r>
+          </w:p>
+          <w:p>
+            <w:pPr>
+              <w:tabs>
+                <w:tab w:pos="198" w:val="left"/>
+              </w:tabs>
+              <w:spacing w:before="0" w:after="20"/>
+              <w:ind w:left="198" w:hanging="198"/>
+            </w:pPr>
+            <w:r>
+              <w:rPr>
+                <w:b w:val="0"/>
+                <w:color w:val="5F6B7A"/>
+                <w:sz w:val="18"/>
+              </w:rPr>
+              <w:t>•</w:t>
+              <w:tab/>
+            </w:r>
+            <w:r>
+              <w:rPr>
+                <w:b w:val="0"/>
+                <w:color w:val="333333"/>
+                <w:sz w:val="18"/>
+              </w:rPr>
+              <w:t>No controversial or nuclear weapons.</w:t>
+            </w:r>
+          </w:p>
+          <w:p>
+            <w:pPr>
+              <w:tabs>
+                <w:tab w:pos="198" w:val="left"/>
+              </w:tabs>
+              <w:spacing w:before="0" w:after="20"/>
+              <w:ind w:left="198" w:hanging="198"/>
+            </w:pPr>
+            <w:r>
+              <w:rPr>
+                <w:b w:val="0"/>
+                <w:color w:val="5F6B7A"/>
+                <w:sz w:val="18"/>
+              </w:rPr>
+              <w:t>•</w:t>
+              <w:tab/>
+            </w:r>
+            <w:r>
+              <w:rPr>
+                <w:b w:val="0"/>
+                <w:color w:val="333333"/>
+                <w:sz w:val="18"/>
+              </w:rPr>
+              <w:t>VIK invests in conventional defence industry (the Rheinmetall ammunition plant in Lithuania)</w:t>
+            </w:r>
+            <w:hyperlink r:id="rId16">
+              <w:r>
+                <w:rPr>
+                  <w:color w:val="2A78D6"/>
+                  <w:vertAlign w:val="superscript"/>
+                  <w:sz w:val="15"/>
+                </w:rPr>
+                <w:t xml:space="preserve">9</w:t>
+              </w:r>
+            </w:hyperlink>
+          </w:p>
+          <w:p>
+            <w:pPr>
+              <w:tabs>
+                <w:tab w:pos="198" w:val="left"/>
+              </w:tabs>
+              <w:spacing w:before="0" w:after="20"/>
+              <w:ind w:left="198" w:hanging="198"/>
+            </w:pPr>
+            <w:r>
+              <w:rPr>
+                <w:b w:val="0"/>
+                <w:color w:val="5F6B7A"/>
+                <w:sz w:val="18"/>
+              </w:rPr>
+              <w:t>•</w:t>
+              <w:tab/>
+            </w:r>
+            <w:r>
+              <w:rPr>
+                <w:b w:val="0"/>
+                <w:color w:val="333333"/>
+                <w:sz w:val="18"/>
+              </w:rPr>
+              <w:t>The SEB Arms and Defence policy only restricts controversial weapons, nuclear weapons outside NATO, civilian semi-automatic arms and unlicensed trade</w:t>
+            </w:r>
+            <w:hyperlink r:id="rId28">
+              <w:r>
+                <w:rPr>
+                  <w:color w:val="2A78D6"/>
+                  <w:vertAlign w:val="superscript"/>
+                  <w:sz w:val="15"/>
+                </w:rPr>
+                <w:t xml:space="preserve">20</w:t>
+              </w:r>
+            </w:hyperlink>
+            <w:r>
+              <w:rPr>
+                <w:b w:val="0"/>
+                <w:color w:val="333333"/>
+                <w:sz w:val="18"/>
+              </w:rPr>
+              <w:t>.</w:t>
+            </w:r>
+          </w:p>
+        </w:tc>
+      </w:tr>
+    </w:tbl>
+    <w:tbl>
+      <w:tblPr>
+        <w:tblW w:w="9639" w:type="dxa"/>
+        <w:tblBorders>
+          <w:top w:val="nil"/>
+          <w:left w:val="nil"/>
+          <w:bottom w:val="nil"/>
+          <w:right w:val="nil"/>
+          <w:insideH w:val="nil"/>
+          <w:insideV w:val="nil"/>
+        </w:tblBorders>
+        <w:tblLayout w:type="fixed"/>
+        <w:tblCellMar>
+          <w:top w:w="90" w:type="dxa"/>
+          <w:left w:w="0" w:type="dxa"/>
+          <w:bottom w:w="110" w:type="dxa"/>
+          <w:right w:w="0" w:type="dxa"/>
+        </w:tblCellMar>
+        <w:tblLook w:firstColumn="1" w:firstRow="1" w:lastColumn="0" w:lastRow="0" w:noHBand="0" w:noVBand="1" w:val="04A0"/>
+      </w:tblPr>
+      <w:tblGrid>
+        <w:gridCol w:w="340"/>
+        <w:gridCol w:w="9298"/>
+      </w:tblGrid>
+      <w:tr>
+        <w:tc>
+          <w:tcPr>
+            <w:tcW w:type="dxa" w:w="340"/>
+            <w:tcBorders>
+              <w:top w:val="nil"/>
+              <w:left w:val="nil"/>
+              <w:bottom w:val="single" w:sz="4" w:color="E3E8EE" w:space="0"/>
+              <w:right w:val="nil"/>
+            </w:tcBorders>
+          </w:tcPr>
+          <w:p>
+            <w:pPr>
+              <w:spacing w:before="0" w:after="0"/>
+            </w:pPr>
+            <w:r>
+              <w:rPr>
+                <w:rFonts w:ascii="Segoe UI Symbol" w:hAnsi="Segoe UI Symbol"/>
+                <w:b w:val="0"/>
+                <w:color w:val="1B7F3B"/>
+                <w:sz w:val="24"/>
+              </w:rPr>
+              <w:t>☑</w:t>
+            </w:r>
+          </w:p>
+        </w:tc>
+        <w:tc>
+          <w:tcPr>
+            <w:tcW w:type="dxa" w:w="9298"/>
+            <w:tcBorders>
+              <w:top w:val="nil"/>
+              <w:left w:val="nil"/>
+              <w:bottom w:val="single" w:sz="4" w:color="E3E8EE" w:space="0"/>
+              <w:right w:val="nil"/>
+            </w:tcBorders>
+          </w:tcPr>
+          <w:p>
+            <w:pPr>
+              <w:spacing w:before="0" w:after="40"/>
+            </w:pPr>
+            <w:r>
+              <w:rPr>
+                <w:b/>
+                <w:color w:val="1A1A1A"/>
+                <w:sz w:val="19"/>
+              </w:rPr>
+              <w:t>Yes, the company does not have red flag/signal related to controversies based on UN Global Compact, OECD Guidelines for Multinational Enterprises or any other relevant principles/standards</w:t>
+            </w:r>
+          </w:p>
+          <w:p>
+            <w:pPr>
+              <w:tabs>
+                <w:tab w:pos="198" w:val="left"/>
+              </w:tabs>
+              <w:spacing w:before="0" w:after="20"/>
+              <w:ind w:left="198" w:hanging="198"/>
+            </w:pPr>
+            <w:r>
+              <w:rPr>
+                <w:b w:val="0"/>
+                <w:color w:val="5F6B7A"/>
+                <w:sz w:val="18"/>
+              </w:rPr>
+              <w:t>•</w:t>
+              <w:tab/>
+            </w:r>
+            <w:r>
+              <w:rPr>
+                <w:b w:val="0"/>
+                <w:color w:val="333333"/>
+                <w:sz w:val="18"/>
+              </w:rPr>
+              <w:t>No UN Global Compact or OECD related controversies found.</w:t>
+            </w:r>
+          </w:p>
+        </w:tc>
+      </w:tr>
+    </w:tbl>
+    <w:tbl>
+      <w:tblPr>
+        <w:tblW w:w="9639" w:type="dxa"/>
+        <w:tblBorders>
+          <w:top w:val="nil"/>
+          <w:left w:val="nil"/>
+          <w:bottom w:val="nil"/>
+          <w:right w:val="nil"/>
+          <w:insideH w:val="nil"/>
+          <w:insideV w:val="nil"/>
+        </w:tblBorders>
+        <w:tblLayout w:type="fixed"/>
+        <w:tblCellMar>
+          <w:top w:w="90" w:type="dxa"/>
+          <w:left w:w="0" w:type="dxa"/>
+          <w:bottom w:w="110" w:type="dxa"/>
+          <w:right w:w="0" w:type="dxa"/>
+        </w:tblCellMar>
+        <w:tblLook w:firstColumn="1" w:firstRow="1" w:lastColumn="0" w:lastRow="0" w:noHBand="0" w:noVBand="1" w:val="04A0"/>
+      </w:tblPr>
+      <w:tblGrid>
+        <w:gridCol w:w="340"/>
+        <w:gridCol w:w="9298"/>
+      </w:tblGrid>
+      <w:tr>
+        <w:tc>
+          <w:tcPr>
+            <w:tcW w:type="dxa" w:w="340"/>
+            <w:tcBorders>
+              <w:top w:val="nil"/>
+              <w:left w:val="nil"/>
+              <w:bottom w:val="single" w:sz="4" w:color="E3E8EE" w:space="0"/>
+              <w:right w:val="nil"/>
+            </w:tcBorders>
+          </w:tcPr>
+          <w:p>
+            <w:pPr>
+              <w:spacing w:before="0" w:after="0"/>
+            </w:pPr>
+            <w:r>
+              <w:rPr>
+                <w:rFonts w:ascii="Segoe UI Symbol" w:hAnsi="Segoe UI Symbol"/>
+                <w:b w:val="0"/>
+                <w:color w:val="1B7F3B"/>
+                <w:sz w:val="24"/>
+              </w:rPr>
+              <w:t>☑</w:t>
+            </w:r>
+          </w:p>
+        </w:tc>
+        <w:tc>
+          <w:tcPr>
+            <w:tcW w:type="dxa" w:w="9298"/>
+            <w:tcBorders>
+              <w:top w:val="nil"/>
+              <w:left w:val="nil"/>
+              <w:bottom w:val="single" w:sz="4" w:color="E3E8EE" w:space="0"/>
+              <w:right w:val="nil"/>
+            </w:tcBorders>
+          </w:tcPr>
+          <w:p>
+            <w:pPr>
+              <w:spacing w:before="0" w:after="40"/>
+            </w:pPr>
+            <w:r>
+              <w:rPr>
+                <w:b/>
+                <w:color w:val="1A1A1A"/>
+                <w:sz w:val="19"/>
+              </w:rPr>
+              <w:t>Yes, the company is not in the list of sanctions (add a screenshot)</w:t>
+            </w:r>
+          </w:p>
+          <w:p>
+            <w:pPr>
+              <w:tabs>
+                <w:tab w:pos="198" w:val="left"/>
+              </w:tabs>
+              <w:spacing w:before="0" w:after="20"/>
+              <w:ind w:left="198" w:hanging="198"/>
+            </w:pPr>
+            <w:r>
+              <w:rPr>
+                <w:b w:val="0"/>
+                <w:color w:val="5F6B7A"/>
+                <w:sz w:val="18"/>
+              </w:rPr>
+              <w:t>•</w:t>
+              <w:tab/>
+            </w:r>
+            <w:r>
+              <w:rPr>
+                <w:b w:val="0"/>
+                <w:color w:val="333333"/>
+                <w:sz w:val="18"/>
+              </w:rPr>
+              <w:t>Not found on the EU, UN, UK, US OFAC consolidated sanctions lists (automatic check 2026-10-22).</w:t>
+            </w:r>
+          </w:p>
+        </w:tc>
+      </w:tr>
+    </w:tbl>
+    <w:tbl>
+      <w:tblPr>
+        <w:tblW w:w="9639" w:type="dxa"/>
+        <w:tblBorders>
+          <w:top w:val="nil"/>
+          <w:left w:val="nil"/>
+          <w:bottom w:val="nil"/>
+          <w:right w:val="nil"/>
+          <w:insideH w:val="nil"/>
+          <w:insideV w:val="nil"/>
+        </w:tblBorders>
+        <w:tblLayout w:type="fixed"/>
+        <w:tblCellMar>
+          <w:top w:w="90" w:type="dxa"/>
+          <w:left w:w="0" w:type="dxa"/>
+          <w:bottom w:w="110" w:type="dxa"/>
+          <w:right w:w="0" w:type="dxa"/>
+        </w:tblCellMar>
+        <w:tblLook w:firstColumn="1" w:firstRow="1" w:lastColumn="0" w:lastRow="0" w:noHBand="0" w:noVBand="1" w:val="04A0"/>
+      </w:tblPr>
+      <w:tblGrid>
+        <w:gridCol w:w="340"/>
+        <w:gridCol w:w="9298"/>
+      </w:tblGrid>
+      <w:tr>
+        <w:tc>
+          <w:tcPr>
+            <w:tcW w:type="dxa" w:w="340"/>
+            <w:tcBorders>
+              <w:top w:val="nil"/>
+              <w:left w:val="nil"/>
+              <w:bottom w:val="single" w:sz="4" w:color="E3E8EE" w:space="0"/>
+              <w:right w:val="nil"/>
+            </w:tcBorders>
+          </w:tcPr>
+          <w:p>
+            <w:pPr>
+              <w:spacing w:before="0" w:after="0"/>
+            </w:pPr>
+            <w:r>
+              <w:rPr>
+                <w:rFonts w:ascii="Segoe UI Symbol" w:hAnsi="Segoe UI Symbol"/>
+                <w:b w:val="0"/>
+                <w:color w:val="1B7F3B"/>
+                <w:sz w:val="24"/>
+              </w:rPr>
+              <w:t>☑</w:t>
+            </w:r>
+          </w:p>
+        </w:tc>
+        <w:tc>
+          <w:tcPr>
+            <w:tcW w:type="dxa" w:w="9298"/>
+            <w:tcBorders>
+              <w:top w:val="nil"/>
+              <w:left w:val="nil"/>
+              <w:bottom w:val="single" w:sz="4" w:color="E3E8EE" w:space="0"/>
+              <w:right w:val="nil"/>
+            </w:tcBorders>
+          </w:tcPr>
+          <w:p>
+            <w:pPr>
+              <w:spacing w:before="0" w:after="40"/>
+            </w:pPr>
+            <w:r>
+              <w:rPr>
+                <w:b/>
+                <w:color w:val="1A1A1A"/>
+                <w:sz w:val="19"/>
+              </w:rPr>
+              <w:t>Yes, issues were not identified from adverse media checks (add a screenshot)</w:t>
+            </w:r>
+          </w:p>
+          <w:p>
+            <w:pPr>
+              <w:tabs>
+                <w:tab w:pos="198" w:val="left"/>
+              </w:tabs>
+              <w:spacing w:before="0" w:after="20"/>
+              <w:ind w:left="198" w:hanging="198"/>
+            </w:pPr>
+            <w:r>
+              <w:rPr>
+                <w:b w:val="0"/>
+                <w:color w:val="5F6B7A"/>
+                <w:sz w:val="18"/>
+              </w:rPr>
+              <w:t>•</w:t>
+              <w:tab/>
+            </w:r>
+            <w:r>
+              <w:rPr>
+                <w:b w:val="0"/>
+                <w:color w:val="333333"/>
+                <w:sz w:val="18"/>
+              </w:rPr>
+              <w:t>No adverse news found (2026-10-22).</w:t>
+            </w:r>
+          </w:p>
+          <w:p>
+            <w:pPr>
+              <w:tabs>
+                <w:tab w:pos="198" w:val="left"/>
+              </w:tabs>
+              <w:spacing w:before="0" w:after="20"/>
+              <w:ind w:left="198" w:hanging="198"/>
+            </w:pPr>
+            <w:r>
+              <w:rPr>
+                <w:b w:val="0"/>
+                <w:color w:val="5F6B7A"/>
+                <w:sz w:val="18"/>
+              </w:rPr>
+              <w:t>•</w:t>
+              <w:tab/>
+            </w:r>
+            <w:r>
+              <w:rPr>
+                <w:b w:val="0"/>
+                <w:color w:val="333333"/>
+                <w:sz w:val="18"/>
+              </w:rPr>
+              <w:t>News summary 2026-07-24 – 2026-10-22: 2 articles, 0 with an adverse keyword in the headline (details in the section "In the press").</w:t>
+            </w:r>
+          </w:p>
+        </w:tc>
+      </w:tr>
+    </w:tbl>
     <w:p>
       <w:pPr>
-        <w:spacing w:before="80" w:after="20"/>
+        <w:spacing w:before="120" w:after="40"/>
       </w:pPr>
       <w:r>
         <w:rPr>
-          <w:sz w:val="24"/>
-        </w:rPr>
-        <w:t xml:space="preserve">☑ </w:t>
-      </w:r>
-      <w:r>
-        <w:t>Yes, the company is not involved in excluded sectors: controversial and nuclear weapons, tobacco, gambling and restricted sectors in fossil fuel</w:t>
-      </w:r>
-    </w:p>
-    <w:p>
-      <w:pPr>
-        <w:spacing w:after="0"/>
-        <w:ind w:left="510" w:hanging="198"/>
-      </w:pPr>
-      <w:r>
-        <w:rPr>
-          <w:sz w:val="19"/>
-        </w:rPr>
-        <w:t xml:space="preserve">•  </w:t>
-      </w:r>
-      <w:r>
-        <w:rPr>
-          <w:b w:val="0"/>
+          <w:i/>
           <w:color w:val="333333"/>
-          <w:sz w:val="19"/>
-        </w:rPr>
-        <w:t>No controversial or nuclear weapons.</w:t>
-      </w:r>
-    </w:p>
-    <w:p>
-      <w:pPr>
-        <w:spacing w:after="0"/>
-        <w:ind w:left="510" w:hanging="198"/>
-      </w:pPr>
-      <w:r>
-        <w:rPr>
-          <w:sz w:val="19"/>
-        </w:rPr>
-        <w:t xml:space="preserve">•  </w:t>
-      </w:r>
-      <w:r>
-        <w:rPr>
-          <w:b w:val="0"/>
-          <w:color w:val="333333"/>
-          <w:sz w:val="19"/>
-        </w:rPr>
-        <w:t>VIK invests in conventional defence industry (the Rheinmetall ammunition plant in Lithuania)</w:t>
-      </w:r>
-      <w:hyperlink r:id="rId14">
-        <w:r>
-          <w:rPr>
-            <w:color w:val="2A78D6"/>
-            <w:vertAlign w:val="superscript"/>
-            <w:sz w:val="16"/>
-          </w:rPr>
-          <w:t xml:space="preserve">9</w:t>
-        </w:r>
-      </w:hyperlink>
-    </w:p>
-    <w:p>
-      <w:pPr>
-        <w:spacing w:after="120"/>
-        <w:ind w:left="510" w:hanging="198"/>
-      </w:pPr>
-      <w:r>
-        <w:rPr>
-          <w:sz w:val="19"/>
-        </w:rPr>
-        <w:t xml:space="preserve">•  </w:t>
-      </w:r>
-      <w:r>
-        <w:rPr>
-          <w:b w:val="0"/>
-          <w:color w:val="333333"/>
-          <w:sz w:val="19"/>
-        </w:rPr>
-        <w:t>The SEB Arms and Defence policy only restricts controversial weapons, nuclear weapons outside NATO, civilian semi-automatic arms and unlicensed trade</w:t>
-      </w:r>
-      <w:hyperlink r:id="rId24">
-        <w:r>
-          <w:rPr>
-            <w:color w:val="2A78D6"/>
-            <w:vertAlign w:val="superscript"/>
-            <w:sz w:val="16"/>
-          </w:rPr>
-          <w:t xml:space="preserve">20</w:t>
-        </w:r>
-      </w:hyperlink>
-      <w:r>
-        <w:rPr>
-          <w:b w:val="0"/>
-          <w:color w:val="333333"/>
-          <w:sz w:val="19"/>
-        </w:rPr>
-        <w:t>.</w:t>
-      </w:r>
-    </w:p>
-    <w:p>
-      <w:pPr>
-        <w:spacing w:before="80" w:after="20"/>
-      </w:pPr>
-      <w:r>
-        <w:rPr>
-          <w:sz w:val="24"/>
-        </w:rPr>
-        <w:t xml:space="preserve">☑ </w:t>
-      </w:r>
-      <w:r>
-        <w:t>Yes, the company does not have red flag/signal related to controversies based on UN Global Compact, OECD Guidelines for Multinational Enterprises or any other relevant principles/standards</w:t>
-      </w:r>
-    </w:p>
-    <w:p>
-      <w:pPr>
-        <w:spacing w:after="120"/>
-        <w:ind w:left="510" w:hanging="198"/>
-      </w:pPr>
-      <w:r>
-        <w:rPr>
-          <w:sz w:val="19"/>
-        </w:rPr>
-        <w:t xml:space="preserve">•  </w:t>
-      </w:r>
-      <w:r>
-        <w:rPr>
-          <w:b w:val="0"/>
-          <w:color w:val="333333"/>
-          <w:sz w:val="19"/>
-        </w:rPr>
-        <w:t>No UN Global Compact or OECD related controversies found.</w:t>
-      </w:r>
-    </w:p>
-    <w:p>
-      <w:pPr>
-        <w:spacing w:before="80" w:after="20"/>
-      </w:pPr>
-      <w:r>
-        <w:rPr>
-          <w:sz w:val="24"/>
-        </w:rPr>
-        <w:t xml:space="preserve">☑ </w:t>
-      </w:r>
-      <w:r>
-        <w:t>Yes, the company is not in the list of sanctions (add a screenshot)</w:t>
-      </w:r>
-    </w:p>
-    <w:p>
-      <w:pPr>
-        <w:spacing w:after="120"/>
-        <w:ind w:left="510" w:hanging="198"/>
-      </w:pPr>
-      <w:r>
-        <w:rPr>
-          <w:sz w:val="19"/>
-        </w:rPr>
-        <w:t xml:space="preserve">•  </w:t>
-      </w:r>
-      <w:r>
-        <w:rPr>
-          <w:b w:val="0"/>
-          <w:color w:val="333333"/>
-          <w:sz w:val="19"/>
-        </w:rPr>
-        <w:t>Not found on the EU, UN, UK, US OFAC consolidated sanctions lists (automatic check 2026-10-22).</w:t>
-      </w:r>
-    </w:p>
-    <w:p>
-      <w:pPr>
-        <w:spacing w:before="80" w:after="20"/>
-      </w:pPr>
-      <w:r>
-        <w:rPr>
-          <w:sz w:val="24"/>
-        </w:rPr>
-        <w:t xml:space="preserve">☑ </w:t>
-      </w:r>
-      <w:r>
-        <w:t>Yes, issues were not identified from adverse media checks (add a screenshot)</w:t>
-      </w:r>
-    </w:p>
-    <w:p>
-      <w:pPr>
-        <w:spacing w:after="120"/>
-        <w:ind w:left="510" w:hanging="198"/>
-      </w:pPr>
-      <w:r>
-        <w:rPr>
-          <w:sz w:val="19"/>
-        </w:rPr>
-        <w:t xml:space="preserve">•  </w:t>
-      </w:r>
-      <w:r>
-        <w:rPr>
-          <w:b w:val="0"/>
-          <w:color w:val="333333"/>
-          <w:sz w:val="19"/>
-        </w:rPr>
-        <w:t>No adverse news found (2026-10-22).</w:t>
-      </w:r>
-    </w:p>
-    <w:p>
-      <w:r>
-        <w:rPr>
-          <w:i/>
-          <w:sz w:val="19"/>
+          <w:sz w:val="18"/>
         </w:rPr>
         <w:t>In case any red flags, risks, unclarities were identified then additional checks (sanctions screening and adverse media checks) on the company’s Ultimate Beneficial Owners and/or senior management shall be performed.</w:t>
       </w:r>
     </w:p>
     <w:p>
       <w:pPr>
-        <w:spacing w:before="80"/>
+        <w:spacing w:before="120" w:after="40"/>
       </w:pPr>
       <w:r>
         <w:rPr>
           <w:b/>
+          <w:sz w:val="19"/>
         </w:rPr>
         <w:t xml:space="preserve">Additional comments: </w:t>
       </w:r>
     </w:p>
     <w:p>
       <w:pPr>
-        <w:spacing w:before="160"/>
+        <w:keepNext/>
+        <w:shd w:val="clear" w:color="auto" w:fill="EAF1F8"/>
+        <w:spacing w:before="200" w:after="80"/>
+        <w:ind w:left="85"/>
       </w:pPr>
       <w:r>
         <w:rPr>
           <w:b/>
-          <w:sz w:val="22"/>
+          <w:caps/>
+          <w:color w:val="1F4E79"/>
+          <w:sz w:val="19"/>
         </w:rPr>
         <w:t>ESG integration and positive screening (positive answers imply higher allocation)</w:t>
       </w:r>
     </w:p>
+    <w:tbl>
+      <w:tblPr>
+        <w:tblW w:w="9639" w:type="dxa"/>
+        <w:tblBorders>
+          <w:top w:val="nil"/>
+          <w:left w:val="nil"/>
+          <w:bottom w:val="nil"/>
+          <w:right w:val="nil"/>
+          <w:insideH w:val="nil"/>
+          <w:insideV w:val="nil"/>
+        </w:tblBorders>
+        <w:tblLayout w:type="fixed"/>
+        <w:tblCellMar>
+          <w:top w:w="90" w:type="dxa"/>
+          <w:left w:w="0" w:type="dxa"/>
+          <w:bottom w:w="110" w:type="dxa"/>
+          <w:right w:w="0" w:type="dxa"/>
+        </w:tblCellMar>
+        <w:tblLook w:firstColumn="1" w:firstRow="1" w:lastColumn="0" w:lastRow="0" w:noHBand="0" w:noVBand="1" w:val="04A0"/>
+      </w:tblPr>
+      <w:tblGrid>
+        <w:gridCol w:w="340"/>
+        <w:gridCol w:w="9298"/>
+      </w:tblGrid>
+      <w:tr>
+        <w:tc>
+          <w:tcPr>
+            <w:tcW w:type="dxa" w:w="340"/>
+            <w:tcBorders>
+              <w:top w:val="nil"/>
+              <w:left w:val="nil"/>
+              <w:bottom w:val="single" w:sz="4" w:color="E3E8EE" w:space="0"/>
+              <w:right w:val="nil"/>
+            </w:tcBorders>
+          </w:tcPr>
+          <w:p>
+            <w:pPr>
+              <w:spacing w:before="0" w:after="0"/>
+            </w:pPr>
+            <w:r>
+              <w:rPr>
+                <w:rFonts w:ascii="Segoe UI Symbol" w:hAnsi="Segoe UI Symbol"/>
+                <w:b w:val="0"/>
+                <w:color w:val="9AA5B1"/>
+                <w:sz w:val="24"/>
+              </w:rPr>
+              <w:t>☐</w:t>
+            </w:r>
+          </w:p>
+        </w:tc>
+        <w:tc>
+          <w:tcPr>
+            <w:tcW w:type="dxa" w:w="9298"/>
+            <w:tcBorders>
+              <w:top w:val="nil"/>
+              <w:left w:val="nil"/>
+              <w:bottom w:val="single" w:sz="4" w:color="E3E8EE" w:space="0"/>
+              <w:right w:val="nil"/>
+            </w:tcBorders>
+          </w:tcPr>
+          <w:p>
+            <w:pPr>
+              <w:spacing w:before="0" w:after="40"/>
+            </w:pPr>
+            <w:r>
+              <w:rPr>
+                <w:b/>
+                <w:color w:val="1A1A1A"/>
+                <w:sz w:val="19"/>
+              </w:rPr>
+              <w:t>Yes, the company is promoting environmental or social characteristics (activities, ESG policy, good ESG rating, etc)</w:t>
+            </w:r>
+          </w:p>
+          <w:p>
+            <w:pPr>
+              <w:tabs>
+                <w:tab w:pos="198" w:val="left"/>
+              </w:tabs>
+              <w:spacing w:before="0" w:after="20"/>
+              <w:ind w:left="198" w:hanging="198"/>
+            </w:pPr>
+            <w:r>
+              <w:rPr>
+                <w:b w:val="0"/>
+                <w:color w:val="5F6B7A"/>
+                <w:sz w:val="18"/>
+              </w:rPr>
+              <w:t>•</w:t>
+              <w:tab/>
+            </w:r>
+            <w:r>
+              <w:rPr>
+                <w:b w:val="0"/>
+                <w:color w:val="333333"/>
+                <w:sz w:val="18"/>
+              </w:rPr>
+              <w:t>VIK states that sustainability is not a primary objective</w:t>
+            </w:r>
+          </w:p>
+          <w:p>
+            <w:pPr>
+              <w:tabs>
+                <w:tab w:pos="198" w:val="left"/>
+              </w:tabs>
+              <w:spacing w:before="0" w:after="20"/>
+              <w:ind w:left="198" w:hanging="198"/>
+            </w:pPr>
+            <w:r>
+              <w:rPr>
+                <w:b w:val="0"/>
+                <w:color w:val="5F6B7A"/>
+                <w:sz w:val="18"/>
+              </w:rPr>
+              <w:t>•</w:t>
+              <w:tab/>
+            </w:r>
+            <w:r>
+              <w:rPr>
+                <w:b w:val="0"/>
+                <w:color w:val="333333"/>
+                <w:sz w:val="18"/>
+              </w:rPr>
+              <w:t>The priority is defence and security</w:t>
+            </w:r>
+            <w:hyperlink r:id="rId29">
+              <w:r>
+                <w:rPr>
+                  <w:color w:val="2A78D6"/>
+                  <w:vertAlign w:val="superscript"/>
+                  <w:sz w:val="15"/>
+                </w:rPr>
+                <w:t xml:space="preserve">21</w:t>
+              </w:r>
+            </w:hyperlink>
+            <w:r>
+              <w:rPr>
+                <w:b w:val="0"/>
+                <w:color w:val="333333"/>
+                <w:sz w:val="18"/>
+              </w:rPr>
+              <w:t>.</w:t>
+            </w:r>
+          </w:p>
+        </w:tc>
+      </w:tr>
+    </w:tbl>
+    <w:tbl>
+      <w:tblPr>
+        <w:tblW w:w="9639" w:type="dxa"/>
+        <w:tblBorders>
+          <w:top w:val="nil"/>
+          <w:left w:val="nil"/>
+          <w:bottom w:val="nil"/>
+          <w:right w:val="nil"/>
+          <w:insideH w:val="nil"/>
+          <w:insideV w:val="nil"/>
+        </w:tblBorders>
+        <w:tblLayout w:type="fixed"/>
+        <w:tblCellMar>
+          <w:top w:w="90" w:type="dxa"/>
+          <w:left w:w="0" w:type="dxa"/>
+          <w:bottom w:w="110" w:type="dxa"/>
+          <w:right w:w="0" w:type="dxa"/>
+        </w:tblCellMar>
+        <w:tblLook w:firstColumn="1" w:firstRow="1" w:lastColumn="0" w:lastRow="0" w:noHBand="0" w:noVBand="1" w:val="04A0"/>
+      </w:tblPr>
+      <w:tblGrid>
+        <w:gridCol w:w="340"/>
+        <w:gridCol w:w="9298"/>
+      </w:tblGrid>
+      <w:tr>
+        <w:tc>
+          <w:tcPr>
+            <w:tcW w:type="dxa" w:w="340"/>
+            <w:tcBorders>
+              <w:top w:val="nil"/>
+              <w:left w:val="nil"/>
+              <w:bottom w:val="single" w:sz="4" w:color="E3E8EE" w:space="0"/>
+              <w:right w:val="nil"/>
+            </w:tcBorders>
+          </w:tcPr>
+          <w:p>
+            <w:pPr>
+              <w:spacing w:before="0" w:after="0"/>
+            </w:pPr>
+            <w:r>
+              <w:rPr>
+                <w:rFonts w:ascii="Segoe UI Symbol" w:hAnsi="Segoe UI Symbol"/>
+                <w:b w:val="0"/>
+                <w:color w:val="9AA5B1"/>
+                <w:sz w:val="24"/>
+              </w:rPr>
+              <w:t>☐</w:t>
+            </w:r>
+          </w:p>
+        </w:tc>
+        <w:tc>
+          <w:tcPr>
+            <w:tcW w:type="dxa" w:w="9298"/>
+            <w:tcBorders>
+              <w:top w:val="nil"/>
+              <w:left w:val="nil"/>
+              <w:bottom w:val="single" w:sz="4" w:color="E3E8EE" w:space="0"/>
+              <w:right w:val="nil"/>
+            </w:tcBorders>
+          </w:tcPr>
+          <w:p>
+            <w:pPr>
+              <w:spacing w:before="0" w:after="40"/>
+            </w:pPr>
+            <w:r>
+              <w:rPr>
+                <w:b/>
+                <w:color w:val="1A1A1A"/>
+                <w:sz w:val="19"/>
+              </w:rPr>
+              <w:t>Yes, the activities of the company or it’s strategy is aligned with the taxonomy and/or Paris agreement targets (e.g. net zero commitment)</w:t>
+            </w:r>
+          </w:p>
+          <w:p>
+            <w:pPr>
+              <w:tabs>
+                <w:tab w:pos="198" w:val="left"/>
+              </w:tabs>
+              <w:spacing w:before="0" w:after="20"/>
+              <w:ind w:left="198" w:hanging="198"/>
+            </w:pPr>
+            <w:r>
+              <w:rPr>
+                <w:b w:val="0"/>
+                <w:color w:val="5F6B7A"/>
+                <w:sz w:val="18"/>
+              </w:rPr>
+              <w:t>•</w:t>
+              <w:tab/>
+            </w:r>
+            <w:r>
+              <w:rPr>
+                <w:b w:val="0"/>
+                <w:color w:val="333333"/>
+                <w:sz w:val="18"/>
+              </w:rPr>
+              <w:t>No climate or taxonomy targets</w:t>
+            </w:r>
+          </w:p>
+          <w:p>
+            <w:pPr>
+              <w:tabs>
+                <w:tab w:pos="198" w:val="left"/>
+              </w:tabs>
+              <w:spacing w:before="0" w:after="20"/>
+              <w:ind w:left="198" w:hanging="198"/>
+            </w:pPr>
+            <w:r>
+              <w:rPr>
+                <w:b w:val="0"/>
+                <w:color w:val="5F6B7A"/>
+                <w:sz w:val="18"/>
+              </w:rPr>
+              <w:t>•</w:t>
+              <w:tab/>
+            </w:r>
+            <w:r>
+              <w:rPr>
+                <w:b w:val="0"/>
+                <w:color w:val="333333"/>
+                <w:sz w:val="18"/>
+              </w:rPr>
+              <w:t>Green procurement through CPO LT</w:t>
+            </w:r>
+            <w:hyperlink r:id="rId30">
+              <w:r>
+                <w:rPr>
+                  <w:color w:val="2A78D6"/>
+                  <w:vertAlign w:val="superscript"/>
+                  <w:sz w:val="15"/>
+                </w:rPr>
+                <w:t xml:space="preserve">22</w:t>
+              </w:r>
+            </w:hyperlink>
+            <w:r>
+              <w:rPr>
+                <w:b w:val="0"/>
+                <w:color w:val="333333"/>
+                <w:sz w:val="18"/>
+              </w:rPr>
+              <w:t>.</w:t>
+            </w:r>
+          </w:p>
+        </w:tc>
+      </w:tr>
+    </w:tbl>
+    <w:tbl>
+      <w:tblPr>
+        <w:tblW w:w="9639" w:type="dxa"/>
+        <w:tblBorders>
+          <w:top w:val="nil"/>
+          <w:left w:val="nil"/>
+          <w:bottom w:val="nil"/>
+          <w:right w:val="nil"/>
+          <w:insideH w:val="nil"/>
+          <w:insideV w:val="nil"/>
+        </w:tblBorders>
+        <w:tblLayout w:type="fixed"/>
+        <w:tblCellMar>
+          <w:top w:w="90" w:type="dxa"/>
+          <w:left w:w="0" w:type="dxa"/>
+          <w:bottom w:w="110" w:type="dxa"/>
+          <w:right w:w="0" w:type="dxa"/>
+        </w:tblCellMar>
+        <w:tblLook w:firstColumn="1" w:firstRow="1" w:lastColumn="0" w:lastRow="0" w:noHBand="0" w:noVBand="1" w:val="04A0"/>
+      </w:tblPr>
+      <w:tblGrid>
+        <w:gridCol w:w="340"/>
+        <w:gridCol w:w="9298"/>
+      </w:tblGrid>
+      <w:tr>
+        <w:tc>
+          <w:tcPr>
+            <w:tcW w:type="dxa" w:w="340"/>
+            <w:tcBorders>
+              <w:top w:val="nil"/>
+              <w:left w:val="nil"/>
+              <w:bottom w:val="single" w:sz="4" w:color="E3E8EE" w:space="0"/>
+              <w:right w:val="nil"/>
+            </w:tcBorders>
+          </w:tcPr>
+          <w:p>
+            <w:pPr>
+              <w:spacing w:before="0" w:after="0"/>
+            </w:pPr>
+            <w:r>
+              <w:rPr>
+                <w:rFonts w:ascii="Segoe UI Symbol" w:hAnsi="Segoe UI Symbol"/>
+                <w:b w:val="0"/>
+                <w:color w:val="1B7F3B"/>
+                <w:sz w:val="24"/>
+              </w:rPr>
+              <w:t>☑</w:t>
+            </w:r>
+          </w:p>
+        </w:tc>
+        <w:tc>
+          <w:tcPr>
+            <w:tcW w:type="dxa" w:w="9298"/>
+            <w:tcBorders>
+              <w:top w:val="nil"/>
+              <w:left w:val="nil"/>
+              <w:bottom w:val="single" w:sz="4" w:color="E3E8EE" w:space="0"/>
+              <w:right w:val="nil"/>
+            </w:tcBorders>
+          </w:tcPr>
+          <w:p>
+            <w:pPr>
+              <w:spacing w:before="0" w:after="40"/>
+            </w:pPr>
+            <w:r>
+              <w:rPr>
+                <w:b/>
+                <w:color w:val="1A1A1A"/>
+                <w:sz w:val="19"/>
+              </w:rPr>
+              <w:t>Yes, the company does not have yellow flag/signal related to controversies based on UN Global Compact or any other relevant principles/standards</w:t>
+            </w:r>
+          </w:p>
+          <w:p>
+            <w:pPr>
+              <w:tabs>
+                <w:tab w:pos="198" w:val="left"/>
+              </w:tabs>
+              <w:spacing w:before="0" w:after="20"/>
+              <w:ind w:left="198" w:hanging="198"/>
+            </w:pPr>
+            <w:r>
+              <w:rPr>
+                <w:b w:val="0"/>
+                <w:color w:val="5F6B7A"/>
+                <w:sz w:val="18"/>
+              </w:rPr>
+              <w:t>•</w:t>
+              <w:tab/>
+            </w:r>
+            <w:r>
+              <w:rPr>
+                <w:b w:val="0"/>
+                <w:color w:val="333333"/>
+                <w:sz w:val="18"/>
+              </w:rPr>
+              <w:t>No yellow flags found.</w:t>
+            </w:r>
+          </w:p>
+          <w:p>
+            <w:pPr>
+              <w:tabs>
+                <w:tab w:pos="198" w:val="left"/>
+              </w:tabs>
+              <w:spacing w:before="0" w:after="20"/>
+              <w:ind w:left="198" w:hanging="198"/>
+            </w:pPr>
+            <w:r>
+              <w:rPr>
+                <w:b w:val="0"/>
+                <w:color w:val="5F6B7A"/>
+                <w:sz w:val="18"/>
+              </w:rPr>
+              <w:t>•</w:t>
+              <w:tab/>
+            </w:r>
+            <w:r>
+              <w:rPr>
+                <w:b w:val="0"/>
+                <w:color w:val="333333"/>
+                <w:sz w:val="18"/>
+              </w:rPr>
+              <w:t>The Nasdaq Vilnius corporate governance code is applied</w:t>
+            </w:r>
+            <w:hyperlink r:id="rId31">
+              <w:r>
+                <w:rPr>
+                  <w:color w:val="2A78D6"/>
+                  <w:vertAlign w:val="superscript"/>
+                  <w:sz w:val="15"/>
+                </w:rPr>
+                <w:t xml:space="preserve">23</w:t>
+              </w:r>
+            </w:hyperlink>
+            <w:r>
+              <w:rPr>
+                <w:b w:val="0"/>
+                <w:color w:val="333333"/>
+                <w:sz w:val="18"/>
+              </w:rPr>
+              <w:t>.</w:t>
+            </w:r>
+          </w:p>
+        </w:tc>
+      </w:tr>
+    </w:tbl>
+    <w:tbl>
+      <w:tblPr>
+        <w:tblW w:w="9639" w:type="dxa"/>
+        <w:tblBorders>
+          <w:top w:val="nil"/>
+          <w:left w:val="nil"/>
+          <w:bottom w:val="nil"/>
+          <w:right w:val="nil"/>
+          <w:insideH w:val="nil"/>
+          <w:insideV w:val="nil"/>
+        </w:tblBorders>
+        <w:tblLayout w:type="fixed"/>
+        <w:tblCellMar>
+          <w:top w:w="90" w:type="dxa"/>
+          <w:left w:w="0" w:type="dxa"/>
+          <w:bottom w:w="110" w:type="dxa"/>
+          <w:right w:w="0" w:type="dxa"/>
+        </w:tblCellMar>
+        <w:tblLook w:firstColumn="1" w:firstRow="1" w:lastColumn="0" w:lastRow="0" w:noHBand="0" w:noVBand="1" w:val="04A0"/>
+      </w:tblPr>
+      <w:tblGrid>
+        <w:gridCol w:w="340"/>
+        <w:gridCol w:w="9298"/>
+      </w:tblGrid>
+      <w:tr>
+        <w:tc>
+          <w:tcPr>
+            <w:tcW w:type="dxa" w:w="340"/>
+            <w:tcBorders>
+              <w:top w:val="nil"/>
+              <w:left w:val="nil"/>
+              <w:bottom w:val="single" w:sz="4" w:color="E3E8EE" w:space="0"/>
+              <w:right w:val="nil"/>
+            </w:tcBorders>
+          </w:tcPr>
+          <w:p>
+            <w:pPr>
+              <w:spacing w:before="0" w:after="0"/>
+            </w:pPr>
+            <w:r>
+              <w:rPr>
+                <w:rFonts w:ascii="Segoe UI Symbol" w:hAnsi="Segoe UI Symbol"/>
+                <w:b w:val="0"/>
+                <w:color w:val="1B7F3B"/>
+                <w:sz w:val="24"/>
+              </w:rPr>
+              <w:t>☑</w:t>
+            </w:r>
+          </w:p>
+        </w:tc>
+        <w:tc>
+          <w:tcPr>
+            <w:tcW w:type="dxa" w:w="9298"/>
+            <w:tcBorders>
+              <w:top w:val="nil"/>
+              <w:left w:val="nil"/>
+              <w:bottom w:val="single" w:sz="4" w:color="E3E8EE" w:space="0"/>
+              <w:right w:val="nil"/>
+            </w:tcBorders>
+          </w:tcPr>
+          <w:p>
+            <w:pPr>
+              <w:spacing w:before="0" w:after="40"/>
+            </w:pPr>
+            <w:r>
+              <w:rPr>
+                <w:b/>
+                <w:color w:val="1A1A1A"/>
+                <w:sz w:val="19"/>
+              </w:rPr>
+              <w:t>Yes, the company fulfills the expectations from SEB thematic and sector policies</w:t>
+            </w:r>
+          </w:p>
+          <w:p>
+            <w:pPr>
+              <w:spacing w:before="40" w:after="0"/>
+            </w:pPr>
+            <w:r>
+              <w:rPr>
+                <w:b/>
+                <w:color w:val="333333"/>
+                <w:sz w:val="18"/>
+              </w:rPr>
+              <w:t>Applicable</w:t>
+            </w:r>
+          </w:p>
+          <w:p>
+            <w:pPr>
+              <w:tabs>
+                <w:tab w:pos="198" w:val="left"/>
+              </w:tabs>
+              <w:spacing w:before="0" w:after="20"/>
+              <w:ind w:left="198" w:hanging="198"/>
+            </w:pPr>
+            <w:r>
+              <w:rPr>
+                <w:b w:val="0"/>
+                <w:color w:val="5F6B7A"/>
+                <w:sz w:val="18"/>
+              </w:rPr>
+              <w:t>•</w:t>
+              <w:tab/>
+            </w:r>
+            <w:r>
+              <w:rPr>
+                <w:b w:val="0"/>
+                <w:color w:val="333333"/>
+                <w:sz w:val="18"/>
+              </w:rPr>
+              <w:t>The Investments policy</w:t>
+            </w:r>
+            <w:hyperlink r:id="rId28">
+              <w:r>
+                <w:rPr>
+                  <w:color w:val="2A78D6"/>
+                  <w:vertAlign w:val="superscript"/>
+                  <w:sz w:val="15"/>
+                </w:rPr>
+                <w:t xml:space="preserve">24</w:t>
+              </w:r>
+            </w:hyperlink>
+            <w:r>
+              <w:rPr>
+                <w:b w:val="0"/>
+                <w:color w:val="333333"/>
+                <w:sz w:val="18"/>
+              </w:rPr>
+              <w:t xml:space="preserve"> and the Arms and Defence policy</w:t>
+            </w:r>
+            <w:hyperlink r:id="rId28">
+              <w:r>
+                <w:rPr>
+                  <w:color w:val="2A78D6"/>
+                  <w:vertAlign w:val="superscript"/>
+                  <w:sz w:val="15"/>
+                </w:rPr>
+                <w:t xml:space="preserve">20</w:t>
+              </w:r>
+            </w:hyperlink>
+            <w:r>
+              <w:rPr>
+                <w:b w:val="0"/>
+                <w:color w:val="333333"/>
+                <w:sz w:val="18"/>
+              </w:rPr>
+              <w:t>.</w:t>
+            </w:r>
+          </w:p>
+          <w:p>
+            <w:pPr>
+              <w:spacing w:before="40" w:after="0"/>
+            </w:pPr>
+            <w:r>
+              <w:rPr>
+                <w:b/>
+                <w:color w:val="333333"/>
+                <w:sz w:val="18"/>
+              </w:rPr>
+              <w:t>Met</w:t>
+            </w:r>
+          </w:p>
+          <w:p>
+            <w:pPr>
+              <w:tabs>
+                <w:tab w:pos="198" w:val="left"/>
+              </w:tabs>
+              <w:spacing w:before="0" w:after="20"/>
+              <w:ind w:left="198" w:hanging="198"/>
+            </w:pPr>
+            <w:r>
+              <w:rPr>
+                <w:b w:val="0"/>
+                <w:color w:val="5F6B7A"/>
+                <w:sz w:val="18"/>
+              </w:rPr>
+              <w:t>•</w:t>
+              <w:tab/>
+            </w:r>
+            <w:r>
+              <w:rPr>
+                <w:b w:val="0"/>
+                <w:color w:val="333333"/>
+                <w:sz w:val="18"/>
+              </w:rPr>
+              <w:t>Investments in licensed defence production in a NATO country, with no controversial or nuclear weapons</w:t>
+            </w:r>
+            <w:hyperlink r:id="rId16">
+              <w:r>
+                <w:rPr>
+                  <w:color w:val="2A78D6"/>
+                  <w:vertAlign w:val="superscript"/>
+                  <w:sz w:val="15"/>
+                </w:rPr>
+                <w:t xml:space="preserve">9</w:t>
+              </w:r>
+            </w:hyperlink>
+          </w:p>
+          <w:p>
+            <w:pPr>
+              <w:tabs>
+                <w:tab w:pos="198" w:val="left"/>
+              </w:tabs>
+              <w:spacing w:before="0" w:after="20"/>
+              <w:ind w:left="198" w:hanging="198"/>
+            </w:pPr>
+            <w:r>
+              <w:rPr>
+                <w:b w:val="0"/>
+                <w:color w:val="5F6B7A"/>
+                <w:sz w:val="18"/>
+              </w:rPr>
+              <w:t>•</w:t>
+              <w:tab/>
+            </w:r>
+            <w:r>
+              <w:rPr>
+                <w:b w:val="0"/>
+                <w:color w:val="333333"/>
+                <w:sz w:val="18"/>
+              </w:rPr>
+              <w:t>Corporate governance code</w:t>
+            </w:r>
+            <w:hyperlink r:id="rId31">
+              <w:r>
+                <w:rPr>
+                  <w:color w:val="2A78D6"/>
+                  <w:vertAlign w:val="superscript"/>
+                  <w:sz w:val="15"/>
+                </w:rPr>
+                <w:t xml:space="preserve">23</w:t>
+              </w:r>
+            </w:hyperlink>
+            <w:r>
+              <w:rPr>
+                <w:b w:val="0"/>
+                <w:color w:val="333333"/>
+                <w:sz w:val="18"/>
+              </w:rPr>
+              <w:t>.</w:t>
+            </w:r>
+          </w:p>
+          <w:p>
+            <w:pPr>
+              <w:spacing w:before="40" w:after="0"/>
+            </w:pPr>
+            <w:r>
+              <w:rPr>
+                <w:b/>
+                <w:color w:val="333333"/>
+                <w:sz w:val="18"/>
+              </w:rPr>
+              <w:t>Could be improved</w:t>
+            </w:r>
+          </w:p>
+          <w:p>
+            <w:pPr>
+              <w:tabs>
+                <w:tab w:pos="198" w:val="left"/>
+              </w:tabs>
+              <w:spacing w:before="0" w:after="20"/>
+              <w:ind w:left="198" w:hanging="198"/>
+            </w:pPr>
+            <w:r>
+              <w:rPr>
+                <w:b w:val="0"/>
+                <w:color w:val="5F6B7A"/>
+                <w:sz w:val="18"/>
+              </w:rPr>
+              <w:t>•</w:t>
+              <w:tab/>
+            </w:r>
+            <w:r>
+              <w:rPr>
+                <w:b w:val="0"/>
+                <w:color w:val="333333"/>
+                <w:sz w:val="18"/>
+              </w:rPr>
+              <w:t>No public ESG policy found.</w:t>
+            </w:r>
+          </w:p>
+        </w:tc>
+      </w:tr>
+    </w:tbl>
     <w:p>
       <w:pPr>
-        <w:spacing w:before="80" w:after="20"/>
-      </w:pPr>
-      <w:r>
-        <w:rPr>
-          <w:sz w:val="24"/>
-        </w:rPr>
-        <w:t xml:space="preserve">☐ </w:t>
-      </w:r>
-      <w:r>
-        <w:t>Yes, the company is promoting environmental or social characteristics (activities, ESG policy, good ESG rating, etc)</w:t>
-      </w:r>
-    </w:p>
-    <w:p>
-      <w:pPr>
-        <w:spacing w:after="0"/>
-        <w:ind w:left="510" w:hanging="198"/>
-      </w:pPr>
-      <w:r>
-        <w:rPr>
-          <w:sz w:val="19"/>
-        </w:rPr>
-        <w:t xml:space="preserve">•  </w:t>
-      </w:r>
-      <w:r>
-        <w:rPr>
-          <w:b w:val="0"/>
-          <w:color w:val="333333"/>
-          <w:sz w:val="19"/>
-        </w:rPr>
-        <w:t>VIK states that sustainability is not a primary objective</w:t>
-      </w:r>
-    </w:p>
-    <w:p>
-      <w:pPr>
-        <w:spacing w:after="120"/>
-        <w:ind w:left="510" w:hanging="198"/>
-      </w:pPr>
-      <w:r>
-        <w:rPr>
-          <w:sz w:val="19"/>
-        </w:rPr>
-        <w:t xml:space="preserve">•  </w:t>
-      </w:r>
-      <w:r>
-        <w:rPr>
-          <w:b w:val="0"/>
-          <w:color w:val="333333"/>
-          <w:sz w:val="19"/>
-        </w:rPr>
-        <w:t>The priority is defence and security</w:t>
-      </w:r>
-      <w:hyperlink r:id="rId25">
-        <w:r>
-          <w:rPr>
-            <w:color w:val="2A78D6"/>
-            <w:vertAlign w:val="superscript"/>
-            <w:sz w:val="16"/>
-          </w:rPr>
-          <w:t xml:space="preserve">21</w:t>
-        </w:r>
-      </w:hyperlink>
-      <w:r>
-        <w:rPr>
-          <w:b w:val="0"/>
-          <w:color w:val="333333"/>
-          <w:sz w:val="19"/>
-        </w:rPr>
-        <w:t>.</w:t>
-      </w:r>
-    </w:p>
-    <w:p>
-      <w:pPr>
-        <w:spacing w:before="80" w:after="20"/>
-      </w:pPr>
-      <w:r>
-        <w:rPr>
-          <w:sz w:val="24"/>
-        </w:rPr>
-        <w:t xml:space="preserve">☐ </w:t>
-      </w:r>
-      <w:r>
-        <w:t>Yes, the activities of the company or it’s strategy is aligned with the taxonomy and/or Paris agreement targets (e.g. net zero commitment)</w:t>
-      </w:r>
-    </w:p>
-    <w:p>
-      <w:pPr>
-        <w:spacing w:after="0"/>
-        <w:ind w:left="510" w:hanging="198"/>
-      </w:pPr>
-      <w:r>
-        <w:rPr>
-          <w:sz w:val="19"/>
-        </w:rPr>
-        <w:t xml:space="preserve">•  </w:t>
-      </w:r>
-      <w:r>
-        <w:rPr>
-          <w:b w:val="0"/>
-          <w:color w:val="333333"/>
-          <w:sz w:val="19"/>
-        </w:rPr>
-        <w:t>No climate or taxonomy targets</w:t>
-      </w:r>
-    </w:p>
-    <w:p>
-      <w:pPr>
-        <w:spacing w:after="120"/>
-        <w:ind w:left="510" w:hanging="198"/>
-      </w:pPr>
-      <w:r>
-        <w:rPr>
-          <w:sz w:val="19"/>
-        </w:rPr>
-        <w:t xml:space="preserve">•  </w:t>
-      </w:r>
-      <w:r>
-        <w:rPr>
-          <w:b w:val="0"/>
-          <w:color w:val="333333"/>
-          <w:sz w:val="19"/>
-        </w:rPr>
-        <w:t>Green procurement through CPO LT</w:t>
-      </w:r>
-      <w:hyperlink r:id="rId26">
-        <w:r>
-          <w:rPr>
-            <w:color w:val="2A78D6"/>
-            <w:vertAlign w:val="superscript"/>
-            <w:sz w:val="16"/>
-          </w:rPr>
-          <w:t xml:space="preserve">22</w:t>
-        </w:r>
-      </w:hyperlink>
-      <w:r>
-        <w:rPr>
-          <w:b w:val="0"/>
-          <w:color w:val="333333"/>
-          <w:sz w:val="19"/>
-        </w:rPr>
-        <w:t>.</w:t>
-      </w:r>
-    </w:p>
-    <w:p>
-      <w:pPr>
-        <w:spacing w:before="80" w:after="20"/>
-      </w:pPr>
-      <w:r>
-        <w:rPr>
-          <w:sz w:val="24"/>
-        </w:rPr>
-        <w:t xml:space="preserve">☑ </w:t>
-      </w:r>
-      <w:r>
-        <w:t>Yes, the company does not have yellow flag/signal related to controversies based on UN Global Compact or any other relevant principles/standards</w:t>
-      </w:r>
-    </w:p>
-    <w:p>
-      <w:pPr>
-        <w:spacing w:after="0"/>
-        <w:ind w:left="510" w:hanging="198"/>
-      </w:pPr>
-      <w:r>
-        <w:rPr>
-          <w:sz w:val="19"/>
-        </w:rPr>
-        <w:t xml:space="preserve">•  </w:t>
-      </w:r>
-      <w:r>
-        <w:rPr>
-          <w:b w:val="0"/>
-          <w:color w:val="333333"/>
-          <w:sz w:val="19"/>
-        </w:rPr>
-        <w:t>No yellow flags found.</w:t>
-      </w:r>
-    </w:p>
-    <w:p>
-      <w:pPr>
-        <w:spacing w:after="120"/>
-        <w:ind w:left="510" w:hanging="198"/>
-      </w:pPr>
-      <w:r>
-        <w:rPr>
-          <w:sz w:val="19"/>
-        </w:rPr>
-        <w:t xml:space="preserve">•  </w:t>
-      </w:r>
-      <w:r>
-        <w:rPr>
-          <w:b w:val="0"/>
-          <w:color w:val="333333"/>
-          <w:sz w:val="19"/>
-        </w:rPr>
-        <w:t>The Nasdaq Vilnius corporate governance code is applied</w:t>
-      </w:r>
-      <w:hyperlink r:id="rId27">
-        <w:r>
-          <w:rPr>
-            <w:color w:val="2A78D6"/>
-            <w:vertAlign w:val="superscript"/>
-            <w:sz w:val="16"/>
-          </w:rPr>
-          <w:t xml:space="preserve">23</w:t>
-        </w:r>
-      </w:hyperlink>
-      <w:r>
-        <w:rPr>
-          <w:b w:val="0"/>
-          <w:color w:val="333333"/>
-          <w:sz w:val="19"/>
-        </w:rPr>
-        <w:t>.</w:t>
-      </w:r>
-    </w:p>
-    <w:p>
-      <w:pPr>
-        <w:spacing w:before="80" w:after="20"/>
-      </w:pPr>
-      <w:r>
-        <w:rPr>
-          <w:sz w:val="24"/>
-        </w:rPr>
-        <w:t xml:space="preserve">☑ </w:t>
-      </w:r>
-      <w:r>
-        <w:t>Yes, the company fulfills the expectations from SEB thematic and sector policies</w:t>
-      </w:r>
-    </w:p>
-    <w:p>
-      <w:pPr>
-        <w:spacing w:after="0"/>
-        <w:ind w:left="397"/>
+        <w:spacing w:before="120" w:after="40"/>
       </w:pPr>
       <w:r>
         <w:rPr>
           <w:b/>
-          <w:color w:val="333333"/>
           <w:sz w:val="19"/>
-        </w:rPr>
-        <w:t>Applicable</w:t>
-      </w:r>
-    </w:p>
-    <w:p>
-      <w:pPr>
-        <w:spacing w:after="0"/>
-        <w:ind w:left="737" w:hanging="198"/>
-      </w:pPr>
-      <w:r>
-        <w:rPr>
-          <w:sz w:val="19"/>
-        </w:rPr>
-        <w:t xml:space="preserve">•  </w:t>
-      </w:r>
-      <w:r>
-        <w:rPr>
-          <w:b w:val="0"/>
-          <w:color w:val="333333"/>
-          <w:sz w:val="19"/>
-        </w:rPr>
-        <w:t>The Investments policy</w:t>
-      </w:r>
-      <w:hyperlink r:id="rId24">
-        <w:r>
-          <w:rPr>
-            <w:color w:val="2A78D6"/>
-            <w:vertAlign w:val="superscript"/>
-            <w:sz w:val="16"/>
-          </w:rPr>
-          <w:t xml:space="preserve">24</w:t>
-        </w:r>
-      </w:hyperlink>
-      <w:r>
-        <w:rPr>
-          <w:b w:val="0"/>
-          <w:color w:val="333333"/>
-          <w:sz w:val="19"/>
-        </w:rPr>
-        <w:t xml:space="preserve"> and the Arms and Defence policy</w:t>
-      </w:r>
-      <w:hyperlink r:id="rId24">
-        <w:r>
-          <w:rPr>
-            <w:color w:val="2A78D6"/>
-            <w:vertAlign w:val="superscript"/>
-            <w:sz w:val="16"/>
-          </w:rPr>
-          <w:t xml:space="preserve">20</w:t>
-        </w:r>
-      </w:hyperlink>
-      <w:r>
-        <w:rPr>
-          <w:b w:val="0"/>
-          <w:color w:val="333333"/>
-          <w:sz w:val="19"/>
-        </w:rPr>
-        <w:t>.</w:t>
-      </w:r>
-    </w:p>
-    <w:p>
-      <w:pPr>
-        <w:spacing w:after="0"/>
-        <w:ind w:left="397"/>
-      </w:pPr>
-      <w:r>
-        <w:rPr>
-          <w:b/>
-          <w:color w:val="333333"/>
-          <w:sz w:val="19"/>
-        </w:rPr>
-        <w:t>Met</w:t>
-      </w:r>
-    </w:p>
-    <w:p>
-      <w:pPr>
-        <w:spacing w:after="0"/>
-        <w:ind w:left="737" w:hanging="198"/>
-      </w:pPr>
-      <w:r>
-        <w:rPr>
-          <w:sz w:val="19"/>
-        </w:rPr>
-        <w:t xml:space="preserve">•  </w:t>
-      </w:r>
-      <w:r>
-        <w:rPr>
-          <w:b w:val="0"/>
-          <w:color w:val="333333"/>
-          <w:sz w:val="19"/>
-        </w:rPr>
-        <w:t>Investments in licensed defence production in a NATO country, with no controversial or nuclear weapons</w:t>
-      </w:r>
-      <w:hyperlink r:id="rId14">
-        <w:r>
-          <w:rPr>
-            <w:color w:val="2A78D6"/>
-            <w:vertAlign w:val="superscript"/>
-            <w:sz w:val="16"/>
-          </w:rPr>
-          <w:t xml:space="preserve">9</w:t>
-        </w:r>
-      </w:hyperlink>
-    </w:p>
-    <w:p>
-      <w:pPr>
-        <w:spacing w:after="0"/>
-        <w:ind w:left="737" w:hanging="198"/>
-      </w:pPr>
-      <w:r>
-        <w:rPr>
-          <w:sz w:val="19"/>
-        </w:rPr>
-        <w:t xml:space="preserve">•  </w:t>
-      </w:r>
-      <w:r>
-        <w:rPr>
-          <w:b w:val="0"/>
-          <w:color w:val="333333"/>
-          <w:sz w:val="19"/>
-        </w:rPr>
-        <w:t>Corporate governance code</w:t>
-      </w:r>
-      <w:hyperlink r:id="rId27">
-        <w:r>
-          <w:rPr>
-            <w:color w:val="2A78D6"/>
-            <w:vertAlign w:val="superscript"/>
-            <w:sz w:val="16"/>
-          </w:rPr>
-          <w:t xml:space="preserve">23</w:t>
-        </w:r>
-      </w:hyperlink>
-      <w:r>
-        <w:rPr>
-          <w:b w:val="0"/>
-          <w:color w:val="333333"/>
-          <w:sz w:val="19"/>
-        </w:rPr>
-        <w:t>.</w:t>
-      </w:r>
-    </w:p>
-    <w:p>
-      <w:pPr>
-        <w:spacing w:after="0"/>
-        <w:ind w:left="397"/>
-      </w:pPr>
-      <w:r>
-        <w:rPr>
-          <w:b/>
-          <w:color w:val="333333"/>
-          <w:sz w:val="19"/>
-        </w:rPr>
-        <w:t>Could be improved</w:t>
-      </w:r>
-    </w:p>
-    <w:p>
-      <w:pPr>
-        <w:spacing w:after="120"/>
-        <w:ind w:left="737" w:hanging="198"/>
-      </w:pPr>
-      <w:r>
-        <w:rPr>
-          <w:sz w:val="19"/>
-        </w:rPr>
-        <w:t xml:space="preserve">•  </w:t>
-      </w:r>
-      <w:r>
-        <w:rPr>
-          <w:b w:val="0"/>
-          <w:color w:val="333333"/>
-          <w:sz w:val="19"/>
-        </w:rPr>
-        <w:t>No public ESG policy found.</w:t>
-      </w:r>
-    </w:p>
-    <w:p>
-      <w:pPr>
-        <w:spacing w:before="80"/>
-      </w:pPr>
-      <w:r>
-        <w:rPr>
-          <w:b/>
         </w:rPr>
         <w:t xml:space="preserve">Additional comments: </w:t>
       </w:r>
     </w:p>
     <w:p>
       <w:pPr>
-        <w:spacing w:before="160"/>
+        <w:keepNext/>
+        <w:shd w:val="clear" w:color="auto" w:fill="EAF1F8"/>
+        <w:spacing w:before="200" w:after="80"/>
+        <w:ind w:left="85"/>
       </w:pPr>
       <w:r>
         <w:rPr>
           <w:b/>
-          <w:sz w:val="22"/>
+          <w:caps/>
+          <w:color w:val="1F4E79"/>
+          <w:sz w:val="19"/>
         </w:rPr>
         <w:t>Engagement</w:t>
       </w:r>
     </w:p>
+    <w:tbl>
+      <w:tblPr>
+        <w:tblW w:w="9639" w:type="dxa"/>
+        <w:tblBorders>
+          <w:top w:val="nil"/>
+          <w:left w:val="nil"/>
+          <w:bottom w:val="nil"/>
+          <w:right w:val="nil"/>
+          <w:insideH w:val="nil"/>
+          <w:insideV w:val="nil"/>
+        </w:tblBorders>
+        <w:tblLayout w:type="fixed"/>
+        <w:tblCellMar>
+          <w:top w:w="90" w:type="dxa"/>
+          <w:left w:w="0" w:type="dxa"/>
+          <w:bottom w:w="110" w:type="dxa"/>
+          <w:right w:w="0" w:type="dxa"/>
+        </w:tblCellMar>
+        <w:tblLook w:firstColumn="1" w:firstRow="1" w:lastColumn="0" w:lastRow="0" w:noHBand="0" w:noVBand="1" w:val="04A0"/>
+      </w:tblPr>
+      <w:tblGrid>
+        <w:gridCol w:w="340"/>
+        <w:gridCol w:w="9298"/>
+      </w:tblGrid>
+      <w:tr>
+        <w:tc>
+          <w:tcPr>
+            <w:tcW w:type="dxa" w:w="340"/>
+            <w:tcBorders>
+              <w:top w:val="nil"/>
+              <w:left w:val="nil"/>
+              <w:bottom w:val="single" w:sz="4" w:color="E3E8EE" w:space="0"/>
+              <w:right w:val="nil"/>
+            </w:tcBorders>
+          </w:tcPr>
+          <w:p>
+            <w:pPr>
+              <w:spacing w:before="0" w:after="0"/>
+            </w:pPr>
+            <w:r>
+              <w:rPr>
+                <w:rFonts w:ascii="Segoe UI Symbol" w:hAnsi="Segoe UI Symbol"/>
+                <w:b w:val="0"/>
+                <w:color w:val="9AA5B1"/>
+                <w:sz w:val="24"/>
+              </w:rPr>
+              <w:t>☐</w:t>
+            </w:r>
+          </w:p>
+        </w:tc>
+        <w:tc>
+          <w:tcPr>
+            <w:tcW w:type="dxa" w:w="9298"/>
+            <w:tcBorders>
+              <w:top w:val="nil"/>
+              <w:left w:val="nil"/>
+              <w:bottom w:val="single" w:sz="4" w:color="E3E8EE" w:space="0"/>
+              <w:right w:val="nil"/>
+            </w:tcBorders>
+          </w:tcPr>
+          <w:p>
+            <w:pPr>
+              <w:spacing w:before="0" w:after="40"/>
+            </w:pPr>
+            <w:r>
+              <w:rPr>
+                <w:b/>
+                <w:color w:val="1A1A1A"/>
+                <w:sz w:val="19"/>
+              </w:rPr>
+              <w:t>Is there a need for pro-active engagement with the company?</w:t>
+            </w:r>
+          </w:p>
+          <w:p>
+            <w:pPr>
+              <w:tabs>
+                <w:tab w:pos="198" w:val="left"/>
+              </w:tabs>
+              <w:spacing w:before="0" w:after="20"/>
+              <w:ind w:left="198" w:hanging="198"/>
+            </w:pPr>
+            <w:r>
+              <w:rPr>
+                <w:b w:val="0"/>
+                <w:color w:val="5F6B7A"/>
+                <w:sz w:val="18"/>
+              </w:rPr>
+              <w:t>•</w:t>
+              <w:tab/>
+            </w:r>
+            <w:r>
+              <w:rPr>
+                <w:b w:val="0"/>
+                <w:color w:val="333333"/>
+                <w:sz w:val="18"/>
+              </w:rPr>
+              <w:t>No need: a state company with a clear defence mandate.</w:t>
+            </w:r>
+          </w:p>
+        </w:tc>
+      </w:tr>
+    </w:tbl>
     <w:p>
       <w:pPr>
-        <w:spacing w:before="80" w:after="20"/>
-      </w:pPr>
-      <w:r>
-        <w:rPr>
-          <w:sz w:val="24"/>
-        </w:rPr>
-        <w:t xml:space="preserve">☐ </w:t>
-      </w:r>
-      <w:r>
-        <w:t>Is there a need for pro-active engagement with the company?</w:t>
-      </w:r>
-    </w:p>
-    <w:p>
-      <w:pPr>
-        <w:spacing w:after="120"/>
-        <w:ind w:left="510" w:hanging="198"/>
-      </w:pPr>
-      <w:r>
-        <w:rPr>
-          <w:sz w:val="19"/>
-        </w:rPr>
-        <w:t xml:space="preserve">•  </w:t>
-      </w:r>
-      <w:r>
-        <w:rPr>
-          <w:b w:val="0"/>
-          <w:color w:val="333333"/>
-          <w:sz w:val="19"/>
-        </w:rPr>
-        <w:t>No need: a state company with a clear defence mandate.</w:t>
-      </w:r>
-    </w:p>
-    <w:p>
-      <w:pPr>
-        <w:spacing w:before="80"/>
+        <w:spacing w:before="120" w:after="40"/>
       </w:pPr>
       <w:r>
         <w:rPr>
           <w:b/>
+          <w:sz w:val="19"/>
         </w:rPr>
         <w:t xml:space="preserve">Additional comments: </w:t>
       </w:r>
     </w:p>
     <w:p>
       <w:pPr>
-        <w:spacing w:before="160"/>
+        <w:keepNext/>
+        <w:shd w:val="clear" w:color="auto" w:fill="EAF1F8"/>
+        <w:spacing w:before="200" w:after="80"/>
+        <w:ind w:left="85"/>
       </w:pPr>
       <w:r>
         <w:rPr>
           <w:b/>
-          <w:sz w:val="22"/>
+          <w:caps/>
+          <w:color w:val="1F4E79"/>
+          <w:sz w:val="19"/>
         </w:rPr>
         <w:t>Indicators</w:t>
       </w:r>
     </w:p>
+    <w:tbl>
+      <w:tblPr>
+        <w:tblW w:w="9639" w:type="dxa"/>
+        <w:tblBorders>
+          <w:top w:val="nil"/>
+          <w:left w:val="nil"/>
+          <w:bottom w:val="nil"/>
+          <w:right w:val="nil"/>
+          <w:insideH w:val="nil"/>
+          <w:insideV w:val="nil"/>
+        </w:tblBorders>
+        <w:tblLayout w:type="fixed"/>
+        <w:tblCellMar>
+          <w:top w:w="90" w:type="dxa"/>
+          <w:left w:w="0" w:type="dxa"/>
+          <w:bottom w:w="110" w:type="dxa"/>
+          <w:right w:w="0" w:type="dxa"/>
+        </w:tblCellMar>
+        <w:tblLook w:firstColumn="1" w:firstRow="1" w:lastColumn="0" w:lastRow="0" w:noHBand="0" w:noVBand="1" w:val="04A0"/>
+      </w:tblPr>
+      <w:tblGrid>
+        <w:gridCol w:w="340"/>
+        <w:gridCol w:w="9298"/>
+      </w:tblGrid>
+      <w:tr>
+        <w:tc>
+          <w:tcPr>
+            <w:tcW w:type="dxa" w:w="340"/>
+            <w:tcBorders>
+              <w:top w:val="nil"/>
+              <w:left w:val="nil"/>
+              <w:bottom w:val="single" w:sz="4" w:color="E3E8EE" w:space="0"/>
+              <w:right w:val="nil"/>
+            </w:tcBorders>
+          </w:tcPr>
+          <w:p>
+            <w:pPr>
+              <w:spacing w:before="0" w:after="0"/>
+            </w:pPr>
+            <w:r>
+              <w:rPr>
+                <w:rFonts w:ascii="Segoe UI Symbol" w:hAnsi="Segoe UI Symbol"/>
+                <w:b w:val="0"/>
+                <w:color w:val="1B7F3B"/>
+                <w:sz w:val="24"/>
+              </w:rPr>
+              <w:t>☑</w:t>
+            </w:r>
+          </w:p>
+        </w:tc>
+        <w:tc>
+          <w:tcPr>
+            <w:tcW w:type="dxa" w:w="9298"/>
+            <w:tcBorders>
+              <w:top w:val="nil"/>
+              <w:left w:val="nil"/>
+              <w:bottom w:val="single" w:sz="4" w:color="E3E8EE" w:space="0"/>
+              <w:right w:val="nil"/>
+            </w:tcBorders>
+          </w:tcPr>
+          <w:p>
+            <w:pPr>
+              <w:spacing w:before="0" w:after="40"/>
+            </w:pPr>
+            <w:r>
+              <w:rPr>
+                <w:b/>
+                <w:color w:val="1A1A1A"/>
+                <w:sz w:val="19"/>
+              </w:rPr>
+              <w:t>Yes, the indicators of the company support the targets of sustainability and PAI indicators followed by the Fund</w:t>
+            </w:r>
+          </w:p>
+          <w:p>
+            <w:pPr>
+              <w:tabs>
+                <w:tab w:pos="198" w:val="left"/>
+              </w:tabs>
+              <w:spacing w:before="0" w:after="20"/>
+              <w:ind w:left="198" w:hanging="198"/>
+            </w:pPr>
+            <w:r>
+              <w:rPr>
+                <w:b w:val="0"/>
+                <w:color w:val="5F6B7A"/>
+                <w:sz w:val="18"/>
+              </w:rPr>
+              <w:t>•</w:t>
+              <w:tab/>
+            </w:r>
+            <w:r>
+              <w:rPr>
+                <w:b w:val="0"/>
+                <w:color w:val="333333"/>
+                <w:sz w:val="18"/>
+              </w:rPr>
+              <w:t>VIK has no premises or property, so its direct environmental impact is small</w:t>
+            </w:r>
+            <w:hyperlink r:id="rId30">
+              <w:r>
+                <w:rPr>
+                  <w:color w:val="2A78D6"/>
+                  <w:vertAlign w:val="superscript"/>
+                  <w:sz w:val="15"/>
+                </w:rPr>
+                <w:t xml:space="preserve">22</w:t>
+              </w:r>
+            </w:hyperlink>
+            <w:r>
+              <w:rPr>
+                <w:b w:val="0"/>
+                <w:color w:val="333333"/>
+                <w:sz w:val="18"/>
+              </w:rPr>
+              <w:t>.</w:t>
+            </w:r>
+          </w:p>
+          <w:p>
+            <w:pPr>
+              <w:tabs>
+                <w:tab w:pos="198" w:val="left"/>
+              </w:tabs>
+              <w:spacing w:before="0" w:after="20"/>
+              <w:ind w:left="198" w:hanging="198"/>
+            </w:pPr>
+            <w:r>
+              <w:rPr>
+                <w:b w:val="0"/>
+                <w:color w:val="5F6B7A"/>
+                <w:sz w:val="18"/>
+              </w:rPr>
+              <w:t>•</w:t>
+              <w:tab/>
+            </w:r>
+            <w:r>
+              <w:rPr>
+                <w:b w:val="0"/>
+                <w:color w:val="333333"/>
+                <w:sz w:val="18"/>
+              </w:rPr>
+              <w:t>The key PAI indicator for the fund is weapons exposure: conventional weapons only</w:t>
+            </w:r>
+            <w:hyperlink r:id="rId32">
+              <w:r>
+                <w:rPr>
+                  <w:color w:val="2A78D6"/>
+                  <w:vertAlign w:val="superscript"/>
+                  <w:sz w:val="15"/>
+                </w:rPr>
+                <w:t xml:space="preserve">25</w:t>
+              </w:r>
+            </w:hyperlink>
+            <w:r>
+              <w:rPr>
+                <w:b w:val="0"/>
+                <w:color w:val="333333"/>
+                <w:sz w:val="18"/>
+              </w:rPr>
+              <w:t>.</w:t>
+            </w:r>
+          </w:p>
+        </w:tc>
+      </w:tr>
+    </w:tbl>
     <w:p>
       <w:pPr>
-        <w:spacing w:before="80" w:after="20"/>
-      </w:pPr>
-      <w:r>
-        <w:rPr>
-          <w:sz w:val="24"/>
-        </w:rPr>
-        <w:t xml:space="preserve">☑ </w:t>
-      </w:r>
-      <w:r>
-        <w:t>Yes, the indicators of the company support the targets of sustainability and PAI indicators followed by the Fund</w:t>
-      </w:r>
-    </w:p>
-    <w:p>
-      <w:pPr>
-        <w:spacing w:after="0"/>
-        <w:ind w:left="510" w:hanging="198"/>
-      </w:pPr>
-      <w:r>
-        <w:rPr>
-          <w:sz w:val="19"/>
-        </w:rPr>
-        <w:t xml:space="preserve">•  </w:t>
-      </w:r>
-      <w:r>
-        <w:rPr>
-          <w:b w:val="0"/>
-          <w:color w:val="333333"/>
-          <w:sz w:val="19"/>
-        </w:rPr>
-        <w:t>VIK has no premises or property, so its direct environmental impact is small</w:t>
-      </w:r>
-      <w:hyperlink r:id="rId26">
-        <w:r>
-          <w:rPr>
-            <w:color w:val="2A78D6"/>
-            <w:vertAlign w:val="superscript"/>
-            <w:sz w:val="16"/>
-          </w:rPr>
-          <w:t xml:space="preserve">22</w:t>
-        </w:r>
-      </w:hyperlink>
-      <w:r>
-        <w:rPr>
-          <w:b w:val="0"/>
-          <w:color w:val="333333"/>
-          <w:sz w:val="19"/>
-        </w:rPr>
-        <w:t>.</w:t>
-      </w:r>
-    </w:p>
-    <w:p>
-      <w:pPr>
-        <w:spacing w:after="120"/>
-        <w:ind w:left="510" w:hanging="198"/>
-      </w:pPr>
-      <w:r>
-        <w:rPr>
-          <w:sz w:val="19"/>
-        </w:rPr>
-        <w:t xml:space="preserve">•  </w:t>
-      </w:r>
-      <w:r>
-        <w:rPr>
-          <w:b w:val="0"/>
-          <w:color w:val="333333"/>
-          <w:sz w:val="19"/>
-        </w:rPr>
-        <w:t>The key PAI indicator for the fund is weapons exposure: conventional weapons only</w:t>
-      </w:r>
-      <w:hyperlink r:id="rId28">
-        <w:r>
-          <w:rPr>
-            <w:color w:val="2A78D6"/>
-            <w:vertAlign w:val="superscript"/>
-            <w:sz w:val="16"/>
-          </w:rPr>
-          <w:t xml:space="preserve">25</w:t>
-        </w:r>
-      </w:hyperlink>
-      <w:r>
-        <w:rPr>
-          <w:b w:val="0"/>
-          <w:color w:val="333333"/>
-          <w:sz w:val="19"/>
-        </w:rPr>
-        <w:t>.</w:t>
-      </w:r>
-    </w:p>
-    <w:p>
-      <w:pPr>
-        <w:spacing w:before="80"/>
+        <w:spacing w:before="120" w:after="40"/>
       </w:pPr>
       <w:r>
         <w:rPr>
           <w:b/>
+          <w:sz w:val="19"/>
         </w:rPr>
         <w:t xml:space="preserve">Additional comments: </w:t>
       </w:r>
     </w:p>
     <w:p>
       <w:pPr>
-        <w:spacing w:before="80"/>
+        <w:spacing w:before="120" w:after="40"/>
       </w:pPr>
       <w:r>
         <w:rPr>
           <w:b/>
+          <w:sz w:val="19"/>
         </w:rPr>
         <w:t xml:space="preserve">Conclusion: </w:t>
       </w:r>
       <w:r>
         <w:rPr>
           <w:b w:val="0"/>
+          <w:sz w:val="19"/>
         </w:rPr>
         <w:t>No exclusions or red flags. Invests in conventional defence industry (allowed under SEB policy); sustainability is not a priority.</w:t>
       </w:r>
     </w:p>
     <w:p>
+      <w:pPr>
+        <w:spacing w:before="40" w:after="60"/>
+      </w:pPr>
       <w:r>
         <w:rPr>
-          <w:i/>
+          <w:b w:val="0"/>
           <w:color w:val="5F6B7A"/>
           <w:sz w:val="16"/>
         </w:rPr>
@@ -3283,11 +5240,24 @@
     </w:p>
     <w:p>
       <w:pPr>
-        <w:spacing w:before="280" w:after="80"/>
+        <w:keepNext/>
         <w:pBdr>
-          <w:bottom w:val="single" w:sz="6" w:color="C9D3DE" w:space="2"/>
+          <w:bottom w:val="single" w:sz="8" w:color="1F4E79" w:space="4"/>
         </w:pBdr>
+        <w:tabs>
+          <w:tab w:pos="482" w:val="left"/>
+        </w:tabs>
+        <w:spacing w:before="360" w:after="160"/>
       </w:pPr>
+      <w:r>
+        <w:rPr>
+          <w:b/>
+          <w:color w:val="2A78D6"/>
+          <w:sz w:val="18"/>
+        </w:rPr>
+        <w:t>10</w:t>
+        <w:tab/>
+      </w:r>
       <w:r>
         <w:rPr>
           <w:b/>
@@ -3299,16 +5269,22 @@
     </w:p>
     <w:p>
       <w:pPr>
-        <w:spacing w:after="20"/>
-        <w:ind w:left="340" w:hanging="340"/>
+        <w:tabs>
+          <w:tab w:pos="397" w:val="left"/>
+        </w:tabs>
+        <w:spacing w:before="0" w:after="30"/>
+        <w:ind w:left="397" w:hanging="397"/>
       </w:pPr>
       <w:r>
         <w:rPr>
+          <w:b w:val="0"/>
+          <w:color w:val="5F6B7A"/>
           <w:sz w:val="17"/>
         </w:rPr>
-        <w:t xml:space="preserve">1. </w:t>
+        <w:t>1.</w:t>
+        <w:tab/>
       </w:r>
-      <w:hyperlink r:id="rId10">
+      <w:hyperlink r:id="rId12">
         <w:r>
           <w:rPr>
             <w:color w:val="2A78D6"/>
@@ -3320,16 +5296,22 @@
     </w:p>
     <w:p>
       <w:pPr>
-        <w:spacing w:after="20"/>
-        <w:ind w:left="340" w:hanging="340"/>
+        <w:tabs>
+          <w:tab w:pos="397" w:val="left"/>
+        </w:tabs>
+        <w:spacing w:before="0" w:after="30"/>
+        <w:ind w:left="397" w:hanging="397"/>
       </w:pPr>
       <w:r>
         <w:rPr>
+          <w:b w:val="0"/>
+          <w:color w:val="5F6B7A"/>
           <w:sz w:val="17"/>
         </w:rPr>
-        <w:t xml:space="preserve">2. </w:t>
+        <w:t>2.</w:t>
+        <w:tab/>
       </w:r>
-      <w:hyperlink r:id="rId11">
+      <w:hyperlink r:id="rId13">
         <w:r>
           <w:rPr>
             <w:color w:val="2A78D6"/>
@@ -3341,16 +5323,22 @@
     </w:p>
     <w:p>
       <w:pPr>
-        <w:spacing w:after="20"/>
-        <w:ind w:left="340" w:hanging="340"/>
+        <w:tabs>
+          <w:tab w:pos="397" w:val="left"/>
+        </w:tabs>
+        <w:spacing w:before="0" w:after="30"/>
+        <w:ind w:left="397" w:hanging="397"/>
       </w:pPr>
       <w:r>
         <w:rPr>
+          <w:b w:val="0"/>
+          <w:color w:val="5F6B7A"/>
           <w:sz w:val="17"/>
         </w:rPr>
-        <w:t xml:space="preserve">3. </w:t>
+        <w:t>3.</w:t>
+        <w:tab/>
       </w:r>
-      <w:hyperlink r:id="rId12">
+      <w:hyperlink r:id="rId14">
         <w:r>
           <w:rPr>
             <w:color w:val="2A78D6"/>
@@ -3362,16 +5350,22 @@
     </w:p>
     <w:p>
       <w:pPr>
-        <w:spacing w:after="20"/>
-        <w:ind w:left="340" w:hanging="340"/>
+        <w:tabs>
+          <w:tab w:pos="397" w:val="left"/>
+        </w:tabs>
+        <w:spacing w:before="0" w:after="30"/>
+        <w:ind w:left="397" w:hanging="397"/>
       </w:pPr>
       <w:r>
         <w:rPr>
+          <w:b w:val="0"/>
+          <w:color w:val="5F6B7A"/>
           <w:sz w:val="17"/>
         </w:rPr>
-        <w:t xml:space="preserve">4. </w:t>
+        <w:t>4.</w:t>
+        <w:tab/>
       </w:r>
-      <w:hyperlink r:id="rId13">
+      <w:hyperlink r:id="rId15">
         <w:r>
           <w:rPr>
             <w:color w:val="2A78D6"/>
@@ -3383,16 +5377,22 @@
     </w:p>
     <w:p>
       <w:pPr>
-        <w:spacing w:after="20"/>
-        <w:ind w:left="340" w:hanging="340"/>
+        <w:tabs>
+          <w:tab w:pos="397" w:val="left"/>
+        </w:tabs>
+        <w:spacing w:before="0" w:after="30"/>
+        <w:ind w:left="397" w:hanging="397"/>
       </w:pPr>
       <w:r>
         <w:rPr>
+          <w:b w:val="0"/>
+          <w:color w:val="5F6B7A"/>
           <w:sz w:val="17"/>
         </w:rPr>
-        <w:t xml:space="preserve">5. </w:t>
+        <w:t>5.</w:t>
+        <w:tab/>
       </w:r>
-      <w:hyperlink r:id="rId14">
+      <w:hyperlink r:id="rId16">
         <w:r>
           <w:rPr>
             <w:color w:val="2A78D6"/>
@@ -3404,16 +5404,22 @@
     </w:p>
     <w:p>
       <w:pPr>
-        <w:spacing w:after="20"/>
-        <w:ind w:left="340" w:hanging="340"/>
+        <w:tabs>
+          <w:tab w:pos="397" w:val="left"/>
+        </w:tabs>
+        <w:spacing w:before="0" w:after="30"/>
+        <w:ind w:left="397" w:hanging="397"/>
       </w:pPr>
       <w:r>
         <w:rPr>
+          <w:b w:val="0"/>
+          <w:color w:val="5F6B7A"/>
           <w:sz w:val="17"/>
         </w:rPr>
-        <w:t xml:space="preserve">6. </w:t>
+        <w:t>6.</w:t>
+        <w:tab/>
       </w:r>
-      <w:hyperlink r:id="rId10">
+      <w:hyperlink r:id="rId12">
         <w:r>
           <w:rPr>
             <w:color w:val="2A78D6"/>
@@ -3425,16 +5431,22 @@
     </w:p>
     <w:p>
       <w:pPr>
-        <w:spacing w:after="20"/>
-        <w:ind w:left="340" w:hanging="340"/>
+        <w:tabs>
+          <w:tab w:pos="397" w:val="left"/>
+        </w:tabs>
+        <w:spacing w:before="0" w:after="30"/>
+        <w:ind w:left="397" w:hanging="397"/>
       </w:pPr>
       <w:r>
         <w:rPr>
+          <w:b w:val="0"/>
+          <w:color w:val="5F6B7A"/>
           <w:sz w:val="17"/>
         </w:rPr>
-        <w:t xml:space="preserve">7. </w:t>
+        <w:t>7.</w:t>
+        <w:tab/>
       </w:r>
-      <w:hyperlink r:id="rId15">
+      <w:hyperlink r:id="rId17">
         <w:r>
           <w:rPr>
             <w:color w:val="2A78D6"/>
@@ -3446,16 +5458,22 @@
     </w:p>
     <w:p>
       <w:pPr>
-        <w:spacing w:after="20"/>
-        <w:ind w:left="340" w:hanging="340"/>
+        <w:tabs>
+          <w:tab w:pos="397" w:val="left"/>
+        </w:tabs>
+        <w:spacing w:before="0" w:after="30"/>
+        <w:ind w:left="397" w:hanging="397"/>
       </w:pPr>
       <w:r>
         <w:rPr>
+          <w:b w:val="0"/>
+          <w:color w:val="5F6B7A"/>
           <w:sz w:val="17"/>
         </w:rPr>
-        <w:t xml:space="preserve">8. </w:t>
+        <w:t>8.</w:t>
+        <w:tab/>
       </w:r>
-      <w:hyperlink r:id="rId16">
+      <w:hyperlink r:id="rId18">
         <w:r>
           <w:rPr>
             <w:color w:val="2A78D6"/>
@@ -3467,16 +5485,22 @@
     </w:p>
     <w:p>
       <w:pPr>
-        <w:spacing w:after="20"/>
-        <w:ind w:left="340" w:hanging="340"/>
+        <w:tabs>
+          <w:tab w:pos="397" w:val="left"/>
+        </w:tabs>
+        <w:spacing w:before="0" w:after="30"/>
+        <w:ind w:left="397" w:hanging="397"/>
       </w:pPr>
       <w:r>
         <w:rPr>
+          <w:b w:val="0"/>
+          <w:color w:val="5F6B7A"/>
           <w:sz w:val="17"/>
         </w:rPr>
-        <w:t xml:space="preserve">9. </w:t>
+        <w:t>9.</w:t>
+        <w:tab/>
       </w:r>
-      <w:hyperlink r:id="rId14">
+      <w:hyperlink r:id="rId16">
         <w:r>
           <w:rPr>
             <w:color w:val="2A78D6"/>
@@ -3488,16 +5512,22 @@
     </w:p>
     <w:p>
       <w:pPr>
-        <w:spacing w:after="20"/>
-        <w:ind w:left="340" w:hanging="340"/>
+        <w:tabs>
+          <w:tab w:pos="397" w:val="left"/>
+        </w:tabs>
+        <w:spacing w:before="0" w:after="30"/>
+        <w:ind w:left="397" w:hanging="397"/>
       </w:pPr>
       <w:r>
         <w:rPr>
+          <w:b w:val="0"/>
+          <w:color w:val="5F6B7A"/>
           <w:sz w:val="17"/>
         </w:rPr>
-        <w:t xml:space="preserve">10. </w:t>
+        <w:t>10.</w:t>
+        <w:tab/>
       </w:r>
-      <w:hyperlink r:id="rId17">
+      <w:hyperlink r:id="rId19">
         <w:r>
           <w:rPr>
             <w:color w:val="2A78D6"/>
@@ -3509,16 +5539,22 @@
     </w:p>
     <w:p>
       <w:pPr>
-        <w:spacing w:after="20"/>
-        <w:ind w:left="340" w:hanging="340"/>
+        <w:tabs>
+          <w:tab w:pos="397" w:val="left"/>
+        </w:tabs>
+        <w:spacing w:before="0" w:after="30"/>
+        <w:ind w:left="397" w:hanging="397"/>
       </w:pPr>
       <w:r>
         <w:rPr>
+          <w:b w:val="0"/>
+          <w:color w:val="5F6B7A"/>
           <w:sz w:val="17"/>
         </w:rPr>
-        <w:t xml:space="preserve">11. </w:t>
+        <w:t>11.</w:t>
+        <w:tab/>
       </w:r>
-      <w:hyperlink r:id="rId18">
+      <w:hyperlink r:id="rId20">
         <w:r>
           <w:rPr>
             <w:color w:val="2A78D6"/>
@@ -3530,16 +5566,22 @@
     </w:p>
     <w:p>
       <w:pPr>
-        <w:spacing w:after="20"/>
-        <w:ind w:left="340" w:hanging="340"/>
+        <w:tabs>
+          <w:tab w:pos="397" w:val="left"/>
+        </w:tabs>
+        <w:spacing w:before="0" w:after="30"/>
+        <w:ind w:left="397" w:hanging="397"/>
       </w:pPr>
       <w:r>
         <w:rPr>
+          <w:b w:val="0"/>
+          <w:color w:val="5F6B7A"/>
           <w:sz w:val="17"/>
         </w:rPr>
-        <w:t xml:space="preserve">12. </w:t>
+        <w:t>12.</w:t>
+        <w:tab/>
       </w:r>
-      <w:hyperlink r:id="rId12">
+      <w:hyperlink r:id="rId14">
         <w:r>
           <w:rPr>
             <w:color w:val="2A78D6"/>
@@ -3551,16 +5593,22 @@
     </w:p>
     <w:p>
       <w:pPr>
-        <w:spacing w:after="20"/>
-        <w:ind w:left="340" w:hanging="340"/>
+        <w:tabs>
+          <w:tab w:pos="397" w:val="left"/>
+        </w:tabs>
+        <w:spacing w:before="0" w:after="30"/>
+        <w:ind w:left="397" w:hanging="397"/>
       </w:pPr>
       <w:r>
         <w:rPr>
+          <w:b w:val="0"/>
+          <w:color w:val="5F6B7A"/>
           <w:sz w:val="17"/>
         </w:rPr>
-        <w:t xml:space="preserve">13. </w:t>
+        <w:t>13.</w:t>
+        <w:tab/>
       </w:r>
-      <w:hyperlink r:id="rId14">
+      <w:hyperlink r:id="rId16">
         <w:r>
           <w:rPr>
             <w:color w:val="2A78D6"/>
@@ -3572,16 +5620,22 @@
     </w:p>
     <w:p>
       <w:pPr>
-        <w:spacing w:after="20"/>
-        <w:ind w:left="340" w:hanging="340"/>
+        <w:tabs>
+          <w:tab w:pos="397" w:val="left"/>
+        </w:tabs>
+        <w:spacing w:before="0" w:after="30"/>
+        <w:ind w:left="397" w:hanging="397"/>
       </w:pPr>
       <w:r>
         <w:rPr>
+          <w:b w:val="0"/>
+          <w:color w:val="5F6B7A"/>
           <w:sz w:val="17"/>
         </w:rPr>
-        <w:t xml:space="preserve">14. </w:t>
+        <w:t>14.</w:t>
+        <w:tab/>
       </w:r>
-      <w:hyperlink r:id="rId20">
+      <w:hyperlink r:id="rId22">
         <w:r>
           <w:rPr>
             <w:color w:val="2A78D6"/>
@@ -3593,16 +5647,22 @@
     </w:p>
     <w:p>
       <w:pPr>
-        <w:spacing w:after="20"/>
-        <w:ind w:left="340" w:hanging="340"/>
+        <w:tabs>
+          <w:tab w:pos="397" w:val="left"/>
+        </w:tabs>
+        <w:spacing w:before="0" w:after="30"/>
+        <w:ind w:left="397" w:hanging="397"/>
       </w:pPr>
       <w:r>
         <w:rPr>
+          <w:b w:val="0"/>
+          <w:color w:val="5F6B7A"/>
           <w:sz w:val="17"/>
         </w:rPr>
-        <w:t xml:space="preserve">15. </w:t>
+        <w:t>15.</w:t>
+        <w:tab/>
       </w:r>
-      <w:hyperlink r:id="rId21">
+      <w:hyperlink r:id="rId23">
         <w:r>
           <w:rPr>
             <w:color w:val="2A78D6"/>
@@ -3614,16 +5674,22 @@
     </w:p>
     <w:p>
       <w:pPr>
-        <w:spacing w:after="20"/>
-        <w:ind w:left="340" w:hanging="340"/>
+        <w:tabs>
+          <w:tab w:pos="397" w:val="left"/>
+        </w:tabs>
+        <w:spacing w:before="0" w:after="30"/>
+        <w:ind w:left="397" w:hanging="397"/>
       </w:pPr>
       <w:r>
         <w:rPr>
+          <w:b w:val="0"/>
+          <w:color w:val="5F6B7A"/>
           <w:sz w:val="17"/>
         </w:rPr>
-        <w:t xml:space="preserve">16. </w:t>
+        <w:t>16.</w:t>
+        <w:tab/>
       </w:r>
-      <w:hyperlink r:id="rId15">
+      <w:hyperlink r:id="rId17">
         <w:r>
           <w:rPr>
             <w:color w:val="2A78D6"/>
@@ -3635,16 +5701,22 @@
     </w:p>
     <w:p>
       <w:pPr>
-        <w:spacing w:after="20"/>
-        <w:ind w:left="340" w:hanging="340"/>
+        <w:tabs>
+          <w:tab w:pos="397" w:val="left"/>
+        </w:tabs>
+        <w:spacing w:before="0" w:after="30"/>
+        <w:ind w:left="397" w:hanging="397"/>
       </w:pPr>
       <w:r>
         <w:rPr>
+          <w:b w:val="0"/>
+          <w:color w:val="5F6B7A"/>
           <w:sz w:val="17"/>
         </w:rPr>
-        <w:t xml:space="preserve">17. </w:t>
+        <w:t>17.</w:t>
+        <w:tab/>
       </w:r>
-      <w:hyperlink r:id="rId22">
+      <w:hyperlink r:id="rId24">
         <w:r>
           <w:rPr>
             <w:color w:val="2A78D6"/>
@@ -3656,16 +5728,22 @@
     </w:p>
     <w:p>
       <w:pPr>
-        <w:spacing w:after="20"/>
-        <w:ind w:left="340" w:hanging="340"/>
+        <w:tabs>
+          <w:tab w:pos="397" w:val="left"/>
+        </w:tabs>
+        <w:spacing w:before="0" w:after="30"/>
+        <w:ind w:left="397" w:hanging="397"/>
       </w:pPr>
       <w:r>
         <w:rPr>
+          <w:b w:val="0"/>
+          <w:color w:val="5F6B7A"/>
           <w:sz w:val="17"/>
         </w:rPr>
-        <w:t xml:space="preserve">18. </w:t>
+        <w:t>18.</w:t>
+        <w:tab/>
       </w:r>
-      <w:hyperlink r:id="rId23">
+      <w:hyperlink r:id="rId25">
         <w:r>
           <w:rPr>
             <w:color w:val="2A78D6"/>
@@ -3677,16 +5755,22 @@
     </w:p>
     <w:p>
       <w:pPr>
-        <w:spacing w:after="20"/>
-        <w:ind w:left="340" w:hanging="340"/>
+        <w:tabs>
+          <w:tab w:pos="397" w:val="left"/>
+        </w:tabs>
+        <w:spacing w:before="0" w:after="30"/>
+        <w:ind w:left="397" w:hanging="397"/>
       </w:pPr>
       <w:r>
         <w:rPr>
+          <w:b w:val="0"/>
+          <w:color w:val="5F6B7A"/>
           <w:sz w:val="17"/>
         </w:rPr>
-        <w:t xml:space="preserve">19. </w:t>
+        <w:t>19.</w:t>
+        <w:tab/>
       </w:r>
-      <w:hyperlink r:id="rId15">
+      <w:hyperlink r:id="rId17">
         <w:r>
           <w:rPr>
             <w:color w:val="2A78D6"/>
@@ -3698,16 +5782,22 @@
     </w:p>
     <w:p>
       <w:pPr>
-        <w:spacing w:after="20"/>
-        <w:ind w:left="340" w:hanging="340"/>
+        <w:tabs>
+          <w:tab w:pos="397" w:val="left"/>
+        </w:tabs>
+        <w:spacing w:before="0" w:after="30"/>
+        <w:ind w:left="397" w:hanging="397"/>
       </w:pPr>
       <w:r>
         <w:rPr>
+          <w:b w:val="0"/>
+          <w:color w:val="5F6B7A"/>
           <w:sz w:val="17"/>
         </w:rPr>
-        <w:t xml:space="preserve">20. </w:t>
+        <w:t>20.</w:t>
+        <w:tab/>
       </w:r>
-      <w:hyperlink r:id="rId24">
+      <w:hyperlink r:id="rId28">
         <w:r>
           <w:rPr>
             <w:color w:val="2A78D6"/>
@@ -3719,16 +5809,22 @@
     </w:p>
     <w:p>
       <w:pPr>
-        <w:spacing w:after="20"/>
-        <w:ind w:left="340" w:hanging="340"/>
+        <w:tabs>
+          <w:tab w:pos="397" w:val="left"/>
+        </w:tabs>
+        <w:spacing w:before="0" w:after="30"/>
+        <w:ind w:left="397" w:hanging="397"/>
       </w:pPr>
       <w:r>
         <w:rPr>
+          <w:b w:val="0"/>
+          <w:color w:val="5F6B7A"/>
           <w:sz w:val="17"/>
         </w:rPr>
-        <w:t xml:space="preserve">21. </w:t>
+        <w:t>21.</w:t>
+        <w:tab/>
       </w:r>
-      <w:hyperlink r:id="rId25">
+      <w:hyperlink r:id="rId29">
         <w:r>
           <w:rPr>
             <w:color w:val="2A78D6"/>
@@ -3740,16 +5836,22 @@
     </w:p>
     <w:p>
       <w:pPr>
-        <w:spacing w:after="20"/>
-        <w:ind w:left="340" w:hanging="340"/>
+        <w:tabs>
+          <w:tab w:pos="397" w:val="left"/>
+        </w:tabs>
+        <w:spacing w:before="0" w:after="30"/>
+        <w:ind w:left="397" w:hanging="397"/>
       </w:pPr>
       <w:r>
         <w:rPr>
+          <w:b w:val="0"/>
+          <w:color w:val="5F6B7A"/>
           <w:sz w:val="17"/>
         </w:rPr>
-        <w:t xml:space="preserve">22. </w:t>
+        <w:t>22.</w:t>
+        <w:tab/>
       </w:r>
-      <w:hyperlink r:id="rId26">
+      <w:hyperlink r:id="rId30">
         <w:r>
           <w:rPr>
             <w:color w:val="2A78D6"/>
@@ -3761,16 +5863,22 @@
     </w:p>
     <w:p>
       <w:pPr>
-        <w:spacing w:after="20"/>
-        <w:ind w:left="340" w:hanging="340"/>
+        <w:tabs>
+          <w:tab w:pos="397" w:val="left"/>
+        </w:tabs>
+        <w:spacing w:before="0" w:after="30"/>
+        <w:ind w:left="397" w:hanging="397"/>
       </w:pPr>
       <w:r>
         <w:rPr>
+          <w:b w:val="0"/>
+          <w:color w:val="5F6B7A"/>
           <w:sz w:val="17"/>
         </w:rPr>
-        <w:t xml:space="preserve">23. </w:t>
+        <w:t>23.</w:t>
+        <w:tab/>
       </w:r>
-      <w:hyperlink r:id="rId27">
+      <w:hyperlink r:id="rId31">
         <w:r>
           <w:rPr>
             <w:color w:val="2A78D6"/>
@@ -3782,16 +5890,22 @@
     </w:p>
     <w:p>
       <w:pPr>
-        <w:spacing w:after="20"/>
-        <w:ind w:left="340" w:hanging="340"/>
+        <w:tabs>
+          <w:tab w:pos="397" w:val="left"/>
+        </w:tabs>
+        <w:spacing w:before="0" w:after="30"/>
+        <w:ind w:left="397" w:hanging="397"/>
       </w:pPr>
       <w:r>
         <w:rPr>
+          <w:b w:val="0"/>
+          <w:color w:val="5F6B7A"/>
           <w:sz w:val="17"/>
         </w:rPr>
-        <w:t xml:space="preserve">24. </w:t>
+        <w:t>24.</w:t>
+        <w:tab/>
       </w:r>
-      <w:hyperlink r:id="rId24">
+      <w:hyperlink r:id="rId28">
         <w:r>
           <w:rPr>
             <w:color w:val="2A78D6"/>
@@ -3803,16 +5917,22 @@
     </w:p>
     <w:p>
       <w:pPr>
-        <w:spacing w:after="20"/>
-        <w:ind w:left="340" w:hanging="340"/>
+        <w:tabs>
+          <w:tab w:pos="397" w:val="left"/>
+        </w:tabs>
+        <w:spacing w:before="0" w:after="30"/>
+        <w:ind w:left="397" w:hanging="397"/>
       </w:pPr>
       <w:r>
         <w:rPr>
+          <w:b w:val="0"/>
+          <w:color w:val="5F6B7A"/>
           <w:sz w:val="17"/>
         </w:rPr>
-        <w:t xml:space="preserve">25. </w:t>
+        <w:t>25.</w:t>
+        <w:tab/>
       </w:r>
-      <w:hyperlink r:id="rId28">
+      <w:hyperlink r:id="rId32">
         <w:r>
           <w:rPr>
             <w:color w:val="2A78D6"/>
@@ -3823,20 +5943,26 @@
       </w:hyperlink>
     </w:p>
     <w:p>
+      <w:pPr>
+        <w:spacing w:before="40" w:after="60"/>
+      </w:pPr>
       <w:r>
         <w:rPr>
-          <w:i/>
+          <w:b w:val="0"/>
           <w:color w:val="5F6B7A"/>
           <w:sz w:val="16"/>
         </w:rPr>
-        <w:t>Report prepared automatically from public sources. Figures are as published by the issuer; references [S#] point to the source list. Items marked for review must be checked by the analyst before use.</w:t>
+        <w:t>Report prepared from public sources. Figures are as published by the issuer; small numbers next to the text point to the source list.</w:t>
       </w:r>
     </w:p>
     <w:sectPr>
-      <w:footerReference w:type="default" r:id="rId9"/>
-      <w:pgSz w:w="12240" w:h="15840"/>
-      <w:pgMar w:top="907" w:right="1134" w:bottom="907" w:left="1134" w:header="720" w:footer="720" w:gutter="0"/>
+      <w:headerReference w:type="default" r:id="rId9"/>
+      <w:footerReference w:type="default" r:id="rId10"/>
+      <w:footerReference w:type="first" r:id="rId11"/>
+      <w:pgSz w:w="11906" w:h="16838"/>
+      <w:pgMar w:top="1020" w:right="1134" w:bottom="1020" w:left="1134" w:header="510" w:footer="454" w:gutter="0"/>
       <w:cols w:space="720"/>
+      <w:titlePg/>
       <w:docGrid w:linePitch="360"/>
     </w:sectPr>
   </w:body>
@@ -3847,19 +5973,100 @@
 <w:ftr xmlns:m="http://schemas.openxmlformats.org/officeDocument/2006/math" xmlns:mc="http://schemas.openxmlformats.org/markup-compatibility/2006" xmlns:mo="http://schemas.microsoft.com/office/mac/office/2008/main" xmlns:mv="urn:schemas-microsoft-com:mac:vml" xmlns:o="urn:schemas-microsoft-com:office:office" xmlns:r="http://schemas.openxmlformats.org/officeDocument/2006/relationships" xmlns:v="urn:schemas-microsoft-com:vml" xmlns:w10="urn:schemas-microsoft-com:office:word" xmlns:w14="http://schemas.microsoft.com/office/word/2010/wordml" xmlns:w="http://schemas.openxmlformats.org/wordprocessingml/2006/main" xmlns:wne="http://schemas.microsoft.com/office/word/2006/wordml" xmlns:wp14="http://schemas.microsoft.com/office/word/2010/wordprocessingDrawing" xmlns:wp="http://schemas.openxmlformats.org/drawingml/2006/wordprocessingDrawing" xmlns:wpc="http://schemas.microsoft.com/office/word/2010/wordprocessingCanvas" xmlns:wpg="http://schemas.microsoft.com/office/word/2010/wordprocessingGroup" xmlns:wpi="http://schemas.microsoft.com/office/word/2010/wordprocessingInk" xmlns:wps="http://schemas.microsoft.com/office/word/2010/wordprocessingShape" mc:Ignorable="w14 wp14">
   <w:p>
     <w:pPr>
-      <w:pStyle w:val="Footer"/>
-      <w:jc w:val="right"/>
+      <w:pBdr>
+        <w:top w:val="single" w:sz="4" w:color="C9D3DE" w:space="4"/>
+      </w:pBdr>
+      <w:tabs>
+        <w:tab w:pos="9638" w:val="right"/>
+      </w:tabs>
     </w:pPr>
     <w:r>
       <w:rPr>
+        <w:b w:val="0"/>
         <w:color w:val="5F6B7A"/>
         <w:sz w:val="16"/>
       </w:rPr>
-      <w:t xml:space="preserve">Valstybės investicinis kapitalas (VIK) · 6M2026 · 2026-10-22   ·   </w:t>
+      <w:t>Valstybės investicinis kapitalas (VIK) · 6M2026 · 2026-10-22</w:t>
+      <w:tab/>
     </w:r>
-    <w:fldSimple w:instr="PAGE"/>
+    <w:r>
+      <w:rPr>
+        <w:b/>
+        <w:color w:val="1F4E79"/>
+        <w:sz w:val="16"/>
+      </w:rPr>
+      <w:fldChar w:fldCharType="begin"/>
+      <w:instrText xml:space="preserve"> PAGE </w:instrText>
+      <w:fldChar w:fldCharType="end"/>
+    </w:r>
   </w:p>
 </w:ftr>
+</file>
+
+<file path=word/footer2.xml><?xml version="1.0" encoding="utf-8"?>
+<w:ftr xmlns:m="http://schemas.openxmlformats.org/officeDocument/2006/math" xmlns:mc="http://schemas.openxmlformats.org/markup-compatibility/2006" xmlns:mo="http://schemas.microsoft.com/office/mac/office/2008/main" xmlns:mv="urn:schemas-microsoft-com:mac:vml" xmlns:o="urn:schemas-microsoft-com:office:office" xmlns:r="http://schemas.openxmlformats.org/officeDocument/2006/relationships" xmlns:v="urn:schemas-microsoft-com:vml" xmlns:w10="urn:schemas-microsoft-com:office:word" xmlns:w14="http://schemas.microsoft.com/office/word/2010/wordml" xmlns:w="http://schemas.openxmlformats.org/wordprocessingml/2006/main" xmlns:wne="http://schemas.microsoft.com/office/word/2006/wordml" xmlns:wp14="http://schemas.microsoft.com/office/word/2010/wordprocessingDrawing" xmlns:wp="http://schemas.openxmlformats.org/drawingml/2006/wordprocessingDrawing" xmlns:wpc="http://schemas.microsoft.com/office/word/2010/wordprocessingCanvas" xmlns:wpg="http://schemas.microsoft.com/office/word/2010/wordprocessingGroup" xmlns:wpi="http://schemas.microsoft.com/office/word/2010/wordprocessingInk" xmlns:wps="http://schemas.microsoft.com/office/word/2010/wordprocessingShape" mc:Ignorable="w14 wp14">
+  <w:p>
+    <w:pPr>
+      <w:pBdr>
+        <w:top w:val="single" w:sz="4" w:color="C9D3DE" w:space="4"/>
+      </w:pBdr>
+      <w:tabs>
+        <w:tab w:pos="9638" w:val="right"/>
+      </w:tabs>
+    </w:pPr>
+    <w:r>
+      <w:rPr>
+        <w:b w:val="0"/>
+        <w:color w:val="5F6B7A"/>
+        <w:sz w:val="16"/>
+      </w:rPr>
+      <w:t>Valstybės investicinis kapitalas (VIK) · 6M2026 · 2026-10-22</w:t>
+      <w:tab/>
+    </w:r>
+    <w:r>
+      <w:rPr>
+        <w:b/>
+        <w:color w:val="1F4E79"/>
+        <w:sz w:val="16"/>
+      </w:rPr>
+      <w:fldChar w:fldCharType="begin"/>
+      <w:instrText xml:space="preserve"> PAGE </w:instrText>
+      <w:fldChar w:fldCharType="end"/>
+    </w:r>
+  </w:p>
+</w:ftr>
+</file>
+
+<file path=word/header1.xml><?xml version="1.0" encoding="utf-8"?>
+<w:hdr xmlns:m="http://schemas.openxmlformats.org/officeDocument/2006/math" xmlns:mc="http://schemas.openxmlformats.org/markup-compatibility/2006" xmlns:mo="http://schemas.microsoft.com/office/mac/office/2008/main" xmlns:mv="urn:schemas-microsoft-com:mac:vml" xmlns:o="urn:schemas-microsoft-com:office:office" xmlns:r="http://schemas.openxmlformats.org/officeDocument/2006/relationships" xmlns:v="urn:schemas-microsoft-com:vml" xmlns:w10="urn:schemas-microsoft-com:office:word" xmlns:w14="http://schemas.microsoft.com/office/word/2010/wordml" xmlns:w="http://schemas.openxmlformats.org/wordprocessingml/2006/main" xmlns:wne="http://schemas.microsoft.com/office/word/2006/wordml" xmlns:wp14="http://schemas.microsoft.com/office/word/2010/wordprocessingDrawing" xmlns:wp="http://schemas.openxmlformats.org/drawingml/2006/wordprocessingDrawing" xmlns:wpc="http://schemas.microsoft.com/office/word/2010/wordprocessingCanvas" xmlns:wpg="http://schemas.microsoft.com/office/word/2010/wordprocessingGroup" xmlns:wpi="http://schemas.microsoft.com/office/word/2010/wordprocessingInk" xmlns:wps="http://schemas.microsoft.com/office/word/2010/wordprocessingShape" mc:Ignorable="w14 wp14">
+  <w:p>
+    <w:pPr>
+      <w:pBdr>
+        <w:bottom w:val="single" w:sz="4" w:color="C9D3DE" w:space="4"/>
+      </w:pBdr>
+      <w:tabs>
+        <w:tab w:pos="9638" w:val="right"/>
+      </w:tabs>
+    </w:pPr>
+    <w:r>
+      <w:rPr>
+        <w:b/>
+        <w:color w:val="1F4E79"/>
+        <w:sz w:val="16"/>
+      </w:rPr>
+      <w:t>Valstybės investicinis kapitalas (VIK)</w:t>
+    </w:r>
+    <w:r>
+      <w:rPr>
+        <w:b w:val="0"/>
+        <w:color w:val="5F6B7A"/>
+        <w:sz w:val="16"/>
+      </w:rPr>
+      <w:tab/>
+      <w:t>Issuer review · 6M2026</w:t>
+    </w:r>
+  </w:p>
+</w:hdr>
 </file>
 
 <file path=word/numbering.xml><?xml version="1.0" encoding="utf-8"?>
@@ -4226,10 +6433,10 @@
     <w:qFormat/>
     <w:rsid w:val="00FC693F"/>
     <w:pPr>
-      <w:spacing w:after="80"/>
+      <w:spacing w:after="80" w:line="264" w:lineRule="auto"/>
     </w:pPr>
     <w:rPr>
-      <w:rFonts w:ascii="Calibri" w:hAnsi="Calibri"/>
+      <w:rFonts w:ascii="Calibri" w:hAnsi="Calibri" w:eastAsia="Calibri"/>
       <w:color w:val="1A1A1A"/>
       <w:sz w:val="21"/>
     </w:rPr>

--- a/docs/files/vik/vik_6M2026_en.docx
+++ b/docs/files/vik/vik_6M2026_en.docx
@@ -175,7 +175,7 @@
                 <w:color w:val="5F6B7A"/>
                 <w:sz w:val="15"/>
               </w:rPr>
-              <w:t>Rating</w:t>
+              <w:t>Issuer rating</w:t>
             </w:r>
           </w:p>
           <w:p>
@@ -965,16 +965,17 @@
         <w:tblLook w:firstColumn="1" w:firstRow="1" w:lastColumn="0" w:lastRow="0" w:noHBand="0" w:noVBand="1" w:val="04A0"/>
       </w:tblPr>
       <w:tblGrid>
-        <w:gridCol w:w="1701"/>
-        <w:gridCol w:w="2608"/>
-        <w:gridCol w:w="963"/>
-        <w:gridCol w:w="1304"/>
-        <w:gridCol w:w="3061"/>
+        <w:gridCol w:w="1513"/>
+        <w:gridCol w:w="2241"/>
+        <w:gridCol w:w="840"/>
+        <w:gridCol w:w="1120"/>
+        <w:gridCol w:w="1569"/>
+        <w:gridCol w:w="2353"/>
       </w:tblGrid>
       <w:tr>
         <w:tc>
           <w:tcPr>
-            <w:tcW w:type="dxa" w:w="1701"/>
+            <w:tcW w:type="dxa" w:w="1513"/>
             <w:tcBorders>
               <w:top w:val="single" w:sz="12" w:color="1F4E79" w:space="0"/>
               <w:left w:val="nil"/>
@@ -1000,7 +1001,7 @@
         </w:tc>
         <w:tc>
           <w:tcPr>
-            <w:tcW w:type="dxa" w:w="2608"/>
+            <w:tcW w:type="dxa" w:w="2241"/>
             <w:tcBorders>
               <w:top w:val="single" w:sz="12" w:color="1F4E79" w:space="0"/>
               <w:left w:val="nil"/>
@@ -1026,7 +1027,7 @@
         </w:tc>
         <w:tc>
           <w:tcPr>
-            <w:tcW w:type="dxa" w:w="964"/>
+            <w:tcW w:type="dxa" w:w="841"/>
             <w:tcBorders>
               <w:top w:val="single" w:sz="12" w:color="1F4E79" w:space="0"/>
               <w:left w:val="nil"/>
@@ -1053,7 +1054,7 @@
         </w:tc>
         <w:tc>
           <w:tcPr>
-            <w:tcW w:type="dxa" w:w="1304"/>
+            <w:tcW w:type="dxa" w:w="1121"/>
             <w:tcBorders>
               <w:top w:val="single" w:sz="12" w:color="1F4E79" w:space="0"/>
               <w:left w:val="nil"/>
@@ -1079,7 +1080,33 @@
         </w:tc>
         <w:tc>
           <w:tcPr>
-            <w:tcW w:type="dxa" w:w="3061"/>
+            <w:tcW w:type="dxa" w:w="1569"/>
+            <w:tcBorders>
+              <w:top w:val="single" w:sz="12" w:color="1F4E79" w:space="0"/>
+              <w:left w:val="nil"/>
+              <w:bottom w:val="single" w:sz="4" w:color="C9D3DE" w:space="0"/>
+              <w:right w:val="nil"/>
+            </w:tcBorders>
+            <w:shd w:val="clear" w:color="auto" w:fill="EAF1F8"/>
+          </w:tcPr>
+          <w:p>
+            <w:pPr>
+              <w:spacing w:before="0" w:after="0"/>
+            </w:pPr>
+            <w:r>
+              <w:rPr>
+                <w:b/>
+                <w:caps/>
+                <w:color w:val="1F4E79"/>
+                <w:sz w:val="16"/>
+              </w:rPr>
+              <w:t>Issue rating</w:t>
+            </w:r>
+          </w:p>
+        </w:tc>
+        <w:tc>
+          <w:tcPr>
+            <w:tcW w:type="dxa" w:w="2353"/>
             <w:tcBorders>
               <w:top w:val="single" w:sz="12" w:color="1F4E79" w:space="0"/>
               <w:left w:val="nil"/>
@@ -1107,7 +1134,7 @@
       <w:tr>
         <w:tc>
           <w:tcPr>
-            <w:tcW w:type="dxa" w:w="1701"/>
+            <w:tcW w:type="dxa" w:w="1513"/>
             <w:tcBorders>
               <w:top w:val="nil"/>
               <w:left w:val="nil"/>
@@ -1130,7 +1157,7 @@
         </w:tc>
         <w:tc>
           <w:tcPr>
-            <w:tcW w:type="dxa" w:w="2608"/>
+            <w:tcW w:type="dxa" w:w="2241"/>
             <w:tcBorders>
               <w:top w:val="nil"/>
               <w:left w:val="nil"/>
@@ -1153,7 +1180,7 @@
         </w:tc>
         <w:tc>
           <w:tcPr>
-            <w:tcW w:type="dxa" w:w="964"/>
+            <w:tcW w:type="dxa" w:w="841"/>
             <w:tcBorders>
               <w:top w:val="nil"/>
               <w:left w:val="nil"/>
@@ -1177,7 +1204,7 @@
         </w:tc>
         <w:tc>
           <w:tcPr>
-            <w:tcW w:type="dxa" w:w="1304"/>
+            <w:tcW w:type="dxa" w:w="1121"/>
             <w:tcBorders>
               <w:top w:val="nil"/>
               <w:left w:val="nil"/>
@@ -1200,7 +1227,30 @@
         </w:tc>
         <w:tc>
           <w:tcPr>
-            <w:tcW w:type="dxa" w:w="3061"/>
+            <w:tcW w:type="dxa" w:w="1569"/>
+            <w:tcBorders>
+              <w:top w:val="nil"/>
+              <w:left w:val="nil"/>
+              <w:bottom w:val="single" w:sz="4" w:color="DDE3EA" w:space="0"/>
+              <w:right w:val="nil"/>
+            </w:tcBorders>
+          </w:tcPr>
+          <w:p>
+            <w:pPr>
+              <w:spacing w:before="0" w:after="0"/>
+            </w:pPr>
+            <w:r>
+              <w:rPr>
+                <w:b w:val="0"/>
+                <w:sz w:val="17"/>
+              </w:rPr>
+              <w:t>no separate rating found</w:t>
+            </w:r>
+          </w:p>
+        </w:tc>
+        <w:tc>
+          <w:tcPr>
+            <w:tcW w:type="dxa" w:w="2353"/>
             <w:tcBorders>
               <w:top w:val="nil"/>
               <w:left w:val="nil"/>
@@ -1225,7 +1275,7 @@
       <w:tr>
         <w:tc>
           <w:tcPr>
-            <w:tcW w:type="dxa" w:w="1701"/>
+            <w:tcW w:type="dxa" w:w="1513"/>
             <w:tcBorders>
               <w:top w:val="nil"/>
               <w:left w:val="nil"/>
@@ -1248,7 +1298,7 @@
         </w:tc>
         <w:tc>
           <w:tcPr>
-            <w:tcW w:type="dxa" w:w="2608"/>
+            <w:tcW w:type="dxa" w:w="2241"/>
             <w:tcBorders>
               <w:top w:val="nil"/>
               <w:left w:val="nil"/>
@@ -1271,7 +1321,7 @@
         </w:tc>
         <w:tc>
           <w:tcPr>
-            <w:tcW w:type="dxa" w:w="964"/>
+            <w:tcW w:type="dxa" w:w="841"/>
             <w:tcBorders>
               <w:top w:val="nil"/>
               <w:left w:val="nil"/>
@@ -1295,7 +1345,7 @@
         </w:tc>
         <w:tc>
           <w:tcPr>
-            <w:tcW w:type="dxa" w:w="1304"/>
+            <w:tcW w:type="dxa" w:w="1121"/>
             <w:tcBorders>
               <w:top w:val="nil"/>
               <w:left w:val="nil"/>
@@ -1318,7 +1368,30 @@
         </w:tc>
         <w:tc>
           <w:tcPr>
-            <w:tcW w:type="dxa" w:w="3061"/>
+            <w:tcW w:type="dxa" w:w="1569"/>
+            <w:tcBorders>
+              <w:top w:val="nil"/>
+              <w:left w:val="nil"/>
+              <w:bottom w:val="single" w:sz="4" w:color="DDE3EA" w:space="0"/>
+              <w:right w:val="nil"/>
+            </w:tcBorders>
+          </w:tcPr>
+          <w:p>
+            <w:pPr>
+              <w:spacing w:before="0" w:after="0"/>
+            </w:pPr>
+            <w:r>
+              <w:rPr>
+                <w:b w:val="0"/>
+                <w:sz w:val="17"/>
+              </w:rPr>
+              <w:t>no separate rating found</w:t>
+            </w:r>
+          </w:p>
+        </w:tc>
+        <w:tc>
+          <w:tcPr>
+            <w:tcW w:type="dxa" w:w="2353"/>
             <w:tcBorders>
               <w:top w:val="nil"/>
               <w:left w:val="nil"/>

--- a/docs/files/vik/vik_6M2026_en.docx
+++ b/docs/files/vik/vik_6M2026_en.docx
@@ -2,6 +2,14 @@
 <file path=word/document.xml><?xml version="1.0" encoding="utf-8"?>
 <w:document xmlns:wpc="http://schemas.microsoft.com/office/word/2010/wordprocessingCanvas" xmlns:mo="http://schemas.microsoft.com/office/mac/office/2008/main" xmlns:mc="http://schemas.openxmlformats.org/markup-compatibility/2006" xmlns:mv="urn:schemas-microsoft-com:mac:vml" xmlns:o="urn:schemas-microsoft-com:office:office" xmlns:r="http://schemas.openxmlformats.org/officeDocument/2006/relationships" xmlns:m="http://schemas.openxmlformats.org/officeDocument/2006/math" xmlns:v="urn:schemas-microsoft-com:vml" xmlns:wp14="http://schemas.microsoft.com/office/word/2010/wordprocessingDrawing" xmlns:wp="http://schemas.openxmlformats.org/drawingml/2006/wordprocessingDrawing" xmlns:w10="urn:schemas-microsoft-com:office:word" xmlns:w="http://schemas.openxmlformats.org/wordprocessingml/2006/main" xmlns:w14="http://schemas.microsoft.com/office/word/2010/wordml" xmlns:wpg="http://schemas.microsoft.com/office/word/2010/wordprocessingGroup" xmlns:wpi="http://schemas.microsoft.com/office/word/2010/wordprocessingInk" xmlns:wne="http://schemas.microsoft.com/office/word/2006/wordml" xmlns:wps="http://schemas.microsoft.com/office/word/2010/wordprocessingShape" mc:Ignorable="w14 wp14">
   <w:body>
+    <w:p>
+      <w:pPr>
+        <w:pBdr>
+          <w:top w:val="single" w:sz="24" w:color="12355B" w:space="0"/>
+        </w:pBdr>
+        <w:spacing w:before="0" w:after="200" w:line="120" w:lineRule="auto"/>
+      </w:pPr>
+    </w:p>
     <w:tbl>
       <w:tblPr>
         <w:tblW w:w="9639" w:type="dxa"/>
@@ -15,10 +23,10 @@
         </w:tblBorders>
         <w:tblLayout w:type="fixed"/>
         <w:tblCellMar>
-          <w:top w:w="260" w:type="dxa"/>
-          <w:left w:w="280" w:type="dxa"/>
-          <w:bottom w:w="260" w:type="dxa"/>
-          <w:right w:w="280" w:type="dxa"/>
+          <w:top w:w="0" w:type="dxa"/>
+          <w:left w:w="0" w:type="dxa"/>
+          <w:bottom w:w="0" w:type="dxa"/>
+          <w:right w:w="0" w:type="dxa"/>
         </w:tblCellMar>
         <w:tblLook w:firstColumn="1" w:firstRow="1" w:lastColumn="0" w:lastRow="0" w:noHBand="0" w:noVBand="1" w:val="04A0"/>
       </w:tblPr>
@@ -30,7 +38,6 @@
         <w:tc>
           <w:tcPr>
             <w:tcW w:type="dxa" w:w="7030"/>
-            <w:shd w:val="clear" w:color="auto" w:fill="1F4E79"/>
           </w:tcPr>
           <w:p>
             <w:pPr>
@@ -40,8 +47,8 @@
               <w:rPr>
                 <w:b/>
                 <w:caps/>
-                <w:color w:val="AFC6DD"/>
-                <w:sz w:val="17"/>
+                <w:color w:val="2A78D6"/>
+                <w:sz w:val="16"/>
               </w:rPr>
               <w:t>Issuer review · 6M2026</w:t>
             </w:r>
@@ -53,28 +60,40 @@
             <w:r>
               <w:rPr>
                 <w:b/>
-                <w:color w:val="FFFFFF"/>
+                <w:color w:val="12355B"/>
                 <w:sz w:val="40"/>
               </w:rPr>
               <w:t>Valstybės investicinis kapitalas (VIK)</w:t>
+            </w:r>
+          </w:p>
+          <w:p>
+            <w:pPr>
+              <w:spacing w:before="40" w:after="0"/>
+            </w:pPr>
+            <w:r>
+              <w:rPr>
+                <w:b w:val="0"/>
+                <w:color w:val="667085"/>
+                <w:sz w:val="18"/>
+              </w:rPr>
+              <w:t>Lithuania · State investment company (defence industry, energy, Business Support Fund)</w:t>
             </w:r>
           </w:p>
         </w:tc>
         <w:tc>
           <w:tcPr>
             <w:tcW w:type="dxa" w:w="2608"/>
-            <w:shd w:val="clear" w:color="auto" w:fill="1F4E79"/>
           </w:tcPr>
           <w:p>
             <w:pPr>
-              <w:spacing w:before="280" w:after="0"/>
+              <w:spacing w:before="440" w:after="0"/>
               <w:jc w:val="right"/>
             </w:pPr>
             <w:r>
               <w:rPr>
                 <w:b/>
                 <w:color w:val="1B7F3B"/>
-                <w:sz w:val="19"/>
+                <w:sz w:val="18"/>
                 <w:shd w:val="clear" w:color="auto" w:fill="E3F3E8"/>
               </w:rPr>
               <w:t xml:space="preserve">  ●  OK  </w:t>
@@ -86,9 +105,9 @@
     <w:p>
       <w:pPr>
         <w:pBdr>
-          <w:top w:val="single" w:sz="12" w:color="2A78D6" w:space="0"/>
+          <w:top w:val="single" w:sz="4" w:color="D5DCE4" w:space="0"/>
         </w:pBdr>
-        <w:spacing w:before="0" w:after="200" w:line="120" w:lineRule="auto"/>
+        <w:spacing w:before="120" w:after="200" w:line="120" w:lineRule="auto"/>
       </w:pPr>
     </w:p>
     <w:tbl>
@@ -104,39 +123,88 @@
         </w:tblBorders>
         <w:tblLayout w:type="fixed"/>
         <w:tblCellMar>
-          <w:top w:w="0" w:type="dxa"/>
-          <w:left w:w="0" w:type="dxa"/>
-          <w:bottom w:w="120" w:type="dxa"/>
-          <w:right w:w="160" w:type="dxa"/>
+          <w:top w:w="160" w:type="dxa"/>
+          <w:left w:w="220" w:type="dxa"/>
+          <w:bottom w:w="160" w:type="dxa"/>
+          <w:right w:w="220" w:type="dxa"/>
         </w:tblCellMar>
         <w:tblLook w:firstColumn="1" w:firstRow="1" w:lastColumn="0" w:lastRow="0" w:noHBand="0" w:noVBand="1" w:val="04A0"/>
       </w:tblPr>
       <w:tblGrid>
-        <w:gridCol w:w="3213"/>
-        <w:gridCol w:w="3213"/>
-        <w:gridCol w:w="3213"/>
+        <w:gridCol w:w="4819"/>
+        <w:gridCol w:w="4819"/>
       </w:tblGrid>
       <w:tr>
         <w:tc>
           <w:tcPr>
-            <w:tcW w:type="dxa" w:w="3213"/>
+            <w:tcW w:type="dxa" w:w="4819"/>
             <w:tcBorders>
-              <w:top w:val="nil"/>
+              <w:top w:val="single" w:sz="12" w:color="12355B" w:space="0"/>
               <w:left w:val="nil"/>
-              <w:bottom w:val="single" w:sz="4" w:color="C9D3DE" w:space="0"/>
+              <w:bottom w:val="nil"/>
               <w:right w:val="nil"/>
             </w:tcBorders>
+            <w:shd w:val="clear" w:color="auto" w:fill="F4F6F9"/>
           </w:tcPr>
           <w:p>
             <w:pPr>
-              <w:spacing w:before="0" w:after="20"/>
+              <w:spacing w:before="0" w:after="40"/>
+            </w:pPr>
+            <w:r>
+              <w:rPr>
+                <w:b/>
+                <w:color w:val="12355B"/>
+                <w:sz w:val="18"/>
+              </w:rPr>
+              <w:t>Key facts</w:t>
+            </w:r>
+          </w:p>
+          <w:p>
+            <w:pPr>
+              <w:spacing w:before="80" w:after="0"/>
             </w:pPr>
             <w:r>
               <w:rPr>
                 <w:b/>
                 <w:caps/>
-                <w:color w:val="5F6B7A"/>
-                <w:sz w:val="15"/>
+                <w:color w:val="667085"/>
+                <w:sz w:val="14"/>
+              </w:rPr>
+              <w:t>Issuer rating</w:t>
+            </w:r>
+          </w:p>
+          <w:p>
+            <w:pPr>
+              <w:spacing w:before="0" w:after="0"/>
+            </w:pPr>
+            <w:r>
+              <w:rPr>
+                <w:b w:val="0"/>
+                <w:sz w:val="18"/>
+              </w:rPr>
+              <w:t>Fitch A+ on the EUR 400m bond programme, linked to Lithuania's rating through the state guarantee</w:t>
+            </w:r>
+            <w:hyperlink r:id="rId12">
+              <w:r>
+                <w:rPr>
+                  <w:color w:val="2A78D6"/>
+                  <w:vertAlign w:val="superscript"/>
+                  <w:sz w:val="15"/>
+                </w:rPr>
+                <w:t xml:space="preserve">1</w:t>
+              </w:r>
+            </w:hyperlink>
+          </w:p>
+          <w:p>
+            <w:pPr>
+              <w:spacing w:before="80" w:after="0"/>
+            </w:pPr>
+            <w:r>
+              <w:rPr>
+                <w:b/>
+                <w:caps/>
+                <w:color w:val="667085"/>
+                <w:sz w:val="14"/>
               </w:rPr>
               <w:t>Analysis date</w:t>
             </w:r>
@@ -148,79 +216,21 @@
             <w:r>
               <w:rPr>
                 <w:b w:val="0"/>
-                <w:sz w:val="19"/>
+                <w:sz w:val="18"/>
               </w:rPr>
               <w:t>2026-10-22</w:t>
             </w:r>
           </w:p>
-        </w:tc>
-        <w:tc>
-          <w:tcPr>
-            <w:tcW w:type="dxa" w:w="3213"/>
-            <w:tcBorders>
-              <w:top w:val="nil"/>
-              <w:left w:val="nil"/>
-              <w:bottom w:val="single" w:sz="4" w:color="C9D3DE" w:space="0"/>
-              <w:right w:val="nil"/>
-            </w:tcBorders>
-          </w:tcPr>
           <w:p>
             <w:pPr>
-              <w:spacing w:before="0" w:after="20"/>
+              <w:spacing w:before="80" w:after="0"/>
             </w:pPr>
             <w:r>
               <w:rPr>
                 <w:b/>
                 <w:caps/>
-                <w:color w:val="5F6B7A"/>
-                <w:sz w:val="15"/>
-              </w:rPr>
-              <w:t>Issuer rating</w:t>
-            </w:r>
-          </w:p>
-          <w:p>
-            <w:pPr>
-              <w:spacing w:before="0" w:after="0"/>
-            </w:pPr>
-            <w:r>
-              <w:rPr>
-                <w:b w:val="0"/>
-                <w:sz w:val="19"/>
-              </w:rPr>
-              <w:t>Fitch A+ on the EUR 400m bond programme, linked to Lithuania's rating through the state guarantee</w:t>
-            </w:r>
-            <w:hyperlink r:id="rId12">
-              <w:r>
-                <w:rPr>
-                  <w:color w:val="2A78D6"/>
-                  <w:vertAlign w:val="superscript"/>
-                  <w:sz w:val="16"/>
-                </w:rPr>
-                <w:t xml:space="preserve">1</w:t>
-              </w:r>
-            </w:hyperlink>
-          </w:p>
-        </w:tc>
-        <w:tc>
-          <w:tcPr>
-            <w:tcW w:type="dxa" w:w="3213"/>
-            <w:tcBorders>
-              <w:top w:val="nil"/>
-              <w:left w:val="nil"/>
-              <w:bottom w:val="single" w:sz="4" w:color="C9D3DE" w:space="0"/>
-              <w:right w:val="nil"/>
-            </w:tcBorders>
-          </w:tcPr>
-          <w:p>
-            <w:pPr>
-              <w:spacing w:before="0" w:after="20"/>
-            </w:pPr>
-            <w:r>
-              <w:rPr>
-                <w:b/>
-                <w:caps/>
-                <w:color w:val="5F6B7A"/>
-                <w:sz w:val="15"/>
+                <w:color w:val="667085"/>
+                <w:sz w:val="14"/>
               </w:rPr>
               <w:t>Next report</w:t>
             </w:r>
@@ -232,9 +242,138 @@
             <w:r>
               <w:rPr>
                 <w:b w:val="0"/>
-                <w:sz w:val="19"/>
+                <w:sz w:val="18"/>
               </w:rPr>
               <w:t>9M 2026 interim report - expected November 2026</w:t>
+            </w:r>
+          </w:p>
+          <w:p>
+            <w:pPr>
+              <w:spacing w:before="80" w:after="0"/>
+            </w:pPr>
+            <w:r>
+              <w:rPr>
+                <w:b/>
+                <w:caps/>
+                <w:color w:val="667085"/>
+                <w:sz w:val="14"/>
+              </w:rPr>
+              <w:t>Country</w:t>
+            </w:r>
+          </w:p>
+          <w:p>
+            <w:pPr>
+              <w:spacing w:before="0" w:after="0"/>
+            </w:pPr>
+            <w:r>
+              <w:rPr>
+                <w:b w:val="0"/>
+                <w:sz w:val="18"/>
+              </w:rPr>
+              <w:t>Lithuania</w:t>
+            </w:r>
+          </w:p>
+        </w:tc>
+        <w:tc>
+          <w:tcPr>
+            <w:tcW w:type="dxa" w:w="4819"/>
+            <w:tcBorders>
+              <w:top w:val="single" w:sz="12" w:color="12355B" w:space="0"/>
+              <w:left w:val="nil"/>
+              <w:bottom w:val="nil"/>
+              <w:right w:val="nil"/>
+            </w:tcBorders>
+            <w:shd w:val="clear" w:color="auto" w:fill="F4F6F9"/>
+          </w:tcPr>
+          <w:p>
+            <w:pPr>
+              <w:spacing w:before="0" w:after="40"/>
+            </w:pPr>
+            <w:r>
+              <w:rPr>
+                <w:b/>
+                <w:color w:val="12355B"/>
+                <w:sz w:val="18"/>
+              </w:rPr>
+              <w:t>Securities held</w:t>
+            </w:r>
+          </w:p>
+          <w:p>
+            <w:pPr>
+              <w:spacing w:before="80" w:after="0"/>
+            </w:pPr>
+            <w:r>
+              <w:rPr>
+                <w:b/>
+                <w:color w:val="1B2430"/>
+                <w:sz w:val="17"/>
+              </w:rPr>
+              <w:t>Valst. inv. kap. 2.826% 5Y bond</w:t>
+            </w:r>
+          </w:p>
+          <w:p>
+            <w:pPr>
+              <w:spacing w:before="0" w:after="0"/>
+            </w:pPr>
+            <w:r>
+              <w:rPr>
+                <w:b w:val="0"/>
+                <w:color w:val="667085"/>
+                <w:sz w:val="15"/>
+              </w:rPr>
+              <w:t>LT0000406613  ·  2.826% · 2027-06-30</w:t>
+            </w:r>
+          </w:p>
+          <w:p>
+            <w:pPr>
+              <w:spacing w:before="0" w:after="0"/>
+            </w:pPr>
+            <w:r>
+              <w:rPr>
+                <w:b w:val="0"/>
+                <w:color w:val="12355B"/>
+                <w:sz w:val="15"/>
+              </w:rPr>
+              <w:t>no separate rating found</w:t>
+            </w:r>
+          </w:p>
+          <w:p>
+            <w:pPr>
+              <w:spacing w:before="80" w:after="0"/>
+            </w:pPr>
+            <w:r>
+              <w:rPr>
+                <w:b/>
+                <w:color w:val="1B2430"/>
+                <w:sz w:val="17"/>
+              </w:rPr>
+              <w:t>Valst. inv. kap. 3.119% 4Y bond</w:t>
+            </w:r>
+          </w:p>
+          <w:p>
+            <w:pPr>
+              <w:spacing w:before="0" w:after="0"/>
+            </w:pPr>
+            <w:r>
+              <w:rPr>
+                <w:b w:val="0"/>
+                <w:color w:val="667085"/>
+                <w:sz w:val="15"/>
+              </w:rPr>
+              <w:t>LT0000135436  ·  3.119% · 2029-09-24</w:t>
+            </w:r>
+          </w:p>
+          <w:p>
+            <w:pPr>
+              <w:spacing w:before="0" w:after="0"/>
+            </w:pPr>
+            <w:r>
+              <w:rPr>
+                <w:b w:val="0"/>
+                <w:color w:val="12355B"/>
+                <w:sz w:val="15"/>
+              </w:rPr>
+              <w:t>no separate rating found</w:t>
             </w:r>
           </w:p>
         </w:tc>
@@ -242,7 +381,7 @@
     </w:tbl>
     <w:p>
       <w:pPr>
-        <w:spacing w:before="0" w:after="80"/>
+        <w:spacing w:before="0" w:after="120"/>
       </w:pPr>
     </w:p>
     <w:tbl>
@@ -287,7 +426,7 @@
             <w:r>
               <w:rPr>
                 <w:b/>
-                <w:color w:val="1A1A1A"/>
+                <w:color w:val="1B2430"/>
                 <w:sz w:val="21"/>
               </w:rPr>
               <w:t>Position OK.</w:t>
@@ -295,7 +434,7 @@
             <w:r>
               <w:rPr>
                 <w:b w:val="0"/>
-                <w:color w:val="1A1A1A"/>
+                <w:color w:val="1B2430"/>
                 <w:sz w:val="21"/>
               </w:rPr>
               <w:t xml:space="preserve"> VIK is 100% state-owned and Fitch rates its bond programme A+, linked to the state guarantee</w:t>
@@ -313,7 +452,7 @@
             <w:r>
               <w:rPr>
                 <w:b w:val="0"/>
-                <w:color w:val="1A1A1A"/>
+                <w:color w:val="1B2430"/>
                 <w:sz w:val="21"/>
               </w:rPr>
               <w:t>. 1H profit EUR 7.1m, equity ratio 70% (calculated by the tool)</w:t>
@@ -331,7 +470,7 @@
             <w:r>
               <w:rPr>
                 <w:b w:val="0"/>
-                <w:color w:val="1A1A1A"/>
+                <w:color w:val="1B2430"/>
                 <w:sz w:val="21"/>
               </w:rPr>
               <w:t>.</w:t>
@@ -380,9 +519,9 @@
             <w:tcW w:type="dxa" w:w="2261"/>
             <w:tcBorders>
               <w:top w:val="single" w:sz="18" w:color="2A78D6" w:space="0"/>
-              <w:left w:val="single" w:sz="4" w:color="C9D3DE" w:space="0"/>
-              <w:bottom w:val="single" w:sz="4" w:color="C9D3DE" w:space="0"/>
-              <w:right w:val="single" w:sz="4" w:color="C9D3DE" w:space="0"/>
+              <w:left w:val="single" w:sz="4" w:color="D5DCE4" w:space="0"/>
+              <w:bottom w:val="single" w:sz="4" w:color="D5DCE4" w:space="0"/>
+              <w:right w:val="single" w:sz="4" w:color="D5DCE4" w:space="0"/>
             </w:tcBorders>
           </w:tcPr>
           <w:p>
@@ -393,7 +532,7 @@
               <w:rPr>
                 <w:b/>
                 <w:caps/>
-                <w:color w:val="5F6B7A"/>
+                <w:color w:val="667085"/>
                 <w:sz w:val="14"/>
               </w:rPr>
               <w:t>Total assets</w:t>
@@ -401,7 +540,7 @@
             <w:r>
               <w:rPr>
                 <w:b w:val="0"/>
-                <w:color w:val="5F6B7A"/>
+                <w:color w:val="667085"/>
                 <w:sz w:val="14"/>
               </w:rPr>
               <w:t xml:space="preserve">  ·  6M2026</w:t>
@@ -414,7 +553,7 @@
             <w:r>
               <w:rPr>
                 <w:b/>
-                <w:color w:val="1F4E79"/>
+                <w:color w:val="12355B"/>
                 <w:sz w:val="34"/>
               </w:rPr>
               <w:t>169.4</w:t>
@@ -422,7 +561,7 @@
             <w:r>
               <w:rPr>
                 <w:b w:val="0"/>
-                <w:color w:val="5F6B7A"/>
+                <w:color w:val="667085"/>
                 <w:sz w:val="18"/>
               </w:rPr>
               <w:t xml:space="preserve"> EUR m</w:t>
@@ -435,7 +574,7 @@
             <w:r>
               <w:rPr>
                 <w:b w:val="0"/>
-                <w:color w:val="5F6B7A"/>
+                <w:color w:val="667085"/>
                 <w:sz w:val="15"/>
               </w:rPr>
               <w:t>▼ 7.4 % vs 6M2025</w:t>
@@ -453,9 +592,9 @@
             <w:tcW w:type="dxa" w:w="2261"/>
             <w:tcBorders>
               <w:top w:val="single" w:sz="18" w:color="2A78D6" w:space="0"/>
-              <w:left w:val="single" w:sz="4" w:color="C9D3DE" w:space="0"/>
-              <w:bottom w:val="single" w:sz="4" w:color="C9D3DE" w:space="0"/>
-              <w:right w:val="single" w:sz="4" w:color="C9D3DE" w:space="0"/>
+              <w:left w:val="single" w:sz="4" w:color="D5DCE4" w:space="0"/>
+              <w:bottom w:val="single" w:sz="4" w:color="D5DCE4" w:space="0"/>
+              <w:right w:val="single" w:sz="4" w:color="D5DCE4" w:space="0"/>
             </w:tcBorders>
           </w:tcPr>
           <w:p>
@@ -466,7 +605,7 @@
               <w:rPr>
                 <w:b/>
                 <w:caps/>
-                <w:color w:val="5F6B7A"/>
+                <w:color w:val="667085"/>
                 <w:sz w:val="14"/>
               </w:rPr>
               <w:t>Equity</w:t>
@@ -474,7 +613,7 @@
             <w:r>
               <w:rPr>
                 <w:b w:val="0"/>
-                <w:color w:val="5F6B7A"/>
+                <w:color w:val="667085"/>
                 <w:sz w:val="14"/>
               </w:rPr>
               <w:t xml:space="preserve">  ·  6M2026</w:t>
@@ -487,7 +626,7 @@
             <w:r>
               <w:rPr>
                 <w:b/>
-                <w:color w:val="1F4E79"/>
+                <w:color w:val="12355B"/>
                 <w:sz w:val="34"/>
               </w:rPr>
               <w:t>118.9</w:t>
@@ -495,7 +634,7 @@
             <w:r>
               <w:rPr>
                 <w:b w:val="0"/>
-                <w:color w:val="5F6B7A"/>
+                <w:color w:val="667085"/>
                 <w:sz w:val="18"/>
               </w:rPr>
               <w:t xml:space="preserve"> EUR m</w:t>
@@ -508,7 +647,7 @@
             <w:r>
               <w:rPr>
                 <w:b w:val="0"/>
-                <w:color w:val="5F6B7A"/>
+                <w:color w:val="667085"/>
                 <w:sz w:val="15"/>
               </w:rPr>
               <w:t>▲ 10.2 % vs 6M2025</w:t>
@@ -526,9 +665,9 @@
             <w:tcW w:type="dxa" w:w="2261"/>
             <w:tcBorders>
               <w:top w:val="single" w:sz="18" w:color="2A78D6" w:space="0"/>
-              <w:left w:val="single" w:sz="4" w:color="C9D3DE" w:space="0"/>
-              <w:bottom w:val="single" w:sz="4" w:color="C9D3DE" w:space="0"/>
-              <w:right w:val="single" w:sz="4" w:color="C9D3DE" w:space="0"/>
+              <w:left w:val="single" w:sz="4" w:color="D5DCE4" w:space="0"/>
+              <w:bottom w:val="single" w:sz="4" w:color="D5DCE4" w:space="0"/>
+              <w:right w:val="single" w:sz="4" w:color="D5DCE4" w:space="0"/>
             </w:tcBorders>
           </w:tcPr>
           <w:p>
@@ -539,7 +678,7 @@
               <w:rPr>
                 <w:b/>
                 <w:caps/>
-                <w:color w:val="5F6B7A"/>
+                <w:color w:val="667085"/>
                 <w:sz w:val="14"/>
               </w:rPr>
               <w:t>Equity ratio</w:t>
@@ -547,7 +686,7 @@
             <w:r>
               <w:rPr>
                 <w:b w:val="0"/>
-                <w:color w:val="5F6B7A"/>
+                <w:color w:val="667085"/>
                 <w:sz w:val="14"/>
               </w:rPr>
               <w:t xml:space="preserve">  ·  6M2026</w:t>
@@ -560,7 +699,7 @@
             <w:r>
               <w:rPr>
                 <w:b/>
-                <w:color w:val="1F4E79"/>
+                <w:color w:val="12355B"/>
                 <w:sz w:val="34"/>
               </w:rPr>
               <w:t>70.1</w:t>
@@ -568,7 +707,7 @@
             <w:r>
               <w:rPr>
                 <w:b w:val="0"/>
-                <w:color w:val="5F6B7A"/>
+                <w:color w:val="667085"/>
                 <w:sz w:val="18"/>
               </w:rPr>
               <w:t xml:space="preserve"> %</w:t>
@@ -581,7 +720,7 @@
             <w:r>
               <w:rPr>
                 <w:b w:val="0"/>
-                <w:color w:val="5F6B7A"/>
+                <w:color w:val="667085"/>
                 <w:sz w:val="15"/>
               </w:rPr>
               <w:t>▲ 11.1 p. p. vs 6M2025</w:t>
@@ -599,9 +738,9 @@
             <w:tcW w:type="dxa" w:w="2261"/>
             <w:tcBorders>
               <w:top w:val="single" w:sz="18" w:color="2A78D6" w:space="0"/>
-              <w:left w:val="single" w:sz="4" w:color="C9D3DE" w:space="0"/>
-              <w:bottom w:val="single" w:sz="4" w:color="C9D3DE" w:space="0"/>
-              <w:right w:val="single" w:sz="4" w:color="C9D3DE" w:space="0"/>
+              <w:left w:val="single" w:sz="4" w:color="D5DCE4" w:space="0"/>
+              <w:bottom w:val="single" w:sz="4" w:color="D5DCE4" w:space="0"/>
+              <w:right w:val="single" w:sz="4" w:color="D5DCE4" w:space="0"/>
             </w:tcBorders>
           </w:tcPr>
           <w:p>
@@ -612,7 +751,7 @@
               <w:rPr>
                 <w:b/>
                 <w:caps/>
-                <w:color w:val="5F6B7A"/>
+                <w:color w:val="667085"/>
                 <w:sz w:val="14"/>
               </w:rPr>
               <w:t>Net profit</w:t>
@@ -620,7 +759,7 @@
             <w:r>
               <w:rPr>
                 <w:b w:val="0"/>
-                <w:color w:val="5F6B7A"/>
+                <w:color w:val="667085"/>
                 <w:sz w:val="14"/>
               </w:rPr>
               <w:t xml:space="preserve">  ·  6M2026</w:t>
@@ -633,7 +772,7 @@
             <w:r>
               <w:rPr>
                 <w:b/>
-                <w:color w:val="1F4E79"/>
+                <w:color w:val="12355B"/>
                 <w:sz w:val="34"/>
               </w:rPr>
               <w:t>7.13</w:t>
@@ -641,7 +780,7 @@
             <w:r>
               <w:rPr>
                 <w:b w:val="0"/>
-                <w:color w:val="5F6B7A"/>
+                <w:color w:val="667085"/>
                 <w:sz w:val="18"/>
               </w:rPr>
               <w:t xml:space="preserve"> EUR m</w:t>
@@ -654,7 +793,7 @@
             <w:r>
               <w:rPr>
                 <w:b w:val="0"/>
-                <w:color w:val="5F6B7A"/>
+                <w:color w:val="667085"/>
                 <w:sz w:val="15"/>
               </w:rPr>
               <w:t>▲ 9,012.5 % vs 6M2025</w:t>
@@ -671,28 +810,13 @@
     <w:p>
       <w:pPr>
         <w:keepNext/>
-        <w:pBdr>
-          <w:bottom w:val="single" w:sz="8" w:color="1F4E79" w:space="4"/>
-        </w:pBdr>
-        <w:tabs>
-          <w:tab w:pos="482" w:val="left"/>
-        </w:tabs>
-        <w:spacing w:before="360" w:after="160"/>
+        <w:spacing w:before="200" w:after="100"/>
       </w:pPr>
       <w:r>
         <w:rPr>
           <w:b/>
-          <w:color w:val="2A78D6"/>
-          <w:sz w:val="18"/>
-        </w:rPr>
-        <w:t>01</w:t>
-        <w:tab/>
-      </w:r>
-      <w:r>
-        <w:rPr>
-          <w:b/>
-          <w:color w:val="1F4E79"/>
-          <w:sz w:val="28"/>
+          <w:color w:val="12355B"/>
+          <w:sz w:val="26"/>
         </w:rPr>
         <w:t>Quick summary</w:t>
       </w:r>
@@ -919,7 +1043,7 @@
       <w:pPr>
         <w:keepNext/>
         <w:pBdr>
-          <w:bottom w:val="single" w:sz="8" w:color="1F4E79" w:space="4"/>
+          <w:bottom w:val="single" w:sz="8" w:color="12355B" w:space="4"/>
         </w:pBdr>
         <w:tabs>
           <w:tab w:pos="482" w:val="left"/>
@@ -932,13 +1056,13 @@
           <w:color w:val="2A78D6"/>
           <w:sz w:val="18"/>
         </w:rPr>
-        <w:t>02</w:t>
+        <w:t>01</w:t>
         <w:tab/>
       </w:r>
       <w:r>
         <w:rPr>
           <w:b/>
-          <w:color w:val="1F4E79"/>
+          <w:color w:val="12355B"/>
           <w:sz w:val="28"/>
         </w:rPr>
         <w:t>Instruments held and ISINs</w:t>
@@ -965,24 +1089,23 @@
         <w:tblLook w:firstColumn="1" w:firstRow="1" w:lastColumn="0" w:lastRow="0" w:noHBand="0" w:noVBand="1" w:val="04A0"/>
       </w:tblPr>
       <w:tblGrid>
-        <w:gridCol w:w="1513"/>
+        <w:gridCol w:w="1457"/>
         <w:gridCol w:w="2241"/>
-        <w:gridCol w:w="840"/>
+        <w:gridCol w:w="1064"/>
         <w:gridCol w:w="1120"/>
         <w:gridCol w:w="1569"/>
-        <w:gridCol w:w="2353"/>
+        <w:gridCol w:w="2185"/>
       </w:tblGrid>
       <w:tr>
         <w:tc>
           <w:tcPr>
-            <w:tcW w:type="dxa" w:w="1513"/>
+            <w:tcW w:type="dxa" w:w="1457"/>
             <w:tcBorders>
-              <w:top w:val="single" w:sz="12" w:color="1F4E79" w:space="0"/>
+              <w:top w:val="nil"/>
               <w:left w:val="nil"/>
-              <w:bottom w:val="single" w:sz="4" w:color="C9D3DE" w:space="0"/>
+              <w:bottom w:val="single" w:sz="8" w:color="12355B" w:space="0"/>
               <w:right w:val="nil"/>
             </w:tcBorders>
-            <w:shd w:val="clear" w:color="auto" w:fill="EAF1F8"/>
           </w:tcPr>
           <w:p>
             <w:pPr>
@@ -992,8 +1115,8 @@
               <w:rPr>
                 <w:b/>
                 <w:caps/>
-                <w:color w:val="1F4E79"/>
-                <w:sz w:val="16"/>
+                <w:color w:val="667085"/>
+                <w:sz w:val="14"/>
               </w:rPr>
               <w:t>ISIN</w:t>
             </w:r>
@@ -1003,12 +1126,11 @@
           <w:tcPr>
             <w:tcW w:type="dxa" w:w="2241"/>
             <w:tcBorders>
-              <w:top w:val="single" w:sz="12" w:color="1F4E79" w:space="0"/>
+              <w:top w:val="nil"/>
               <w:left w:val="nil"/>
-              <w:bottom w:val="single" w:sz="4" w:color="C9D3DE" w:space="0"/>
+              <w:bottom w:val="single" w:sz="8" w:color="12355B" w:space="0"/>
               <w:right w:val="nil"/>
             </w:tcBorders>
-            <w:shd w:val="clear" w:color="auto" w:fill="EAF1F8"/>
           </w:tcPr>
           <w:p>
             <w:pPr>
@@ -1018,8 +1140,8 @@
               <w:rPr>
                 <w:b/>
                 <w:caps/>
-                <w:color w:val="1F4E79"/>
-                <w:sz w:val="16"/>
+                <w:color w:val="667085"/>
+                <w:sz w:val="14"/>
               </w:rPr>
               <w:t>Instrument</w:t>
             </w:r>
@@ -1027,14 +1149,13 @@
         </w:tc>
         <w:tc>
           <w:tcPr>
-            <w:tcW w:type="dxa" w:w="841"/>
+            <w:tcW w:type="dxa" w:w="1065"/>
             <w:tcBorders>
-              <w:top w:val="single" w:sz="12" w:color="1F4E79" w:space="0"/>
+              <w:top w:val="nil"/>
               <w:left w:val="nil"/>
-              <w:bottom w:val="single" w:sz="4" w:color="C9D3DE" w:space="0"/>
+              <w:bottom w:val="single" w:sz="8" w:color="12355B" w:space="0"/>
               <w:right w:val="nil"/>
             </w:tcBorders>
-            <w:shd w:val="clear" w:color="auto" w:fill="EAF1F8"/>
           </w:tcPr>
           <w:p>
             <w:pPr>
@@ -1045,8 +1166,8 @@
               <w:rPr>
                 <w:b/>
                 <w:caps/>
-                <w:color w:val="1F4E79"/>
-                <w:sz w:val="16"/>
+                <w:color w:val="667085"/>
+                <w:sz w:val="14"/>
               </w:rPr>
               <w:t>Coupon</w:t>
             </w:r>
@@ -1056,12 +1177,11 @@
           <w:tcPr>
             <w:tcW w:type="dxa" w:w="1121"/>
             <w:tcBorders>
-              <w:top w:val="single" w:sz="12" w:color="1F4E79" w:space="0"/>
+              <w:top w:val="nil"/>
               <w:left w:val="nil"/>
-              <w:bottom w:val="single" w:sz="4" w:color="C9D3DE" w:space="0"/>
+              <w:bottom w:val="single" w:sz="8" w:color="12355B" w:space="0"/>
               <w:right w:val="nil"/>
             </w:tcBorders>
-            <w:shd w:val="clear" w:color="auto" w:fill="EAF1F8"/>
           </w:tcPr>
           <w:p>
             <w:pPr>
@@ -1071,8 +1191,8 @@
               <w:rPr>
                 <w:b/>
                 <w:caps/>
-                <w:color w:val="1F4E79"/>
-                <w:sz w:val="16"/>
+                <w:color w:val="667085"/>
+                <w:sz w:val="14"/>
               </w:rPr>
               <w:t>Maturity</w:t>
             </w:r>
@@ -1082,12 +1202,11 @@
           <w:tcPr>
             <w:tcW w:type="dxa" w:w="1569"/>
             <w:tcBorders>
-              <w:top w:val="single" w:sz="12" w:color="1F4E79" w:space="0"/>
+              <w:top w:val="nil"/>
               <w:left w:val="nil"/>
-              <w:bottom w:val="single" w:sz="4" w:color="C9D3DE" w:space="0"/>
+              <w:bottom w:val="single" w:sz="8" w:color="12355B" w:space="0"/>
               <w:right w:val="nil"/>
             </w:tcBorders>
-            <w:shd w:val="clear" w:color="auto" w:fill="EAF1F8"/>
           </w:tcPr>
           <w:p>
             <w:pPr>
@@ -1097,8 +1216,8 @@
               <w:rPr>
                 <w:b/>
                 <w:caps/>
-                <w:color w:val="1F4E79"/>
-                <w:sz w:val="16"/>
+                <w:color w:val="667085"/>
+                <w:sz w:val="14"/>
               </w:rPr>
               <w:t>Issue rating</w:t>
             </w:r>
@@ -1106,14 +1225,13 @@
         </w:tc>
         <w:tc>
           <w:tcPr>
-            <w:tcW w:type="dxa" w:w="2353"/>
+            <w:tcW w:type="dxa" w:w="2185"/>
             <w:tcBorders>
-              <w:top w:val="single" w:sz="12" w:color="1F4E79" w:space="0"/>
+              <w:top w:val="nil"/>
               <w:left w:val="nil"/>
-              <w:bottom w:val="single" w:sz="4" w:color="C9D3DE" w:space="0"/>
+              <w:bottom w:val="single" w:sz="8" w:color="12355B" w:space="0"/>
               <w:right w:val="nil"/>
             </w:tcBorders>
-            <w:shd w:val="clear" w:color="auto" w:fill="EAF1F8"/>
           </w:tcPr>
           <w:p>
             <w:pPr>
@@ -1123,8 +1241,8 @@
               <w:rPr>
                 <w:b/>
                 <w:caps/>
-                <w:color w:val="1F4E79"/>
-                <w:sz w:val="16"/>
+                <w:color w:val="667085"/>
+                <w:sz w:val="14"/>
               </w:rPr>
               <w:t>Note</w:t>
             </w:r>
@@ -1134,11 +1252,11 @@
       <w:tr>
         <w:tc>
           <w:tcPr>
-            <w:tcW w:type="dxa" w:w="1513"/>
+            <w:tcW w:type="dxa" w:w="1457"/>
             <w:tcBorders>
               <w:top w:val="nil"/>
               <w:left w:val="nil"/>
-              <w:bottom w:val="single" w:sz="4" w:color="DDE3EA" w:space="0"/>
+              <w:bottom w:val="single" w:sz="4" w:color="E6EAF0" w:space="0"/>
               <w:right w:val="nil"/>
             </w:tcBorders>
           </w:tcPr>
@@ -1161,7 +1279,7 @@
             <w:tcBorders>
               <w:top w:val="nil"/>
               <w:left w:val="nil"/>
-              <w:bottom w:val="single" w:sz="4" w:color="DDE3EA" w:space="0"/>
+              <w:bottom w:val="single" w:sz="4" w:color="E6EAF0" w:space="0"/>
               <w:right w:val="nil"/>
             </w:tcBorders>
           </w:tcPr>
@@ -1180,11 +1298,11 @@
         </w:tc>
         <w:tc>
           <w:tcPr>
-            <w:tcW w:type="dxa" w:w="841"/>
+            <w:tcW w:type="dxa" w:w="1065"/>
             <w:tcBorders>
               <w:top w:val="nil"/>
               <w:left w:val="nil"/>
-              <w:bottom w:val="single" w:sz="4" w:color="DDE3EA" w:space="0"/>
+              <w:bottom w:val="single" w:sz="4" w:color="E6EAF0" w:space="0"/>
               <w:right w:val="nil"/>
             </w:tcBorders>
           </w:tcPr>
@@ -1208,7 +1326,7 @@
             <w:tcBorders>
               <w:top w:val="nil"/>
               <w:left w:val="nil"/>
-              <w:bottom w:val="single" w:sz="4" w:color="DDE3EA" w:space="0"/>
+              <w:bottom w:val="single" w:sz="4" w:color="E6EAF0" w:space="0"/>
               <w:right w:val="nil"/>
             </w:tcBorders>
           </w:tcPr>
@@ -1231,7 +1349,7 @@
             <w:tcBorders>
               <w:top w:val="nil"/>
               <w:left w:val="nil"/>
-              <w:bottom w:val="single" w:sz="4" w:color="DDE3EA" w:space="0"/>
+              <w:bottom w:val="single" w:sz="4" w:color="E6EAF0" w:space="0"/>
               <w:right w:val="nil"/>
             </w:tcBorders>
           </w:tcPr>
@@ -1250,11 +1368,11 @@
         </w:tc>
         <w:tc>
           <w:tcPr>
-            <w:tcW w:type="dxa" w:w="2353"/>
+            <w:tcW w:type="dxa" w:w="2185"/>
             <w:tcBorders>
               <w:top w:val="nil"/>
               <w:left w:val="nil"/>
-              <w:bottom w:val="single" w:sz="4" w:color="DDE3EA" w:space="0"/>
+              <w:bottom w:val="single" w:sz="4" w:color="E6EAF0" w:space="0"/>
               <w:right w:val="nil"/>
             </w:tcBorders>
           </w:tcPr>
@@ -1275,11 +1393,11 @@
       <w:tr>
         <w:tc>
           <w:tcPr>
-            <w:tcW w:type="dxa" w:w="1513"/>
+            <w:tcW w:type="dxa" w:w="1457"/>
             <w:tcBorders>
               <w:top w:val="nil"/>
               <w:left w:val="nil"/>
-              <w:bottom w:val="single" w:sz="4" w:color="DDE3EA" w:space="0"/>
+              <w:bottom w:val="single" w:sz="4" w:color="E6EAF0" w:space="0"/>
               <w:right w:val="nil"/>
             </w:tcBorders>
           </w:tcPr>
@@ -1302,7 +1420,7 @@
             <w:tcBorders>
               <w:top w:val="nil"/>
               <w:left w:val="nil"/>
-              <w:bottom w:val="single" w:sz="4" w:color="DDE3EA" w:space="0"/>
+              <w:bottom w:val="single" w:sz="4" w:color="E6EAF0" w:space="0"/>
               <w:right w:val="nil"/>
             </w:tcBorders>
           </w:tcPr>
@@ -1321,11 +1439,11 @@
         </w:tc>
         <w:tc>
           <w:tcPr>
-            <w:tcW w:type="dxa" w:w="841"/>
+            <w:tcW w:type="dxa" w:w="1065"/>
             <w:tcBorders>
               <w:top w:val="nil"/>
               <w:left w:val="nil"/>
-              <w:bottom w:val="single" w:sz="4" w:color="DDE3EA" w:space="0"/>
+              <w:bottom w:val="single" w:sz="4" w:color="E6EAF0" w:space="0"/>
               <w:right w:val="nil"/>
             </w:tcBorders>
           </w:tcPr>
@@ -1349,7 +1467,7 @@
             <w:tcBorders>
               <w:top w:val="nil"/>
               <w:left w:val="nil"/>
-              <w:bottom w:val="single" w:sz="4" w:color="DDE3EA" w:space="0"/>
+              <w:bottom w:val="single" w:sz="4" w:color="E6EAF0" w:space="0"/>
               <w:right w:val="nil"/>
             </w:tcBorders>
           </w:tcPr>
@@ -1372,7 +1490,7 @@
             <w:tcBorders>
               <w:top w:val="nil"/>
               <w:left w:val="nil"/>
-              <w:bottom w:val="single" w:sz="4" w:color="DDE3EA" w:space="0"/>
+              <w:bottom w:val="single" w:sz="4" w:color="E6EAF0" w:space="0"/>
               <w:right w:val="nil"/>
             </w:tcBorders>
           </w:tcPr>
@@ -1391,11 +1509,11 @@
         </w:tc>
         <w:tc>
           <w:tcPr>
-            <w:tcW w:type="dxa" w:w="2353"/>
+            <w:tcW w:type="dxa" w:w="2185"/>
             <w:tcBorders>
               <w:top w:val="nil"/>
               <w:left w:val="nil"/>
-              <w:bottom w:val="single" w:sz="4" w:color="DDE3EA" w:space="0"/>
+              <w:bottom w:val="single" w:sz="4" w:color="E6EAF0" w:space="0"/>
               <w:right w:val="nil"/>
             </w:tcBorders>
           </w:tcPr>
@@ -1423,7 +1541,7 @@
       <w:pPr>
         <w:keepNext/>
         <w:pBdr>
-          <w:bottom w:val="single" w:sz="8" w:color="1F4E79" w:space="4"/>
+          <w:bottom w:val="single" w:sz="8" w:color="12355B" w:space="4"/>
         </w:pBdr>
         <w:tabs>
           <w:tab w:pos="482" w:val="left"/>
@@ -1436,13 +1554,13 @@
           <w:color w:val="2A78D6"/>
           <w:sz w:val="18"/>
         </w:rPr>
-        <w:t>03</w:t>
+        <w:t>02</w:t>
         <w:tab/>
       </w:r>
       <w:r>
         <w:rPr>
           <w:b/>
-          <w:color w:val="1F4E79"/>
+          <w:color w:val="12355B"/>
           <w:sz w:val="28"/>
         </w:rPr>
         <w:t>Key ratios</w:t>
@@ -1481,12 +1599,11 @@
           <w:tcPr>
             <w:tcW w:type="dxa" w:w="2864"/>
             <w:tcBorders>
-              <w:top w:val="single" w:sz="12" w:color="1F4E79" w:space="0"/>
+              <w:top w:val="nil"/>
               <w:left w:val="nil"/>
-              <w:bottom w:val="single" w:sz="4" w:color="C9D3DE" w:space="0"/>
+              <w:bottom w:val="single" w:sz="8" w:color="12355B" w:space="0"/>
               <w:right w:val="nil"/>
             </w:tcBorders>
-            <w:shd w:val="clear" w:color="auto" w:fill="EAF1F8"/>
           </w:tcPr>
           <w:p>
             <w:pPr>
@@ -1496,8 +1613,8 @@
               <w:rPr>
                 <w:b/>
                 <w:caps/>
-                <w:color w:val="1F4E79"/>
-                <w:sz w:val="16"/>
+                <w:color w:val="667085"/>
+                <w:sz w:val="14"/>
               </w:rPr>
               <w:t>Metric</w:t>
             </w:r>
@@ -1507,12 +1624,11 @@
           <w:tcPr>
             <w:tcW w:type="dxa" w:w="1157"/>
             <w:tcBorders>
-              <w:top w:val="single" w:sz="12" w:color="1F4E79" w:space="0"/>
+              <w:top w:val="nil"/>
               <w:left w:val="nil"/>
-              <w:bottom w:val="single" w:sz="4" w:color="C9D3DE" w:space="0"/>
+              <w:bottom w:val="single" w:sz="8" w:color="12355B" w:space="0"/>
               <w:right w:val="nil"/>
             </w:tcBorders>
-            <w:shd w:val="clear" w:color="auto" w:fill="EAF1F8"/>
           </w:tcPr>
           <w:p>
             <w:pPr>
@@ -1523,8 +1639,8 @@
               <w:rPr>
                 <w:b/>
                 <w:caps/>
-                <w:color w:val="1F4E79"/>
-                <w:sz w:val="16"/>
+                <w:color w:val="667085"/>
+                <w:sz w:val="14"/>
               </w:rPr>
               <w:t>FY2024</w:t>
             </w:r>
@@ -1534,12 +1650,11 @@
           <w:tcPr>
             <w:tcW w:type="dxa" w:w="1157"/>
             <w:tcBorders>
-              <w:top w:val="single" w:sz="12" w:color="1F4E79" w:space="0"/>
+              <w:top w:val="nil"/>
               <w:left w:val="nil"/>
-              <w:bottom w:val="single" w:sz="4" w:color="C9D3DE" w:space="0"/>
+              <w:bottom w:val="single" w:sz="8" w:color="12355B" w:space="0"/>
               <w:right w:val="nil"/>
             </w:tcBorders>
-            <w:shd w:val="clear" w:color="auto" w:fill="EAF1F8"/>
           </w:tcPr>
           <w:p>
             <w:pPr>
@@ -1550,8 +1665,8 @@
               <w:rPr>
                 <w:b/>
                 <w:caps/>
-                <w:color w:val="1F4E79"/>
-                <w:sz w:val="16"/>
+                <w:color w:val="667085"/>
+                <w:sz w:val="14"/>
               </w:rPr>
               <w:t>FY2025</w:t>
             </w:r>
@@ -1561,12 +1676,11 @@
           <w:tcPr>
             <w:tcW w:type="dxa" w:w="1157"/>
             <w:tcBorders>
-              <w:top w:val="single" w:sz="12" w:color="1F4E79" w:space="0"/>
+              <w:top w:val="nil"/>
               <w:left w:val="nil"/>
-              <w:bottom w:val="single" w:sz="4" w:color="C9D3DE" w:space="0"/>
+              <w:bottom w:val="single" w:sz="8" w:color="12355B" w:space="0"/>
               <w:right w:val="nil"/>
             </w:tcBorders>
-            <w:shd w:val="clear" w:color="auto" w:fill="EAF1F8"/>
           </w:tcPr>
           <w:p>
             <w:pPr>
@@ -1577,8 +1691,8 @@
               <w:rPr>
                 <w:b/>
                 <w:caps/>
-                <w:color w:val="1F4E79"/>
-                <w:sz w:val="16"/>
+                <w:color w:val="667085"/>
+                <w:sz w:val="14"/>
               </w:rPr>
               <w:t>6M2025</w:t>
             </w:r>
@@ -1588,12 +1702,11 @@
           <w:tcPr>
             <w:tcW w:type="dxa" w:w="1157"/>
             <w:tcBorders>
-              <w:top w:val="single" w:sz="12" w:color="1F4E79" w:space="0"/>
+              <w:top w:val="nil"/>
               <w:left w:val="nil"/>
-              <w:bottom w:val="single" w:sz="4" w:color="C9D3DE" w:space="0"/>
+              <w:bottom w:val="single" w:sz="8" w:color="12355B" w:space="0"/>
               <w:right w:val="nil"/>
             </w:tcBorders>
-            <w:shd w:val="clear" w:color="auto" w:fill="EAF1F8"/>
           </w:tcPr>
           <w:p>
             <w:pPr>
@@ -1604,8 +1717,8 @@
               <w:rPr>
                 <w:b/>
                 <w:caps/>
-                <w:color w:val="1F4E79"/>
-                <w:sz w:val="16"/>
+                <w:color w:val="667085"/>
+                <w:sz w:val="14"/>
               </w:rPr>
               <w:t>6M2026</w:t>
             </w:r>
@@ -1615,12 +1728,11 @@
           <w:tcPr>
             <w:tcW w:type="dxa" w:w="2148"/>
             <w:tcBorders>
-              <w:top w:val="single" w:sz="12" w:color="1F4E79" w:space="0"/>
+              <w:top w:val="nil"/>
               <w:left w:val="nil"/>
-              <w:bottom w:val="single" w:sz="4" w:color="C9D3DE" w:space="0"/>
+              <w:bottom w:val="single" w:sz="8" w:color="12355B" w:space="0"/>
               <w:right w:val="nil"/>
             </w:tcBorders>
-            <w:shd w:val="clear" w:color="auto" w:fill="EAF1F8"/>
           </w:tcPr>
           <w:p>
             <w:pPr>
@@ -1631,8 +1743,8 @@
               <w:rPr>
                 <w:b/>
                 <w:caps/>
-                <w:color w:val="1F4E79"/>
-                <w:sz w:val="16"/>
+                <w:color w:val="667085"/>
+                <w:sz w:val="14"/>
               </w:rPr>
               <w:t>Change</w:t>
             </w:r>
@@ -1646,7 +1758,7 @@
             <w:tcBorders>
               <w:top w:val="nil"/>
               <w:left w:val="nil"/>
-              <w:bottom w:val="single" w:sz="4" w:color="DDE3EA" w:space="0"/>
+              <w:bottom w:val="single" w:sz="4" w:color="E6EAF0" w:space="0"/>
               <w:right w:val="nil"/>
             </w:tcBorders>
           </w:tcPr>
@@ -1713,7 +1825,7 @@
             <w:tcBorders>
               <w:top w:val="nil"/>
               <w:left w:val="nil"/>
-              <w:bottom w:val="single" w:sz="4" w:color="DDE3EA" w:space="0"/>
+              <w:bottom w:val="single" w:sz="4" w:color="E6EAF0" w:space="0"/>
               <w:right w:val="nil"/>
             </w:tcBorders>
           </w:tcPr>
@@ -1737,7 +1849,7 @@
             <w:tcBorders>
               <w:top w:val="nil"/>
               <w:left w:val="nil"/>
-              <w:bottom w:val="single" w:sz="4" w:color="DDE3EA" w:space="0"/>
+              <w:bottom w:val="single" w:sz="4" w:color="E6EAF0" w:space="0"/>
               <w:right w:val="nil"/>
             </w:tcBorders>
           </w:tcPr>
@@ -1761,7 +1873,7 @@
             <w:tcBorders>
               <w:top w:val="nil"/>
               <w:left w:val="nil"/>
-              <w:bottom w:val="single" w:sz="4" w:color="DDE3EA" w:space="0"/>
+              <w:bottom w:val="single" w:sz="4" w:color="E6EAF0" w:space="0"/>
               <w:right w:val="nil"/>
             </w:tcBorders>
           </w:tcPr>
@@ -1785,7 +1897,7 @@
             <w:tcBorders>
               <w:top w:val="nil"/>
               <w:left w:val="nil"/>
-              <w:bottom w:val="single" w:sz="4" w:color="DDE3EA" w:space="0"/>
+              <w:bottom w:val="single" w:sz="4" w:color="E6EAF0" w:space="0"/>
               <w:right w:val="nil"/>
             </w:tcBorders>
           </w:tcPr>
@@ -1809,7 +1921,7 @@
             <w:tcBorders>
               <w:top w:val="nil"/>
               <w:left w:val="nil"/>
-              <w:bottom w:val="single" w:sz="4" w:color="DDE3EA" w:space="0"/>
+              <w:bottom w:val="single" w:sz="4" w:color="E6EAF0" w:space="0"/>
               <w:right w:val="nil"/>
             </w:tcBorders>
           </w:tcPr>
@@ -1836,7 +1948,7 @@
             <w:tcBorders>
               <w:top w:val="nil"/>
               <w:left w:val="nil"/>
-              <w:bottom w:val="single" w:sz="4" w:color="DDE3EA" w:space="0"/>
+              <w:bottom w:val="single" w:sz="4" w:color="E6EAF0" w:space="0"/>
               <w:right w:val="nil"/>
             </w:tcBorders>
           </w:tcPr>
@@ -1903,7 +2015,7 @@
             <w:tcBorders>
               <w:top w:val="nil"/>
               <w:left w:val="nil"/>
-              <w:bottom w:val="single" w:sz="4" w:color="DDE3EA" w:space="0"/>
+              <w:bottom w:val="single" w:sz="4" w:color="E6EAF0" w:space="0"/>
               <w:right w:val="nil"/>
             </w:tcBorders>
           </w:tcPr>
@@ -1927,7 +2039,7 @@
             <w:tcBorders>
               <w:top w:val="nil"/>
               <w:left w:val="nil"/>
-              <w:bottom w:val="single" w:sz="4" w:color="DDE3EA" w:space="0"/>
+              <w:bottom w:val="single" w:sz="4" w:color="E6EAF0" w:space="0"/>
               <w:right w:val="nil"/>
             </w:tcBorders>
           </w:tcPr>
@@ -1951,7 +2063,7 @@
             <w:tcBorders>
               <w:top w:val="nil"/>
               <w:left w:val="nil"/>
-              <w:bottom w:val="single" w:sz="4" w:color="DDE3EA" w:space="0"/>
+              <w:bottom w:val="single" w:sz="4" w:color="E6EAF0" w:space="0"/>
               <w:right w:val="nil"/>
             </w:tcBorders>
           </w:tcPr>
@@ -1975,7 +2087,7 @@
             <w:tcBorders>
               <w:top w:val="nil"/>
               <w:left w:val="nil"/>
-              <w:bottom w:val="single" w:sz="4" w:color="DDE3EA" w:space="0"/>
+              <w:bottom w:val="single" w:sz="4" w:color="E6EAF0" w:space="0"/>
               <w:right w:val="nil"/>
             </w:tcBorders>
           </w:tcPr>
@@ -1999,7 +2111,7 @@
             <w:tcBorders>
               <w:top w:val="nil"/>
               <w:left w:val="nil"/>
-              <w:bottom w:val="single" w:sz="4" w:color="DDE3EA" w:space="0"/>
+              <w:bottom w:val="single" w:sz="4" w:color="E6EAF0" w:space="0"/>
               <w:right w:val="nil"/>
             </w:tcBorders>
           </w:tcPr>
@@ -2026,7 +2138,7 @@
             <w:tcBorders>
               <w:top w:val="nil"/>
               <w:left w:val="nil"/>
-              <w:bottom w:val="single" w:sz="4" w:color="DDE3EA" w:space="0"/>
+              <w:bottom w:val="single" w:sz="4" w:color="E6EAF0" w:space="0"/>
               <w:right w:val="nil"/>
             </w:tcBorders>
           </w:tcPr>
@@ -2093,7 +2205,7 @@
             <w:tcBorders>
               <w:top w:val="nil"/>
               <w:left w:val="nil"/>
-              <w:bottom w:val="single" w:sz="4" w:color="DDE3EA" w:space="0"/>
+              <w:bottom w:val="single" w:sz="4" w:color="E6EAF0" w:space="0"/>
               <w:right w:val="nil"/>
             </w:tcBorders>
           </w:tcPr>
@@ -2117,7 +2229,7 @@
             <w:tcBorders>
               <w:top w:val="nil"/>
               <w:left w:val="nil"/>
-              <w:bottom w:val="single" w:sz="4" w:color="DDE3EA" w:space="0"/>
+              <w:bottom w:val="single" w:sz="4" w:color="E6EAF0" w:space="0"/>
               <w:right w:val="nil"/>
             </w:tcBorders>
           </w:tcPr>
@@ -2141,7 +2253,7 @@
             <w:tcBorders>
               <w:top w:val="nil"/>
               <w:left w:val="nil"/>
-              <w:bottom w:val="single" w:sz="4" w:color="DDE3EA" w:space="0"/>
+              <w:bottom w:val="single" w:sz="4" w:color="E6EAF0" w:space="0"/>
               <w:right w:val="nil"/>
             </w:tcBorders>
           </w:tcPr>
@@ -2165,7 +2277,7 @@
             <w:tcBorders>
               <w:top w:val="nil"/>
               <w:left w:val="nil"/>
-              <w:bottom w:val="single" w:sz="4" w:color="DDE3EA" w:space="0"/>
+              <w:bottom w:val="single" w:sz="4" w:color="E6EAF0" w:space="0"/>
               <w:right w:val="nil"/>
             </w:tcBorders>
             <w:shd w:val="clear" w:color="auto" w:fill="E3F3E8"/>
@@ -2190,7 +2302,7 @@
             <w:tcBorders>
               <w:top w:val="nil"/>
               <w:left w:val="nil"/>
-              <w:bottom w:val="single" w:sz="4" w:color="DDE3EA" w:space="0"/>
+              <w:bottom w:val="single" w:sz="4" w:color="E6EAF0" w:space="0"/>
               <w:right w:val="nil"/>
             </w:tcBorders>
           </w:tcPr>
@@ -2217,7 +2329,7 @@
             <w:tcBorders>
               <w:top w:val="nil"/>
               <w:left w:val="nil"/>
-              <w:bottom w:val="single" w:sz="4" w:color="DDE3EA" w:space="0"/>
+              <w:bottom w:val="single" w:sz="4" w:color="E6EAF0" w:space="0"/>
               <w:right w:val="nil"/>
             </w:tcBorders>
           </w:tcPr>
@@ -2284,7 +2396,7 @@
             <w:tcBorders>
               <w:top w:val="nil"/>
               <w:left w:val="nil"/>
-              <w:bottom w:val="single" w:sz="4" w:color="DDE3EA" w:space="0"/>
+              <w:bottom w:val="single" w:sz="4" w:color="E6EAF0" w:space="0"/>
               <w:right w:val="nil"/>
             </w:tcBorders>
           </w:tcPr>
@@ -2308,7 +2420,7 @@
             <w:tcBorders>
               <w:top w:val="nil"/>
               <w:left w:val="nil"/>
-              <w:bottom w:val="single" w:sz="4" w:color="DDE3EA" w:space="0"/>
+              <w:bottom w:val="single" w:sz="4" w:color="E6EAF0" w:space="0"/>
               <w:right w:val="nil"/>
             </w:tcBorders>
           </w:tcPr>
@@ -2332,7 +2444,7 @@
             <w:tcBorders>
               <w:top w:val="nil"/>
               <w:left w:val="nil"/>
-              <w:bottom w:val="single" w:sz="4" w:color="DDE3EA" w:space="0"/>
+              <w:bottom w:val="single" w:sz="4" w:color="E6EAF0" w:space="0"/>
               <w:right w:val="nil"/>
             </w:tcBorders>
           </w:tcPr>
@@ -2356,7 +2468,7 @@
             <w:tcBorders>
               <w:top w:val="nil"/>
               <w:left w:val="nil"/>
-              <w:bottom w:val="single" w:sz="4" w:color="DDE3EA" w:space="0"/>
+              <w:bottom w:val="single" w:sz="4" w:color="E6EAF0" w:space="0"/>
               <w:right w:val="nil"/>
             </w:tcBorders>
           </w:tcPr>
@@ -2380,7 +2492,7 @@
             <w:tcBorders>
               <w:top w:val="nil"/>
               <w:left w:val="nil"/>
-              <w:bottom w:val="single" w:sz="4" w:color="DDE3EA" w:space="0"/>
+              <w:bottom w:val="single" w:sz="4" w:color="E6EAF0" w:space="0"/>
               <w:right w:val="nil"/>
             </w:tcBorders>
           </w:tcPr>
@@ -2413,7 +2525,7 @@
       <w:r>
         <w:rPr>
           <w:b w:val="0"/>
-          <w:color w:val="5F6B7A"/>
+          <w:color w:val="667085"/>
           <w:sz w:val="16"/>
         </w:rPr>
         <w:t>Colours: green change – the metric is improving, red – worsening. Latest-period cell background: green – good level, amber – average, red – weak (tool benchmarks, config/metric_rules.yaml).</w:t>
@@ -2426,7 +2538,7 @@
       <w:r>
         <w:rPr>
           <w:b w:val="0"/>
-          <w:color w:val="5F6B7A"/>
+          <w:color w:val="667085"/>
           <w:sz w:val="16"/>
         </w:rPr>
         <w:t>* – taken from the report summary;  ᶜ – calculated by the tool. Small numbers next to text link to the source (opens the document at the cited page).</w:t>
@@ -2472,7 +2584,7 @@
       <w:pPr>
         <w:keepNext/>
         <w:pBdr>
-          <w:bottom w:val="single" w:sz="8" w:color="1F4E79" w:space="4"/>
+          <w:bottom w:val="single" w:sz="8" w:color="12355B" w:space="4"/>
         </w:pBdr>
         <w:tabs>
           <w:tab w:pos="482" w:val="left"/>
@@ -2485,13 +2597,13 @@
           <w:color w:val="2A78D6"/>
           <w:sz w:val="18"/>
         </w:rPr>
-        <w:t>04</w:t>
+        <w:t>03</w:t>
         <w:tab/>
       </w:r>
       <w:r>
         <w:rPr>
           <w:b/>
-          <w:color w:val="1F4E79"/>
+          <w:color w:val="12355B"/>
           <w:sz w:val="28"/>
         </w:rPr>
         <w:t>Business performance review</w:t>
@@ -2638,7 +2750,7 @@
       <w:pPr>
         <w:keepNext/>
         <w:pBdr>
-          <w:bottom w:val="single" w:sz="8" w:color="1F4E79" w:space="4"/>
+          <w:bottom w:val="single" w:sz="8" w:color="12355B" w:space="4"/>
         </w:pBdr>
         <w:tabs>
           <w:tab w:pos="482" w:val="left"/>
@@ -2651,13 +2763,13 @@
           <w:color w:val="2A78D6"/>
           <w:sz w:val="18"/>
         </w:rPr>
-        <w:t>05</w:t>
+        <w:t>04</w:t>
         <w:tab/>
       </w:r>
       <w:r>
         <w:rPr>
           <w:b/>
-          <w:color w:val="1F4E79"/>
+          <w:color w:val="12355B"/>
           <w:sz w:val="28"/>
         </w:rPr>
         <w:t>Financials</w:t>
@@ -2787,7 +2899,7 @@
       <w:pPr>
         <w:keepNext/>
         <w:pBdr>
-          <w:bottom w:val="single" w:sz="8" w:color="1F4E79" w:space="4"/>
+          <w:bottom w:val="single" w:sz="8" w:color="12355B" w:space="4"/>
         </w:pBdr>
         <w:tabs>
           <w:tab w:pos="482" w:val="left"/>
@@ -2800,13 +2912,13 @@
           <w:color w:val="2A78D6"/>
           <w:sz w:val="18"/>
         </w:rPr>
-        <w:t>06</w:t>
+        <w:t>05</w:t>
         <w:tab/>
       </w:r>
       <w:r>
         <w:rPr>
           <w:b/>
-          <w:color w:val="1F4E79"/>
+          <w:color w:val="12355B"/>
           <w:sz w:val="28"/>
         </w:rPr>
         <w:t>Past plans vs outcomes</w:t>
@@ -2843,12 +2955,11 @@
           <w:tcPr>
             <w:tcW w:type="dxa" w:w="2578"/>
             <w:tcBorders>
-              <w:top w:val="single" w:sz="12" w:color="1F4E79" w:space="0"/>
+              <w:top w:val="nil"/>
               <w:left w:val="nil"/>
-              <w:bottom w:val="single" w:sz="4" w:color="C9D3DE" w:space="0"/>
+              <w:bottom w:val="single" w:sz="8" w:color="12355B" w:space="0"/>
               <w:right w:val="nil"/>
             </w:tcBorders>
-            <w:shd w:val="clear" w:color="auto" w:fill="EAF1F8"/>
           </w:tcPr>
           <w:p>
             <w:pPr>
@@ -2858,8 +2969,8 @@
               <w:rPr>
                 <w:b/>
                 <w:caps/>
-                <w:color w:val="1F4E79"/>
-                <w:sz w:val="16"/>
+                <w:color w:val="667085"/>
+                <w:sz w:val="14"/>
               </w:rPr>
               <w:t>Plan / target</w:t>
             </w:r>
@@ -2869,12 +2980,11 @@
           <w:tcPr>
             <w:tcW w:type="dxa" w:w="2578"/>
             <w:tcBorders>
-              <w:top w:val="single" w:sz="12" w:color="1F4E79" w:space="0"/>
+              <w:top w:val="nil"/>
               <w:left w:val="nil"/>
-              <w:bottom w:val="single" w:sz="4" w:color="C9D3DE" w:space="0"/>
+              <w:bottom w:val="single" w:sz="8" w:color="12355B" w:space="0"/>
               <w:right w:val="nil"/>
             </w:tcBorders>
-            <w:shd w:val="clear" w:color="auto" w:fill="EAF1F8"/>
           </w:tcPr>
           <w:p>
             <w:pPr>
@@ -2884,8 +2994,8 @@
               <w:rPr>
                 <w:b/>
                 <w:caps/>
-                <w:color w:val="1F4E79"/>
-                <w:sz w:val="16"/>
+                <w:color w:val="667085"/>
+                <w:sz w:val="14"/>
               </w:rPr>
               <w:t>Outcome</w:t>
             </w:r>
@@ -2895,12 +3005,11 @@
           <w:tcPr>
             <w:tcW w:type="dxa" w:w="3138"/>
             <w:tcBorders>
-              <w:top w:val="single" w:sz="12" w:color="1F4E79" w:space="0"/>
+              <w:top w:val="nil"/>
               <w:left w:val="nil"/>
-              <w:bottom w:val="single" w:sz="4" w:color="C9D3DE" w:space="0"/>
+              <w:bottom w:val="single" w:sz="8" w:color="12355B" w:space="0"/>
               <w:right w:val="nil"/>
             </w:tcBorders>
-            <w:shd w:val="clear" w:color="auto" w:fill="EAF1F8"/>
           </w:tcPr>
           <w:p>
             <w:pPr>
@@ -2910,8 +3019,8 @@
               <w:rPr>
                 <w:b/>
                 <w:caps/>
-                <w:color w:val="1F4E79"/>
-                <w:sz w:val="16"/>
+                <w:color w:val="667085"/>
+                <w:sz w:val="14"/>
               </w:rPr>
               <w:t>What changed and why</w:t>
             </w:r>
@@ -2921,12 +3030,11 @@
           <w:tcPr>
             <w:tcW w:type="dxa" w:w="1345"/>
             <w:tcBorders>
-              <w:top w:val="single" w:sz="12" w:color="1F4E79" w:space="0"/>
+              <w:top w:val="nil"/>
               <w:left w:val="nil"/>
-              <w:bottom w:val="single" w:sz="4" w:color="C9D3DE" w:space="0"/>
+              <w:bottom w:val="single" w:sz="8" w:color="12355B" w:space="0"/>
               <w:right w:val="nil"/>
             </w:tcBorders>
-            <w:shd w:val="clear" w:color="auto" w:fill="EAF1F8"/>
           </w:tcPr>
           <w:p>
             <w:pPr>
@@ -2936,8 +3044,8 @@
               <w:rPr>
                 <w:b/>
                 <w:caps/>
-                <w:color w:val="1F4E79"/>
-                <w:sz w:val="16"/>
+                <w:color w:val="667085"/>
+                <w:sz w:val="14"/>
               </w:rPr>
               <w:t>Status</w:t>
             </w:r>
@@ -2951,7 +3059,7 @@
             <w:tcBorders>
               <w:top w:val="nil"/>
               <w:left w:val="nil"/>
-              <w:bottom w:val="single" w:sz="4" w:color="DDE3EA" w:space="0"/>
+              <w:bottom w:val="single" w:sz="4" w:color="E6EAF0" w:space="0"/>
               <w:right w:val="nil"/>
             </w:tcBorders>
           </w:tcPr>
@@ -2974,7 +3082,7 @@
             <w:tcBorders>
               <w:top w:val="nil"/>
               <w:left w:val="nil"/>
-              <w:bottom w:val="single" w:sz="4" w:color="DDE3EA" w:space="0"/>
+              <w:bottom w:val="single" w:sz="4" w:color="E6EAF0" w:space="0"/>
               <w:right w:val="nil"/>
             </w:tcBorders>
           </w:tcPr>
@@ -3024,7 +3132,7 @@
             <w:tcBorders>
               <w:top w:val="nil"/>
               <w:left w:val="nil"/>
-              <w:bottom w:val="single" w:sz="4" w:color="DDE3EA" w:space="0"/>
+              <w:bottom w:val="single" w:sz="4" w:color="E6EAF0" w:space="0"/>
               <w:right w:val="nil"/>
             </w:tcBorders>
           </w:tcPr>
@@ -3064,7 +3172,7 @@
             <w:tcBorders>
               <w:top w:val="nil"/>
               <w:left w:val="nil"/>
-              <w:bottom w:val="single" w:sz="4" w:color="DDE3EA" w:space="0"/>
+              <w:bottom w:val="single" w:sz="4" w:color="E6EAF0" w:space="0"/>
               <w:right w:val="nil"/>
             </w:tcBorders>
             <w:shd w:val="clear" w:color="auto" w:fill="EAF1F8"/>
@@ -3090,7 +3198,7 @@
             <w:tcBorders>
               <w:top w:val="nil"/>
               <w:left w:val="nil"/>
-              <w:bottom w:val="single" w:sz="4" w:color="DDE3EA" w:space="0"/>
+              <w:bottom w:val="single" w:sz="4" w:color="E6EAF0" w:space="0"/>
               <w:right w:val="nil"/>
             </w:tcBorders>
           </w:tcPr>
@@ -3113,7 +3221,7 @@
             <w:tcBorders>
               <w:top w:val="nil"/>
               <w:left w:val="nil"/>
-              <w:bottom w:val="single" w:sz="4" w:color="DDE3EA" w:space="0"/>
+              <w:bottom w:val="single" w:sz="4" w:color="E6EAF0" w:space="0"/>
               <w:right w:val="nil"/>
             </w:tcBorders>
           </w:tcPr>
@@ -3146,7 +3254,7 @@
             <w:tcBorders>
               <w:top w:val="nil"/>
               <w:left w:val="nil"/>
-              <w:bottom w:val="single" w:sz="4" w:color="DDE3EA" w:space="0"/>
+              <w:bottom w:val="single" w:sz="4" w:color="E6EAF0" w:space="0"/>
               <w:right w:val="nil"/>
             </w:tcBorders>
           </w:tcPr>
@@ -3186,7 +3294,7 @@
             <w:tcBorders>
               <w:top w:val="nil"/>
               <w:left w:val="nil"/>
-              <w:bottom w:val="single" w:sz="4" w:color="DDE3EA" w:space="0"/>
+              <w:bottom w:val="single" w:sz="4" w:color="E6EAF0" w:space="0"/>
               <w:right w:val="nil"/>
             </w:tcBorders>
             <w:shd w:val="clear" w:color="auto" w:fill="EAF1F8"/>
@@ -3215,7 +3323,7 @@
       <w:pPr>
         <w:keepNext/>
         <w:pBdr>
-          <w:bottom w:val="single" w:sz="8" w:color="1F4E79" w:space="4"/>
+          <w:bottom w:val="single" w:sz="8" w:color="12355B" w:space="4"/>
         </w:pBdr>
         <w:tabs>
           <w:tab w:pos="482" w:val="left"/>
@@ -3228,13 +3336,13 @@
           <w:color w:val="2A78D6"/>
           <w:sz w:val="18"/>
         </w:rPr>
-        <w:t>07</w:t>
+        <w:t>06</w:t>
         <w:tab/>
       </w:r>
       <w:r>
         <w:rPr>
           <w:b/>
-          <w:color w:val="1F4E79"/>
+          <w:color w:val="12355B"/>
           <w:sz w:val="28"/>
         </w:rPr>
         <w:t>Investor information &amp; conclusions</w:t>
@@ -3383,7 +3491,1108 @@
       <w:pPr>
         <w:keepNext/>
         <w:pBdr>
-          <w:bottom w:val="single" w:sz="8" w:color="1F4E79" w:space="4"/>
+          <w:bottom w:val="single" w:sz="8" w:color="12355B" w:space="4"/>
+        </w:pBdr>
+        <w:tabs>
+          <w:tab w:pos="482" w:val="left"/>
+        </w:tabs>
+        <w:spacing w:before="360" w:after="160"/>
+      </w:pPr>
+      <w:r>
+        <w:rPr>
+          <w:b/>
+          <w:color w:val="2A78D6"/>
+          <w:sz w:val="18"/>
+        </w:rPr>
+        <w:t>07</w:t>
+        <w:tab/>
+      </w:r>
+      <w:r>
+        <w:rPr>
+          <w:b/>
+          <w:color w:val="12355B"/>
+          <w:sz w:val="28"/>
+        </w:rPr>
+        <w:t>Market and environment</w:t>
+      </w:r>
+    </w:p>
+    <w:p>
+      <w:pPr>
+        <w:tabs>
+          <w:tab w:pos="255" w:val="left"/>
+        </w:tabs>
+        <w:spacing w:before="0" w:after="80"/>
+        <w:ind w:left="255" w:hanging="255"/>
+      </w:pPr>
+      <w:r>
+        <w:rPr>
+          <w:b/>
+          <w:color w:val="2A78D6"/>
+          <w:sz w:val="20"/>
+        </w:rPr>
+        <w:t>▪</w:t>
+        <w:tab/>
+      </w:r>
+      <w:r>
+        <w:rPr>
+          <w:b/>
+        </w:rPr>
+        <w:t>Defence priority:</w:t>
+      </w:r>
+      <w:r>
+        <w:rPr>
+          <w:b w:val="0"/>
+        </w:rPr>
+        <w:t xml:space="preserve"> given the changed geopolitical situation, investment priority goes to defence and security</w:t>
+      </w:r>
+      <w:hyperlink r:id="rId15">
+        <w:r>
+          <w:rPr>
+            <w:color w:val="2A78D6"/>
+            <w:vertAlign w:val="superscript"/>
+            <w:sz w:val="17"/>
+          </w:rPr>
+          <w:t xml:space="preserve">20</w:t>
+        </w:r>
+      </w:hyperlink>
+      <w:r>
+        <w:rPr>
+          <w:b w:val="0"/>
+        </w:rPr>
+        <w:t>; VIK may invest up to EUR 71.05m in Rheinmetall Defence Lietuva</w:t>
+      </w:r>
+      <w:hyperlink r:id="rId26">
+        <w:r>
+          <w:rPr>
+            <w:color w:val="2A78D6"/>
+            <w:vertAlign w:val="superscript"/>
+            <w:sz w:val="17"/>
+          </w:rPr>
+          <w:t xml:space="preserve">21</w:t>
+        </w:r>
+      </w:hyperlink>
+      <w:r>
+        <w:rPr>
+          <w:b w:val="0"/>
+        </w:rPr>
+        <w:t>.</w:t>
+      </w:r>
+    </w:p>
+    <w:p>
+      <w:pPr>
+        <w:tabs>
+          <w:tab w:pos="255" w:val="left"/>
+        </w:tabs>
+        <w:spacing w:before="0" w:after="80"/>
+        <w:ind w:left="255" w:hanging="255"/>
+      </w:pPr>
+      <w:r>
+        <w:rPr>
+          <w:b/>
+          <w:color w:val="2A78D6"/>
+          <w:sz w:val="20"/>
+        </w:rPr>
+        <w:t>▪</w:t>
+        <w:tab/>
+      </w:r>
+      <w:r>
+        <w:rPr>
+          <w:b/>
+        </w:rPr>
+        <w:t>Profit from revaluation:</w:t>
+      </w:r>
+      <w:r>
+        <w:rPr>
+          <w:b w:val="0"/>
+        </w:rPr>
+        <w:t xml:space="preserve"> net profit EUR 7.1m (a year earlier -0.1m) due to appreciation of long-term financial assets</w:t>
+      </w:r>
+      <w:hyperlink r:id="rId27">
+        <w:r>
+          <w:rPr>
+            <w:color w:val="2A78D6"/>
+            <w:vertAlign w:val="superscript"/>
+            <w:sz w:val="17"/>
+          </w:rPr>
+          <w:t xml:space="preserve">22</w:t>
+        </w:r>
+      </w:hyperlink>
+      <w:r>
+        <w:rPr>
+          <w:b w:val="0"/>
+        </w:rPr>
+        <w:t>.</w:t>
+      </w:r>
+    </w:p>
+    <w:p>
+      <w:pPr>
+        <w:tabs>
+          <w:tab w:pos="255" w:val="left"/>
+        </w:tabs>
+        <w:spacing w:before="0" w:after="80"/>
+        <w:ind w:left="255" w:hanging="255"/>
+      </w:pPr>
+      <w:r>
+        <w:rPr>
+          <w:b/>
+          <w:color w:val="2A78D6"/>
+          <w:sz w:val="20"/>
+        </w:rPr>
+        <w:t>▪</w:t>
+        <w:tab/>
+      </w:r>
+      <w:r>
+        <w:rPr>
+          <w:b/>
+        </w:rPr>
+        <w:t>Funding:</w:t>
+      </w:r>
+      <w:r>
+        <w:rPr>
+          <w:b w:val="0"/>
+        </w:rPr>
+        <w:t xml:space="preserve"> Fitch rated the bond programme A+, the highest so far; the Government set a 2026 borrowing limit of EUR 153m</w:t>
+      </w:r>
+      <w:hyperlink r:id="rId12">
+        <w:r>
+          <w:rPr>
+            <w:color w:val="2A78D6"/>
+            <w:vertAlign w:val="superscript"/>
+            <w:sz w:val="17"/>
+          </w:rPr>
+          <w:t xml:space="preserve">6</w:t>
+        </w:r>
+      </w:hyperlink>
+      <w:r>
+        <w:rPr>
+          <w:b w:val="0"/>
+        </w:rPr>
+        <w:t>; by mid-2028 PVF returns and bond redemption proceeds will be an important funding source</w:t>
+      </w:r>
+      <w:hyperlink r:id="rId17">
+        <w:r>
+          <w:rPr>
+            <w:color w:val="2A78D6"/>
+            <w:vertAlign w:val="superscript"/>
+            <w:sz w:val="17"/>
+          </w:rPr>
+          <w:t xml:space="preserve">16</w:t>
+        </w:r>
+      </w:hyperlink>
+      <w:r>
+        <w:rPr>
+          <w:b w:val="0"/>
+        </w:rPr>
+        <w:t>.</w:t>
+      </w:r>
+    </w:p>
+    <w:tbl>
+      <w:tblPr>
+        <w:tblW w:w="9639" w:type="dxa"/>
+        <w:tblBorders>
+          <w:top w:val="nil"/>
+          <w:left w:val="nil"/>
+          <w:bottom w:val="nil"/>
+          <w:right w:val="nil"/>
+          <w:insideH w:val="nil"/>
+          <w:insideV w:val="nil"/>
+        </w:tblBorders>
+        <w:tblLayout w:type="fixed"/>
+        <w:tblCellMar>
+          <w:top w:w="70" w:type="dxa"/>
+          <w:left w:w="100" w:type="dxa"/>
+          <w:bottom w:w="70" w:type="dxa"/>
+          <w:right w:w="100" w:type="dxa"/>
+        </w:tblCellMar>
+        <w:tblLook w:firstColumn="1" w:firstRow="1" w:lastColumn="0" w:lastRow="0" w:noHBand="0" w:noVBand="1" w:val="04A0"/>
+      </w:tblPr>
+      <w:tblGrid>
+        <w:gridCol w:w="3515"/>
+        <w:gridCol w:w="1814"/>
+        <w:gridCol w:w="1360"/>
+        <w:gridCol w:w="1360"/>
+        <w:gridCol w:w="1587"/>
+      </w:tblGrid>
+      <w:tr>
+        <w:tc>
+          <w:tcPr>
+            <w:tcW w:type="dxa" w:w="3515"/>
+            <w:tcBorders>
+              <w:top w:val="nil"/>
+              <w:left w:val="nil"/>
+              <w:bottom w:val="single" w:sz="8" w:color="12355B" w:space="0"/>
+              <w:right w:val="nil"/>
+            </w:tcBorders>
+          </w:tcPr>
+          <w:p>
+            <w:pPr>
+              <w:spacing w:before="0" w:after="0"/>
+            </w:pPr>
+            <w:r>
+              <w:rPr>
+                <w:b/>
+                <w:caps/>
+                <w:color w:val="667085"/>
+                <w:sz w:val="14"/>
+              </w:rPr>
+            </w:r>
+          </w:p>
+        </w:tc>
+        <w:tc>
+          <w:tcPr>
+            <w:tcW w:type="dxa" w:w="1814"/>
+            <w:tcBorders>
+              <w:top w:val="nil"/>
+              <w:left w:val="nil"/>
+              <w:bottom w:val="single" w:sz="8" w:color="12355B" w:space="0"/>
+              <w:right w:val="nil"/>
+            </w:tcBorders>
+          </w:tcPr>
+          <w:p>
+            <w:pPr>
+              <w:spacing w:before="0" w:after="0"/>
+              <w:jc w:val="right"/>
+            </w:pPr>
+            <w:r>
+              <w:rPr>
+                <w:b/>
+                <w:caps/>
+                <w:color w:val="667085"/>
+                <w:sz w:val="14"/>
+              </w:rPr>
+              <w:t>Now</w:t>
+            </w:r>
+          </w:p>
+        </w:tc>
+        <w:tc>
+          <w:tcPr>
+            <w:tcW w:type="dxa" w:w="1361"/>
+            <w:tcBorders>
+              <w:top w:val="nil"/>
+              <w:left w:val="nil"/>
+              <w:bottom w:val="single" w:sz="8" w:color="12355B" w:space="0"/>
+              <w:right w:val="nil"/>
+            </w:tcBorders>
+          </w:tcPr>
+          <w:p>
+            <w:pPr>
+              <w:spacing w:before="0" w:after="0"/>
+              <w:jc w:val="right"/>
+            </w:pPr>
+            <w:r>
+              <w:rPr>
+                <w:b/>
+                <w:caps/>
+                <w:color w:val="667085"/>
+                <w:sz w:val="14"/>
+              </w:rPr>
+              <w:t>3 months ago</w:t>
+            </w:r>
+          </w:p>
+        </w:tc>
+        <w:tc>
+          <w:tcPr>
+            <w:tcW w:type="dxa" w:w="1361"/>
+            <w:tcBorders>
+              <w:top w:val="nil"/>
+              <w:left w:val="nil"/>
+              <w:bottom w:val="single" w:sz="8" w:color="12355B" w:space="0"/>
+              <w:right w:val="nil"/>
+            </w:tcBorders>
+          </w:tcPr>
+          <w:p>
+            <w:pPr>
+              <w:spacing w:before="0" w:after="0"/>
+              <w:jc w:val="right"/>
+            </w:pPr>
+            <w:r>
+              <w:rPr>
+                <w:b/>
+                <w:caps/>
+                <w:color w:val="667085"/>
+                <w:sz w:val="14"/>
+              </w:rPr>
+              <w:t>12 months ago</w:t>
+            </w:r>
+          </w:p>
+        </w:tc>
+        <w:tc>
+          <w:tcPr>
+            <w:tcW w:type="dxa" w:w="1587"/>
+            <w:tcBorders>
+              <w:top w:val="nil"/>
+              <w:left w:val="nil"/>
+              <w:bottom w:val="single" w:sz="8" w:color="12355B" w:space="0"/>
+              <w:right w:val="nil"/>
+            </w:tcBorders>
+          </w:tcPr>
+          <w:p>
+            <w:pPr>
+              <w:spacing w:before="0" w:after="0"/>
+              <w:jc w:val="right"/>
+            </w:pPr>
+            <w:r>
+              <w:rPr>
+                <w:b/>
+                <w:caps/>
+                <w:color w:val="667085"/>
+                <w:sz w:val="14"/>
+              </w:rPr>
+              <w:t>12-month change</w:t>
+            </w:r>
+          </w:p>
+        </w:tc>
+      </w:tr>
+      <w:tr>
+        <w:tc>
+          <w:tcPr>
+            <w:tcW w:type="dxa" w:w="3515"/>
+            <w:tcBorders>
+              <w:top w:val="nil"/>
+              <w:left w:val="nil"/>
+              <w:bottom w:val="single" w:sz="4" w:color="E6EAF0" w:space="0"/>
+              <w:right w:val="nil"/>
+            </w:tcBorders>
+          </w:tcPr>
+          <w:p>
+            <w:pPr>
+              <w:spacing w:before="0" w:after="0"/>
+            </w:pPr>
+            <w:r>
+              <w:rPr>
+                <w:b w:val="0"/>
+                <w:sz w:val="17"/>
+              </w:rPr>
+              <w:t>ECB deposit facility rate</w:t>
+            </w:r>
+          </w:p>
+        </w:tc>
+        <w:tc>
+          <w:tcPr>
+            <w:tcW w:type="dxa" w:w="1814"/>
+            <w:tcBorders>
+              <w:top w:val="nil"/>
+              <w:left w:val="nil"/>
+              <w:bottom w:val="single" w:sz="4" w:color="E6EAF0" w:space="0"/>
+              <w:right w:val="nil"/>
+            </w:tcBorders>
+          </w:tcPr>
+          <w:p>
+            <w:pPr>
+              <w:spacing w:before="0" w:after="0"/>
+              <w:jc w:val="right"/>
+            </w:pPr>
+            <w:r>
+              <w:rPr>
+                <w:b w:val="0"/>
+                <w:sz w:val="17"/>
+              </w:rPr>
+              <w:t>2.50% (2026-09)</w:t>
+            </w:r>
+          </w:p>
+        </w:tc>
+        <w:tc>
+          <w:tcPr>
+            <w:tcW w:type="dxa" w:w="1361"/>
+            <w:tcBorders>
+              <w:top w:val="nil"/>
+              <w:left w:val="nil"/>
+              <w:bottom w:val="single" w:sz="4" w:color="E6EAF0" w:space="0"/>
+              <w:right w:val="nil"/>
+            </w:tcBorders>
+          </w:tcPr>
+          <w:p>
+            <w:pPr>
+              <w:spacing w:before="0" w:after="0"/>
+              <w:jc w:val="right"/>
+            </w:pPr>
+            <w:r>
+              <w:rPr>
+                <w:b w:val="0"/>
+                <w:sz w:val="17"/>
+              </w:rPr>
+              <w:t>2.25%</w:t>
+            </w:r>
+          </w:p>
+        </w:tc>
+        <w:tc>
+          <w:tcPr>
+            <w:tcW w:type="dxa" w:w="1361"/>
+            <w:tcBorders>
+              <w:top w:val="nil"/>
+              <w:left w:val="nil"/>
+              <w:bottom w:val="single" w:sz="4" w:color="E6EAF0" w:space="0"/>
+              <w:right w:val="nil"/>
+            </w:tcBorders>
+          </w:tcPr>
+          <w:p>
+            <w:pPr>
+              <w:spacing w:before="0" w:after="0"/>
+              <w:jc w:val="right"/>
+            </w:pPr>
+            <w:r>
+              <w:rPr>
+                <w:b w:val="0"/>
+                <w:sz w:val="17"/>
+              </w:rPr>
+              <w:t>–</w:t>
+            </w:r>
+          </w:p>
+        </w:tc>
+        <w:tc>
+          <w:tcPr>
+            <w:tcW w:type="dxa" w:w="1587"/>
+            <w:tcBorders>
+              <w:top w:val="nil"/>
+              <w:left w:val="nil"/>
+              <w:bottom w:val="single" w:sz="4" w:color="E6EAF0" w:space="0"/>
+              <w:right w:val="nil"/>
+            </w:tcBorders>
+          </w:tcPr>
+          <w:p>
+            <w:pPr>
+              <w:spacing w:before="0" w:after="0"/>
+              <w:jc w:val="right"/>
+            </w:pPr>
+            <w:r>
+              <w:rPr>
+                <w:b w:val="0"/>
+                <w:sz w:val="17"/>
+              </w:rPr>
+              <w:t>–</w:t>
+            </w:r>
+          </w:p>
+        </w:tc>
+      </w:tr>
+      <w:tr>
+        <w:tc>
+          <w:tcPr>
+            <w:tcW w:type="dxa" w:w="3515"/>
+            <w:tcBorders>
+              <w:top w:val="nil"/>
+              <w:left w:val="nil"/>
+              <w:bottom w:val="single" w:sz="4" w:color="E6EAF0" w:space="0"/>
+              <w:right w:val="nil"/>
+            </w:tcBorders>
+          </w:tcPr>
+          <w:p>
+            <w:pPr>
+              <w:spacing w:before="0" w:after="0"/>
+            </w:pPr>
+            <w:r>
+              <w:rPr>
+                <w:b w:val="0"/>
+                <w:sz w:val="17"/>
+              </w:rPr>
+              <w:t>3-month Euribor</w:t>
+            </w:r>
+          </w:p>
+        </w:tc>
+        <w:tc>
+          <w:tcPr>
+            <w:tcW w:type="dxa" w:w="1814"/>
+            <w:tcBorders>
+              <w:top w:val="nil"/>
+              <w:left w:val="nil"/>
+              <w:bottom w:val="single" w:sz="4" w:color="E6EAF0" w:space="0"/>
+              <w:right w:val="nil"/>
+            </w:tcBorders>
+          </w:tcPr>
+          <w:p>
+            <w:pPr>
+              <w:spacing w:before="0" w:after="0"/>
+              <w:jc w:val="right"/>
+            </w:pPr>
+            <w:r>
+              <w:rPr>
+                <w:b w:val="0"/>
+                <w:sz w:val="17"/>
+              </w:rPr>
+              <w:t>2.64% (2026-09)</w:t>
+            </w:r>
+          </w:p>
+        </w:tc>
+        <w:tc>
+          <w:tcPr>
+            <w:tcW w:type="dxa" w:w="1361"/>
+            <w:tcBorders>
+              <w:top w:val="nil"/>
+              <w:left w:val="nil"/>
+              <w:bottom w:val="single" w:sz="4" w:color="E6EAF0" w:space="0"/>
+              <w:right w:val="nil"/>
+            </w:tcBorders>
+          </w:tcPr>
+          <w:p>
+            <w:pPr>
+              <w:spacing w:before="0" w:after="0"/>
+              <w:jc w:val="right"/>
+            </w:pPr>
+            <w:r>
+              <w:rPr>
+                <w:b w:val="0"/>
+                <w:sz w:val="17"/>
+              </w:rPr>
+              <w:t>2.34%</w:t>
+            </w:r>
+          </w:p>
+        </w:tc>
+        <w:tc>
+          <w:tcPr>
+            <w:tcW w:type="dxa" w:w="1361"/>
+            <w:tcBorders>
+              <w:top w:val="nil"/>
+              <w:left w:val="nil"/>
+              <w:bottom w:val="single" w:sz="4" w:color="E6EAF0" w:space="0"/>
+              <w:right w:val="nil"/>
+            </w:tcBorders>
+          </w:tcPr>
+          <w:p>
+            <w:pPr>
+              <w:spacing w:before="0" w:after="0"/>
+              <w:jc w:val="right"/>
+            </w:pPr>
+            <w:r>
+              <w:rPr>
+                <w:b w:val="0"/>
+                <w:sz w:val="17"/>
+              </w:rPr>
+              <w:t>2.03%</w:t>
+            </w:r>
+          </w:p>
+        </w:tc>
+        <w:tc>
+          <w:tcPr>
+            <w:tcW w:type="dxa" w:w="1587"/>
+            <w:tcBorders>
+              <w:top w:val="nil"/>
+              <w:left w:val="nil"/>
+              <w:bottom w:val="single" w:sz="4" w:color="E6EAF0" w:space="0"/>
+              <w:right w:val="nil"/>
+            </w:tcBorders>
+          </w:tcPr>
+          <w:p>
+            <w:pPr>
+              <w:spacing w:before="0" w:after="0"/>
+              <w:jc w:val="right"/>
+            </w:pPr>
+            <w:r>
+              <w:rPr>
+                <w:b w:val="0"/>
+                <w:sz w:val="17"/>
+              </w:rPr>
+              <w:t>▲ 0.61 p. p.</w:t>
+            </w:r>
+          </w:p>
+        </w:tc>
+      </w:tr>
+      <w:tr>
+        <w:tc>
+          <w:tcPr>
+            <w:tcW w:type="dxa" w:w="3515"/>
+            <w:tcBorders>
+              <w:top w:val="nil"/>
+              <w:left w:val="nil"/>
+              <w:bottom w:val="single" w:sz="4" w:color="E6EAF0" w:space="0"/>
+              <w:right w:val="nil"/>
+            </w:tcBorders>
+          </w:tcPr>
+          <w:p>
+            <w:pPr>
+              <w:spacing w:before="0" w:after="0"/>
+            </w:pPr>
+            <w:r>
+              <w:rPr>
+                <w:b w:val="0"/>
+                <w:sz w:val="17"/>
+              </w:rPr>
+              <w:t>6-month Euribor</w:t>
+            </w:r>
+          </w:p>
+        </w:tc>
+        <w:tc>
+          <w:tcPr>
+            <w:tcW w:type="dxa" w:w="1814"/>
+            <w:tcBorders>
+              <w:top w:val="nil"/>
+              <w:left w:val="nil"/>
+              <w:bottom w:val="single" w:sz="4" w:color="E6EAF0" w:space="0"/>
+              <w:right w:val="nil"/>
+            </w:tcBorders>
+          </w:tcPr>
+          <w:p>
+            <w:pPr>
+              <w:spacing w:before="0" w:after="0"/>
+              <w:jc w:val="right"/>
+            </w:pPr>
+            <w:r>
+              <w:rPr>
+                <w:b w:val="0"/>
+                <w:sz w:val="17"/>
+              </w:rPr>
+              <w:t>2.92% (2026-09)</w:t>
+            </w:r>
+          </w:p>
+        </w:tc>
+        <w:tc>
+          <w:tcPr>
+            <w:tcW w:type="dxa" w:w="1361"/>
+            <w:tcBorders>
+              <w:top w:val="nil"/>
+              <w:left w:val="nil"/>
+              <w:bottom w:val="single" w:sz="4" w:color="E6EAF0" w:space="0"/>
+              <w:right w:val="nil"/>
+            </w:tcBorders>
+          </w:tcPr>
+          <w:p>
+            <w:pPr>
+              <w:spacing w:before="0" w:after="0"/>
+              <w:jc w:val="right"/>
+            </w:pPr>
+            <w:r>
+              <w:rPr>
+                <w:b w:val="0"/>
+                <w:sz w:val="17"/>
+              </w:rPr>
+              <w:t>2.60%</w:t>
+            </w:r>
+          </w:p>
+        </w:tc>
+        <w:tc>
+          <w:tcPr>
+            <w:tcW w:type="dxa" w:w="1361"/>
+            <w:tcBorders>
+              <w:top w:val="nil"/>
+              <w:left w:val="nil"/>
+              <w:bottom w:val="single" w:sz="4" w:color="E6EAF0" w:space="0"/>
+              <w:right w:val="nil"/>
+            </w:tcBorders>
+          </w:tcPr>
+          <w:p>
+            <w:pPr>
+              <w:spacing w:before="0" w:after="0"/>
+              <w:jc w:val="right"/>
+            </w:pPr>
+            <w:r>
+              <w:rPr>
+                <w:b w:val="0"/>
+                <w:sz w:val="17"/>
+              </w:rPr>
+              <w:t>2.10%</w:t>
+            </w:r>
+          </w:p>
+        </w:tc>
+        <w:tc>
+          <w:tcPr>
+            <w:tcW w:type="dxa" w:w="1587"/>
+            <w:tcBorders>
+              <w:top w:val="nil"/>
+              <w:left w:val="nil"/>
+              <w:bottom w:val="single" w:sz="4" w:color="E6EAF0" w:space="0"/>
+              <w:right w:val="nil"/>
+            </w:tcBorders>
+          </w:tcPr>
+          <w:p>
+            <w:pPr>
+              <w:spacing w:before="0" w:after="0"/>
+              <w:jc w:val="right"/>
+            </w:pPr>
+            <w:r>
+              <w:rPr>
+                <w:b w:val="0"/>
+                <w:sz w:val="17"/>
+              </w:rPr>
+              <w:t>▲ 0.82 p. p.</w:t>
+            </w:r>
+          </w:p>
+        </w:tc>
+      </w:tr>
+      <w:tr>
+        <w:tc>
+          <w:tcPr>
+            <w:tcW w:type="dxa" w:w="3515"/>
+            <w:tcBorders>
+              <w:top w:val="nil"/>
+              <w:left w:val="nil"/>
+              <w:bottom w:val="single" w:sz="4" w:color="E6EAF0" w:space="0"/>
+              <w:right w:val="nil"/>
+            </w:tcBorders>
+          </w:tcPr>
+          <w:p>
+            <w:pPr>
+              <w:spacing w:before="0" w:after="0"/>
+            </w:pPr>
+            <w:r>
+              <w:rPr>
+                <w:b w:val="0"/>
+                <w:sz w:val="17"/>
+              </w:rPr>
+              <w:t>12-month Euribor</w:t>
+            </w:r>
+          </w:p>
+        </w:tc>
+        <w:tc>
+          <w:tcPr>
+            <w:tcW w:type="dxa" w:w="1814"/>
+            <w:tcBorders>
+              <w:top w:val="nil"/>
+              <w:left w:val="nil"/>
+              <w:bottom w:val="single" w:sz="4" w:color="E6EAF0" w:space="0"/>
+              <w:right w:val="nil"/>
+            </w:tcBorders>
+          </w:tcPr>
+          <w:p>
+            <w:pPr>
+              <w:spacing w:before="0" w:after="0"/>
+              <w:jc w:val="right"/>
+            </w:pPr>
+            <w:r>
+              <w:rPr>
+                <w:b w:val="0"/>
+                <w:sz w:val="17"/>
+              </w:rPr>
+              <w:t>3.25% (2026-09)</w:t>
+            </w:r>
+          </w:p>
+        </w:tc>
+        <w:tc>
+          <w:tcPr>
+            <w:tcW w:type="dxa" w:w="1361"/>
+            <w:tcBorders>
+              <w:top w:val="nil"/>
+              <w:left w:val="nil"/>
+              <w:bottom w:val="single" w:sz="4" w:color="E6EAF0" w:space="0"/>
+              <w:right w:val="nil"/>
+            </w:tcBorders>
+          </w:tcPr>
+          <w:p>
+            <w:pPr>
+              <w:spacing w:before="0" w:after="0"/>
+              <w:jc w:val="right"/>
+            </w:pPr>
+            <w:r>
+              <w:rPr>
+                <w:b w:val="0"/>
+                <w:sz w:val="17"/>
+              </w:rPr>
+              <w:t>2.80%</w:t>
+            </w:r>
+          </w:p>
+        </w:tc>
+        <w:tc>
+          <w:tcPr>
+            <w:tcW w:type="dxa" w:w="1361"/>
+            <w:tcBorders>
+              <w:top w:val="nil"/>
+              <w:left w:val="nil"/>
+              <w:bottom w:val="single" w:sz="4" w:color="E6EAF0" w:space="0"/>
+              <w:right w:val="nil"/>
+            </w:tcBorders>
+          </w:tcPr>
+          <w:p>
+            <w:pPr>
+              <w:spacing w:before="0" w:after="0"/>
+              <w:jc w:val="right"/>
+            </w:pPr>
+            <w:r>
+              <w:rPr>
+                <w:b w:val="0"/>
+                <w:sz w:val="17"/>
+              </w:rPr>
+              <w:t>2.17%</w:t>
+            </w:r>
+          </w:p>
+        </w:tc>
+        <w:tc>
+          <w:tcPr>
+            <w:tcW w:type="dxa" w:w="1587"/>
+            <w:tcBorders>
+              <w:top w:val="nil"/>
+              <w:left w:val="nil"/>
+              <w:bottom w:val="single" w:sz="4" w:color="E6EAF0" w:space="0"/>
+              <w:right w:val="nil"/>
+            </w:tcBorders>
+          </w:tcPr>
+          <w:p>
+            <w:pPr>
+              <w:spacing w:before="0" w:after="0"/>
+              <w:jc w:val="right"/>
+            </w:pPr>
+            <w:r>
+              <w:rPr>
+                <w:b w:val="0"/>
+                <w:sz w:val="17"/>
+              </w:rPr>
+              <w:t>▲ 1.08 p. p.</w:t>
+            </w:r>
+          </w:p>
+        </w:tc>
+      </w:tr>
+      <w:tr>
+        <w:tc>
+          <w:tcPr>
+            <w:tcW w:type="dxa" w:w="3515"/>
+            <w:tcBorders>
+              <w:top w:val="nil"/>
+              <w:left w:val="nil"/>
+              <w:bottom w:val="single" w:sz="4" w:color="E6EAF0" w:space="0"/>
+              <w:right w:val="nil"/>
+            </w:tcBorders>
+          </w:tcPr>
+          <w:p>
+            <w:pPr>
+              <w:spacing w:before="0" w:after="0"/>
+            </w:pPr>
+            <w:r>
+              <w:rPr>
+                <w:b w:val="0"/>
+                <w:sz w:val="17"/>
+              </w:rPr>
+              <w:t>Euro area AAA government 10-year yield</w:t>
+            </w:r>
+          </w:p>
+        </w:tc>
+        <w:tc>
+          <w:tcPr>
+            <w:tcW w:type="dxa" w:w="1814"/>
+            <w:tcBorders>
+              <w:top w:val="nil"/>
+              <w:left w:val="nil"/>
+              <w:bottom w:val="single" w:sz="4" w:color="E6EAF0" w:space="0"/>
+              <w:right w:val="nil"/>
+            </w:tcBorders>
+          </w:tcPr>
+          <w:p>
+            <w:pPr>
+              <w:spacing w:before="0" w:after="0"/>
+              <w:jc w:val="right"/>
+            </w:pPr>
+            <w:r>
+              <w:rPr>
+                <w:b w:val="0"/>
+                <w:sz w:val="17"/>
+              </w:rPr>
+              <w:t>3.43% (2026-10)</w:t>
+            </w:r>
+          </w:p>
+        </w:tc>
+        <w:tc>
+          <w:tcPr>
+            <w:tcW w:type="dxa" w:w="1361"/>
+            <w:tcBorders>
+              <w:top w:val="nil"/>
+              <w:left w:val="nil"/>
+              <w:bottom w:val="single" w:sz="4" w:color="E6EAF0" w:space="0"/>
+              <w:right w:val="nil"/>
+            </w:tcBorders>
+          </w:tcPr>
+          <w:p>
+            <w:pPr>
+              <w:spacing w:before="0" w:after="0"/>
+              <w:jc w:val="right"/>
+            </w:pPr>
+            <w:r>
+              <w:rPr>
+                <w:b w:val="0"/>
+                <w:sz w:val="17"/>
+              </w:rPr>
+              <w:t>3.23%</w:t>
+            </w:r>
+          </w:p>
+        </w:tc>
+        <w:tc>
+          <w:tcPr>
+            <w:tcW w:type="dxa" w:w="1361"/>
+            <w:tcBorders>
+              <w:top w:val="nil"/>
+              <w:left w:val="nil"/>
+              <w:bottom w:val="single" w:sz="4" w:color="E6EAF0" w:space="0"/>
+              <w:right w:val="nil"/>
+            </w:tcBorders>
+          </w:tcPr>
+          <w:p>
+            <w:pPr>
+              <w:spacing w:before="0" w:after="0"/>
+              <w:jc w:val="right"/>
+            </w:pPr>
+            <w:r>
+              <w:rPr>
+                <w:b w:val="0"/>
+                <w:sz w:val="17"/>
+              </w:rPr>
+              <w:t>2.72%</w:t>
+            </w:r>
+          </w:p>
+        </w:tc>
+        <w:tc>
+          <w:tcPr>
+            <w:tcW w:type="dxa" w:w="1587"/>
+            <w:tcBorders>
+              <w:top w:val="nil"/>
+              <w:left w:val="nil"/>
+              <w:bottom w:val="single" w:sz="4" w:color="E6EAF0" w:space="0"/>
+              <w:right w:val="nil"/>
+            </w:tcBorders>
+          </w:tcPr>
+          <w:p>
+            <w:pPr>
+              <w:spacing w:before="0" w:after="0"/>
+              <w:jc w:val="right"/>
+            </w:pPr>
+            <w:r>
+              <w:rPr>
+                <w:b w:val="0"/>
+                <w:sz w:val="17"/>
+              </w:rPr>
+              <w:t>▲ 0.71 p. p.</w:t>
+            </w:r>
+          </w:p>
+        </w:tc>
+      </w:tr>
+      <w:tr>
+        <w:tc>
+          <w:tcPr>
+            <w:tcW w:type="dxa" w:w="3515"/>
+            <w:tcBorders>
+              <w:top w:val="nil"/>
+              <w:left w:val="nil"/>
+              <w:bottom w:val="single" w:sz="4" w:color="E6EAF0" w:space="0"/>
+              <w:right w:val="nil"/>
+            </w:tcBorders>
+          </w:tcPr>
+          <w:p>
+            <w:pPr>
+              <w:spacing w:before="0" w:after="0"/>
+            </w:pPr>
+            <w:r>
+              <w:rPr>
+                <w:b w:val="0"/>
+                <w:sz w:val="17"/>
+              </w:rPr>
+              <w:t>Euro area inflation (HICP, annual)</w:t>
+            </w:r>
+          </w:p>
+        </w:tc>
+        <w:tc>
+          <w:tcPr>
+            <w:tcW w:type="dxa" w:w="1814"/>
+            <w:tcBorders>
+              <w:top w:val="nil"/>
+              <w:left w:val="nil"/>
+              <w:bottom w:val="single" w:sz="4" w:color="E6EAF0" w:space="0"/>
+              <w:right w:val="nil"/>
+            </w:tcBorders>
+          </w:tcPr>
+          <w:p>
+            <w:pPr>
+              <w:spacing w:before="0" w:after="0"/>
+              <w:jc w:val="right"/>
+            </w:pPr>
+            <w:r>
+              <w:rPr>
+                <w:b w:val="0"/>
+                <w:sz w:val="17"/>
+              </w:rPr>
+              <w:t>1.90% (2025-12)</w:t>
+            </w:r>
+          </w:p>
+        </w:tc>
+        <w:tc>
+          <w:tcPr>
+            <w:tcW w:type="dxa" w:w="1361"/>
+            <w:tcBorders>
+              <w:top w:val="nil"/>
+              <w:left w:val="nil"/>
+              <w:bottom w:val="single" w:sz="4" w:color="E6EAF0" w:space="0"/>
+              <w:right w:val="nil"/>
+            </w:tcBorders>
+          </w:tcPr>
+          <w:p>
+            <w:pPr>
+              <w:spacing w:before="0" w:after="0"/>
+              <w:jc w:val="right"/>
+            </w:pPr>
+            <w:r>
+              <w:rPr>
+                <w:b w:val="0"/>
+                <w:sz w:val="17"/>
+              </w:rPr>
+              <w:t>2.20%</w:t>
+            </w:r>
+          </w:p>
+        </w:tc>
+        <w:tc>
+          <w:tcPr>
+            <w:tcW w:type="dxa" w:w="1361"/>
+            <w:tcBorders>
+              <w:top w:val="nil"/>
+              <w:left w:val="nil"/>
+              <w:bottom w:val="single" w:sz="4" w:color="E6EAF0" w:space="0"/>
+              <w:right w:val="nil"/>
+            </w:tcBorders>
+          </w:tcPr>
+          <w:p>
+            <w:pPr>
+              <w:spacing w:before="0" w:after="0"/>
+              <w:jc w:val="right"/>
+            </w:pPr>
+            <w:r>
+              <w:rPr>
+                <w:b w:val="0"/>
+                <w:sz w:val="17"/>
+              </w:rPr>
+              <w:t>2.40%</w:t>
+            </w:r>
+          </w:p>
+        </w:tc>
+        <w:tc>
+          <w:tcPr>
+            <w:tcW w:type="dxa" w:w="1587"/>
+            <w:tcBorders>
+              <w:top w:val="nil"/>
+              <w:left w:val="nil"/>
+              <w:bottom w:val="single" w:sz="4" w:color="E6EAF0" w:space="0"/>
+              <w:right w:val="nil"/>
+            </w:tcBorders>
+          </w:tcPr>
+          <w:p>
+            <w:pPr>
+              <w:spacing w:before="0" w:after="0"/>
+              <w:jc w:val="right"/>
+            </w:pPr>
+            <w:r>
+              <w:rPr>
+                <w:b w:val="0"/>
+                <w:sz w:val="17"/>
+              </w:rPr>
+              <w:t>▼ 0.50 p. p.</w:t>
+            </w:r>
+          </w:p>
+        </w:tc>
+      </w:tr>
+    </w:tbl>
+    <w:p>
+      <w:pPr>
+        <w:spacing w:before="0" w:after="40"/>
+      </w:pPr>
+    </w:p>
+    <w:p>
+      <w:pPr>
+        <w:spacing w:before="40" w:after="60"/>
+      </w:pPr>
+      <w:r>
+        <w:rPr>
+          <w:b w:val="0"/>
+          <w:color w:val="667085"/>
+          <w:sz w:val="16"/>
+        </w:rPr>
+        <w:t>Euro area rates and inflation (ECB data, end-of-month value; Euribor and inflation – monthly average). Relevant for floating-rate and reset bonds and refinancing costs.</w:t>
+      </w:r>
+    </w:p>
+    <w:p>
+      <w:pPr>
+        <w:keepNext/>
+        <w:pBdr>
+          <w:bottom w:val="single" w:sz="8" w:color="12355B" w:space="4"/>
         </w:pBdr>
         <w:tabs>
           <w:tab w:pos="482" w:val="left"/>
@@ -3402,7 +4611,7 @@
       <w:r>
         <w:rPr>
           <w:b/>
-          <w:color w:val="1F4E79"/>
+          <w:color w:val="12355B"/>
           <w:sz w:val="28"/>
         </w:rPr>
         <w:t>In the press</w:t>
@@ -3415,7 +4624,7 @@
       <w:r>
         <w:rPr>
           <w:b w:val="0"/>
-          <w:color w:val="5F6B7A"/>
+          <w:color w:val="667085"/>
           <w:sz w:val="18"/>
         </w:rPr>
         <w:t>Automatic news scan (Google News, LT), 2026-07-24 – 2026-10-22: 2 articles.</w:t>
@@ -3464,7 +4673,7 @@
             <w:r>
               <w:rPr>
                 <w:b w:val="0"/>
-                <w:color w:val="1A1A1A"/>
+                <w:color w:val="1B2430"/>
                 <w:sz w:val="17"/>
               </w:rPr>
               <w:t>2026-09-23</w:t>
@@ -3510,10 +4719,10 @@
             <w:pPr>
               <w:spacing w:before="0" w:after="0"/>
             </w:pPr>
-            <w:hyperlink r:id="rId26">
+            <w:hyperlink r:id="rId28">
               <w:r>
                 <w:rPr>
-                  <w:color w:val="1A1A1A"/>
+                  <w:color w:val="1B2430"/>
                   <w:sz w:val="18"/>
                 </w:rPr>
                 <w:t xml:space="preserve">bendrovei UAB „Valstybės investicinis kapitalas“ numatomas išskirtinis vaidmuo skatinant kapitalo rinkas bei mobilizuojant investicijas gynybos sektoriuje</w:t>
@@ -3522,7 +4731,7 @@
             <w:r>
               <w:rPr>
                 <w:b w:val="0"/>
-                <w:color w:val="5F6B7A"/>
+                <w:color w:val="667085"/>
                 <w:sz w:val="15"/>
               </w:rPr>
               <w:t xml:space="preserve">   Lietuvos Respublikos Vyriausybė</w:t>
@@ -3548,7 +4757,7 @@
             <w:r>
               <w:rPr>
                 <w:b w:val="0"/>
-                <w:color w:val="1A1A1A"/>
+                <w:color w:val="1B2430"/>
                 <w:sz w:val="17"/>
               </w:rPr>
               <w:t>2026-09-23</w:t>
@@ -3594,10 +4803,10 @@
             <w:pPr>
               <w:spacing w:before="0" w:after="0"/>
             </w:pPr>
-            <w:hyperlink r:id="rId27">
+            <w:hyperlink r:id="rId29">
               <w:r>
                 <w:rPr>
-                  <w:color w:val="1A1A1A"/>
+                  <w:color w:val="1B2430"/>
                   <w:sz w:val="18"/>
                 </w:rPr>
                 <w:t xml:space="preserve">„Valstybės investicinis kapitalas“ nebus prijungtas prie ILTE</w:t>
@@ -3606,7 +4815,7 @@
             <w:r>
               <w:rPr>
                 <w:b w:val="0"/>
-                <w:color w:val="5F6B7A"/>
+                <w:color w:val="667085"/>
                 <w:sz w:val="15"/>
               </w:rPr>
               <w:t xml:space="preserve">   15min.lt</w:t>
@@ -3624,7 +4833,7 @@
       <w:pPr>
         <w:keepNext/>
         <w:pBdr>
-          <w:bottom w:val="single" w:sz="8" w:color="1F4E79" w:space="4"/>
+          <w:bottom w:val="single" w:sz="8" w:color="12355B" w:space="4"/>
         </w:pBdr>
         <w:tabs>
           <w:tab w:pos="482" w:val="left"/>
@@ -3643,7 +4852,7 @@
       <w:r>
         <w:rPr>
           <w:b/>
-          <w:color w:val="1F4E79"/>
+          <w:color w:val="12355B"/>
           <w:sz w:val="28"/>
         </w:rPr>
         <w:t>ESG report</w:t>
@@ -3652,7 +4861,7 @@
     <w:p>
       <w:pPr>
         <w:keepNext/>
-        <w:shd w:val="clear" w:color="auto" w:fill="EAF1F8"/>
+        <w:shd w:val="clear" w:color="auto" w:fill="EEF3F8"/>
         <w:spacing w:before="200" w:after="80"/>
         <w:ind w:left="85"/>
       </w:pPr>
@@ -3660,7 +4869,7 @@
         <w:rPr>
           <w:b/>
           <w:caps/>
-          <w:color w:val="1F4E79"/>
+          <w:color w:val="12355B"/>
           <w:sz w:val="19"/>
         </w:rPr>
         <w:t>Exclusionary screening (companies)</w:t>
@@ -3733,7 +4942,7 @@
             <w:r>
               <w:rPr>
                 <w:b/>
-                <w:color w:val="1A1A1A"/>
+                <w:color w:val="1B2430"/>
                 <w:sz w:val="19"/>
               </w:rPr>
               <w:t>Yes, the company is not involved in excluded sectors: controversial and nuclear weapons, tobacco, gambling and restricted sectors in fossil fuel</w:t>
@@ -3750,7 +4959,7 @@
             <w:r>
               <w:rPr>
                 <w:b w:val="0"/>
-                <w:color w:val="5F6B7A"/>
+                <w:color w:val="667085"/>
                 <w:sz w:val="18"/>
               </w:rPr>
               <w:t>•</w:t>
@@ -3776,7 +4985,7 @@
             <w:r>
               <w:rPr>
                 <w:b w:val="0"/>
-                <w:color w:val="5F6B7A"/>
+                <w:color w:val="667085"/>
                 <w:sz w:val="18"/>
               </w:rPr>
               <w:t>•</w:t>
@@ -3812,7 +5021,7 @@
             <w:r>
               <w:rPr>
                 <w:b w:val="0"/>
-                <w:color w:val="5F6B7A"/>
+                <w:color w:val="667085"/>
                 <w:sz w:val="18"/>
               </w:rPr>
               <w:t>•</w:t>
@@ -3826,14 +5035,14 @@
               </w:rPr>
               <w:t>The SEB Arms and Defence policy only restricts controversial weapons, nuclear weapons outside NATO, civilian semi-automatic arms and unlicensed trade</w:t>
             </w:r>
-            <w:hyperlink r:id="rId28">
+            <w:hyperlink r:id="rId30">
               <w:r>
                 <w:rPr>
                   <w:color w:val="2A78D6"/>
                   <w:vertAlign w:val="superscript"/>
                   <w:sz w:val="15"/>
                 </w:rPr>
-                <w:t xml:space="preserve">20</w:t>
+                <w:t xml:space="preserve">23</w:t>
               </w:r>
             </w:hyperlink>
             <w:r>
@@ -3915,7 +5124,7 @@
             <w:r>
               <w:rPr>
                 <w:b/>
-                <w:color w:val="1A1A1A"/>
+                <w:color w:val="1B2430"/>
                 <w:sz w:val="19"/>
               </w:rPr>
               <w:t>Yes, the company does not have red flag/signal related to controversies based on UN Global Compact, OECD Guidelines for Multinational Enterprises or any other relevant principles/standards</w:t>
@@ -3932,7 +5141,7 @@
             <w:r>
               <w:rPr>
                 <w:b w:val="0"/>
-                <w:color w:val="5F6B7A"/>
+                <w:color w:val="667085"/>
                 <w:sz w:val="18"/>
               </w:rPr>
               <w:t>•</w:t>
@@ -4017,7 +5226,7 @@
             <w:r>
               <w:rPr>
                 <w:b/>
-                <w:color w:val="1A1A1A"/>
+                <w:color w:val="1B2430"/>
                 <w:sz w:val="19"/>
               </w:rPr>
               <w:t>Yes, the company is not in the list of sanctions (add a screenshot)</w:t>
@@ -4034,7 +5243,7 @@
             <w:r>
               <w:rPr>
                 <w:b w:val="0"/>
-                <w:color w:val="5F6B7A"/>
+                <w:color w:val="667085"/>
                 <w:sz w:val="18"/>
               </w:rPr>
               <w:t>•</w:t>
@@ -4119,7 +5328,7 @@
             <w:r>
               <w:rPr>
                 <w:b/>
-                <w:color w:val="1A1A1A"/>
+                <w:color w:val="1B2430"/>
                 <w:sz w:val="19"/>
               </w:rPr>
               <w:t>Yes, issues were not identified from adverse media checks (add a screenshot)</w:t>
@@ -4136,7 +5345,7 @@
             <w:r>
               <w:rPr>
                 <w:b w:val="0"/>
-                <w:color w:val="5F6B7A"/>
+                <w:color w:val="667085"/>
                 <w:sz w:val="18"/>
               </w:rPr>
               <w:t>•</w:t>
@@ -4162,7 +5371,7 @@
             <w:r>
               <w:rPr>
                 <w:b w:val="0"/>
-                <w:color w:val="5F6B7A"/>
+                <w:color w:val="667085"/>
                 <w:sz w:val="18"/>
               </w:rPr>
               <w:t>•</w:t>
@@ -4208,7 +5417,7 @@
     <w:p>
       <w:pPr>
         <w:keepNext/>
-        <w:shd w:val="clear" w:color="auto" w:fill="EAF1F8"/>
+        <w:shd w:val="clear" w:color="auto" w:fill="EEF3F8"/>
         <w:spacing w:before="200" w:after="80"/>
         <w:ind w:left="85"/>
       </w:pPr>
@@ -4216,7 +5425,7 @@
         <w:rPr>
           <w:b/>
           <w:caps/>
-          <w:color w:val="1F4E79"/>
+          <w:color w:val="12355B"/>
           <w:sz w:val="19"/>
         </w:rPr>
         <w:t>ESG integration and positive screening (positive answers imply higher allocation)</w:t>
@@ -4289,7 +5498,7 @@
             <w:r>
               <w:rPr>
                 <w:b/>
-                <w:color w:val="1A1A1A"/>
+                <w:color w:val="1B2430"/>
                 <w:sz w:val="19"/>
               </w:rPr>
               <w:t>Yes, the company is promoting environmental or social characteristics (activities, ESG policy, good ESG rating, etc)</w:t>
@@ -4306,7 +5515,7 @@
             <w:r>
               <w:rPr>
                 <w:b w:val="0"/>
-                <w:color w:val="5F6B7A"/>
+                <w:color w:val="667085"/>
                 <w:sz w:val="18"/>
               </w:rPr>
               <w:t>•</w:t>
@@ -4332,7 +5541,7 @@
             <w:r>
               <w:rPr>
                 <w:b w:val="0"/>
-                <w:color w:val="5F6B7A"/>
+                <w:color w:val="667085"/>
                 <w:sz w:val="18"/>
               </w:rPr>
               <w:t>•</w:t>
@@ -4346,14 +5555,14 @@
               </w:rPr>
               <w:t>The priority is defence and security</w:t>
             </w:r>
-            <w:hyperlink r:id="rId29">
+            <w:hyperlink r:id="rId31">
               <w:r>
                 <w:rPr>
                   <w:color w:val="2A78D6"/>
                   <w:vertAlign w:val="superscript"/>
                   <w:sz w:val="15"/>
                 </w:rPr>
-                <w:t xml:space="preserve">21</w:t>
+                <w:t xml:space="preserve">24</w:t>
               </w:r>
             </w:hyperlink>
             <w:r>
@@ -4435,7 +5644,7 @@
             <w:r>
               <w:rPr>
                 <w:b/>
-                <w:color w:val="1A1A1A"/>
+                <w:color w:val="1B2430"/>
                 <w:sz w:val="19"/>
               </w:rPr>
               <w:t>Yes, the activities of the company or it’s strategy is aligned with the taxonomy and/or Paris agreement targets (e.g. net zero commitment)</w:t>
@@ -4452,7 +5661,7 @@
             <w:r>
               <w:rPr>
                 <w:b w:val="0"/>
-                <w:color w:val="5F6B7A"/>
+                <w:color w:val="667085"/>
                 <w:sz w:val="18"/>
               </w:rPr>
               <w:t>•</w:t>
@@ -4478,7 +5687,7 @@
             <w:r>
               <w:rPr>
                 <w:b w:val="0"/>
-                <w:color w:val="5F6B7A"/>
+                <w:color w:val="667085"/>
                 <w:sz w:val="18"/>
               </w:rPr>
               <w:t>•</w:t>
@@ -4492,14 +5701,14 @@
               </w:rPr>
               <w:t>Green procurement through CPO LT</w:t>
             </w:r>
-            <w:hyperlink r:id="rId30">
+            <w:hyperlink r:id="rId32">
               <w:r>
                 <w:rPr>
                   <w:color w:val="2A78D6"/>
                   <w:vertAlign w:val="superscript"/>
                   <w:sz w:val="15"/>
                 </w:rPr>
-                <w:t xml:space="preserve">22</w:t>
+                <w:t xml:space="preserve">25</w:t>
               </w:r>
             </w:hyperlink>
             <w:r>
@@ -4581,7 +5790,7 @@
             <w:r>
               <w:rPr>
                 <w:b/>
-                <w:color w:val="1A1A1A"/>
+                <w:color w:val="1B2430"/>
                 <w:sz w:val="19"/>
               </w:rPr>
               <w:t>Yes, the company does not have yellow flag/signal related to controversies based on UN Global Compact or any other relevant principles/standards</w:t>
@@ -4598,7 +5807,7 @@
             <w:r>
               <w:rPr>
                 <w:b w:val="0"/>
-                <w:color w:val="5F6B7A"/>
+                <w:color w:val="667085"/>
                 <w:sz w:val="18"/>
               </w:rPr>
               <w:t>•</w:t>
@@ -4624,7 +5833,7 @@
             <w:r>
               <w:rPr>
                 <w:b w:val="0"/>
-                <w:color w:val="5F6B7A"/>
+                <w:color w:val="667085"/>
                 <w:sz w:val="18"/>
               </w:rPr>
               <w:t>•</w:t>
@@ -4638,14 +5847,14 @@
               </w:rPr>
               <w:t>The Nasdaq Vilnius corporate governance code is applied</w:t>
             </w:r>
-            <w:hyperlink r:id="rId31">
+            <w:hyperlink r:id="rId33">
               <w:r>
                 <w:rPr>
                   <w:color w:val="2A78D6"/>
                   <w:vertAlign w:val="superscript"/>
                   <w:sz w:val="15"/>
                 </w:rPr>
-                <w:t xml:space="preserve">23</w:t>
+                <w:t xml:space="preserve">26</w:t>
               </w:r>
             </w:hyperlink>
             <w:r>
@@ -4727,7 +5936,7 @@
             <w:r>
               <w:rPr>
                 <w:b/>
-                <w:color w:val="1A1A1A"/>
+                <w:color w:val="1B2430"/>
                 <w:sz w:val="19"/>
               </w:rPr>
               <w:t>Yes, the company fulfills the expectations from SEB thematic and sector policies</w:t>
@@ -4757,7 +5966,7 @@
             <w:r>
               <w:rPr>
                 <w:b w:val="0"/>
-                <w:color w:val="5F6B7A"/>
+                <w:color w:val="667085"/>
                 <w:sz w:val="18"/>
               </w:rPr>
               <w:t>•</w:t>
@@ -4771,14 +5980,14 @@
               </w:rPr>
               <w:t>The Investments policy</w:t>
             </w:r>
-            <w:hyperlink r:id="rId28">
+            <w:hyperlink r:id="rId30">
               <w:r>
                 <w:rPr>
                   <w:color w:val="2A78D6"/>
                   <w:vertAlign w:val="superscript"/>
                   <w:sz w:val="15"/>
                 </w:rPr>
-                <w:t xml:space="preserve">24</w:t>
+                <w:t xml:space="preserve">27</w:t>
               </w:r>
             </w:hyperlink>
             <w:r>
@@ -4789,14 +5998,14 @@
               </w:rPr>
               <w:t xml:space="preserve"> and the Arms and Defence policy</w:t>
             </w:r>
-            <w:hyperlink r:id="rId28">
+            <w:hyperlink r:id="rId30">
               <w:r>
                 <w:rPr>
                   <w:color w:val="2A78D6"/>
                   <w:vertAlign w:val="superscript"/>
                   <w:sz w:val="15"/>
                 </w:rPr>
-                <w:t xml:space="preserve">20</w:t>
+                <w:t xml:space="preserve">23</w:t>
               </w:r>
             </w:hyperlink>
             <w:r>
@@ -4832,7 +6041,7 @@
             <w:r>
               <w:rPr>
                 <w:b w:val="0"/>
-                <w:color w:val="5F6B7A"/>
+                <w:color w:val="667085"/>
                 <w:sz w:val="18"/>
               </w:rPr>
               <w:t>•</w:t>
@@ -4868,7 +6077,7 @@
             <w:r>
               <w:rPr>
                 <w:b w:val="0"/>
-                <w:color w:val="5F6B7A"/>
+                <w:color w:val="667085"/>
                 <w:sz w:val="18"/>
               </w:rPr>
               <w:t>•</w:t>
@@ -4882,14 +6091,14 @@
               </w:rPr>
               <w:t>Corporate governance code</w:t>
             </w:r>
-            <w:hyperlink r:id="rId31">
+            <w:hyperlink r:id="rId33">
               <w:r>
                 <w:rPr>
                   <w:color w:val="2A78D6"/>
                   <w:vertAlign w:val="superscript"/>
                   <w:sz w:val="15"/>
                 </w:rPr>
-                <w:t xml:space="preserve">23</w:t>
+                <w:t xml:space="preserve">26</w:t>
               </w:r>
             </w:hyperlink>
             <w:r>
@@ -4925,7 +6134,7 @@
             <w:r>
               <w:rPr>
                 <w:b w:val="0"/>
-                <w:color w:val="5F6B7A"/>
+                <w:color w:val="667085"/>
                 <w:sz w:val="18"/>
               </w:rPr>
               <w:t>•</w:t>
@@ -4958,7 +6167,7 @@
     <w:p>
       <w:pPr>
         <w:keepNext/>
-        <w:shd w:val="clear" w:color="auto" w:fill="EAF1F8"/>
+        <w:shd w:val="clear" w:color="auto" w:fill="EEF3F8"/>
         <w:spacing w:before="200" w:after="80"/>
         <w:ind w:left="85"/>
       </w:pPr>
@@ -4966,7 +6175,7 @@
         <w:rPr>
           <w:b/>
           <w:caps/>
-          <w:color w:val="1F4E79"/>
+          <w:color w:val="12355B"/>
           <w:sz w:val="19"/>
         </w:rPr>
         <w:t>Engagement</w:t>
@@ -5039,7 +6248,7 @@
             <w:r>
               <w:rPr>
                 <w:b/>
-                <w:color w:val="1A1A1A"/>
+                <w:color w:val="1B2430"/>
                 <w:sz w:val="19"/>
               </w:rPr>
               <w:t>Is there a need for pro-active engagement with the company?</w:t>
@@ -5056,7 +6265,7 @@
             <w:r>
               <w:rPr>
                 <w:b w:val="0"/>
-                <w:color w:val="5F6B7A"/>
+                <w:color w:val="667085"/>
                 <w:sz w:val="18"/>
               </w:rPr>
               <w:t>•</w:t>
@@ -5089,7 +6298,7 @@
     <w:p>
       <w:pPr>
         <w:keepNext/>
-        <w:shd w:val="clear" w:color="auto" w:fill="EAF1F8"/>
+        <w:shd w:val="clear" w:color="auto" w:fill="EEF3F8"/>
         <w:spacing w:before="200" w:after="80"/>
         <w:ind w:left="85"/>
       </w:pPr>
@@ -5097,7 +6306,7 @@
         <w:rPr>
           <w:b/>
           <w:caps/>
-          <w:color w:val="1F4E79"/>
+          <w:color w:val="12355B"/>
           <w:sz w:val="19"/>
         </w:rPr>
         <w:t>Indicators</w:t>
@@ -5170,7 +6379,7 @@
             <w:r>
               <w:rPr>
                 <w:b/>
-                <w:color w:val="1A1A1A"/>
+                <w:color w:val="1B2430"/>
                 <w:sz w:val="19"/>
               </w:rPr>
               <w:t>Yes, the indicators of the company support the targets of sustainability and PAI indicators followed by the Fund</w:t>
@@ -5187,7 +6396,7 @@
             <w:r>
               <w:rPr>
                 <w:b w:val="0"/>
-                <w:color w:val="5F6B7A"/>
+                <w:color w:val="667085"/>
                 <w:sz w:val="18"/>
               </w:rPr>
               <w:t>•</w:t>
@@ -5201,14 +6410,14 @@
               </w:rPr>
               <w:t>VIK has no premises or property, so its direct environmental impact is small</w:t>
             </w:r>
-            <w:hyperlink r:id="rId30">
+            <w:hyperlink r:id="rId32">
               <w:r>
                 <w:rPr>
                   <w:color w:val="2A78D6"/>
                   <w:vertAlign w:val="superscript"/>
                   <w:sz w:val="15"/>
                 </w:rPr>
-                <w:t xml:space="preserve">22</w:t>
+                <w:t xml:space="preserve">25</w:t>
               </w:r>
             </w:hyperlink>
             <w:r>
@@ -5231,7 +6440,7 @@
             <w:r>
               <w:rPr>
                 <w:b w:val="0"/>
-                <w:color w:val="5F6B7A"/>
+                <w:color w:val="667085"/>
                 <w:sz w:val="18"/>
               </w:rPr>
               <w:t>•</w:t>
@@ -5245,14 +6454,14 @@
               </w:rPr>
               <w:t>The key PAI indicator for the fund is weapons exposure: conventional weapons only</w:t>
             </w:r>
-            <w:hyperlink r:id="rId32">
+            <w:hyperlink r:id="rId34">
               <w:r>
                 <w:rPr>
                   <w:color w:val="2A78D6"/>
                   <w:vertAlign w:val="superscript"/>
                   <w:sz w:val="15"/>
                 </w:rPr>
-                <w:t xml:space="preserve">25</w:t>
+                <w:t xml:space="preserve">28</w:t>
               </w:r>
             </w:hyperlink>
             <w:r>
@@ -5305,7 +6514,7 @@
       <w:r>
         <w:rPr>
           <w:b w:val="0"/>
-          <w:color w:val="5F6B7A"/>
+          <w:color w:val="667085"/>
           <w:sz w:val="16"/>
         </w:rPr>
         <w:t>SEB policies applied: Policy on Sustainability Considerations in Investments (SEB AB); Arms and Defence sector policy; Environmental Policy on Climate, Nature and Water (thematic); Social and Human Rights Policy (thematic); Governance expectations in sector policies (anti-corruption, tax, reporting)</w:t>
@@ -5315,7 +6524,7 @@
       <w:pPr>
         <w:keepNext/>
         <w:pBdr>
-          <w:bottom w:val="single" w:sz="8" w:color="1F4E79" w:space="4"/>
+          <w:bottom w:val="single" w:sz="8" w:color="12355B" w:space="4"/>
         </w:pBdr>
         <w:tabs>
           <w:tab w:pos="482" w:val="left"/>
@@ -5334,7 +6543,7 @@
       <w:r>
         <w:rPr>
           <w:b/>
-          <w:color w:val="1F4E79"/>
+          <w:color w:val="12355B"/>
           <w:sz w:val="28"/>
         </w:rPr>
         <w:t>Sources</w:t>
@@ -5351,7 +6560,7 @@
       <w:r>
         <w:rPr>
           <w:b w:val="0"/>
-          <w:color w:val="5F6B7A"/>
+          <w:color w:val="667085"/>
           <w:sz w:val="17"/>
         </w:rPr>
         <w:t>1.</w:t>
@@ -5378,7 +6587,7 @@
       <w:r>
         <w:rPr>
           <w:b w:val="0"/>
-          <w:color w:val="5F6B7A"/>
+          <w:color w:val="667085"/>
           <w:sz w:val="17"/>
         </w:rPr>
         <w:t>2.</w:t>
@@ -5405,7 +6614,7 @@
       <w:r>
         <w:rPr>
           <w:b w:val="0"/>
-          <w:color w:val="5F6B7A"/>
+          <w:color w:val="667085"/>
           <w:sz w:val="17"/>
         </w:rPr>
         <w:t>3.</w:t>
@@ -5432,7 +6641,7 @@
       <w:r>
         <w:rPr>
           <w:b w:val="0"/>
-          <w:color w:val="5F6B7A"/>
+          <w:color w:val="667085"/>
           <w:sz w:val="17"/>
         </w:rPr>
         <w:t>4.</w:t>
@@ -5459,7 +6668,7 @@
       <w:r>
         <w:rPr>
           <w:b w:val="0"/>
-          <w:color w:val="5F6B7A"/>
+          <w:color w:val="667085"/>
           <w:sz w:val="17"/>
         </w:rPr>
         <w:t>5.</w:t>
@@ -5486,7 +6695,7 @@
       <w:r>
         <w:rPr>
           <w:b w:val="0"/>
-          <w:color w:val="5F6B7A"/>
+          <w:color w:val="667085"/>
           <w:sz w:val="17"/>
         </w:rPr>
         <w:t>6.</w:t>
@@ -5513,7 +6722,7 @@
       <w:r>
         <w:rPr>
           <w:b w:val="0"/>
-          <w:color w:val="5F6B7A"/>
+          <w:color w:val="667085"/>
           <w:sz w:val="17"/>
         </w:rPr>
         <w:t>7.</w:t>
@@ -5540,7 +6749,7 @@
       <w:r>
         <w:rPr>
           <w:b w:val="0"/>
-          <w:color w:val="5F6B7A"/>
+          <w:color w:val="667085"/>
           <w:sz w:val="17"/>
         </w:rPr>
         <w:t>8.</w:t>
@@ -5567,7 +6776,7 @@
       <w:r>
         <w:rPr>
           <w:b w:val="0"/>
-          <w:color w:val="5F6B7A"/>
+          <w:color w:val="667085"/>
           <w:sz w:val="17"/>
         </w:rPr>
         <w:t>9.</w:t>
@@ -5594,7 +6803,7 @@
       <w:r>
         <w:rPr>
           <w:b w:val="0"/>
-          <w:color w:val="5F6B7A"/>
+          <w:color w:val="667085"/>
           <w:sz w:val="17"/>
         </w:rPr>
         <w:t>10.</w:t>
@@ -5621,7 +6830,7 @@
       <w:r>
         <w:rPr>
           <w:b w:val="0"/>
-          <w:color w:val="5F6B7A"/>
+          <w:color w:val="667085"/>
           <w:sz w:val="17"/>
         </w:rPr>
         <w:t>11.</w:t>
@@ -5648,7 +6857,7 @@
       <w:r>
         <w:rPr>
           <w:b w:val="0"/>
-          <w:color w:val="5F6B7A"/>
+          <w:color w:val="667085"/>
           <w:sz w:val="17"/>
         </w:rPr>
         <w:t>12.</w:t>
@@ -5675,7 +6884,7 @@
       <w:r>
         <w:rPr>
           <w:b w:val="0"/>
-          <w:color w:val="5F6B7A"/>
+          <w:color w:val="667085"/>
           <w:sz w:val="17"/>
         </w:rPr>
         <w:t>13.</w:t>
@@ -5702,7 +6911,7 @@
       <w:r>
         <w:rPr>
           <w:b w:val="0"/>
-          <w:color w:val="5F6B7A"/>
+          <w:color w:val="667085"/>
           <w:sz w:val="17"/>
         </w:rPr>
         <w:t>14.</w:t>
@@ -5729,7 +6938,7 @@
       <w:r>
         <w:rPr>
           <w:b w:val="0"/>
-          <w:color w:val="5F6B7A"/>
+          <w:color w:val="667085"/>
           <w:sz w:val="17"/>
         </w:rPr>
         <w:t>15.</w:t>
@@ -5756,7 +6965,7 @@
       <w:r>
         <w:rPr>
           <w:b w:val="0"/>
-          <w:color w:val="5F6B7A"/>
+          <w:color w:val="667085"/>
           <w:sz w:val="17"/>
         </w:rPr>
         <w:t>16.</w:t>
@@ -5783,7 +6992,7 @@
       <w:r>
         <w:rPr>
           <w:b w:val="0"/>
-          <w:color w:val="5F6B7A"/>
+          <w:color w:val="667085"/>
           <w:sz w:val="17"/>
         </w:rPr>
         <w:t>17.</w:t>
@@ -5810,7 +7019,7 @@
       <w:r>
         <w:rPr>
           <w:b w:val="0"/>
-          <w:color w:val="5F6B7A"/>
+          <w:color w:val="667085"/>
           <w:sz w:val="17"/>
         </w:rPr>
         <w:t>18.</w:t>
@@ -5837,7 +7046,7 @@
       <w:r>
         <w:rPr>
           <w:b w:val="0"/>
-          <w:color w:val="5F6B7A"/>
+          <w:color w:val="667085"/>
           <w:sz w:val="17"/>
         </w:rPr>
         <w:t>19.</w:t>
@@ -5864,13 +7073,94 @@
       <w:r>
         <w:rPr>
           <w:b w:val="0"/>
-          <w:color w:val="5F6B7A"/>
+          <w:color w:val="667085"/>
           <w:sz w:val="17"/>
         </w:rPr>
         <w:t>20.</w:t>
         <w:tab/>
       </w:r>
-      <w:hyperlink r:id="rId28">
+      <w:hyperlink r:id="rId15">
+        <w:r>
+          <w:rPr>
+            <w:color w:val="2A78D6"/>
+            <w:sz w:val="17"/>
+          </w:rPr>
+          <w:t xml:space="preserve">VIK - Interim report 6M 2026 (unaudited), p. 4, 2026</w:t>
+        </w:r>
+      </w:hyperlink>
+    </w:p>
+    <w:p>
+      <w:pPr>
+        <w:tabs>
+          <w:tab w:pos="397" w:val="left"/>
+        </w:tabs>
+        <w:spacing w:before="0" w:after="30"/>
+        <w:ind w:left="397" w:hanging="397"/>
+      </w:pPr>
+      <w:r>
+        <w:rPr>
+          <w:b w:val="0"/>
+          <w:color w:val="667085"/>
+          <w:sz w:val="17"/>
+        </w:rPr>
+        <w:t>21.</w:t>
+        <w:tab/>
+      </w:r>
+      <w:hyperlink r:id="rId26">
+        <w:r>
+          <w:rPr>
+            <w:color w:val="2A78D6"/>
+            <w:sz w:val="17"/>
+          </w:rPr>
+          <w:t xml:space="preserve">VIK - Interim report 6M 2026 (unaudited), p. 6, 2026</w:t>
+        </w:r>
+      </w:hyperlink>
+    </w:p>
+    <w:p>
+      <w:pPr>
+        <w:tabs>
+          <w:tab w:pos="397" w:val="left"/>
+        </w:tabs>
+        <w:spacing w:before="0" w:after="30"/>
+        <w:ind w:left="397" w:hanging="397"/>
+      </w:pPr>
+      <w:r>
+        <w:rPr>
+          <w:b w:val="0"/>
+          <w:color w:val="667085"/>
+          <w:sz w:val="17"/>
+        </w:rPr>
+        <w:t>22.</w:t>
+        <w:tab/>
+      </w:r>
+      <w:hyperlink r:id="rId27">
+        <w:r>
+          <w:rPr>
+            <w:color w:val="2A78D6"/>
+            <w:sz w:val="17"/>
+          </w:rPr>
+          <w:t xml:space="preserve">VIK - Interim report 6M 2026 (unaudited), p. 21, 2026</w:t>
+        </w:r>
+      </w:hyperlink>
+    </w:p>
+    <w:p>
+      <w:pPr>
+        <w:tabs>
+          <w:tab w:pos="397" w:val="left"/>
+        </w:tabs>
+        <w:spacing w:before="0" w:after="30"/>
+        <w:ind w:left="397" w:hanging="397"/>
+      </w:pPr>
+      <w:r>
+        <w:rPr>
+          <w:b w:val="0"/>
+          <w:color w:val="667085"/>
+          <w:sz w:val="17"/>
+        </w:rPr>
+        <w:t>23.</w:t>
+        <w:tab/>
+      </w:r>
+      <w:hyperlink r:id="rId30">
         <w:r>
           <w:rPr>
             <w:color w:val="2A78D6"/>
@@ -5891,13 +7181,13 @@
       <w:r>
         <w:rPr>
           <w:b w:val="0"/>
-          <w:color w:val="5F6B7A"/>
+          <w:color w:val="667085"/>
           <w:sz w:val="17"/>
         </w:rPr>
-        <w:t>21.</w:t>
+        <w:t>24.</w:t>
         <w:tab/>
       </w:r>
-      <w:hyperlink r:id="rId29">
+      <w:hyperlink r:id="rId31">
         <w:r>
           <w:rPr>
             <w:color w:val="2A78D6"/>
@@ -5918,13 +7208,13 @@
       <w:r>
         <w:rPr>
           <w:b w:val="0"/>
-          <w:color w:val="5F6B7A"/>
+          <w:color w:val="667085"/>
           <w:sz w:val="17"/>
         </w:rPr>
-        <w:t>22.</w:t>
+        <w:t>25.</w:t>
         <w:tab/>
       </w:r>
-      <w:hyperlink r:id="rId30">
+      <w:hyperlink r:id="rId32">
         <w:r>
           <w:rPr>
             <w:color w:val="2A78D6"/>
@@ -5945,13 +7235,13 @@
       <w:r>
         <w:rPr>
           <w:b w:val="0"/>
-          <w:color w:val="5F6B7A"/>
+          <w:color w:val="667085"/>
           <w:sz w:val="17"/>
         </w:rPr>
-        <w:t>23.</w:t>
+        <w:t>26.</w:t>
         <w:tab/>
       </w:r>
-      <w:hyperlink r:id="rId31">
+      <w:hyperlink r:id="rId33">
         <w:r>
           <w:rPr>
             <w:color w:val="2A78D6"/>
@@ -5972,13 +7262,13 @@
       <w:r>
         <w:rPr>
           <w:b w:val="0"/>
-          <w:color w:val="5F6B7A"/>
+          <w:color w:val="667085"/>
           <w:sz w:val="17"/>
         </w:rPr>
-        <w:t>24.</w:t>
+        <w:t>27.</w:t>
         <w:tab/>
       </w:r>
-      <w:hyperlink r:id="rId28">
+      <w:hyperlink r:id="rId30">
         <w:r>
           <w:rPr>
             <w:color w:val="2A78D6"/>
@@ -5999,13 +7289,13 @@
       <w:r>
         <w:rPr>
           <w:b w:val="0"/>
-          <w:color w:val="5F6B7A"/>
+          <w:color w:val="667085"/>
           <w:sz w:val="17"/>
         </w:rPr>
-        <w:t>25.</w:t>
+        <w:t>28.</w:t>
         <w:tab/>
       </w:r>
-      <w:hyperlink r:id="rId32">
+      <w:hyperlink r:id="rId34">
         <w:r>
           <w:rPr>
             <w:color w:val="2A78D6"/>
@@ -6022,7 +7312,7 @@
       <w:r>
         <w:rPr>
           <w:b w:val="0"/>
-          <w:color w:val="5F6B7A"/>
+          <w:color w:val="667085"/>
           <w:sz w:val="16"/>
         </w:rPr>
         <w:t>Report prepared from public sources. Figures are as published by the issuer; small numbers next to the text point to the source list.</w:t>
@@ -6047,7 +7337,7 @@
   <w:p>
     <w:pPr>
       <w:pBdr>
-        <w:top w:val="single" w:sz="4" w:color="C9D3DE" w:space="4"/>
+        <w:top w:val="single" w:sz="4" w:color="D5DCE4" w:space="4"/>
       </w:pBdr>
       <w:tabs>
         <w:tab w:pos="9638" w:val="right"/>
@@ -6056,7 +7346,7 @@
     <w:r>
       <w:rPr>
         <w:b w:val="0"/>
-        <w:color w:val="5F6B7A"/>
+        <w:color w:val="667085"/>
         <w:sz w:val="16"/>
       </w:rPr>
       <w:t>Valstybės investicinis kapitalas (VIK) · 6M2026 · 2026-10-22</w:t>
@@ -6065,7 +7355,7 @@
     <w:r>
       <w:rPr>
         <w:b/>
-        <w:color w:val="1F4E79"/>
+        <w:color w:val="12355B"/>
         <w:sz w:val="16"/>
       </w:rPr>
       <w:fldChar w:fldCharType="begin"/>
@@ -6081,7 +7371,7 @@
   <w:p>
     <w:pPr>
       <w:pBdr>
-        <w:top w:val="single" w:sz="4" w:color="C9D3DE" w:space="4"/>
+        <w:top w:val="single" w:sz="4" w:color="D5DCE4" w:space="4"/>
       </w:pBdr>
       <w:tabs>
         <w:tab w:pos="9638" w:val="right"/>
@@ -6090,7 +7380,7 @@
     <w:r>
       <w:rPr>
         <w:b w:val="0"/>
-        <w:color w:val="5F6B7A"/>
+        <w:color w:val="667085"/>
         <w:sz w:val="16"/>
       </w:rPr>
       <w:t>Valstybės investicinis kapitalas (VIK) · 6M2026 · 2026-10-22</w:t>
@@ -6099,7 +7389,7 @@
     <w:r>
       <w:rPr>
         <w:b/>
-        <w:color w:val="1F4E79"/>
+        <w:color w:val="12355B"/>
         <w:sz w:val="16"/>
       </w:rPr>
       <w:fldChar w:fldCharType="begin"/>
@@ -6115,7 +7405,7 @@
   <w:p>
     <w:pPr>
       <w:pBdr>
-        <w:bottom w:val="single" w:sz="4" w:color="C9D3DE" w:space="4"/>
+        <w:bottom w:val="single" w:sz="4" w:color="D5DCE4" w:space="4"/>
       </w:pBdr>
       <w:tabs>
         <w:tab w:pos="9638" w:val="right"/>
@@ -6124,7 +7414,7 @@
     <w:r>
       <w:rPr>
         <w:b/>
-        <w:color w:val="1F4E79"/>
+        <w:color w:val="12355B"/>
         <w:sz w:val="16"/>
       </w:rPr>
       <w:t>Valstybės investicinis kapitalas (VIK)</w:t>
@@ -6132,7 +7422,7 @@
     <w:r>
       <w:rPr>
         <w:b w:val="0"/>
-        <w:color w:val="5F6B7A"/>
+        <w:color w:val="667085"/>
         <w:sz w:val="16"/>
       </w:rPr>
       <w:tab/>
@@ -6510,7 +7800,7 @@
     </w:pPr>
     <w:rPr>
       <w:rFonts w:ascii="Calibri" w:hAnsi="Calibri" w:eastAsia="Calibri"/>
-      <w:color w:val="1A1A1A"/>
+      <w:color w:val="1B2430"/>
       <w:sz w:val="21"/>
     </w:rPr>
   </w:style>

--- a/docs/files/vik/vik_6M2026_en.docx
+++ b/docs/files/vik/vik_6M2026_en.docx
@@ -4627,7 +4627,7 @@
           <w:color w:val="667085"/>
           <w:sz w:val="18"/>
         </w:rPr>
-        <w:t>Automatic news scan (Google News, LT), 2026-07-24 – 2026-10-22: 2 articles.</w:t>
+        <w:t>Automatic news scan (Google News, LT), 2026-07-25 – 2026-10-23: 2 articles.</w:t>
       </w:r>
     </w:p>
     <w:tbl>
@@ -5383,7 +5383,7 @@
                 <w:color w:val="333333"/>
                 <w:sz w:val="18"/>
               </w:rPr>
-              <w:t>News summary 2026-07-24 – 2026-10-22: 2 articles, 0 with an adverse keyword in the headline (details in the section "In the press").</w:t>
+              <w:t>News summary 2026-07-25 – 2026-10-23: 2 articles, 0 with an adverse keyword in the headline (details in the section "In the press").</w:t>
             </w:r>
           </w:p>
         </w:tc>

--- a/docs/files/vik/vik_6M2026_en.docx
+++ b/docs/files/vik/vik_6M2026_en.docx
@@ -455,7 +455,7 @@
                 <w:color w:val="1B2430"/>
                 <w:sz w:val="21"/>
               </w:rPr>
-              <w:t>. 1H profit EUR 7.1m, equity ratio 70% (calculated by the tool)</w:t>
+              <w:t>. 1H profit EUR 7.1m, equity ratio 70% (own calculation)</w:t>
             </w:r>
             <w:hyperlink r:id="rId14">
               <w:r>
@@ -2528,7 +2528,7 @@
           <w:color w:val="667085"/>
           <w:sz w:val="16"/>
         </w:rPr>
-        <w:t>Colours: green change – the metric is improving, red – worsening. Latest-period cell background: green – good level, amber – average, red – weak (tool benchmarks, config/metric_rules.yaml).</w:t>
+        <w:t>Colours: green change – the metric is improving, red – worsening. Latest-period cell background: green – good level, amber – average, red – weak (internal benchmarks, config/metric_rules.yaml).</w:t>
       </w:r>
     </w:p>
     <w:p>
@@ -2541,7 +2541,7 @@
           <w:color w:val="667085"/>
           <w:sz w:val="16"/>
         </w:rPr>
-        <w:t>* – taken from the report summary;  ᶜ – calculated by the tool. Small numbers next to text link to the source (opens the document at the cited page).</w:t>
+        <w:t>* – taken from the report summary;  ᶜ – own calculation. Small numbers next to text link to the source (opens the document at the cited page).</w:t>
       </w:r>
     </w:p>
     <w:p>
@@ -2842,7 +2842,7 @@
         <w:rPr>
           <w:b w:val="0"/>
         </w:rPr>
-        <w:t xml:space="preserve"> 8.1m); bonds outstanding at 2026-06-30 about EUR 50.6m (calculated by the tool)</w:t>
+        <w:t xml:space="preserve"> 8.1m); bonds outstanding at 2026-06-30 about EUR 50.6m (own calculation)</w:t>
       </w:r>
       <w:hyperlink r:id="rId20">
         <w:r>

--- a/docs/files/vik/vik_6M2026_en.docx
+++ b/docs/files/vik/vik_6M2026_en.docx
@@ -4371,7 +4371,7 @@
                 <w:b w:val="0"/>
                 <w:sz w:val="17"/>
               </w:rPr>
-              <w:t>3.43% (2026-10)</w:t>
+              <w:t>3.38% (2026-10)</w:t>
             </w:r>
           </w:p>
         </w:tc>
@@ -4443,7 +4443,7 @@
                 <w:b w:val="0"/>
                 <w:sz w:val="17"/>
               </w:rPr>
-              <w:t>▲ 0.71 p. p.</w:t>
+              <w:t>▲ 0.66 p. p.</w:t>
             </w:r>
           </w:p>
         </w:tc>
@@ -5255,7 +5255,7 @@
                 <w:color w:val="333333"/>
                 <w:sz w:val="18"/>
               </w:rPr>
-              <w:t>Not found on the EU, UN, UK, US OFAC consolidated sanctions lists (automatic check 2026-10-22).</w:t>
+              <w:t>Not found on the EU, UN, UK, US OFAC consolidated sanctions lists (automatic check 2026-10-23).</w:t>
             </w:r>
           </w:p>
         </w:tc>

--- a/docs/files/vik/vik_6M2026_en.docx
+++ b/docs/files/vik/vik_6M2026_en.docx
@@ -5474,10 +5474,10 @@
               <w:rPr>
                 <w:rFonts w:ascii="Segoe UI Symbol" w:hAnsi="Segoe UI Symbol"/>
                 <w:b w:val="0"/>
-                <w:color w:val="9AA5B1"/>
+                <w:color w:val="1B7F3B"/>
                 <w:sz w:val="24"/>
               </w:rPr>
-              <w:t>☐</w:t>
+              <w:t>☑</w:t>
             </w:r>
           </w:p>
         </w:tc>
@@ -5506,6 +5506,19 @@
           </w:p>
           <w:p>
             <w:pPr>
+              <w:spacing w:before="40" w:after="0"/>
+            </w:pPr>
+            <w:r>
+              <w:rPr>
+                <w:b/>
+                <w:color w:val="333333"/>
+                <w:sz w:val="18"/>
+              </w:rPr>
+              <w:t>Social benefit – national security</w:t>
+            </w:r>
+          </w:p>
+          <w:p>
+            <w:pPr>
               <w:tabs>
                 <w:tab w:pos="198" w:val="left"/>
               </w:tabs>
@@ -5527,7 +5540,77 @@
                 <w:color w:val="333333"/>
                 <w:sz w:val="18"/>
               </w:rPr>
-              <w:t>VIK states that sustainability is not a primary objective</w:t>
+              <w:t>VIK finances Lithuania's defence and security industry, e.g. the ammunition plant in Baisogala</w:t>
+            </w:r>
+            <w:hyperlink r:id="rId15">
+              <w:r>
+                <w:rPr>
+                  <w:color w:val="2A78D6"/>
+                  <w:vertAlign w:val="superscript"/>
+                  <w:sz w:val="15"/>
+                </w:rPr>
+                <w:t xml:space="preserve">4</w:t>
+              </w:r>
+            </w:hyperlink>
+            <w:r>
+              <w:rPr>
+                <w:b w:val="0"/>
+                <w:color w:val="333333"/>
+                <w:sz w:val="18"/>
+              </w:rPr>
+              <w:t>.</w:t>
+            </w:r>
+          </w:p>
+          <w:p>
+            <w:pPr>
+              <w:tabs>
+                <w:tab w:pos="198" w:val="left"/>
+              </w:tabs>
+              <w:spacing w:before="0" w:after="20"/>
+              <w:ind w:left="198" w:hanging="198"/>
+            </w:pPr>
+            <w:r>
+              <w:rPr>
+                <w:b w:val="0"/>
+                <w:color w:val="667085"/>
+                <w:sz w:val="18"/>
+              </w:rPr>
+              <w:t>•</w:t>
+              <w:tab/>
+            </w:r>
+            <w:r>
+              <w:rPr>
+                <w:b w:val="0"/>
+                <w:color w:val="333333"/>
+                <w:sz w:val="18"/>
+              </w:rPr>
+              <w:t>By investing we contribute to national security, which we assign to the 'S' (social) part of ESG (owner's assessment, 2026-10-23).</w:t>
+            </w:r>
+          </w:p>
+          <w:p>
+            <w:pPr>
+              <w:tabs>
+                <w:tab w:pos="198" w:val="left"/>
+              </w:tabs>
+              <w:spacing w:before="0" w:after="20"/>
+              <w:ind w:left="198" w:hanging="198"/>
+            </w:pPr>
+            <w:r>
+              <w:rPr>
+                <w:b w:val="0"/>
+                <w:color w:val="667085"/>
+                <w:sz w:val="18"/>
+              </w:rPr>
+              <w:t>•</w:t>
+              <w:tab/>
+            </w:r>
+            <w:r>
+              <w:rPr>
+                <w:b w:val="0"/>
+                <w:color w:val="333333"/>
+                <w:sz w:val="18"/>
+              </w:rPr>
+              <w:t>VIK itself states that sustainability is not its primary objective</w:t>
             </w:r>
           </w:p>
           <w:p>

--- a/docs/files/vik/vik_6M2026_en.docx
+++ b/docs/files/vik/vik_6M2026_en.docx
@@ -5584,7 +5584,7 @@
                 <w:color w:val="333333"/>
                 <w:sz w:val="18"/>
               </w:rPr>
-              <w:t>By investing we contribute to national security, which we assign to the 'S' (social) part of ESG (owner's assessment, 2026-10-23).</w:t>
+              <w:t>By investing we contribute to national security, which we assign to the 'S' (social) part of ESG.</w:t>
             </w:r>
           </w:p>
           <w:p>

--- a/docs/files/vik/vik_6M2026_en.docx
+++ b/docs/files/vik/vik_6M2026_en.docx
@@ -5258,6 +5258,117 @@
               <w:t>Not found on the EU, UN, UK, US OFAC consolidated sanctions lists (automatic check 2026-10-23).</w:t>
             </w:r>
           </w:p>
+          <w:p>
+            <w:pPr>
+              <w:spacing w:before="40" w:after="0"/>
+            </w:pPr>
+            <w:r>
+              <w:rPr>
+                <w:b/>
+                <w:color w:val="333333"/>
+                <w:sz w:val="18"/>
+              </w:rPr>
+              <w:t>Manual check</w:t>
+            </w:r>
+          </w:p>
+          <w:p>
+            <w:pPr>
+              <w:tabs>
+                <w:tab w:pos="198" w:val="left"/>
+              </w:tabs>
+              <w:spacing w:before="0" w:after="20"/>
+              <w:ind w:left="198" w:hanging="198"/>
+            </w:pPr>
+            <w:r>
+              <w:rPr>
+                <w:b w:val="0"/>
+                <w:color w:val="667085"/>
+                <w:sz w:val="18"/>
+              </w:rPr>
+              <w:t>•</w:t>
+              <w:tab/>
+            </w:r>
+            <w:r>
+              <w:rPr>
+                <w:b w:val="0"/>
+                <w:color w:val="333333"/>
+                <w:sz w:val="18"/>
+              </w:rPr>
+              <w:t>OFAC sanctions search</w:t>
+            </w:r>
+            <w:hyperlink r:id="rId31">
+              <w:r>
+                <w:rPr>
+                  <w:color w:val="2A78D6"/>
+                  <w:vertAlign w:val="superscript"/>
+                  <w:sz w:val="15"/>
+                </w:rPr>
+                <w:t xml:space="preserve">24</w:t>
+              </w:r>
+            </w:hyperlink>
+          </w:p>
+          <w:p>
+            <w:pPr>
+              <w:tabs>
+                <w:tab w:pos="198" w:val="left"/>
+              </w:tabs>
+              <w:spacing w:before="0" w:after="20"/>
+              <w:ind w:left="198" w:hanging="198"/>
+            </w:pPr>
+            <w:r>
+              <w:rPr>
+                <w:b w:val="0"/>
+                <w:color w:val="667085"/>
+                <w:sz w:val="18"/>
+              </w:rPr>
+              <w:t>•</w:t>
+              <w:tab/>
+            </w:r>
+            <w:r>
+              <w:rPr>
+                <w:b w:val="0"/>
+                <w:color w:val="333333"/>
+                <w:sz w:val="18"/>
+              </w:rPr>
+              <w:t>EU Sanctions Map</w:t>
+            </w:r>
+            <w:hyperlink r:id="rId32">
+              <w:r>
+                <w:rPr>
+                  <w:color w:val="2A78D6"/>
+                  <w:vertAlign w:val="superscript"/>
+                  <w:sz w:val="15"/>
+                </w:rPr>
+                <w:t xml:space="preserve">25</w:t>
+              </w:r>
+            </w:hyperlink>
+          </w:p>
+          <w:p>
+            <w:pPr>
+              <w:tabs>
+                <w:tab w:pos="198" w:val="left"/>
+              </w:tabs>
+              <w:spacing w:before="0" w:after="20"/>
+              <w:ind w:left="198" w:hanging="198"/>
+            </w:pPr>
+            <w:r>
+              <w:rPr>
+                <w:b w:val="0"/>
+                <w:color w:val="667085"/>
+                <w:sz w:val="18"/>
+              </w:rPr>
+              <w:t>•</w:t>
+              <w:tab/>
+            </w:r>
+            <w:r>
+              <w:rPr>
+                <w:b w:val="0"/>
+                <w:color w:val="333333"/>
+                <w:sz w:val="18"/>
+              </w:rPr>
+              <w:t>SEB eNameChecker (internal SEB system).</w:t>
+            </w:r>
+          </w:p>
         </w:tc>
       </w:tr>
     </w:tbl>
@@ -5638,14 +5749,14 @@
               </w:rPr>
               <w:t>The priority is defence and security</w:t>
             </w:r>
-            <w:hyperlink r:id="rId31">
+            <w:hyperlink r:id="rId33">
               <w:r>
                 <w:rPr>
                   <w:color w:val="2A78D6"/>
                   <w:vertAlign w:val="superscript"/>
                   <w:sz w:val="15"/>
                 </w:rPr>
-                <w:t xml:space="preserve">24</w:t>
+                <w:t xml:space="preserve">26</w:t>
               </w:r>
             </w:hyperlink>
             <w:r>
@@ -5784,14 +5895,14 @@
               </w:rPr>
               <w:t>Green procurement through CPO LT</w:t>
             </w:r>
-            <w:hyperlink r:id="rId32">
+            <w:hyperlink r:id="rId34">
               <w:r>
                 <w:rPr>
                   <w:color w:val="2A78D6"/>
                   <w:vertAlign w:val="superscript"/>
                   <w:sz w:val="15"/>
                 </w:rPr>
-                <w:t xml:space="preserve">25</w:t>
+                <w:t xml:space="preserve">27</w:t>
               </w:r>
             </w:hyperlink>
             <w:r>
@@ -5930,14 +6041,14 @@
               </w:rPr>
               <w:t>The Nasdaq Vilnius corporate governance code is applied</w:t>
             </w:r>
-            <w:hyperlink r:id="rId33">
+            <w:hyperlink r:id="rId35">
               <w:r>
                 <w:rPr>
                   <w:color w:val="2A78D6"/>
                   <w:vertAlign w:val="superscript"/>
                   <w:sz w:val="15"/>
                 </w:rPr>
-                <w:t xml:space="preserve">26</w:t>
+                <w:t xml:space="preserve">28</w:t>
               </w:r>
             </w:hyperlink>
             <w:r>
@@ -6070,7 +6181,7 @@
                   <w:vertAlign w:val="superscript"/>
                   <w:sz w:val="15"/>
                 </w:rPr>
-                <w:t xml:space="preserve">27</w:t>
+                <w:t xml:space="preserve">29</w:t>
               </w:r>
             </w:hyperlink>
             <w:r>
@@ -6174,14 +6285,14 @@
               </w:rPr>
               <w:t>Corporate governance code</w:t>
             </w:r>
-            <w:hyperlink r:id="rId33">
+            <w:hyperlink r:id="rId35">
               <w:r>
                 <w:rPr>
                   <w:color w:val="2A78D6"/>
                   <w:vertAlign w:val="superscript"/>
                   <w:sz w:val="15"/>
                 </w:rPr>
-                <w:t xml:space="preserve">26</w:t>
+                <w:t xml:space="preserve">28</w:t>
               </w:r>
             </w:hyperlink>
             <w:r>
@@ -6493,14 +6604,14 @@
               </w:rPr>
               <w:t>VIK has no premises or property, so its direct environmental impact is small</w:t>
             </w:r>
-            <w:hyperlink r:id="rId32">
+            <w:hyperlink r:id="rId34">
               <w:r>
                 <w:rPr>
                   <w:color w:val="2A78D6"/>
                   <w:vertAlign w:val="superscript"/>
                   <w:sz w:val="15"/>
                 </w:rPr>
-                <w:t xml:space="preserve">25</w:t>
+                <w:t xml:space="preserve">27</w:t>
               </w:r>
             </w:hyperlink>
             <w:r>
@@ -6537,14 +6648,14 @@
               </w:rPr>
               <w:t>The key PAI indicator for the fund is weapons exposure: conventional weapons only</w:t>
             </w:r>
-            <w:hyperlink r:id="rId34">
+            <w:hyperlink r:id="rId36">
               <w:r>
                 <w:rPr>
                   <w:color w:val="2A78D6"/>
                   <w:vertAlign w:val="superscript"/>
                   <w:sz w:val="15"/>
                 </w:rPr>
-                <w:t xml:space="preserve">28</w:t>
+                <w:t xml:space="preserve">30</w:t>
               </w:r>
             </w:hyperlink>
             <w:r>
@@ -7276,7 +7387,7 @@
             <w:color w:val="2A78D6"/>
             <w:sz w:val="17"/>
           </w:rPr>
-          <w:t xml:space="preserve">VIK - Interim report 6M 2026 (unaudited), p. 13-14, 2026</w:t>
+          <w:t xml:space="preserve">OFAC Sanctions List Search (US Treasury)</w:t>
         </w:r>
       </w:hyperlink>
     </w:p>
@@ -7303,7 +7414,7 @@
             <w:color w:val="2A78D6"/>
             <w:sz w:val="17"/>
           </w:rPr>
-          <w:t xml:space="preserve">VIK - Interim report 6M 2026 (unaudited), p. 14, 2026</w:t>
+          <w:t xml:space="preserve">EU Sanctions Map</w:t>
         </w:r>
       </w:hyperlink>
     </w:p>
@@ -7330,6 +7441,60 @@
             <w:color w:val="2A78D6"/>
             <w:sz w:val="17"/>
           </w:rPr>
+          <w:t xml:space="preserve">VIK - Interim report 6M 2026 (unaudited), p. 13-14, 2026</w:t>
+        </w:r>
+      </w:hyperlink>
+    </w:p>
+    <w:p>
+      <w:pPr>
+        <w:tabs>
+          <w:tab w:pos="397" w:val="left"/>
+        </w:tabs>
+        <w:spacing w:before="0" w:after="30"/>
+        <w:ind w:left="397" w:hanging="397"/>
+      </w:pPr>
+      <w:r>
+        <w:rPr>
+          <w:b w:val="0"/>
+          <w:color w:val="667085"/>
+          <w:sz w:val="17"/>
+        </w:rPr>
+        <w:t>27.</w:t>
+        <w:tab/>
+      </w:r>
+      <w:hyperlink r:id="rId34">
+        <w:r>
+          <w:rPr>
+            <w:color w:val="2A78D6"/>
+            <w:sz w:val="17"/>
+          </w:rPr>
+          <w:t xml:space="preserve">VIK - Interim report 6M 2026 (unaudited), p. 14, 2026</w:t>
+        </w:r>
+      </w:hyperlink>
+    </w:p>
+    <w:p>
+      <w:pPr>
+        <w:tabs>
+          <w:tab w:pos="397" w:val="left"/>
+        </w:tabs>
+        <w:spacing w:before="0" w:after="30"/>
+        <w:ind w:left="397" w:hanging="397"/>
+      </w:pPr>
+      <w:r>
+        <w:rPr>
+          <w:b w:val="0"/>
+          <w:color w:val="667085"/>
+          <w:sz w:val="17"/>
+        </w:rPr>
+        <w:t>28.</w:t>
+        <w:tab/>
+      </w:r>
+      <w:hyperlink r:id="rId35">
+        <w:r>
+          <w:rPr>
+            <w:color w:val="2A78D6"/>
+            <w:sz w:val="17"/>
+          </w:rPr>
           <w:t xml:space="preserve">VIK - Interim report 6M 2026 (unaudited), p. 35, 2026</w:t>
         </w:r>
       </w:hyperlink>
@@ -7348,7 +7513,7 @@
           <w:color w:val="667085"/>
           <w:sz w:val="17"/>
         </w:rPr>
-        <w:t>27.</w:t>
+        <w:t>29.</w:t>
         <w:tab/>
       </w:r>
       <w:hyperlink r:id="rId30">
@@ -7375,10 +7540,10 @@
           <w:color w:val="667085"/>
           <w:sz w:val="17"/>
         </w:rPr>
-        <w:t>28.</w:t>
+        <w:t>30.</w:t>
         <w:tab/>
       </w:r>
-      <w:hyperlink r:id="rId34">
+      <w:hyperlink r:id="rId36">
         <w:r>
           <w:rPr>
             <w:color w:val="2A78D6"/>

--- a/docs/files/vik/vik_6M2026_en.docx
+++ b/docs/files/vik/vik_6M2026_en.docx
@@ -4627,7 +4627,7 @@
           <w:color w:val="667085"/>
           <w:sz w:val="18"/>
         </w:rPr>
-        <w:t>Automatic news scan (Google News, LT), 2026-07-25 – 2026-10-23: 2 articles.</w:t>
+        <w:t>Automatic news scan (Google News, LT), 2026-07-26 – 2026-10-24: 2 articles.</w:t>
       </w:r>
     </w:p>
     <w:tbl>
@@ -5255,7 +5255,7 @@
                 <w:color w:val="333333"/>
                 <w:sz w:val="18"/>
               </w:rPr>
-              <w:t>Not found on the EU, UN, UK, US OFAC consolidated sanctions lists (automatic check 2026-10-23).</w:t>
+              <w:t>Not found on the EU, UN, UK, US OFAC consolidated sanctions lists (automatic check 2026-10-24).</w:t>
             </w:r>
           </w:p>
           <w:p>
@@ -5494,7 +5494,7 @@
                 <w:color w:val="333333"/>
                 <w:sz w:val="18"/>
               </w:rPr>
-              <w:t>News summary 2026-07-25 – 2026-10-23: 2 articles, 0 with an adverse keyword in the headline (details in the section "In the press").</w:t>
+              <w:t>News summary 2026-07-26 – 2026-10-24: 2 articles, 0 with an adverse keyword in the headline (details in the section "In the press").</w:t>
             </w:r>
           </w:p>
         </w:tc>

--- a/docs/files/vik/vik_6M2026_en.docx
+++ b/docs/files/vik/vik_6M2026_en.docx
@@ -4627,7 +4627,7 @@
           <w:color w:val="667085"/>
           <w:sz w:val="18"/>
         </w:rPr>
-        <w:t>Automatic news scan (Google News, LT), 2026-07-26 – 2026-10-24: 2 articles.</w:t>
+        <w:t>Automatic news scan (Google News, LT), 2026-07-27 – 2026-10-25: 2 articles.</w:t>
       </w:r>
     </w:p>
     <w:tbl>
@@ -5255,7 +5255,7 @@
                 <w:color w:val="333333"/>
                 <w:sz w:val="18"/>
               </w:rPr>
-              <w:t>Not found on the EU, UN, UK, US OFAC consolidated sanctions lists (automatic check 2026-10-24).</w:t>
+              <w:t>Not found on the EU, UN, UK, US OFAC consolidated sanctions lists (automatic check 2026-10-25).</w:t>
             </w:r>
           </w:p>
           <w:p>
@@ -5494,7 +5494,7 @@
                 <w:color w:val="333333"/>
                 <w:sz w:val="18"/>
               </w:rPr>
-              <w:t>News summary 2026-07-26 – 2026-10-24: 2 articles, 0 with an adverse keyword in the headline (details in the section "In the press").</w:t>
+              <w:t>News summary 2026-07-27 – 2026-10-25: 2 articles, 0 with an adverse keyword in the headline (details in the section "In the press").</w:t>
             </w:r>
           </w:p>
         </w:tc>

--- a/docs/files/vik/vik_6M2026_en.docx
+++ b/docs/files/vik/vik_6M2026_en.docx
@@ -4371,7 +4371,7 @@
                 <w:b w:val="0"/>
                 <w:sz w:val="17"/>
               </w:rPr>
-              <w:t>3.38% (2026-10)</w:t>
+              <w:t>3.37% (2026-10)</w:t>
             </w:r>
           </w:p>
         </w:tc>
@@ -4443,7 +4443,7 @@
                 <w:b w:val="0"/>
                 <w:sz w:val="17"/>
               </w:rPr>
-              <w:t>▲ 0.66 p. p.</w:t>
+              <w:t>▲ 0.65 p. p.</w:t>
             </w:r>
           </w:p>
         </w:tc>
@@ -4627,7 +4627,7 @@
           <w:color w:val="667085"/>
           <w:sz w:val="18"/>
         </w:rPr>
-        <w:t>Automatic news scan (Google News, LT), 2026-07-27 – 2026-10-25: 2 articles.</w:t>
+        <w:t>Automatic news scan (Google News, LT), 2026-07-28 – 2026-10-26: 2 articles.</w:t>
       </w:r>
     </w:p>
     <w:tbl>
@@ -5255,7 +5255,7 @@
                 <w:color w:val="333333"/>
                 <w:sz w:val="18"/>
               </w:rPr>
-              <w:t>Not found on the EU, UN, UK, US OFAC consolidated sanctions lists (automatic check 2026-10-25).</w:t>
+              <w:t>Not found on the EU, UN, US OFAC consolidated sanctions lists (automatic check 2026-10-26).</w:t>
             </w:r>
           </w:p>
           <w:p>
@@ -5494,7 +5494,7 @@
                 <w:color w:val="333333"/>
                 <w:sz w:val="18"/>
               </w:rPr>
-              <w:t>News summary 2026-07-27 – 2026-10-25: 2 articles, 0 with an adverse keyword in the headline (details in the section "In the press").</w:t>
+              <w:t>News summary 2026-07-28 – 2026-10-26: 2 articles, 0 with an adverse keyword in the headline (details in the section "In the press").</w:t>
             </w:r>
           </w:p>
         </w:tc>

--- a/docs/files/vik/vik_6M2026_en.docx
+++ b/docs/files/vik/vik_6M2026_en.docx
@@ -4627,7 +4627,7 @@
           <w:color w:val="667085"/>
           <w:sz w:val="18"/>
         </w:rPr>
-        <w:t>Automatic news scan (Google News, LT), 2026-07-28 – 2026-10-26: 2 articles.</w:t>
+        <w:t>Automatic news scan (Google News, LT), 2026-07-29 – 2026-10-27: 2 articles.</w:t>
       </w:r>
     </w:p>
     <w:tbl>
@@ -5255,7 +5255,7 @@
                 <w:color w:val="333333"/>
                 <w:sz w:val="18"/>
               </w:rPr>
-              <w:t>Not found on the EU, UN, US OFAC consolidated sanctions lists (automatic check 2026-10-26).</w:t>
+              <w:t>Not found on the EU, UN, US OFAC consolidated sanctions lists (automatic check 2026-10-27).</w:t>
             </w:r>
           </w:p>
           <w:p>
@@ -5494,7 +5494,7 @@
                 <w:color w:val="333333"/>
                 <w:sz w:val="18"/>
               </w:rPr>
-              <w:t>News summary 2026-07-28 – 2026-10-26: 2 articles, 0 with an adverse keyword in the headline (details in the section "In the press").</w:t>
+              <w:t>News summary 2026-07-29 – 2026-10-27: 2 articles, 0 with an adverse keyword in the headline (details in the section "In the press").</w:t>
             </w:r>
           </w:p>
         </w:tc>

--- a/docs/files/vik/vik_6M2026_en.docx
+++ b/docs/files/vik/vik_6M2026_en.docx
@@ -4627,7 +4627,7 @@
           <w:color w:val="667085"/>
           <w:sz w:val="18"/>
         </w:rPr>
-        <w:t>Automatic news scan (Google News, LT), 2026-07-29 – 2026-10-27: 2 articles.</w:t>
+        <w:t>Automatic news scan (Google News, LT), 2026-07-30 – 2026-10-28: 2 articles.</w:t>
       </w:r>
     </w:p>
     <w:tbl>
@@ -5255,7 +5255,7 @@
                 <w:color w:val="333333"/>
                 <w:sz w:val="18"/>
               </w:rPr>
-              <w:t>Not found on the EU, UN, US OFAC consolidated sanctions lists (automatic check 2026-10-27).</w:t>
+              <w:t>Not found on the EU, UN, US OFAC consolidated sanctions lists (automatic check 2026-10-28).</w:t>
             </w:r>
           </w:p>
           <w:p>
@@ -5494,7 +5494,7 @@
                 <w:color w:val="333333"/>
                 <w:sz w:val="18"/>
               </w:rPr>
-              <w:t>News summary 2026-07-29 – 2026-10-27: 2 articles, 0 with an adverse keyword in the headline (details in the section "In the press").</w:t>
+              <w:t>News summary 2026-07-30 – 2026-10-28: 2 articles, 0 with an adverse keyword in the headline (details in the section "In the press").</w:t>
             </w:r>
           </w:p>
         </w:tc>

--- a/docs/files/vik/vik_6M2026_en.docx
+++ b/docs/files/vik/vik_6M2026_en.docx
@@ -4627,7 +4627,7 @@
           <w:color w:val="667085"/>
           <w:sz w:val="18"/>
         </w:rPr>
-        <w:t>Automatic news scan (Google News, LT), 2026-07-30 – 2026-10-28: 2 articles.</w:t>
+        <w:t>Automatic news scan (Google News, LT), 2026-08-01 – 2026-10-30: 2 articles.</w:t>
       </w:r>
     </w:p>
     <w:tbl>
@@ -5255,7 +5255,7 @@
                 <w:color w:val="333333"/>
                 <w:sz w:val="18"/>
               </w:rPr>
-              <w:t>Not found on the EU, UN, US OFAC consolidated sanctions lists (automatic check 2026-10-28).</w:t>
+              <w:t>Not found on the EU, UN, US OFAC consolidated sanctions lists (automatic check 2026-10-30).</w:t>
             </w:r>
           </w:p>
           <w:p>
@@ -5494,7 +5494,7 @@
                 <w:color w:val="333333"/>
                 <w:sz w:val="18"/>
               </w:rPr>
-              <w:t>News summary 2026-07-30 – 2026-10-28: 2 articles, 0 with an adverse keyword in the headline (details in the section "In the press").</w:t>
+              <w:t>News summary 2026-08-01 – 2026-10-30: 2 articles, 0 with an adverse keyword in the headline (details in the section "In the press").</w:t>
             </w:r>
           </w:p>
         </w:tc>

--- a/docs/files/vik/vik_6M2026_en.docx
+++ b/docs/files/vik/vik_6M2026_en.docx
@@ -4627,7 +4627,7 @@
           <w:color w:val="667085"/>
           <w:sz w:val="18"/>
         </w:rPr>
-        <w:t>Automatic news scan (Google News, LT), 2026-08-01 – 2026-10-30: 2 articles.</w:t>
+        <w:t>Automatic news scan (Google News, LT), 2026-08-02 – 2026-10-31: 2 articles.</w:t>
       </w:r>
     </w:p>
     <w:tbl>
@@ -5255,7 +5255,7 @@
                 <w:color w:val="333333"/>
                 <w:sz w:val="18"/>
               </w:rPr>
-              <w:t>Not found on the EU, UN, US OFAC consolidated sanctions lists (automatic check 2026-10-30).</w:t>
+              <w:t>Not found on the EU, UN, US OFAC consolidated sanctions lists (automatic check 2026-10-31).</w:t>
             </w:r>
           </w:p>
           <w:p>
@@ -5494,7 +5494,7 @@
                 <w:color w:val="333333"/>
                 <w:sz w:val="18"/>
               </w:rPr>
-              <w:t>News summary 2026-08-01 – 2026-10-30: 2 articles, 0 with an adverse keyword in the headline (details in the section "In the press").</w:t>
+              <w:t>News summary 2026-08-02 – 2026-10-31: 2 articles, 0 with an adverse keyword in the headline (details in the section "In the press").</w:t>
             </w:r>
           </w:p>
         </w:tc>
